--- a/WebContent/docx/湖南肿瘤BRCA45模板（体系胚系）.docx
+++ b/WebContent/docx/湖南肿瘤BRCA45模板（体系胚系）.docx
@@ -232,6 +232,12 @@
             <w:insideH w:val="none" w:color="auto" w:sz="0" w:space="0"/>
             <w:insideV w:val="none" w:color="auto" w:sz="0" w:space="0"/>
           </w:tblBorders>
+          <w:tblCellMar>
+            <w:top w:w="0" w:type="dxa"/>
+            <w:left w:w="108" w:type="dxa"/>
+            <w:bottom w:w="0" w:type="dxa"/>
+            <w:right w:w="108" w:type="dxa"/>
+          </w:tblCellMar>
         </w:tblPrEx>
         <w:trPr>
           <w:trHeight w:val="737" w:hRule="atLeast"/>
@@ -3311,13 +3317,23 @@
             <w:r>
               <w:rPr>
                 <w:rFonts w:hint="eastAsia" w:ascii="Times New Roman" w:hAnsi="Times New Roman" w:eastAsia="微软雅黑" w:cs="Times New Roman"/>
-                <w:color w:val="000000"/>
+                <w:bCs/>
                 <w:sz w:val="21"/>
                 <w:szCs w:val="21"/>
                 <w:lang w:eastAsia="zh-CN"/>
               </w:rPr>
-              <w:t>{{ specimentype }}</w:t>
-            </w:r>
+              <w:t>{% if summaryOfRresults.type == “tissue” %}组织+血液{% else %}血液</w:t>
+            </w:r>
+            <w:r>
+              <w:rPr>
+                <w:rFonts w:hint="eastAsia" w:ascii="Times New Roman" w:hAnsi="Times New Roman" w:eastAsia="微软雅黑" w:cs="黑体"/>
+                <w:sz w:val="21"/>
+                <w:lang w:eastAsia="zh-CN"/>
+              </w:rPr>
+              <w:t>{% endif %}</w:t>
+            </w:r>
+            <w:bookmarkStart w:id="77" w:name="_GoBack"/>
+            <w:bookmarkEnd w:id="77"/>
           </w:p>
         </w:tc>
         <w:tc>
@@ -3861,7 +3877,7 @@
                 <w:szCs w:val="21"/>
                 <w:lang w:eastAsia="zh-CN"/>
               </w:rPr>
-              <w:t>HRR高通量测序检测（体系+胚系）</w:t>
+              <w:t>HRR高通量测序检测</w:t>
             </w:r>
           </w:p>
         </w:tc>
@@ -5137,8 +5153,8 @@
       </w:pPr>
       <w:bookmarkStart w:id="6" w:name="_Toc13457"/>
       <w:bookmarkStart w:id="7" w:name="_Toc19184"/>
-      <w:bookmarkStart w:id="8" w:name="_Toc14062"/>
-      <w:bookmarkStart w:id="9" w:name="_Toc12381"/>
+      <w:bookmarkStart w:id="8" w:name="_Toc12381"/>
+      <w:bookmarkStart w:id="9" w:name="_Toc14062"/>
       <w:r>
         <w:rPr>
           <w:rFonts w:hint="eastAsia" w:ascii="Times New Roman" w:hAnsi="Times New Roman" w:eastAsia="微软雅黑" w:cs="Times New Roman"/>
@@ -5191,8 +5207,8 @@
       </w:pPr>
       <w:bookmarkStart w:id="10" w:name="_Toc6677"/>
       <w:bookmarkStart w:id="11" w:name="_Toc14270"/>
-      <w:bookmarkStart w:id="12" w:name="_Toc21059"/>
-      <w:bookmarkStart w:id="13" w:name="_Toc15033"/>
+      <w:bookmarkStart w:id="12" w:name="_Toc15033"/>
+      <w:bookmarkStart w:id="13" w:name="_Toc21059"/>
       <w:bookmarkStart w:id="14" w:name="_Toc4616"/>
       <w:r>
         <w:rPr>
@@ -10286,11 +10302,11 @@
         </w:rPr>
       </w:pPr>
       <w:bookmarkStart w:id="16" w:name="_Toc29114"/>
-      <w:bookmarkStart w:id="17" w:name="_Toc149837259"/>
-      <w:bookmarkStart w:id="18" w:name="_Toc29585"/>
+      <w:bookmarkStart w:id="17" w:name="_Toc29585"/>
+      <w:bookmarkStart w:id="18" w:name="_Toc149837259"/>
       <w:bookmarkStart w:id="19" w:name="_Hlk516758315"/>
-      <w:bookmarkStart w:id="20" w:name="_Toc19898_WPSOffice_Level2"/>
-      <w:bookmarkStart w:id="21" w:name="_Toc10743"/>
+      <w:bookmarkStart w:id="20" w:name="_Toc10743"/>
+      <w:bookmarkStart w:id="21" w:name="_Toc19898_WPSOffice_Level2"/>
       <w:bookmarkStart w:id="22" w:name="_Toc24038"/>
       <w:bookmarkStart w:id="23" w:name="_Toc13489_WPSOffice_Level2"/>
       <w:r>
@@ -13795,9 +13811,9 @@
         </w:rPr>
         <w:br w:type="page"/>
       </w:r>
-      <w:bookmarkStart w:id="24" w:name="_Toc21457"/>
-      <w:bookmarkStart w:id="25" w:name="_Toc19991"/>
-      <w:bookmarkStart w:id="26" w:name="_Toc149837260"/>
+      <w:bookmarkStart w:id="24" w:name="_Toc149837260"/>
+      <w:bookmarkStart w:id="25" w:name="_Toc21457"/>
+      <w:bookmarkStart w:id="26" w:name="_Toc19991"/>
       <w:r>
         <w:rPr>
           <w:rFonts w:hint="eastAsia"/>
@@ -14330,15 +14346,15 @@
         </w:rPr>
       </w:pPr>
       <w:bookmarkStart w:id="27" w:name="_Toc454"/>
-      <w:bookmarkStart w:id="28" w:name="_Toc23846_WPSOffice_Level1"/>
-      <w:bookmarkStart w:id="29" w:name="_Toc12048"/>
-      <w:bookmarkStart w:id="30" w:name="_Toc32443_WPSOffice_Level1"/>
-      <w:bookmarkStart w:id="31" w:name="_Toc4331_WPSOffice_Level1"/>
-      <w:bookmarkStart w:id="32" w:name="_Toc5598"/>
-      <w:bookmarkStart w:id="33" w:name="_Toc23903"/>
-      <w:bookmarkStart w:id="34" w:name="_Toc13736"/>
-      <w:bookmarkStart w:id="35" w:name="_Toc25727"/>
-      <w:bookmarkStart w:id="36" w:name="_Toc32661"/>
+      <w:bookmarkStart w:id="28" w:name="_Toc32443_WPSOffice_Level1"/>
+      <w:bookmarkStart w:id="29" w:name="_Toc4331_WPSOffice_Level1"/>
+      <w:bookmarkStart w:id="30" w:name="_Toc25727"/>
+      <w:bookmarkStart w:id="31" w:name="_Toc23846_WPSOffice_Level1"/>
+      <w:bookmarkStart w:id="32" w:name="_Toc12048"/>
+      <w:bookmarkStart w:id="33" w:name="_Toc32661"/>
+      <w:bookmarkStart w:id="34" w:name="_Toc23903"/>
+      <w:bookmarkStart w:id="35" w:name="_Toc5598"/>
+      <w:bookmarkStart w:id="36" w:name="_Toc13736"/>
       <w:bookmarkStart w:id="37" w:name="_Toc15289_WPSOffice_Level3"/>
       <w:bookmarkStart w:id="38" w:name="_Toc6931_WPSOffice_Level3"/>
       <w:r>
@@ -14407,12 +14423,12 @@
           <w:lang w:eastAsia="zh-CN"/>
         </w:rPr>
       </w:pPr>
-      <w:bookmarkStart w:id="39" w:name="_Toc32443_WPSOffice_Level2"/>
-      <w:bookmarkStart w:id="40" w:name="_Toc23379"/>
-      <w:bookmarkStart w:id="41" w:name="_Toc32302"/>
-      <w:bookmarkStart w:id="42" w:name="_Toc23606"/>
-      <w:bookmarkStart w:id="43" w:name="_Toc4331_WPSOffice_Level2"/>
-      <w:bookmarkStart w:id="44" w:name="_Toc20735"/>
+      <w:bookmarkStart w:id="39" w:name="_Toc23606"/>
+      <w:bookmarkStart w:id="40" w:name="_Toc32443_WPSOffice_Level2"/>
+      <w:bookmarkStart w:id="41" w:name="_Toc20735"/>
+      <w:bookmarkStart w:id="42" w:name="_Toc4331_WPSOffice_Level2"/>
+      <w:bookmarkStart w:id="43" w:name="_Toc23379"/>
+      <w:bookmarkStart w:id="44" w:name="_Toc32302"/>
       <w:bookmarkStart w:id="45" w:name="_Toc149837264"/>
       <w:r>
         <w:rPr>
@@ -14657,6 +14673,7 @@
             <w:insideH w:val="dotted" w:color="0B8770" w:sz="4" w:space="0"/>
             <w:insideV w:val="dotted" w:color="0B8770" w:sz="4" w:space="0"/>
           </w:tblBorders>
+          <w:shd w:val="clear" w:color="auto" w:fill="auto"/>
           <w:tblCellMar>
             <w:top w:w="0" w:type="dxa"/>
             <w:left w:w="108" w:type="dxa"/>
@@ -14730,163 +14747,6 @@
                 <w:lang w:eastAsia="zh-CN"/>
               </w:rPr>
               <w:t>{{ tdd.mutFreq }}</w:t>
-            </w:r>
-          </w:p>
-        </w:tc>
-      </w:tr>
-      <w:tr>
-        <w:tblPrEx>
-          <w:tblBorders>
-            <w:top w:val="single" w:color="0B8770" w:sz="12" w:space="0"/>
-            <w:left w:val="none" w:color="auto" w:sz="0" w:space="0"/>
-            <w:bottom w:val="dotted" w:color="0B8770" w:sz="4" w:space="0"/>
-            <w:right w:val="none" w:color="auto" w:sz="0" w:space="0"/>
-            <w:insideH w:val="dotted" w:color="0B8770" w:sz="4" w:space="0"/>
-            <w:insideV w:val="dotted" w:color="0B8770" w:sz="4" w:space="0"/>
-          </w:tblBorders>
-          <w:tblCellMar>
-            <w:top w:w="0" w:type="dxa"/>
-            <w:left w:w="108" w:type="dxa"/>
-            <w:bottom w:w="0" w:type="dxa"/>
-            <w:right w:w="108" w:type="dxa"/>
-          </w:tblCellMar>
-        </w:tblPrEx>
-        <w:trPr>
-          <w:trHeight w:val="474" w:hRule="atLeast"/>
-          <w:jc w:val="center"/>
-        </w:trPr>
-        <w:tc>
-          <w:tcPr>
-            <w:tcW w:w="432" w:type="dxa"/>
-            <w:vMerge w:val="restart"/>
-            <w:shd w:val="clear" w:color="auto" w:fill="auto"/>
-            <w:vAlign w:val="center"/>
-          </w:tcPr>
-          <w:p>
-            <w:pPr>
-              <w:spacing w:before="1" w:line="250" w:lineRule="auto"/>
-              <w:jc w:val="center"/>
-              <w:rPr>
-                <w:rFonts w:ascii="Times New Roman" w:hAnsi="Times New Roman" w:eastAsia="微软雅黑" w:cs="Times New Roman"/>
-                <w:color w:val="0B8770"/>
-                <w:sz w:val="18"/>
-                <w:szCs w:val="18"/>
-                <w:lang w:eastAsia="zh-CN"/>
-              </w:rPr>
-            </w:pPr>
-            <w:r>
-              <w:rPr>
-                <w:rFonts w:ascii="Times New Roman" w:hAnsi="Times New Roman" w:eastAsia="微软雅黑" w:cs="Times New Roman"/>
-                <w:b/>
-                <w:color w:val="0B8770"/>
-                <w:sz w:val="18"/>
-                <w:szCs w:val="18"/>
-                <w:lang w:eastAsia="zh-CN"/>
-              </w:rPr>
-              <w:t>潜在获益药物</w:t>
-            </w:r>
-          </w:p>
-        </w:tc>
-        <w:tc>
-          <w:tcPr>
-            <w:tcW w:w="1191" w:type="dxa"/>
-            <w:shd w:val="clear" w:color="auto" w:fill="auto"/>
-            <w:vAlign w:val="center"/>
-          </w:tcPr>
-          <w:p>
-            <w:pPr>
-              <w:spacing w:before="1" w:line="250" w:lineRule="auto"/>
-              <w:jc w:val="center"/>
-              <w:rPr>
-                <w:rFonts w:ascii="Times New Roman" w:hAnsi="Times New Roman" w:eastAsia="微软雅黑" w:cs="Times New Roman"/>
-                <w:b/>
-                <w:color w:val="0B8770"/>
-                <w:sz w:val="18"/>
-                <w:szCs w:val="18"/>
-                <w:lang w:eastAsia="zh-CN"/>
-              </w:rPr>
-            </w:pPr>
-            <w:r>
-              <w:rPr>
-                <w:rFonts w:ascii="Times New Roman" w:hAnsi="Times New Roman" w:eastAsia="微软雅黑" w:cs="Times New Roman"/>
-                <w:b/>
-                <w:color w:val="0B8770"/>
-                <w:sz w:val="18"/>
-                <w:szCs w:val="18"/>
-                <w:lang w:eastAsia="zh-CN"/>
-              </w:rPr>
-              <w:t>A级</w:t>
-            </w:r>
-          </w:p>
-        </w:tc>
-        <w:tc>
-          <w:tcPr>
-            <w:tcW w:w="8247" w:type="dxa"/>
-            <w:shd w:val="clear" w:color="auto" w:fill="auto"/>
-            <w:vAlign w:val="center"/>
-          </w:tcPr>
-          <w:p>
-            <w:pPr>
-              <w:spacing w:before="1" w:line="250" w:lineRule="auto"/>
-              <w:jc w:val="center"/>
-              <w:rPr>
-                <w:rFonts w:ascii="Times New Roman" w:hAnsi="Times New Roman" w:eastAsia="微软雅黑" w:cs="Times New Roman"/>
-                <w:b/>
-                <w:color w:val="FFFFFF" w:themeColor="background1"/>
-                <w:sz w:val="18"/>
-                <w:szCs w:val="18"/>
-                <w:lang w:eastAsia="zh-CN"/>
-                <w14:textFill>
-                  <w14:solidFill>
-                    <w14:schemeClr w14:val="bg1"/>
-                  </w14:solidFill>
-                </w14:textFill>
-              </w:rPr>
-            </w:pPr>
-            <w:r>
-              <w:rPr>
-                <w:rFonts w:ascii="Times New Roman" w:hAnsi="Times New Roman" w:eastAsia="微软雅黑" w:cs="Times New Roman"/>
-                <w:sz w:val="18"/>
-                <w:szCs w:val="18"/>
-                <w:lang w:eastAsia="zh-CN"/>
-              </w:rPr>
-              <w:t>{% if tdd.drugaStr == [] %}无{% else%}{% for d in tdd.drugaStr %}{%if loop.last%}</w:t>
-            </w:r>
-            <w:r>
-              <w:rPr>
-                <w:rFonts w:hint="eastAsia" w:ascii="Times New Roman" w:hAnsi="Times New Roman" w:eastAsia="微软雅黑" w:cs="Times New Roman"/>
-                <w:sz w:val="18"/>
-                <w:szCs w:val="18"/>
-                <w:lang w:eastAsia="zh-CN"/>
-              </w:rPr>
-              <w:t>{{ d.nameLevel }}</w:t>
-            </w:r>
-            <w:r>
-              <w:rPr>
-                <w:rFonts w:ascii="Times New Roman" w:hAnsi="Times New Roman" w:eastAsia="微软雅黑" w:cs="Times New Roman"/>
-                <w:sz w:val="18"/>
-                <w:szCs w:val="18"/>
-                <w:lang w:eastAsia="zh-CN"/>
-              </w:rPr>
-              <w:t>{%else%}</w:t>
-            </w:r>
-            <w:r>
-              <w:rPr>
-                <w:rFonts w:hint="eastAsia" w:ascii="Times New Roman" w:hAnsi="Times New Roman" w:eastAsia="微软雅黑" w:cs="Times New Roman"/>
-                <w:sz w:val="18"/>
-                <w:szCs w:val="18"/>
-                <w:lang w:eastAsia="zh-CN"/>
-              </w:rPr>
-              <w:t>{{ d.nameLevel }}</w:t>
-            </w:r>
-            <w:r>
-              <w:rPr>
-                <w:rFonts w:ascii="Times New Roman" w:hAnsi="Times New Roman" w:eastAsia="微软雅黑" w:cs="Times New Roman"/>
-                <w:sz w:val="18"/>
-                <w:szCs w:val="18"/>
-                <w:lang w:eastAsia="zh-CN"/>
-              </w:rPr>
-              <w:t>，{%endif%}{% endfor %}{% endif%}</w:t>
             </w:r>
           </w:p>
         </w:tc>
@@ -14916,7 +14776,7 @@
         <w:tc>
           <w:tcPr>
             <w:tcW w:w="432" w:type="dxa"/>
-            <w:vMerge w:val="continue"/>
+            <w:vMerge w:val="restart"/>
             <w:shd w:val="clear" w:color="auto" w:fill="auto"/>
             <w:vAlign w:val="center"/>
           </w:tcPr>
@@ -14924,6 +14784,15 @@
             <w:pPr>
               <w:spacing w:before="1" w:line="250" w:lineRule="auto"/>
               <w:jc w:val="center"/>
+              <w:rPr>
+                <w:rFonts w:ascii="Times New Roman" w:hAnsi="Times New Roman" w:eastAsia="微软雅黑" w:cs="Times New Roman"/>
+                <w:color w:val="0B8770"/>
+                <w:sz w:val="18"/>
+                <w:szCs w:val="18"/>
+                <w:lang w:eastAsia="zh-CN"/>
+              </w:rPr>
+            </w:pPr>
+            <w:r>
               <w:rPr>
                 <w:rFonts w:ascii="Times New Roman" w:hAnsi="Times New Roman" w:eastAsia="微软雅黑" w:cs="Times New Roman"/>
                 <w:b/>
@@ -14932,7 +14801,8 @@
                 <w:szCs w:val="18"/>
                 <w:lang w:eastAsia="zh-CN"/>
               </w:rPr>
-            </w:pPr>
+              <w:t>潜在获益药物</w:t>
+            </w:r>
           </w:p>
         </w:tc>
         <w:tc>
@@ -14963,7 +14833,7 @@
                 <w:szCs w:val="18"/>
                 <w:lang w:eastAsia="zh-CN"/>
               </w:rPr>
-              <w:t>B级</w:t>
+              <w:t>A级</w:t>
             </w:r>
           </w:p>
         </w:tc>
@@ -14975,8 +14845,7 @@
           </w:tcPr>
           <w:p>
             <w:pPr>
-              <w:keepNext/>
-              <w:spacing w:before="26"/>
+              <w:spacing w:before="1" w:line="250" w:lineRule="auto"/>
               <w:jc w:val="center"/>
               <w:rPr>
                 <w:rFonts w:ascii="Times New Roman" w:hAnsi="Times New Roman" w:eastAsia="微软雅黑" w:cs="Times New Roman"/>
@@ -14999,540 +14868,7 @@
                 <w:szCs w:val="18"/>
                 <w:lang w:eastAsia="zh-CN"/>
               </w:rPr>
-              <w:t>{% if tdd.drugbStr == [] %}无{% else%}{% for d in tdd.drugbStr %}{%if loop.last%}</w:t>
-            </w:r>
-            <w:r>
-              <w:rPr>
-                <w:rFonts w:hint="eastAsia" w:ascii="Times New Roman" w:hAnsi="Times New Roman" w:eastAsia="微软雅黑" w:cs="Times New Roman"/>
-                <w:sz w:val="18"/>
-                <w:szCs w:val="18"/>
-                <w:lang w:eastAsia="zh-CN"/>
-              </w:rPr>
-              <w:t>{{ d.nameLevel }}</w:t>
-            </w:r>
-            <w:r>
-              <w:rPr>
-                <w:rFonts w:ascii="Times New Roman" w:hAnsi="Times New Roman" w:eastAsia="微软雅黑" w:cs="Times New Roman"/>
-                <w:sz w:val="18"/>
-                <w:szCs w:val="18"/>
-                <w:lang w:eastAsia="zh-CN"/>
-              </w:rPr>
-              <w:t>{%else%}</w:t>
-            </w:r>
-            <w:r>
-              <w:rPr>
-                <w:rFonts w:hint="eastAsia" w:ascii="Times New Roman" w:hAnsi="Times New Roman" w:eastAsia="微软雅黑" w:cs="Times New Roman"/>
-                <w:sz w:val="18"/>
-                <w:szCs w:val="18"/>
-                <w:lang w:eastAsia="zh-CN"/>
-              </w:rPr>
-              <w:t>{{ d.nameLevel }}</w:t>
-            </w:r>
-            <w:r>
-              <w:rPr>
-                <w:rFonts w:ascii="Times New Roman" w:hAnsi="Times New Roman" w:eastAsia="微软雅黑" w:cs="Times New Roman"/>
-                <w:sz w:val="18"/>
-                <w:szCs w:val="18"/>
-                <w:lang w:eastAsia="zh-CN"/>
-              </w:rPr>
-              <w:t>，{%endif%}{% endfor %}{% endif%}</w:t>
-            </w:r>
-          </w:p>
-        </w:tc>
-      </w:tr>
-      <w:tr>
-        <w:tblPrEx>
-          <w:tblBorders>
-            <w:top w:val="single" w:color="0B8770" w:sz="12" w:space="0"/>
-            <w:left w:val="none" w:color="auto" w:sz="0" w:space="0"/>
-            <w:bottom w:val="dotted" w:color="0B8770" w:sz="4" w:space="0"/>
-            <w:right w:val="none" w:color="auto" w:sz="0" w:space="0"/>
-            <w:insideH w:val="dotted" w:color="0B8770" w:sz="4" w:space="0"/>
-            <w:insideV w:val="dotted" w:color="0B8770" w:sz="4" w:space="0"/>
-          </w:tblBorders>
-          <w:tblCellMar>
-            <w:top w:w="0" w:type="dxa"/>
-            <w:left w:w="108" w:type="dxa"/>
-            <w:bottom w:w="0" w:type="dxa"/>
-            <w:right w:w="108" w:type="dxa"/>
-          </w:tblCellMar>
-        </w:tblPrEx>
-        <w:trPr>
-          <w:trHeight w:val="474" w:hRule="atLeast"/>
-          <w:jc w:val="center"/>
-        </w:trPr>
-        <w:tc>
-          <w:tcPr>
-            <w:tcW w:w="432" w:type="dxa"/>
-            <w:vMerge w:val="continue"/>
-            <w:shd w:val="clear" w:color="auto" w:fill="auto"/>
-            <w:vAlign w:val="center"/>
-          </w:tcPr>
-          <w:p>
-            <w:pPr>
-              <w:spacing w:before="1" w:line="250" w:lineRule="auto"/>
-              <w:jc w:val="center"/>
-              <w:rPr>
-                <w:rFonts w:ascii="Times New Roman" w:hAnsi="Times New Roman" w:eastAsia="微软雅黑" w:cs="Times New Roman"/>
-                <w:b/>
-                <w:color w:val="0B8770"/>
-                <w:sz w:val="18"/>
-                <w:szCs w:val="18"/>
-                <w:lang w:eastAsia="zh-CN"/>
-              </w:rPr>
-            </w:pPr>
-          </w:p>
-        </w:tc>
-        <w:tc>
-          <w:tcPr>
-            <w:tcW w:w="1191" w:type="dxa"/>
-            <w:shd w:val="clear" w:color="auto" w:fill="auto"/>
-            <w:vAlign w:val="center"/>
-          </w:tcPr>
-          <w:p>
-            <w:pPr>
-              <w:spacing w:before="1" w:line="250" w:lineRule="auto"/>
-              <w:jc w:val="center"/>
-              <w:rPr>
-                <w:rFonts w:ascii="Times New Roman" w:hAnsi="Times New Roman" w:eastAsia="微软雅黑" w:cs="Times New Roman"/>
-                <w:b/>
-                <w:color w:val="0B8770"/>
-                <w:sz w:val="18"/>
-                <w:szCs w:val="18"/>
-                <w:lang w:eastAsia="zh-CN"/>
-              </w:rPr>
-            </w:pPr>
-            <w:r>
-              <w:rPr>
-                <w:rFonts w:ascii="Times New Roman" w:hAnsi="Times New Roman" w:eastAsia="微软雅黑" w:cs="Times New Roman"/>
-                <w:b/>
-                <w:color w:val="0B8770"/>
-                <w:sz w:val="18"/>
-                <w:szCs w:val="18"/>
-                <w:lang w:eastAsia="zh-CN"/>
-              </w:rPr>
-              <w:t>C级</w:t>
-            </w:r>
-          </w:p>
-        </w:tc>
-        <w:tc>
-          <w:tcPr>
-            <w:tcW w:w="8247" w:type="dxa"/>
-            <w:shd w:val="clear" w:color="auto" w:fill="auto"/>
-            <w:vAlign w:val="center"/>
-          </w:tcPr>
-          <w:p>
-            <w:pPr>
-              <w:keepNext/>
-              <w:spacing w:before="26"/>
-              <w:jc w:val="center"/>
-              <w:rPr>
-                <w:rFonts w:ascii="Times New Roman" w:hAnsi="Times New Roman" w:eastAsia="微软雅黑" w:cs="Times New Roman"/>
-                <w:b/>
-                <w:color w:val="FFFFFF" w:themeColor="background1"/>
-                <w:sz w:val="18"/>
-                <w:szCs w:val="18"/>
-                <w:lang w:eastAsia="zh-CN"/>
-                <w14:textFill>
-                  <w14:solidFill>
-                    <w14:schemeClr w14:val="bg1"/>
-                  </w14:solidFill>
-                </w14:textFill>
-              </w:rPr>
-            </w:pPr>
-            <w:r>
-              <w:rPr>
-                <w:rFonts w:ascii="Times New Roman" w:hAnsi="Times New Roman" w:eastAsia="微软雅黑" w:cs="Times New Roman"/>
-                <w:sz w:val="18"/>
-                <w:szCs w:val="18"/>
-                <w:lang w:eastAsia="zh-CN"/>
-              </w:rPr>
-              <w:t>{% if tdd.drugcStr == [] %}无{% else%}{% for d in tdd.drugcStr %}{%if loop.last%}</w:t>
-            </w:r>
-            <w:r>
-              <w:rPr>
-                <w:rFonts w:hint="eastAsia" w:ascii="Times New Roman" w:hAnsi="Times New Roman" w:eastAsia="微软雅黑" w:cs="Times New Roman"/>
-                <w:sz w:val="18"/>
-                <w:szCs w:val="18"/>
-                <w:lang w:eastAsia="zh-CN"/>
-              </w:rPr>
-              <w:t>{{ d.nameLevel }}</w:t>
-            </w:r>
-            <w:r>
-              <w:rPr>
-                <w:rFonts w:ascii="Times New Roman" w:hAnsi="Times New Roman" w:eastAsia="微软雅黑" w:cs="Times New Roman"/>
-                <w:sz w:val="18"/>
-                <w:szCs w:val="18"/>
-                <w:lang w:eastAsia="zh-CN"/>
-              </w:rPr>
-              <w:t>{%else%}</w:t>
-            </w:r>
-            <w:r>
-              <w:rPr>
-                <w:rFonts w:hint="eastAsia" w:ascii="Times New Roman" w:hAnsi="Times New Roman" w:eastAsia="微软雅黑" w:cs="Times New Roman"/>
-                <w:sz w:val="18"/>
-                <w:szCs w:val="18"/>
-                <w:lang w:eastAsia="zh-CN"/>
-              </w:rPr>
-              <w:t>{{ d.nameLevel }}</w:t>
-            </w:r>
-            <w:r>
-              <w:rPr>
-                <w:rFonts w:ascii="Times New Roman" w:hAnsi="Times New Roman" w:eastAsia="微软雅黑" w:cs="Times New Roman"/>
-                <w:sz w:val="18"/>
-                <w:szCs w:val="18"/>
-                <w:lang w:eastAsia="zh-CN"/>
-              </w:rPr>
-              <w:t>，{%endif%}{% endfor %}{% endif%}</w:t>
-            </w:r>
-          </w:p>
-        </w:tc>
-      </w:tr>
-      <w:tr>
-        <w:tblPrEx>
-          <w:tblBorders>
-            <w:top w:val="single" w:color="0B8770" w:sz="12" w:space="0"/>
-            <w:left w:val="none" w:color="auto" w:sz="0" w:space="0"/>
-            <w:bottom w:val="dotted" w:color="0B8770" w:sz="4" w:space="0"/>
-            <w:right w:val="none" w:color="auto" w:sz="0" w:space="0"/>
-            <w:insideH w:val="dotted" w:color="0B8770" w:sz="4" w:space="0"/>
-            <w:insideV w:val="dotted" w:color="0B8770" w:sz="4" w:space="0"/>
-          </w:tblBorders>
-          <w:tblCellMar>
-            <w:top w:w="0" w:type="dxa"/>
-            <w:left w:w="108" w:type="dxa"/>
-            <w:bottom w:w="0" w:type="dxa"/>
-            <w:right w:w="108" w:type="dxa"/>
-          </w:tblCellMar>
-        </w:tblPrEx>
-        <w:trPr>
-          <w:trHeight w:val="474" w:hRule="atLeast"/>
-          <w:jc w:val="center"/>
-        </w:trPr>
-        <w:tc>
-          <w:tcPr>
-            <w:tcW w:w="432" w:type="dxa"/>
-            <w:vMerge w:val="continue"/>
-            <w:shd w:val="clear" w:color="auto" w:fill="auto"/>
-            <w:vAlign w:val="center"/>
-          </w:tcPr>
-          <w:p>
-            <w:pPr>
-              <w:spacing w:before="1" w:line="250" w:lineRule="auto"/>
-              <w:jc w:val="center"/>
-              <w:rPr>
-                <w:rFonts w:ascii="Times New Roman" w:hAnsi="Times New Roman" w:eastAsia="微软雅黑" w:cs="Times New Roman"/>
-                <w:b/>
-                <w:color w:val="0B8770"/>
-                <w:sz w:val="18"/>
-                <w:szCs w:val="18"/>
-                <w:lang w:eastAsia="zh-CN"/>
-              </w:rPr>
-            </w:pPr>
-          </w:p>
-        </w:tc>
-        <w:tc>
-          <w:tcPr>
-            <w:tcW w:w="1191" w:type="dxa"/>
-            <w:shd w:val="clear" w:color="auto" w:fill="auto"/>
-            <w:vAlign w:val="center"/>
-          </w:tcPr>
-          <w:p>
-            <w:pPr>
-              <w:spacing w:before="1" w:line="250" w:lineRule="auto"/>
-              <w:jc w:val="center"/>
-              <w:rPr>
-                <w:rFonts w:ascii="Times New Roman" w:hAnsi="Times New Roman" w:eastAsia="微软雅黑" w:cs="Times New Roman"/>
-                <w:b/>
-                <w:color w:val="0B8770"/>
-                <w:sz w:val="18"/>
-                <w:szCs w:val="18"/>
-                <w:lang w:eastAsia="zh-CN"/>
-              </w:rPr>
-            </w:pPr>
-            <w:r>
-              <w:rPr>
-                <w:rFonts w:hint="eastAsia" w:ascii="Times New Roman" w:hAnsi="Times New Roman" w:eastAsia="微软雅黑" w:cs="Times New Roman"/>
-                <w:b/>
-                <w:color w:val="0B8770"/>
-                <w:sz w:val="18"/>
-                <w:szCs w:val="18"/>
-                <w:lang w:eastAsia="zh-CN"/>
-              </w:rPr>
-              <w:t>D</w:t>
-            </w:r>
-            <w:r>
-              <w:rPr>
-                <w:rFonts w:ascii="Times New Roman" w:hAnsi="Times New Roman" w:eastAsia="微软雅黑" w:cs="Times New Roman"/>
-                <w:b/>
-                <w:color w:val="0B8770"/>
-                <w:sz w:val="18"/>
-                <w:szCs w:val="18"/>
-                <w:lang w:eastAsia="zh-CN"/>
-              </w:rPr>
-              <w:t>级</w:t>
-            </w:r>
-          </w:p>
-        </w:tc>
-        <w:tc>
-          <w:tcPr>
-            <w:tcW w:w="8247" w:type="dxa"/>
-            <w:shd w:val="clear" w:color="auto" w:fill="auto"/>
-            <w:vAlign w:val="center"/>
-          </w:tcPr>
-          <w:p>
-            <w:pPr>
-              <w:keepNext/>
-              <w:spacing w:before="26"/>
-              <w:jc w:val="center"/>
-              <w:rPr>
-                <w:rFonts w:ascii="Times New Roman" w:hAnsi="Times New Roman" w:eastAsia="微软雅黑" w:cs="Times New Roman"/>
-                <w:b/>
-                <w:color w:val="FFFFFF" w:themeColor="background1"/>
-                <w:sz w:val="18"/>
-                <w:szCs w:val="18"/>
-                <w:lang w:eastAsia="zh-CN"/>
-                <w14:textFill>
-                  <w14:solidFill>
-                    <w14:schemeClr w14:val="bg1"/>
-                  </w14:solidFill>
-                </w14:textFill>
-              </w:rPr>
-            </w:pPr>
-            <w:r>
-              <w:rPr>
-                <w:rFonts w:ascii="Times New Roman" w:hAnsi="Times New Roman" w:eastAsia="微软雅黑" w:cs="Times New Roman"/>
-                <w:sz w:val="18"/>
-                <w:szCs w:val="18"/>
-                <w:lang w:eastAsia="zh-CN"/>
-              </w:rPr>
-              <w:t>{% if tdd.drug</w:t>
-            </w:r>
-            <w:r>
-              <w:rPr>
-                <w:rFonts w:hint="eastAsia" w:ascii="Times New Roman" w:hAnsi="Times New Roman" w:eastAsia="微软雅黑" w:cs="Times New Roman"/>
-                <w:sz w:val="18"/>
-                <w:szCs w:val="18"/>
-                <w:lang w:eastAsia="zh-CN"/>
-              </w:rPr>
-              <w:t>d</w:t>
-            </w:r>
-            <w:r>
-              <w:rPr>
-                <w:rFonts w:ascii="Times New Roman" w:hAnsi="Times New Roman" w:eastAsia="微软雅黑" w:cs="Times New Roman"/>
-                <w:sz w:val="18"/>
-                <w:szCs w:val="18"/>
-                <w:lang w:eastAsia="zh-CN"/>
-              </w:rPr>
-              <w:t>Str == [] %}无{% else%}{% for d in tdd.drug</w:t>
-            </w:r>
-            <w:r>
-              <w:rPr>
-                <w:rFonts w:hint="eastAsia" w:ascii="Times New Roman" w:hAnsi="Times New Roman" w:eastAsia="微软雅黑" w:cs="Times New Roman"/>
-                <w:sz w:val="18"/>
-                <w:szCs w:val="18"/>
-                <w:lang w:eastAsia="zh-CN"/>
-              </w:rPr>
-              <w:t>d</w:t>
-            </w:r>
-            <w:r>
-              <w:rPr>
-                <w:rFonts w:ascii="Times New Roman" w:hAnsi="Times New Roman" w:eastAsia="微软雅黑" w:cs="Times New Roman"/>
-                <w:sz w:val="18"/>
-                <w:szCs w:val="18"/>
-                <w:lang w:eastAsia="zh-CN"/>
-              </w:rPr>
-              <w:t>Str %}{%if loop.last%}</w:t>
-            </w:r>
-            <w:r>
-              <w:rPr>
-                <w:rFonts w:hint="eastAsia" w:ascii="Times New Roman" w:hAnsi="Times New Roman" w:eastAsia="微软雅黑" w:cs="Times New Roman"/>
-                <w:sz w:val="18"/>
-                <w:szCs w:val="18"/>
-                <w:lang w:eastAsia="zh-CN"/>
-              </w:rPr>
-              <w:t>{{ d.nameLevel }}</w:t>
-            </w:r>
-            <w:r>
-              <w:rPr>
-                <w:rFonts w:ascii="Times New Roman" w:hAnsi="Times New Roman" w:eastAsia="微软雅黑" w:cs="Times New Roman"/>
-                <w:sz w:val="18"/>
-                <w:szCs w:val="18"/>
-                <w:lang w:eastAsia="zh-CN"/>
-              </w:rPr>
-              <w:t>{%else%}</w:t>
-            </w:r>
-            <w:r>
-              <w:rPr>
-                <w:rFonts w:hint="eastAsia" w:ascii="Times New Roman" w:hAnsi="Times New Roman" w:eastAsia="微软雅黑" w:cs="Times New Roman"/>
-                <w:sz w:val="18"/>
-                <w:szCs w:val="18"/>
-                <w:lang w:eastAsia="zh-CN"/>
-              </w:rPr>
-              <w:t>{{ d.nameLevel }}</w:t>
-            </w:r>
-            <w:r>
-              <w:rPr>
-                <w:rFonts w:ascii="Times New Roman" w:hAnsi="Times New Roman" w:eastAsia="微软雅黑" w:cs="Times New Roman"/>
-                <w:sz w:val="18"/>
-                <w:szCs w:val="18"/>
-                <w:lang w:eastAsia="zh-CN"/>
-              </w:rPr>
-              <w:t>，{%endif%}{% endfor %}{% endif%}</w:t>
-            </w:r>
-          </w:p>
-        </w:tc>
-      </w:tr>
-      <w:tr>
-        <w:tblPrEx>
-          <w:tblBorders>
-            <w:top w:val="single" w:color="0B8770" w:sz="12" w:space="0"/>
-            <w:left w:val="none" w:color="auto" w:sz="0" w:space="0"/>
-            <w:bottom w:val="dotted" w:color="0B8770" w:sz="4" w:space="0"/>
-            <w:right w:val="none" w:color="auto" w:sz="0" w:space="0"/>
-            <w:insideH w:val="dotted" w:color="0B8770" w:sz="4" w:space="0"/>
-            <w:insideV w:val="dotted" w:color="0B8770" w:sz="4" w:space="0"/>
-          </w:tblBorders>
-          <w:tblCellMar>
-            <w:top w:w="0" w:type="dxa"/>
-            <w:left w:w="108" w:type="dxa"/>
-            <w:bottom w:w="0" w:type="dxa"/>
-            <w:right w:w="108" w:type="dxa"/>
-          </w:tblCellMar>
-        </w:tblPrEx>
-        <w:trPr>
-          <w:trHeight w:val="474" w:hRule="atLeast"/>
-          <w:jc w:val="center"/>
-        </w:trPr>
-        <w:tc>
-          <w:tcPr>
-            <w:tcW w:w="432" w:type="dxa"/>
-            <w:vMerge w:val="restart"/>
-            <w:shd w:val="clear" w:color="auto" w:fill="auto"/>
-            <w:vAlign w:val="center"/>
-          </w:tcPr>
-          <w:p>
-            <w:pPr>
-              <w:keepNext/>
-              <w:spacing w:before="26"/>
-              <w:jc w:val="center"/>
-              <w:rPr>
-                <w:rFonts w:ascii="Times New Roman" w:hAnsi="Times New Roman" w:eastAsia="微软雅黑" w:cs="Times New Roman"/>
-                <w:b/>
-                <w:color w:val="0B8770"/>
-                <w:sz w:val="18"/>
-                <w:szCs w:val="18"/>
-                <w:lang w:eastAsia="zh-CN"/>
-              </w:rPr>
-            </w:pPr>
-            <w:r>
-              <w:rPr>
-                <w:rFonts w:ascii="Times New Roman" w:hAnsi="Times New Roman" w:eastAsia="微软雅黑" w:cs="Times New Roman"/>
-                <w:b/>
-                <w:color w:val="0B8770"/>
-                <w:sz w:val="18"/>
-                <w:szCs w:val="18"/>
-                <w:lang w:eastAsia="zh-CN"/>
-              </w:rPr>
-              <w:t>潜在耐药信息</w:t>
-            </w:r>
-          </w:p>
-        </w:tc>
-        <w:tc>
-          <w:tcPr>
-            <w:tcW w:w="1191" w:type="dxa"/>
-            <w:shd w:val="clear" w:color="auto" w:fill="auto"/>
-            <w:vAlign w:val="center"/>
-          </w:tcPr>
-          <w:p>
-            <w:pPr>
-              <w:keepNext/>
-              <w:spacing w:before="26"/>
-              <w:jc w:val="center"/>
-              <w:rPr>
-                <w:rFonts w:ascii="Times New Roman" w:hAnsi="Times New Roman" w:eastAsia="微软雅黑" w:cs="Times New Roman"/>
-                <w:b/>
-                <w:color w:val="0B8770"/>
-                <w:sz w:val="18"/>
-                <w:szCs w:val="18"/>
-                <w:lang w:eastAsia="zh-CN"/>
-              </w:rPr>
-            </w:pPr>
-            <w:r>
-              <w:rPr>
-                <w:rFonts w:ascii="Times New Roman" w:hAnsi="Times New Roman" w:eastAsia="微软雅黑" w:cs="Times New Roman"/>
-                <w:b/>
-                <w:color w:val="0B8770"/>
-                <w:sz w:val="18"/>
-                <w:szCs w:val="18"/>
-                <w:lang w:eastAsia="zh-CN"/>
-              </w:rPr>
-              <w:t>A级</w:t>
-            </w:r>
-          </w:p>
-        </w:tc>
-        <w:tc>
-          <w:tcPr>
-            <w:tcW w:w="8247" w:type="dxa"/>
-            <w:shd w:val="clear" w:color="auto" w:fill="auto"/>
-            <w:vAlign w:val="center"/>
-          </w:tcPr>
-          <w:p>
-            <w:pPr>
-              <w:keepNext/>
-              <w:spacing w:before="26"/>
-              <w:jc w:val="center"/>
-              <w:rPr>
-                <w:rFonts w:ascii="Times New Roman" w:hAnsi="Times New Roman" w:eastAsia="微软雅黑" w:cs="Times New Roman"/>
-                <w:sz w:val="18"/>
-                <w:szCs w:val="18"/>
-                <w:lang w:eastAsia="zh-CN"/>
-              </w:rPr>
-            </w:pPr>
-            <w:r>
-              <w:rPr>
-                <w:rFonts w:ascii="Times New Roman" w:hAnsi="Times New Roman" w:eastAsia="微软雅黑" w:cs="Times New Roman"/>
-                <w:sz w:val="18"/>
-                <w:szCs w:val="18"/>
-                <w:lang w:eastAsia="zh-CN"/>
-              </w:rPr>
-              <w:t>{% if tdd.resistant</w:t>
-            </w:r>
-            <w:r>
-              <w:rPr>
-                <w:rFonts w:hint="eastAsia" w:ascii="Times New Roman" w:hAnsi="Times New Roman" w:eastAsia="微软雅黑" w:cs="Times New Roman"/>
-                <w:sz w:val="18"/>
-                <w:szCs w:val="18"/>
-                <w:lang w:eastAsia="zh-CN"/>
-              </w:rPr>
-              <w:t>a</w:t>
-            </w:r>
-            <w:r>
-              <w:rPr>
-                <w:rFonts w:ascii="Times New Roman" w:hAnsi="Times New Roman" w:eastAsia="微软雅黑" w:cs="Times New Roman"/>
-                <w:sz w:val="18"/>
-                <w:szCs w:val="18"/>
-                <w:lang w:eastAsia="zh-CN"/>
-              </w:rPr>
-              <w:t>Str == [] %}无{% else%}{% for d in tdd.resistant</w:t>
-            </w:r>
-            <w:r>
-              <w:rPr>
-                <w:rFonts w:hint="eastAsia" w:ascii="Times New Roman" w:hAnsi="Times New Roman" w:eastAsia="微软雅黑" w:cs="Times New Roman"/>
-                <w:sz w:val="18"/>
-                <w:szCs w:val="18"/>
-                <w:lang w:eastAsia="zh-CN"/>
-              </w:rPr>
-              <w:t>a</w:t>
-            </w:r>
-            <w:r>
-              <w:rPr>
-                <w:rFonts w:ascii="Times New Roman" w:hAnsi="Times New Roman" w:eastAsia="微软雅黑" w:cs="Times New Roman"/>
-                <w:sz w:val="18"/>
-                <w:szCs w:val="18"/>
-                <w:lang w:eastAsia="zh-CN"/>
-              </w:rPr>
-              <w:t>Str %}{%if loop.last%}</w:t>
+              <w:t>{% if tdd.drugaStr == [] %}无{% else%}{% for d in tdd.drugaStr %}{%if loop.last%}</w:t>
             </w:r>
             <w:r>
               <w:rPr>
@@ -15604,294 +14940,84 @@
           </w:tcPr>
           <w:p>
             <w:pPr>
+              <w:spacing w:before="1" w:line="250" w:lineRule="auto"/>
+              <w:jc w:val="center"/>
+              <w:rPr>
+                <w:rFonts w:ascii="Times New Roman" w:hAnsi="Times New Roman" w:eastAsia="微软雅黑" w:cs="Times New Roman"/>
+                <w:b/>
+                <w:color w:val="0B8770"/>
+                <w:sz w:val="18"/>
+                <w:szCs w:val="18"/>
+                <w:lang w:eastAsia="zh-CN"/>
+              </w:rPr>
+            </w:pPr>
+          </w:p>
+        </w:tc>
+        <w:tc>
+          <w:tcPr>
+            <w:tcW w:w="1191" w:type="dxa"/>
+            <w:shd w:val="clear" w:color="auto" w:fill="auto"/>
+            <w:vAlign w:val="center"/>
+          </w:tcPr>
+          <w:p>
+            <w:pPr>
+              <w:spacing w:before="1" w:line="250" w:lineRule="auto"/>
+              <w:jc w:val="center"/>
+              <w:rPr>
+                <w:rFonts w:ascii="Times New Roman" w:hAnsi="Times New Roman" w:eastAsia="微软雅黑" w:cs="Times New Roman"/>
+                <w:b/>
+                <w:color w:val="0B8770"/>
+                <w:sz w:val="18"/>
+                <w:szCs w:val="18"/>
+                <w:lang w:eastAsia="zh-CN"/>
+              </w:rPr>
+            </w:pPr>
+            <w:r>
+              <w:rPr>
+                <w:rFonts w:ascii="Times New Roman" w:hAnsi="Times New Roman" w:eastAsia="微软雅黑" w:cs="Times New Roman"/>
+                <w:b/>
+                <w:color w:val="0B8770"/>
+                <w:sz w:val="18"/>
+                <w:szCs w:val="18"/>
+                <w:lang w:eastAsia="zh-CN"/>
+              </w:rPr>
+              <w:t>B级</w:t>
+            </w:r>
+          </w:p>
+        </w:tc>
+        <w:tc>
+          <w:tcPr>
+            <w:tcW w:w="8247" w:type="dxa"/>
+            <w:shd w:val="clear" w:color="auto" w:fill="auto"/>
+            <w:vAlign w:val="center"/>
+          </w:tcPr>
+          <w:p>
+            <w:pPr>
               <w:keepNext/>
               <w:spacing w:before="26"/>
               <w:jc w:val="center"/>
               <w:rPr>
                 <w:rFonts w:ascii="Times New Roman" w:hAnsi="Times New Roman" w:eastAsia="微软雅黑" w:cs="Times New Roman"/>
                 <w:b/>
-                <w:color w:val="0B8770"/>
-                <w:sz w:val="18"/>
-                <w:szCs w:val="18"/>
-                <w:lang w:eastAsia="zh-CN"/>
-              </w:rPr>
-            </w:pPr>
-          </w:p>
-        </w:tc>
-        <w:tc>
-          <w:tcPr>
-            <w:tcW w:w="1191" w:type="dxa"/>
-            <w:shd w:val="clear" w:color="auto" w:fill="auto"/>
-            <w:vAlign w:val="center"/>
-          </w:tcPr>
-          <w:p>
-            <w:pPr>
-              <w:keepNext/>
-              <w:spacing w:before="26"/>
-              <w:jc w:val="center"/>
-              <w:rPr>
-                <w:rFonts w:ascii="Times New Roman" w:hAnsi="Times New Roman" w:eastAsia="微软雅黑" w:cs="Times New Roman"/>
-                <w:b/>
-                <w:color w:val="0B8770"/>
-                <w:sz w:val="18"/>
-                <w:szCs w:val="18"/>
-                <w:lang w:eastAsia="zh-CN"/>
-              </w:rPr>
-            </w:pPr>
-            <w:r>
-              <w:rPr>
-                <w:rFonts w:ascii="Times New Roman" w:hAnsi="Times New Roman" w:eastAsia="微软雅黑" w:cs="Times New Roman"/>
-                <w:b/>
-                <w:color w:val="0B8770"/>
-                <w:sz w:val="18"/>
-                <w:szCs w:val="18"/>
-                <w:lang w:eastAsia="zh-CN"/>
-              </w:rPr>
-              <w:t>B级</w:t>
-            </w:r>
-          </w:p>
-        </w:tc>
-        <w:tc>
-          <w:tcPr>
-            <w:tcW w:w="8247" w:type="dxa"/>
-            <w:shd w:val="clear" w:color="auto" w:fill="auto"/>
-            <w:vAlign w:val="center"/>
-          </w:tcPr>
-          <w:p>
-            <w:pPr>
-              <w:keepNext/>
-              <w:spacing w:before="26"/>
-              <w:jc w:val="center"/>
-              <w:rPr>
-                <w:rFonts w:ascii="Times New Roman" w:hAnsi="Times New Roman" w:eastAsia="微软雅黑" w:cs="Times New Roman"/>
-                <w:sz w:val="18"/>
-                <w:szCs w:val="18"/>
-                <w:lang w:eastAsia="zh-CN"/>
-              </w:rPr>
-            </w:pPr>
-            <w:r>
-              <w:rPr>
-                <w:rFonts w:ascii="Times New Roman" w:hAnsi="Times New Roman" w:eastAsia="微软雅黑" w:cs="Times New Roman"/>
-                <w:sz w:val="18"/>
-                <w:szCs w:val="18"/>
-                <w:lang w:eastAsia="zh-CN"/>
-              </w:rPr>
-              <w:t>{% if tdd.resistant</w:t>
-            </w:r>
-            <w:r>
-              <w:rPr>
-                <w:rFonts w:hint="eastAsia" w:ascii="Times New Roman" w:hAnsi="Times New Roman" w:eastAsia="微软雅黑" w:cs="Times New Roman"/>
-                <w:sz w:val="18"/>
-                <w:szCs w:val="18"/>
-                <w:lang w:eastAsia="zh-CN"/>
-              </w:rPr>
-              <w:t>b</w:t>
-            </w:r>
-            <w:r>
-              <w:rPr>
-                <w:rFonts w:ascii="Times New Roman" w:hAnsi="Times New Roman" w:eastAsia="微软雅黑" w:cs="Times New Roman"/>
-                <w:sz w:val="18"/>
-                <w:szCs w:val="18"/>
-                <w:lang w:eastAsia="zh-CN"/>
-              </w:rPr>
-              <w:t>Str == [] %}无{% else%}{% for d in tdd.resistant</w:t>
-            </w:r>
-            <w:r>
-              <w:rPr>
-                <w:rFonts w:hint="eastAsia" w:ascii="Times New Roman" w:hAnsi="Times New Roman" w:eastAsia="微软雅黑" w:cs="Times New Roman"/>
-                <w:sz w:val="18"/>
-                <w:szCs w:val="18"/>
-                <w:lang w:eastAsia="zh-CN"/>
-              </w:rPr>
-              <w:t>b</w:t>
-            </w:r>
-            <w:r>
-              <w:rPr>
-                <w:rFonts w:ascii="Times New Roman" w:hAnsi="Times New Roman" w:eastAsia="微软雅黑" w:cs="Times New Roman"/>
-                <w:sz w:val="18"/>
-                <w:szCs w:val="18"/>
-                <w:lang w:eastAsia="zh-CN"/>
-              </w:rPr>
-              <w:t>Str %}{%if loop.last%}</w:t>
-            </w:r>
-            <w:r>
-              <w:rPr>
-                <w:rFonts w:hint="eastAsia" w:ascii="Times New Roman" w:hAnsi="Times New Roman" w:eastAsia="微软雅黑" w:cs="Times New Roman"/>
-                <w:sz w:val="18"/>
-                <w:szCs w:val="18"/>
-                <w:lang w:eastAsia="zh-CN"/>
-              </w:rPr>
-              <w:t>{{ d.nameLevel }}</w:t>
-            </w:r>
-            <w:r>
-              <w:rPr>
-                <w:rFonts w:ascii="Times New Roman" w:hAnsi="Times New Roman" w:eastAsia="微软雅黑" w:cs="Times New Roman"/>
-                <w:sz w:val="18"/>
-                <w:szCs w:val="18"/>
-                <w:lang w:eastAsia="zh-CN"/>
-              </w:rPr>
-              <w:t>{%else%}</w:t>
-            </w:r>
-            <w:r>
-              <w:rPr>
-                <w:rFonts w:hint="eastAsia" w:ascii="Times New Roman" w:hAnsi="Times New Roman" w:eastAsia="微软雅黑" w:cs="Times New Roman"/>
-                <w:sz w:val="18"/>
-                <w:szCs w:val="18"/>
-                <w:lang w:eastAsia="zh-CN"/>
-              </w:rPr>
-              <w:t>{{ d.nameLevel }}</w:t>
-            </w:r>
-            <w:r>
-              <w:rPr>
-                <w:rFonts w:ascii="Times New Roman" w:hAnsi="Times New Roman" w:eastAsia="微软雅黑" w:cs="Times New Roman"/>
-                <w:sz w:val="18"/>
-                <w:szCs w:val="18"/>
-                <w:lang w:eastAsia="zh-CN"/>
-              </w:rPr>
-              <w:t>，{%endif%}{% endfor %}{% endif%}</w:t>
-            </w:r>
-          </w:p>
-        </w:tc>
-      </w:tr>
-      <w:tr>
-        <w:tblPrEx>
-          <w:tblBorders>
-            <w:top w:val="single" w:color="0B8770" w:sz="12" w:space="0"/>
-            <w:left w:val="none" w:color="auto" w:sz="0" w:space="0"/>
-            <w:bottom w:val="dotted" w:color="0B8770" w:sz="4" w:space="0"/>
-            <w:right w:val="none" w:color="auto" w:sz="0" w:space="0"/>
-            <w:insideH w:val="dotted" w:color="0B8770" w:sz="4" w:space="0"/>
-            <w:insideV w:val="dotted" w:color="0B8770" w:sz="4" w:space="0"/>
-          </w:tblBorders>
-          <w:tblCellMar>
-            <w:top w:w="0" w:type="dxa"/>
-            <w:left w:w="108" w:type="dxa"/>
-            <w:bottom w:w="0" w:type="dxa"/>
-            <w:right w:w="108" w:type="dxa"/>
-          </w:tblCellMar>
-        </w:tblPrEx>
-        <w:trPr>
-          <w:trHeight w:val="474" w:hRule="atLeast"/>
-          <w:jc w:val="center"/>
-        </w:trPr>
-        <w:tc>
-          <w:tcPr>
-            <w:tcW w:w="432" w:type="dxa"/>
-            <w:vMerge w:val="continue"/>
-            <w:shd w:val="clear" w:color="auto" w:fill="auto"/>
-            <w:vAlign w:val="center"/>
-          </w:tcPr>
-          <w:p>
-            <w:pPr>
-              <w:keepNext/>
-              <w:spacing w:before="26"/>
-              <w:jc w:val="center"/>
-              <w:rPr>
-                <w:rFonts w:ascii="Times New Roman" w:hAnsi="Times New Roman" w:eastAsia="微软雅黑" w:cs="Times New Roman"/>
-                <w:b/>
-                <w:color w:val="0B8770"/>
-                <w:sz w:val="18"/>
-                <w:szCs w:val="18"/>
-                <w:lang w:eastAsia="zh-CN"/>
-              </w:rPr>
-            </w:pPr>
-          </w:p>
-        </w:tc>
-        <w:tc>
-          <w:tcPr>
-            <w:tcW w:w="1191" w:type="dxa"/>
-            <w:shd w:val="clear" w:color="auto" w:fill="auto"/>
-            <w:vAlign w:val="center"/>
-          </w:tcPr>
-          <w:p>
-            <w:pPr>
-              <w:keepNext/>
-              <w:spacing w:before="26"/>
-              <w:jc w:val="center"/>
-              <w:rPr>
-                <w:rFonts w:ascii="Times New Roman" w:hAnsi="Times New Roman" w:eastAsia="微软雅黑" w:cs="Times New Roman"/>
-                <w:b/>
-                <w:color w:val="0B8770"/>
-                <w:sz w:val="18"/>
-                <w:szCs w:val="18"/>
-                <w:lang w:eastAsia="zh-CN"/>
-              </w:rPr>
-            </w:pPr>
-            <w:r>
-              <w:rPr>
-                <w:rFonts w:ascii="Times New Roman" w:hAnsi="Times New Roman" w:eastAsia="微软雅黑" w:cs="Times New Roman"/>
-                <w:b/>
-                <w:color w:val="0B8770"/>
-                <w:sz w:val="18"/>
-                <w:szCs w:val="18"/>
-                <w:lang w:eastAsia="zh-CN"/>
-              </w:rPr>
-              <w:t>C级</w:t>
-            </w:r>
-          </w:p>
-        </w:tc>
-        <w:tc>
-          <w:tcPr>
-            <w:tcW w:w="8247" w:type="dxa"/>
-            <w:shd w:val="clear" w:color="auto" w:fill="auto"/>
-            <w:vAlign w:val="center"/>
-          </w:tcPr>
-          <w:p>
-            <w:pPr>
-              <w:keepNext/>
-              <w:spacing w:before="26"/>
-              <w:jc w:val="center"/>
-              <w:rPr>
-                <w:rFonts w:ascii="Times New Roman" w:hAnsi="Times New Roman" w:eastAsia="微软雅黑" w:cs="Times New Roman"/>
-                <w:sz w:val="18"/>
-                <w:szCs w:val="18"/>
-                <w:lang w:eastAsia="zh-CN"/>
-              </w:rPr>
-            </w:pPr>
-            <w:r>
-              <w:rPr>
-                <w:rFonts w:ascii="Times New Roman" w:hAnsi="Times New Roman" w:eastAsia="微软雅黑" w:cs="Times New Roman"/>
-                <w:sz w:val="18"/>
-                <w:szCs w:val="18"/>
-                <w:lang w:eastAsia="zh-CN"/>
-              </w:rPr>
-              <w:t>{% if tdd.resistant</w:t>
-            </w:r>
-            <w:r>
-              <w:rPr>
-                <w:rFonts w:hint="eastAsia" w:ascii="Times New Roman" w:hAnsi="Times New Roman" w:eastAsia="微软雅黑" w:cs="Times New Roman"/>
-                <w:sz w:val="18"/>
-                <w:szCs w:val="18"/>
-                <w:lang w:eastAsia="zh-CN"/>
-              </w:rPr>
-              <w:t>c</w:t>
-            </w:r>
-            <w:r>
-              <w:rPr>
-                <w:rFonts w:ascii="Times New Roman" w:hAnsi="Times New Roman" w:eastAsia="微软雅黑" w:cs="Times New Roman"/>
-                <w:sz w:val="18"/>
-                <w:szCs w:val="18"/>
-                <w:lang w:eastAsia="zh-CN"/>
-              </w:rPr>
-              <w:t>Str == [] %}无{% else%}{% for d in tdd.resistant</w:t>
-            </w:r>
-            <w:r>
-              <w:rPr>
-                <w:rFonts w:hint="eastAsia" w:ascii="Times New Roman" w:hAnsi="Times New Roman" w:eastAsia="微软雅黑" w:cs="Times New Roman"/>
-                <w:sz w:val="18"/>
-                <w:szCs w:val="18"/>
-                <w:lang w:eastAsia="zh-CN"/>
-              </w:rPr>
-              <w:t>c</w:t>
-            </w:r>
-            <w:r>
-              <w:rPr>
-                <w:rFonts w:ascii="Times New Roman" w:hAnsi="Times New Roman" w:eastAsia="微软雅黑" w:cs="Times New Roman"/>
-                <w:sz w:val="18"/>
-                <w:szCs w:val="18"/>
-                <w:lang w:eastAsia="zh-CN"/>
-              </w:rPr>
-              <w:t>Str %}{%if loop.last%}</w:t>
+                <w:color w:val="FFFFFF" w:themeColor="background1"/>
+                <w:sz w:val="18"/>
+                <w:szCs w:val="18"/>
+                <w:lang w:eastAsia="zh-CN"/>
+                <w14:textFill>
+                  <w14:solidFill>
+                    <w14:schemeClr w14:val="bg1"/>
+                  </w14:solidFill>
+                </w14:textFill>
+              </w:rPr>
+            </w:pPr>
+            <w:r>
+              <w:rPr>
+                <w:rFonts w:ascii="Times New Roman" w:hAnsi="Times New Roman" w:eastAsia="微软雅黑" w:cs="Times New Roman"/>
+                <w:sz w:val="18"/>
+                <w:szCs w:val="18"/>
+                <w:lang w:eastAsia="zh-CN"/>
+              </w:rPr>
+              <w:t>{% if tdd.drugbStr == [] %}无{% else%}{% for d in tdd.drugbStr %}{%if loop.last%}</w:t>
             </w:r>
             <w:r>
               <w:rPr>
@@ -15963,126 +15089,84 @@
           </w:tcPr>
           <w:p>
             <w:pPr>
+              <w:spacing w:before="1" w:line="250" w:lineRule="auto"/>
+              <w:jc w:val="center"/>
+              <w:rPr>
+                <w:rFonts w:ascii="Times New Roman" w:hAnsi="Times New Roman" w:eastAsia="微软雅黑" w:cs="Times New Roman"/>
+                <w:b/>
+                <w:color w:val="0B8770"/>
+                <w:sz w:val="18"/>
+                <w:szCs w:val="18"/>
+                <w:lang w:eastAsia="zh-CN"/>
+              </w:rPr>
+            </w:pPr>
+          </w:p>
+        </w:tc>
+        <w:tc>
+          <w:tcPr>
+            <w:tcW w:w="1191" w:type="dxa"/>
+            <w:shd w:val="clear" w:color="auto" w:fill="auto"/>
+            <w:vAlign w:val="center"/>
+          </w:tcPr>
+          <w:p>
+            <w:pPr>
+              <w:spacing w:before="1" w:line="250" w:lineRule="auto"/>
+              <w:jc w:val="center"/>
+              <w:rPr>
+                <w:rFonts w:ascii="Times New Roman" w:hAnsi="Times New Roman" w:eastAsia="微软雅黑" w:cs="Times New Roman"/>
+                <w:b/>
+                <w:color w:val="0B8770"/>
+                <w:sz w:val="18"/>
+                <w:szCs w:val="18"/>
+                <w:lang w:eastAsia="zh-CN"/>
+              </w:rPr>
+            </w:pPr>
+            <w:r>
+              <w:rPr>
+                <w:rFonts w:ascii="Times New Roman" w:hAnsi="Times New Roman" w:eastAsia="微软雅黑" w:cs="Times New Roman"/>
+                <w:b/>
+                <w:color w:val="0B8770"/>
+                <w:sz w:val="18"/>
+                <w:szCs w:val="18"/>
+                <w:lang w:eastAsia="zh-CN"/>
+              </w:rPr>
+              <w:t>C级</w:t>
+            </w:r>
+          </w:p>
+        </w:tc>
+        <w:tc>
+          <w:tcPr>
+            <w:tcW w:w="8247" w:type="dxa"/>
+            <w:shd w:val="clear" w:color="auto" w:fill="auto"/>
+            <w:vAlign w:val="center"/>
+          </w:tcPr>
+          <w:p>
+            <w:pPr>
               <w:keepNext/>
               <w:spacing w:before="26"/>
               <w:jc w:val="center"/>
               <w:rPr>
                 <w:rFonts w:ascii="Times New Roman" w:hAnsi="Times New Roman" w:eastAsia="微软雅黑" w:cs="Times New Roman"/>
                 <w:b/>
-                <w:color w:val="0B8770"/>
-                <w:sz w:val="18"/>
-                <w:szCs w:val="18"/>
-                <w:lang w:eastAsia="zh-CN"/>
-              </w:rPr>
-            </w:pPr>
-          </w:p>
-        </w:tc>
-        <w:tc>
-          <w:tcPr>
-            <w:tcW w:w="1191" w:type="dxa"/>
-            <w:shd w:val="clear" w:color="auto" w:fill="auto"/>
-            <w:vAlign w:val="center"/>
-          </w:tcPr>
-          <w:p>
-            <w:pPr>
-              <w:keepNext/>
-              <w:spacing w:before="26"/>
-              <w:jc w:val="center"/>
-              <w:rPr>
-                <w:rFonts w:ascii="Times New Roman" w:hAnsi="Times New Roman" w:eastAsia="微软雅黑" w:cs="Times New Roman"/>
-                <w:b/>
-                <w:color w:val="0B8770"/>
-                <w:sz w:val="18"/>
-                <w:szCs w:val="18"/>
-                <w:lang w:eastAsia="zh-CN"/>
-              </w:rPr>
-            </w:pPr>
-            <w:r>
-              <w:rPr>
-                <w:rFonts w:hint="eastAsia" w:ascii="Times New Roman" w:hAnsi="Times New Roman" w:eastAsia="微软雅黑" w:cs="Times New Roman"/>
-                <w:b/>
-                <w:color w:val="0B8770"/>
-                <w:sz w:val="18"/>
-                <w:szCs w:val="18"/>
-                <w:lang w:eastAsia="zh-CN"/>
-              </w:rPr>
-              <w:t>D</w:t>
-            </w:r>
-            <w:r>
-              <w:rPr>
-                <w:rFonts w:ascii="Times New Roman" w:hAnsi="Times New Roman" w:eastAsia="微软雅黑" w:cs="Times New Roman"/>
-                <w:b/>
-                <w:color w:val="0B8770"/>
-                <w:sz w:val="18"/>
-                <w:szCs w:val="18"/>
-                <w:lang w:eastAsia="zh-CN"/>
-              </w:rPr>
-              <w:t>级</w:t>
-            </w:r>
-          </w:p>
-        </w:tc>
-        <w:tc>
-          <w:tcPr>
-            <w:tcW w:w="8247" w:type="dxa"/>
-            <w:shd w:val="clear" w:color="auto" w:fill="auto"/>
-            <w:vAlign w:val="center"/>
-          </w:tcPr>
-          <w:p>
-            <w:pPr>
-              <w:keepNext/>
-              <w:spacing w:before="26"/>
-              <w:jc w:val="center"/>
-              <w:rPr>
-                <w:rFonts w:ascii="Times New Roman" w:hAnsi="Times New Roman" w:eastAsia="微软雅黑" w:cs="Times New Roman"/>
-                <w:sz w:val="18"/>
-                <w:szCs w:val="18"/>
-                <w:lang w:eastAsia="zh-CN"/>
-              </w:rPr>
-            </w:pPr>
-            <w:r>
-              <w:rPr>
-                <w:rFonts w:ascii="Times New Roman" w:hAnsi="Times New Roman" w:eastAsia="微软雅黑" w:cs="Times New Roman"/>
-                <w:sz w:val="18"/>
-                <w:szCs w:val="18"/>
-                <w:lang w:eastAsia="zh-CN"/>
-              </w:rPr>
-              <w:t>{% if tdd.resistant</w:t>
-            </w:r>
-            <w:r>
-              <w:rPr>
-                <w:rFonts w:hint="eastAsia" w:ascii="Times New Roman" w:hAnsi="Times New Roman" w:eastAsia="微软雅黑" w:cs="Times New Roman"/>
-                <w:sz w:val="18"/>
-                <w:szCs w:val="18"/>
-                <w:lang w:eastAsia="zh-CN"/>
-              </w:rPr>
-              <w:t>d</w:t>
-            </w:r>
-            <w:r>
-              <w:rPr>
-                <w:rFonts w:ascii="Times New Roman" w:hAnsi="Times New Roman" w:eastAsia="微软雅黑" w:cs="Times New Roman"/>
-                <w:sz w:val="18"/>
-                <w:szCs w:val="18"/>
-                <w:lang w:eastAsia="zh-CN"/>
-              </w:rPr>
-              <w:t>Str == [] %}无{% else%}{% for d in tdd.resistant</w:t>
-            </w:r>
-            <w:r>
-              <w:rPr>
-                <w:rFonts w:hint="eastAsia" w:ascii="Times New Roman" w:hAnsi="Times New Roman" w:eastAsia="微软雅黑" w:cs="Times New Roman"/>
-                <w:sz w:val="18"/>
-                <w:szCs w:val="18"/>
-                <w:lang w:eastAsia="zh-CN"/>
-              </w:rPr>
-              <w:t>d</w:t>
-            </w:r>
-            <w:r>
-              <w:rPr>
-                <w:rFonts w:ascii="Times New Roman" w:hAnsi="Times New Roman" w:eastAsia="微软雅黑" w:cs="Times New Roman"/>
-                <w:sz w:val="18"/>
-                <w:szCs w:val="18"/>
-                <w:lang w:eastAsia="zh-CN"/>
-              </w:rPr>
-              <w:t>Str %}{%if loop.last%}</w:t>
+                <w:color w:val="FFFFFF" w:themeColor="background1"/>
+                <w:sz w:val="18"/>
+                <w:szCs w:val="18"/>
+                <w:lang w:eastAsia="zh-CN"/>
+                <w14:textFill>
+                  <w14:solidFill>
+                    <w14:schemeClr w14:val="bg1"/>
+                  </w14:solidFill>
+                </w14:textFill>
+              </w:rPr>
+            </w:pPr>
+            <w:r>
+              <w:rPr>
+                <w:rFonts w:ascii="Times New Roman" w:hAnsi="Times New Roman" w:eastAsia="微软雅黑" w:cs="Times New Roman"/>
+                <w:sz w:val="18"/>
+                <w:szCs w:val="18"/>
+                <w:lang w:eastAsia="zh-CN"/>
+              </w:rPr>
+              <w:t>{% if tdd.drugcStr == [] %}无{% else%}{% for d in tdd.drugcStr %}{%if loop.last%}</w:t>
             </w:r>
             <w:r>
               <w:rPr>
@@ -16133,6 +15217,945 @@
             <w:insideH w:val="dotted" w:color="0B8770" w:sz="4" w:space="0"/>
             <w:insideV w:val="dotted" w:color="0B8770" w:sz="4" w:space="0"/>
           </w:tblBorders>
+          <w:shd w:val="clear" w:color="auto" w:fill="auto"/>
+          <w:tblCellMar>
+            <w:top w:w="0" w:type="dxa"/>
+            <w:left w:w="108" w:type="dxa"/>
+            <w:bottom w:w="0" w:type="dxa"/>
+            <w:right w:w="108" w:type="dxa"/>
+          </w:tblCellMar>
+        </w:tblPrEx>
+        <w:trPr>
+          <w:trHeight w:val="474" w:hRule="atLeast"/>
+          <w:jc w:val="center"/>
+        </w:trPr>
+        <w:tc>
+          <w:tcPr>
+            <w:tcW w:w="432" w:type="dxa"/>
+            <w:vMerge w:val="continue"/>
+            <w:shd w:val="clear" w:color="auto" w:fill="auto"/>
+            <w:vAlign w:val="center"/>
+          </w:tcPr>
+          <w:p>
+            <w:pPr>
+              <w:spacing w:before="1" w:line="250" w:lineRule="auto"/>
+              <w:jc w:val="center"/>
+              <w:rPr>
+                <w:rFonts w:ascii="Times New Roman" w:hAnsi="Times New Roman" w:eastAsia="微软雅黑" w:cs="Times New Roman"/>
+                <w:b/>
+                <w:color w:val="0B8770"/>
+                <w:sz w:val="18"/>
+                <w:szCs w:val="18"/>
+                <w:lang w:eastAsia="zh-CN"/>
+              </w:rPr>
+            </w:pPr>
+          </w:p>
+        </w:tc>
+        <w:tc>
+          <w:tcPr>
+            <w:tcW w:w="1191" w:type="dxa"/>
+            <w:shd w:val="clear" w:color="auto" w:fill="auto"/>
+            <w:vAlign w:val="center"/>
+          </w:tcPr>
+          <w:p>
+            <w:pPr>
+              <w:spacing w:before="1" w:line="250" w:lineRule="auto"/>
+              <w:jc w:val="center"/>
+              <w:rPr>
+                <w:rFonts w:ascii="Times New Roman" w:hAnsi="Times New Roman" w:eastAsia="微软雅黑" w:cs="Times New Roman"/>
+                <w:b/>
+                <w:color w:val="0B8770"/>
+                <w:sz w:val="18"/>
+                <w:szCs w:val="18"/>
+                <w:lang w:eastAsia="zh-CN"/>
+              </w:rPr>
+            </w:pPr>
+            <w:r>
+              <w:rPr>
+                <w:rFonts w:hint="eastAsia" w:ascii="Times New Roman" w:hAnsi="Times New Roman" w:eastAsia="微软雅黑" w:cs="Times New Roman"/>
+                <w:b/>
+                <w:color w:val="0B8770"/>
+                <w:sz w:val="18"/>
+                <w:szCs w:val="18"/>
+                <w:lang w:eastAsia="zh-CN"/>
+              </w:rPr>
+              <w:t>D</w:t>
+            </w:r>
+            <w:r>
+              <w:rPr>
+                <w:rFonts w:ascii="Times New Roman" w:hAnsi="Times New Roman" w:eastAsia="微软雅黑" w:cs="Times New Roman"/>
+                <w:b/>
+                <w:color w:val="0B8770"/>
+                <w:sz w:val="18"/>
+                <w:szCs w:val="18"/>
+                <w:lang w:eastAsia="zh-CN"/>
+              </w:rPr>
+              <w:t>级</w:t>
+            </w:r>
+          </w:p>
+        </w:tc>
+        <w:tc>
+          <w:tcPr>
+            <w:tcW w:w="8247" w:type="dxa"/>
+            <w:shd w:val="clear" w:color="auto" w:fill="auto"/>
+            <w:vAlign w:val="center"/>
+          </w:tcPr>
+          <w:p>
+            <w:pPr>
+              <w:keepNext/>
+              <w:spacing w:before="26"/>
+              <w:jc w:val="center"/>
+              <w:rPr>
+                <w:rFonts w:ascii="Times New Roman" w:hAnsi="Times New Roman" w:eastAsia="微软雅黑" w:cs="Times New Roman"/>
+                <w:b/>
+                <w:color w:val="FFFFFF" w:themeColor="background1"/>
+                <w:sz w:val="18"/>
+                <w:szCs w:val="18"/>
+                <w:lang w:eastAsia="zh-CN"/>
+                <w14:textFill>
+                  <w14:solidFill>
+                    <w14:schemeClr w14:val="bg1"/>
+                  </w14:solidFill>
+                </w14:textFill>
+              </w:rPr>
+            </w:pPr>
+            <w:r>
+              <w:rPr>
+                <w:rFonts w:ascii="Times New Roman" w:hAnsi="Times New Roman" w:eastAsia="微软雅黑" w:cs="Times New Roman"/>
+                <w:sz w:val="18"/>
+                <w:szCs w:val="18"/>
+                <w:lang w:eastAsia="zh-CN"/>
+              </w:rPr>
+              <w:t>{% if tdd.drug</w:t>
+            </w:r>
+            <w:r>
+              <w:rPr>
+                <w:rFonts w:hint="eastAsia" w:ascii="Times New Roman" w:hAnsi="Times New Roman" w:eastAsia="微软雅黑" w:cs="Times New Roman"/>
+                <w:sz w:val="18"/>
+                <w:szCs w:val="18"/>
+                <w:lang w:eastAsia="zh-CN"/>
+              </w:rPr>
+              <w:t>d</w:t>
+            </w:r>
+            <w:r>
+              <w:rPr>
+                <w:rFonts w:ascii="Times New Roman" w:hAnsi="Times New Roman" w:eastAsia="微软雅黑" w:cs="Times New Roman"/>
+                <w:sz w:val="18"/>
+                <w:szCs w:val="18"/>
+                <w:lang w:eastAsia="zh-CN"/>
+              </w:rPr>
+              <w:t>Str == [] %}无{% else%}{% for d in tdd.drug</w:t>
+            </w:r>
+            <w:r>
+              <w:rPr>
+                <w:rFonts w:hint="eastAsia" w:ascii="Times New Roman" w:hAnsi="Times New Roman" w:eastAsia="微软雅黑" w:cs="Times New Roman"/>
+                <w:sz w:val="18"/>
+                <w:szCs w:val="18"/>
+                <w:lang w:eastAsia="zh-CN"/>
+              </w:rPr>
+              <w:t>d</w:t>
+            </w:r>
+            <w:r>
+              <w:rPr>
+                <w:rFonts w:ascii="Times New Roman" w:hAnsi="Times New Roman" w:eastAsia="微软雅黑" w:cs="Times New Roman"/>
+                <w:sz w:val="18"/>
+                <w:szCs w:val="18"/>
+                <w:lang w:eastAsia="zh-CN"/>
+              </w:rPr>
+              <w:t>Str %}{%if loop.last%}</w:t>
+            </w:r>
+            <w:r>
+              <w:rPr>
+                <w:rFonts w:hint="eastAsia" w:ascii="Times New Roman" w:hAnsi="Times New Roman" w:eastAsia="微软雅黑" w:cs="Times New Roman"/>
+                <w:sz w:val="18"/>
+                <w:szCs w:val="18"/>
+                <w:lang w:eastAsia="zh-CN"/>
+              </w:rPr>
+              <w:t>{{ d.nameLevel }}</w:t>
+            </w:r>
+            <w:r>
+              <w:rPr>
+                <w:rFonts w:ascii="Times New Roman" w:hAnsi="Times New Roman" w:eastAsia="微软雅黑" w:cs="Times New Roman"/>
+                <w:sz w:val="18"/>
+                <w:szCs w:val="18"/>
+                <w:lang w:eastAsia="zh-CN"/>
+              </w:rPr>
+              <w:t>{%else%}</w:t>
+            </w:r>
+            <w:r>
+              <w:rPr>
+                <w:rFonts w:hint="eastAsia" w:ascii="Times New Roman" w:hAnsi="Times New Roman" w:eastAsia="微软雅黑" w:cs="Times New Roman"/>
+                <w:sz w:val="18"/>
+                <w:szCs w:val="18"/>
+                <w:lang w:eastAsia="zh-CN"/>
+              </w:rPr>
+              <w:t>{{ d.nameLevel }}</w:t>
+            </w:r>
+            <w:r>
+              <w:rPr>
+                <w:rFonts w:ascii="Times New Roman" w:hAnsi="Times New Roman" w:eastAsia="微软雅黑" w:cs="Times New Roman"/>
+                <w:sz w:val="18"/>
+                <w:szCs w:val="18"/>
+                <w:lang w:eastAsia="zh-CN"/>
+              </w:rPr>
+              <w:t>，{%endif%}{% endfor %}{% endif%}</w:t>
+            </w:r>
+          </w:p>
+        </w:tc>
+      </w:tr>
+      <w:tr>
+        <w:tblPrEx>
+          <w:tblBorders>
+            <w:top w:val="single" w:color="0B8770" w:sz="12" w:space="0"/>
+            <w:left w:val="none" w:color="auto" w:sz="0" w:space="0"/>
+            <w:bottom w:val="dotted" w:color="0B8770" w:sz="4" w:space="0"/>
+            <w:right w:val="none" w:color="auto" w:sz="0" w:space="0"/>
+            <w:insideH w:val="dotted" w:color="0B8770" w:sz="4" w:space="0"/>
+            <w:insideV w:val="dotted" w:color="0B8770" w:sz="4" w:space="0"/>
+          </w:tblBorders>
+          <w:shd w:val="clear" w:color="auto" w:fill="auto"/>
+          <w:tblCellMar>
+            <w:top w:w="0" w:type="dxa"/>
+            <w:left w:w="108" w:type="dxa"/>
+            <w:bottom w:w="0" w:type="dxa"/>
+            <w:right w:w="108" w:type="dxa"/>
+          </w:tblCellMar>
+        </w:tblPrEx>
+        <w:trPr>
+          <w:trHeight w:val="474" w:hRule="atLeast"/>
+          <w:jc w:val="center"/>
+        </w:trPr>
+        <w:tc>
+          <w:tcPr>
+            <w:tcW w:w="432" w:type="dxa"/>
+            <w:vMerge w:val="restart"/>
+            <w:shd w:val="clear" w:color="auto" w:fill="auto"/>
+            <w:vAlign w:val="center"/>
+          </w:tcPr>
+          <w:p>
+            <w:pPr>
+              <w:keepNext/>
+              <w:spacing w:before="26"/>
+              <w:jc w:val="center"/>
+              <w:rPr>
+                <w:rFonts w:ascii="Times New Roman" w:hAnsi="Times New Roman" w:eastAsia="微软雅黑" w:cs="Times New Roman"/>
+                <w:b/>
+                <w:color w:val="0B8770"/>
+                <w:sz w:val="18"/>
+                <w:szCs w:val="18"/>
+                <w:lang w:eastAsia="zh-CN"/>
+              </w:rPr>
+            </w:pPr>
+            <w:r>
+              <w:rPr>
+                <w:rFonts w:ascii="Times New Roman" w:hAnsi="Times New Roman" w:eastAsia="微软雅黑" w:cs="Times New Roman"/>
+                <w:b/>
+                <w:color w:val="0B8770"/>
+                <w:sz w:val="18"/>
+                <w:szCs w:val="18"/>
+                <w:lang w:eastAsia="zh-CN"/>
+              </w:rPr>
+              <w:t>潜在耐药信息</w:t>
+            </w:r>
+          </w:p>
+        </w:tc>
+        <w:tc>
+          <w:tcPr>
+            <w:tcW w:w="1191" w:type="dxa"/>
+            <w:shd w:val="clear" w:color="auto" w:fill="auto"/>
+            <w:vAlign w:val="center"/>
+          </w:tcPr>
+          <w:p>
+            <w:pPr>
+              <w:keepNext/>
+              <w:spacing w:before="26"/>
+              <w:jc w:val="center"/>
+              <w:rPr>
+                <w:rFonts w:ascii="Times New Roman" w:hAnsi="Times New Roman" w:eastAsia="微软雅黑" w:cs="Times New Roman"/>
+                <w:b/>
+                <w:color w:val="0B8770"/>
+                <w:sz w:val="18"/>
+                <w:szCs w:val="18"/>
+                <w:lang w:eastAsia="zh-CN"/>
+              </w:rPr>
+            </w:pPr>
+            <w:r>
+              <w:rPr>
+                <w:rFonts w:ascii="Times New Roman" w:hAnsi="Times New Roman" w:eastAsia="微软雅黑" w:cs="Times New Roman"/>
+                <w:b/>
+                <w:color w:val="0B8770"/>
+                <w:sz w:val="18"/>
+                <w:szCs w:val="18"/>
+                <w:lang w:eastAsia="zh-CN"/>
+              </w:rPr>
+              <w:t>A级</w:t>
+            </w:r>
+          </w:p>
+        </w:tc>
+        <w:tc>
+          <w:tcPr>
+            <w:tcW w:w="8247" w:type="dxa"/>
+            <w:shd w:val="clear" w:color="auto" w:fill="auto"/>
+            <w:vAlign w:val="center"/>
+          </w:tcPr>
+          <w:p>
+            <w:pPr>
+              <w:keepNext/>
+              <w:spacing w:before="26"/>
+              <w:jc w:val="center"/>
+              <w:rPr>
+                <w:rFonts w:ascii="Times New Roman" w:hAnsi="Times New Roman" w:eastAsia="微软雅黑" w:cs="Times New Roman"/>
+                <w:sz w:val="18"/>
+                <w:szCs w:val="18"/>
+                <w:lang w:eastAsia="zh-CN"/>
+              </w:rPr>
+            </w:pPr>
+            <w:r>
+              <w:rPr>
+                <w:rFonts w:ascii="Times New Roman" w:hAnsi="Times New Roman" w:eastAsia="微软雅黑" w:cs="Times New Roman"/>
+                <w:sz w:val="18"/>
+                <w:szCs w:val="18"/>
+                <w:lang w:eastAsia="zh-CN"/>
+              </w:rPr>
+              <w:t>{% if tdd.resistant</w:t>
+            </w:r>
+            <w:r>
+              <w:rPr>
+                <w:rFonts w:hint="eastAsia" w:ascii="Times New Roman" w:hAnsi="Times New Roman" w:eastAsia="微软雅黑" w:cs="Times New Roman"/>
+                <w:sz w:val="18"/>
+                <w:szCs w:val="18"/>
+                <w:lang w:eastAsia="zh-CN"/>
+              </w:rPr>
+              <w:t>a</w:t>
+            </w:r>
+            <w:r>
+              <w:rPr>
+                <w:rFonts w:ascii="Times New Roman" w:hAnsi="Times New Roman" w:eastAsia="微软雅黑" w:cs="Times New Roman"/>
+                <w:sz w:val="18"/>
+                <w:szCs w:val="18"/>
+                <w:lang w:eastAsia="zh-CN"/>
+              </w:rPr>
+              <w:t>Str == [] %}无{% else%}{% for d in tdd.resistant</w:t>
+            </w:r>
+            <w:r>
+              <w:rPr>
+                <w:rFonts w:hint="eastAsia" w:ascii="Times New Roman" w:hAnsi="Times New Roman" w:eastAsia="微软雅黑" w:cs="Times New Roman"/>
+                <w:sz w:val="18"/>
+                <w:szCs w:val="18"/>
+                <w:lang w:eastAsia="zh-CN"/>
+              </w:rPr>
+              <w:t>a</w:t>
+            </w:r>
+            <w:r>
+              <w:rPr>
+                <w:rFonts w:ascii="Times New Roman" w:hAnsi="Times New Roman" w:eastAsia="微软雅黑" w:cs="Times New Roman"/>
+                <w:sz w:val="18"/>
+                <w:szCs w:val="18"/>
+                <w:lang w:eastAsia="zh-CN"/>
+              </w:rPr>
+              <w:t>Str %}{%if loop.last%}</w:t>
+            </w:r>
+            <w:r>
+              <w:rPr>
+                <w:rFonts w:hint="eastAsia" w:ascii="Times New Roman" w:hAnsi="Times New Roman" w:eastAsia="微软雅黑" w:cs="Times New Roman"/>
+                <w:sz w:val="18"/>
+                <w:szCs w:val="18"/>
+                <w:lang w:eastAsia="zh-CN"/>
+              </w:rPr>
+              <w:t>{{ d.nameLevel }}</w:t>
+            </w:r>
+            <w:r>
+              <w:rPr>
+                <w:rFonts w:ascii="Times New Roman" w:hAnsi="Times New Roman" w:eastAsia="微软雅黑" w:cs="Times New Roman"/>
+                <w:sz w:val="18"/>
+                <w:szCs w:val="18"/>
+                <w:lang w:eastAsia="zh-CN"/>
+              </w:rPr>
+              <w:t>{%else%}</w:t>
+            </w:r>
+            <w:r>
+              <w:rPr>
+                <w:rFonts w:hint="eastAsia" w:ascii="Times New Roman" w:hAnsi="Times New Roman" w:eastAsia="微软雅黑" w:cs="Times New Roman"/>
+                <w:sz w:val="18"/>
+                <w:szCs w:val="18"/>
+                <w:lang w:eastAsia="zh-CN"/>
+              </w:rPr>
+              <w:t>{{ d.nameLevel }}</w:t>
+            </w:r>
+            <w:r>
+              <w:rPr>
+                <w:rFonts w:ascii="Times New Roman" w:hAnsi="Times New Roman" w:eastAsia="微软雅黑" w:cs="Times New Roman"/>
+                <w:sz w:val="18"/>
+                <w:szCs w:val="18"/>
+                <w:lang w:eastAsia="zh-CN"/>
+              </w:rPr>
+              <w:t>，{%endif%}{% endfor %}{% endif%}</w:t>
+            </w:r>
+          </w:p>
+        </w:tc>
+      </w:tr>
+      <w:tr>
+        <w:tblPrEx>
+          <w:tblBorders>
+            <w:top w:val="single" w:color="0B8770" w:sz="12" w:space="0"/>
+            <w:left w:val="none" w:color="auto" w:sz="0" w:space="0"/>
+            <w:bottom w:val="dotted" w:color="0B8770" w:sz="4" w:space="0"/>
+            <w:right w:val="none" w:color="auto" w:sz="0" w:space="0"/>
+            <w:insideH w:val="dotted" w:color="0B8770" w:sz="4" w:space="0"/>
+            <w:insideV w:val="dotted" w:color="0B8770" w:sz="4" w:space="0"/>
+          </w:tblBorders>
+          <w:shd w:val="clear" w:color="auto" w:fill="auto"/>
+          <w:tblCellMar>
+            <w:top w:w="0" w:type="dxa"/>
+            <w:left w:w="108" w:type="dxa"/>
+            <w:bottom w:w="0" w:type="dxa"/>
+            <w:right w:w="108" w:type="dxa"/>
+          </w:tblCellMar>
+        </w:tblPrEx>
+        <w:trPr>
+          <w:trHeight w:val="474" w:hRule="atLeast"/>
+          <w:jc w:val="center"/>
+        </w:trPr>
+        <w:tc>
+          <w:tcPr>
+            <w:tcW w:w="432" w:type="dxa"/>
+            <w:vMerge w:val="continue"/>
+            <w:shd w:val="clear" w:color="auto" w:fill="auto"/>
+            <w:vAlign w:val="center"/>
+          </w:tcPr>
+          <w:p>
+            <w:pPr>
+              <w:keepNext/>
+              <w:spacing w:before="26"/>
+              <w:jc w:val="center"/>
+              <w:rPr>
+                <w:rFonts w:ascii="Times New Roman" w:hAnsi="Times New Roman" w:eastAsia="微软雅黑" w:cs="Times New Roman"/>
+                <w:b/>
+                <w:color w:val="0B8770"/>
+                <w:sz w:val="18"/>
+                <w:szCs w:val="18"/>
+                <w:lang w:eastAsia="zh-CN"/>
+              </w:rPr>
+            </w:pPr>
+          </w:p>
+        </w:tc>
+        <w:tc>
+          <w:tcPr>
+            <w:tcW w:w="1191" w:type="dxa"/>
+            <w:shd w:val="clear" w:color="auto" w:fill="auto"/>
+            <w:vAlign w:val="center"/>
+          </w:tcPr>
+          <w:p>
+            <w:pPr>
+              <w:keepNext/>
+              <w:spacing w:before="26"/>
+              <w:jc w:val="center"/>
+              <w:rPr>
+                <w:rFonts w:ascii="Times New Roman" w:hAnsi="Times New Roman" w:eastAsia="微软雅黑" w:cs="Times New Roman"/>
+                <w:b/>
+                <w:color w:val="0B8770"/>
+                <w:sz w:val="18"/>
+                <w:szCs w:val="18"/>
+                <w:lang w:eastAsia="zh-CN"/>
+              </w:rPr>
+            </w:pPr>
+            <w:r>
+              <w:rPr>
+                <w:rFonts w:ascii="Times New Roman" w:hAnsi="Times New Roman" w:eastAsia="微软雅黑" w:cs="Times New Roman"/>
+                <w:b/>
+                <w:color w:val="0B8770"/>
+                <w:sz w:val="18"/>
+                <w:szCs w:val="18"/>
+                <w:lang w:eastAsia="zh-CN"/>
+              </w:rPr>
+              <w:t>B级</w:t>
+            </w:r>
+          </w:p>
+        </w:tc>
+        <w:tc>
+          <w:tcPr>
+            <w:tcW w:w="8247" w:type="dxa"/>
+            <w:shd w:val="clear" w:color="auto" w:fill="auto"/>
+            <w:vAlign w:val="center"/>
+          </w:tcPr>
+          <w:p>
+            <w:pPr>
+              <w:keepNext/>
+              <w:spacing w:before="26"/>
+              <w:jc w:val="center"/>
+              <w:rPr>
+                <w:rFonts w:ascii="Times New Roman" w:hAnsi="Times New Roman" w:eastAsia="微软雅黑" w:cs="Times New Roman"/>
+                <w:sz w:val="18"/>
+                <w:szCs w:val="18"/>
+                <w:lang w:eastAsia="zh-CN"/>
+              </w:rPr>
+            </w:pPr>
+            <w:r>
+              <w:rPr>
+                <w:rFonts w:ascii="Times New Roman" w:hAnsi="Times New Roman" w:eastAsia="微软雅黑" w:cs="Times New Roman"/>
+                <w:sz w:val="18"/>
+                <w:szCs w:val="18"/>
+                <w:lang w:eastAsia="zh-CN"/>
+              </w:rPr>
+              <w:t>{% if tdd.resistant</w:t>
+            </w:r>
+            <w:r>
+              <w:rPr>
+                <w:rFonts w:hint="eastAsia" w:ascii="Times New Roman" w:hAnsi="Times New Roman" w:eastAsia="微软雅黑" w:cs="Times New Roman"/>
+                <w:sz w:val="18"/>
+                <w:szCs w:val="18"/>
+                <w:lang w:eastAsia="zh-CN"/>
+              </w:rPr>
+              <w:t>b</w:t>
+            </w:r>
+            <w:r>
+              <w:rPr>
+                <w:rFonts w:ascii="Times New Roman" w:hAnsi="Times New Roman" w:eastAsia="微软雅黑" w:cs="Times New Roman"/>
+                <w:sz w:val="18"/>
+                <w:szCs w:val="18"/>
+                <w:lang w:eastAsia="zh-CN"/>
+              </w:rPr>
+              <w:t>Str == [] %}无{% else%}{% for d in tdd.resistant</w:t>
+            </w:r>
+            <w:r>
+              <w:rPr>
+                <w:rFonts w:hint="eastAsia" w:ascii="Times New Roman" w:hAnsi="Times New Roman" w:eastAsia="微软雅黑" w:cs="Times New Roman"/>
+                <w:sz w:val="18"/>
+                <w:szCs w:val="18"/>
+                <w:lang w:eastAsia="zh-CN"/>
+              </w:rPr>
+              <w:t>b</w:t>
+            </w:r>
+            <w:r>
+              <w:rPr>
+                <w:rFonts w:ascii="Times New Roman" w:hAnsi="Times New Roman" w:eastAsia="微软雅黑" w:cs="Times New Roman"/>
+                <w:sz w:val="18"/>
+                <w:szCs w:val="18"/>
+                <w:lang w:eastAsia="zh-CN"/>
+              </w:rPr>
+              <w:t>Str %}{%if loop.last%}</w:t>
+            </w:r>
+            <w:r>
+              <w:rPr>
+                <w:rFonts w:hint="eastAsia" w:ascii="Times New Roman" w:hAnsi="Times New Roman" w:eastAsia="微软雅黑" w:cs="Times New Roman"/>
+                <w:sz w:val="18"/>
+                <w:szCs w:val="18"/>
+                <w:lang w:eastAsia="zh-CN"/>
+              </w:rPr>
+              <w:t>{{ d.nameLevel }}</w:t>
+            </w:r>
+            <w:r>
+              <w:rPr>
+                <w:rFonts w:ascii="Times New Roman" w:hAnsi="Times New Roman" w:eastAsia="微软雅黑" w:cs="Times New Roman"/>
+                <w:sz w:val="18"/>
+                <w:szCs w:val="18"/>
+                <w:lang w:eastAsia="zh-CN"/>
+              </w:rPr>
+              <w:t>{%else%}</w:t>
+            </w:r>
+            <w:r>
+              <w:rPr>
+                <w:rFonts w:hint="eastAsia" w:ascii="Times New Roman" w:hAnsi="Times New Roman" w:eastAsia="微软雅黑" w:cs="Times New Roman"/>
+                <w:sz w:val="18"/>
+                <w:szCs w:val="18"/>
+                <w:lang w:eastAsia="zh-CN"/>
+              </w:rPr>
+              <w:t>{{ d.nameLevel }}</w:t>
+            </w:r>
+            <w:r>
+              <w:rPr>
+                <w:rFonts w:ascii="Times New Roman" w:hAnsi="Times New Roman" w:eastAsia="微软雅黑" w:cs="Times New Roman"/>
+                <w:sz w:val="18"/>
+                <w:szCs w:val="18"/>
+                <w:lang w:eastAsia="zh-CN"/>
+              </w:rPr>
+              <w:t>，{%endif%}{% endfor %}{% endif%}</w:t>
+            </w:r>
+          </w:p>
+        </w:tc>
+      </w:tr>
+      <w:tr>
+        <w:tblPrEx>
+          <w:tblBorders>
+            <w:top w:val="single" w:color="0B8770" w:sz="12" w:space="0"/>
+            <w:left w:val="none" w:color="auto" w:sz="0" w:space="0"/>
+            <w:bottom w:val="dotted" w:color="0B8770" w:sz="4" w:space="0"/>
+            <w:right w:val="none" w:color="auto" w:sz="0" w:space="0"/>
+            <w:insideH w:val="dotted" w:color="0B8770" w:sz="4" w:space="0"/>
+            <w:insideV w:val="dotted" w:color="0B8770" w:sz="4" w:space="0"/>
+          </w:tblBorders>
+          <w:shd w:val="clear" w:color="auto" w:fill="auto"/>
+          <w:tblCellMar>
+            <w:top w:w="0" w:type="dxa"/>
+            <w:left w:w="108" w:type="dxa"/>
+            <w:bottom w:w="0" w:type="dxa"/>
+            <w:right w:w="108" w:type="dxa"/>
+          </w:tblCellMar>
+        </w:tblPrEx>
+        <w:trPr>
+          <w:trHeight w:val="474" w:hRule="atLeast"/>
+          <w:jc w:val="center"/>
+        </w:trPr>
+        <w:tc>
+          <w:tcPr>
+            <w:tcW w:w="432" w:type="dxa"/>
+            <w:vMerge w:val="continue"/>
+            <w:shd w:val="clear" w:color="auto" w:fill="auto"/>
+            <w:vAlign w:val="center"/>
+          </w:tcPr>
+          <w:p>
+            <w:pPr>
+              <w:keepNext/>
+              <w:spacing w:before="26"/>
+              <w:jc w:val="center"/>
+              <w:rPr>
+                <w:rFonts w:ascii="Times New Roman" w:hAnsi="Times New Roman" w:eastAsia="微软雅黑" w:cs="Times New Roman"/>
+                <w:b/>
+                <w:color w:val="0B8770"/>
+                <w:sz w:val="18"/>
+                <w:szCs w:val="18"/>
+                <w:lang w:eastAsia="zh-CN"/>
+              </w:rPr>
+            </w:pPr>
+          </w:p>
+        </w:tc>
+        <w:tc>
+          <w:tcPr>
+            <w:tcW w:w="1191" w:type="dxa"/>
+            <w:shd w:val="clear" w:color="auto" w:fill="auto"/>
+            <w:vAlign w:val="center"/>
+          </w:tcPr>
+          <w:p>
+            <w:pPr>
+              <w:keepNext/>
+              <w:spacing w:before="26"/>
+              <w:jc w:val="center"/>
+              <w:rPr>
+                <w:rFonts w:ascii="Times New Roman" w:hAnsi="Times New Roman" w:eastAsia="微软雅黑" w:cs="Times New Roman"/>
+                <w:b/>
+                <w:color w:val="0B8770"/>
+                <w:sz w:val="18"/>
+                <w:szCs w:val="18"/>
+                <w:lang w:eastAsia="zh-CN"/>
+              </w:rPr>
+            </w:pPr>
+            <w:r>
+              <w:rPr>
+                <w:rFonts w:ascii="Times New Roman" w:hAnsi="Times New Roman" w:eastAsia="微软雅黑" w:cs="Times New Roman"/>
+                <w:b/>
+                <w:color w:val="0B8770"/>
+                <w:sz w:val="18"/>
+                <w:szCs w:val="18"/>
+                <w:lang w:eastAsia="zh-CN"/>
+              </w:rPr>
+              <w:t>C级</w:t>
+            </w:r>
+          </w:p>
+        </w:tc>
+        <w:tc>
+          <w:tcPr>
+            <w:tcW w:w="8247" w:type="dxa"/>
+            <w:shd w:val="clear" w:color="auto" w:fill="auto"/>
+            <w:vAlign w:val="center"/>
+          </w:tcPr>
+          <w:p>
+            <w:pPr>
+              <w:keepNext/>
+              <w:spacing w:before="26"/>
+              <w:jc w:val="center"/>
+              <w:rPr>
+                <w:rFonts w:ascii="Times New Roman" w:hAnsi="Times New Roman" w:eastAsia="微软雅黑" w:cs="Times New Roman"/>
+                <w:sz w:val="18"/>
+                <w:szCs w:val="18"/>
+                <w:lang w:eastAsia="zh-CN"/>
+              </w:rPr>
+            </w:pPr>
+            <w:r>
+              <w:rPr>
+                <w:rFonts w:ascii="Times New Roman" w:hAnsi="Times New Roman" w:eastAsia="微软雅黑" w:cs="Times New Roman"/>
+                <w:sz w:val="18"/>
+                <w:szCs w:val="18"/>
+                <w:lang w:eastAsia="zh-CN"/>
+              </w:rPr>
+              <w:t>{% if tdd.resistant</w:t>
+            </w:r>
+            <w:r>
+              <w:rPr>
+                <w:rFonts w:hint="eastAsia" w:ascii="Times New Roman" w:hAnsi="Times New Roman" w:eastAsia="微软雅黑" w:cs="Times New Roman"/>
+                <w:sz w:val="18"/>
+                <w:szCs w:val="18"/>
+                <w:lang w:eastAsia="zh-CN"/>
+              </w:rPr>
+              <w:t>c</w:t>
+            </w:r>
+            <w:r>
+              <w:rPr>
+                <w:rFonts w:ascii="Times New Roman" w:hAnsi="Times New Roman" w:eastAsia="微软雅黑" w:cs="Times New Roman"/>
+                <w:sz w:val="18"/>
+                <w:szCs w:val="18"/>
+                <w:lang w:eastAsia="zh-CN"/>
+              </w:rPr>
+              <w:t>Str == [] %}无{% else%}{% for d in tdd.resistant</w:t>
+            </w:r>
+            <w:r>
+              <w:rPr>
+                <w:rFonts w:hint="eastAsia" w:ascii="Times New Roman" w:hAnsi="Times New Roman" w:eastAsia="微软雅黑" w:cs="Times New Roman"/>
+                <w:sz w:val="18"/>
+                <w:szCs w:val="18"/>
+                <w:lang w:eastAsia="zh-CN"/>
+              </w:rPr>
+              <w:t>c</w:t>
+            </w:r>
+            <w:r>
+              <w:rPr>
+                <w:rFonts w:ascii="Times New Roman" w:hAnsi="Times New Roman" w:eastAsia="微软雅黑" w:cs="Times New Roman"/>
+                <w:sz w:val="18"/>
+                <w:szCs w:val="18"/>
+                <w:lang w:eastAsia="zh-CN"/>
+              </w:rPr>
+              <w:t>Str %}{%if loop.last%}</w:t>
+            </w:r>
+            <w:r>
+              <w:rPr>
+                <w:rFonts w:hint="eastAsia" w:ascii="Times New Roman" w:hAnsi="Times New Roman" w:eastAsia="微软雅黑" w:cs="Times New Roman"/>
+                <w:sz w:val="18"/>
+                <w:szCs w:val="18"/>
+                <w:lang w:eastAsia="zh-CN"/>
+              </w:rPr>
+              <w:t>{{ d.nameLevel }}</w:t>
+            </w:r>
+            <w:r>
+              <w:rPr>
+                <w:rFonts w:ascii="Times New Roman" w:hAnsi="Times New Roman" w:eastAsia="微软雅黑" w:cs="Times New Roman"/>
+                <w:sz w:val="18"/>
+                <w:szCs w:val="18"/>
+                <w:lang w:eastAsia="zh-CN"/>
+              </w:rPr>
+              <w:t>{%else%}</w:t>
+            </w:r>
+            <w:r>
+              <w:rPr>
+                <w:rFonts w:hint="eastAsia" w:ascii="Times New Roman" w:hAnsi="Times New Roman" w:eastAsia="微软雅黑" w:cs="Times New Roman"/>
+                <w:sz w:val="18"/>
+                <w:szCs w:val="18"/>
+                <w:lang w:eastAsia="zh-CN"/>
+              </w:rPr>
+              <w:t>{{ d.nameLevel }}</w:t>
+            </w:r>
+            <w:r>
+              <w:rPr>
+                <w:rFonts w:ascii="Times New Roman" w:hAnsi="Times New Roman" w:eastAsia="微软雅黑" w:cs="Times New Roman"/>
+                <w:sz w:val="18"/>
+                <w:szCs w:val="18"/>
+                <w:lang w:eastAsia="zh-CN"/>
+              </w:rPr>
+              <w:t>，{%endif%}{% endfor %}{% endif%}</w:t>
+            </w:r>
+          </w:p>
+        </w:tc>
+      </w:tr>
+      <w:tr>
+        <w:tblPrEx>
+          <w:tblBorders>
+            <w:top w:val="single" w:color="0B8770" w:sz="12" w:space="0"/>
+            <w:left w:val="none" w:color="auto" w:sz="0" w:space="0"/>
+            <w:bottom w:val="dotted" w:color="0B8770" w:sz="4" w:space="0"/>
+            <w:right w:val="none" w:color="auto" w:sz="0" w:space="0"/>
+            <w:insideH w:val="dotted" w:color="0B8770" w:sz="4" w:space="0"/>
+            <w:insideV w:val="dotted" w:color="0B8770" w:sz="4" w:space="0"/>
+          </w:tblBorders>
+          <w:shd w:val="clear" w:color="auto" w:fill="auto"/>
+          <w:tblCellMar>
+            <w:top w:w="0" w:type="dxa"/>
+            <w:left w:w="108" w:type="dxa"/>
+            <w:bottom w:w="0" w:type="dxa"/>
+            <w:right w:w="108" w:type="dxa"/>
+          </w:tblCellMar>
+        </w:tblPrEx>
+        <w:trPr>
+          <w:trHeight w:val="474" w:hRule="atLeast"/>
+          <w:jc w:val="center"/>
+        </w:trPr>
+        <w:tc>
+          <w:tcPr>
+            <w:tcW w:w="432" w:type="dxa"/>
+            <w:vMerge w:val="continue"/>
+            <w:shd w:val="clear" w:color="auto" w:fill="auto"/>
+            <w:vAlign w:val="center"/>
+          </w:tcPr>
+          <w:p>
+            <w:pPr>
+              <w:keepNext/>
+              <w:spacing w:before="26"/>
+              <w:jc w:val="center"/>
+              <w:rPr>
+                <w:rFonts w:ascii="Times New Roman" w:hAnsi="Times New Roman" w:eastAsia="微软雅黑" w:cs="Times New Roman"/>
+                <w:b/>
+                <w:color w:val="0B8770"/>
+                <w:sz w:val="18"/>
+                <w:szCs w:val="18"/>
+                <w:lang w:eastAsia="zh-CN"/>
+              </w:rPr>
+            </w:pPr>
+          </w:p>
+        </w:tc>
+        <w:tc>
+          <w:tcPr>
+            <w:tcW w:w="1191" w:type="dxa"/>
+            <w:shd w:val="clear" w:color="auto" w:fill="auto"/>
+            <w:vAlign w:val="center"/>
+          </w:tcPr>
+          <w:p>
+            <w:pPr>
+              <w:keepNext/>
+              <w:spacing w:before="26"/>
+              <w:jc w:val="center"/>
+              <w:rPr>
+                <w:rFonts w:ascii="Times New Roman" w:hAnsi="Times New Roman" w:eastAsia="微软雅黑" w:cs="Times New Roman"/>
+                <w:b/>
+                <w:color w:val="0B8770"/>
+                <w:sz w:val="18"/>
+                <w:szCs w:val="18"/>
+                <w:lang w:eastAsia="zh-CN"/>
+              </w:rPr>
+            </w:pPr>
+            <w:r>
+              <w:rPr>
+                <w:rFonts w:hint="eastAsia" w:ascii="Times New Roman" w:hAnsi="Times New Roman" w:eastAsia="微软雅黑" w:cs="Times New Roman"/>
+                <w:b/>
+                <w:color w:val="0B8770"/>
+                <w:sz w:val="18"/>
+                <w:szCs w:val="18"/>
+                <w:lang w:eastAsia="zh-CN"/>
+              </w:rPr>
+              <w:t>D</w:t>
+            </w:r>
+            <w:r>
+              <w:rPr>
+                <w:rFonts w:ascii="Times New Roman" w:hAnsi="Times New Roman" w:eastAsia="微软雅黑" w:cs="Times New Roman"/>
+                <w:b/>
+                <w:color w:val="0B8770"/>
+                <w:sz w:val="18"/>
+                <w:szCs w:val="18"/>
+                <w:lang w:eastAsia="zh-CN"/>
+              </w:rPr>
+              <w:t>级</w:t>
+            </w:r>
+          </w:p>
+        </w:tc>
+        <w:tc>
+          <w:tcPr>
+            <w:tcW w:w="8247" w:type="dxa"/>
+            <w:shd w:val="clear" w:color="auto" w:fill="auto"/>
+            <w:vAlign w:val="center"/>
+          </w:tcPr>
+          <w:p>
+            <w:pPr>
+              <w:keepNext/>
+              <w:spacing w:before="26"/>
+              <w:jc w:val="center"/>
+              <w:rPr>
+                <w:rFonts w:ascii="Times New Roman" w:hAnsi="Times New Roman" w:eastAsia="微软雅黑" w:cs="Times New Roman"/>
+                <w:sz w:val="18"/>
+                <w:szCs w:val="18"/>
+                <w:lang w:eastAsia="zh-CN"/>
+              </w:rPr>
+            </w:pPr>
+            <w:r>
+              <w:rPr>
+                <w:rFonts w:ascii="Times New Roman" w:hAnsi="Times New Roman" w:eastAsia="微软雅黑" w:cs="Times New Roman"/>
+                <w:sz w:val="18"/>
+                <w:szCs w:val="18"/>
+                <w:lang w:eastAsia="zh-CN"/>
+              </w:rPr>
+              <w:t>{% if tdd.resistant</w:t>
+            </w:r>
+            <w:r>
+              <w:rPr>
+                <w:rFonts w:hint="eastAsia" w:ascii="Times New Roman" w:hAnsi="Times New Roman" w:eastAsia="微软雅黑" w:cs="Times New Roman"/>
+                <w:sz w:val="18"/>
+                <w:szCs w:val="18"/>
+                <w:lang w:eastAsia="zh-CN"/>
+              </w:rPr>
+              <w:t>d</w:t>
+            </w:r>
+            <w:r>
+              <w:rPr>
+                <w:rFonts w:ascii="Times New Roman" w:hAnsi="Times New Roman" w:eastAsia="微软雅黑" w:cs="Times New Roman"/>
+                <w:sz w:val="18"/>
+                <w:szCs w:val="18"/>
+                <w:lang w:eastAsia="zh-CN"/>
+              </w:rPr>
+              <w:t>Str == [] %}无{% else%}{% for d in tdd.resistant</w:t>
+            </w:r>
+            <w:r>
+              <w:rPr>
+                <w:rFonts w:hint="eastAsia" w:ascii="Times New Roman" w:hAnsi="Times New Roman" w:eastAsia="微软雅黑" w:cs="Times New Roman"/>
+                <w:sz w:val="18"/>
+                <w:szCs w:val="18"/>
+                <w:lang w:eastAsia="zh-CN"/>
+              </w:rPr>
+              <w:t>d</w:t>
+            </w:r>
+            <w:r>
+              <w:rPr>
+                <w:rFonts w:ascii="Times New Roman" w:hAnsi="Times New Roman" w:eastAsia="微软雅黑" w:cs="Times New Roman"/>
+                <w:sz w:val="18"/>
+                <w:szCs w:val="18"/>
+                <w:lang w:eastAsia="zh-CN"/>
+              </w:rPr>
+              <w:t>Str %}{%if loop.last%}</w:t>
+            </w:r>
+            <w:r>
+              <w:rPr>
+                <w:rFonts w:hint="eastAsia" w:ascii="Times New Roman" w:hAnsi="Times New Roman" w:eastAsia="微软雅黑" w:cs="Times New Roman"/>
+                <w:sz w:val="18"/>
+                <w:szCs w:val="18"/>
+                <w:lang w:eastAsia="zh-CN"/>
+              </w:rPr>
+              <w:t>{{ d.nameLevel }}</w:t>
+            </w:r>
+            <w:r>
+              <w:rPr>
+                <w:rFonts w:ascii="Times New Roman" w:hAnsi="Times New Roman" w:eastAsia="微软雅黑" w:cs="Times New Roman"/>
+                <w:sz w:val="18"/>
+                <w:szCs w:val="18"/>
+                <w:lang w:eastAsia="zh-CN"/>
+              </w:rPr>
+              <w:t>{%else%}</w:t>
+            </w:r>
+            <w:r>
+              <w:rPr>
+                <w:rFonts w:hint="eastAsia" w:ascii="Times New Roman" w:hAnsi="Times New Roman" w:eastAsia="微软雅黑" w:cs="Times New Roman"/>
+                <w:sz w:val="18"/>
+                <w:szCs w:val="18"/>
+                <w:lang w:eastAsia="zh-CN"/>
+              </w:rPr>
+              <w:t>{{ d.nameLevel }}</w:t>
+            </w:r>
+            <w:r>
+              <w:rPr>
+                <w:rFonts w:ascii="Times New Roman" w:hAnsi="Times New Roman" w:eastAsia="微软雅黑" w:cs="Times New Roman"/>
+                <w:sz w:val="18"/>
+                <w:szCs w:val="18"/>
+                <w:lang w:eastAsia="zh-CN"/>
+              </w:rPr>
+              <w:t>，{%endif%}{% endfor %}{% endif%}</w:t>
+            </w:r>
+          </w:p>
+        </w:tc>
+      </w:tr>
+      <w:tr>
+        <w:tblPrEx>
+          <w:tblBorders>
+            <w:top w:val="single" w:color="0B8770" w:sz="12" w:space="0"/>
+            <w:left w:val="none" w:color="auto" w:sz="0" w:space="0"/>
+            <w:bottom w:val="dotted" w:color="0B8770" w:sz="4" w:space="0"/>
+            <w:right w:val="none" w:color="auto" w:sz="0" w:space="0"/>
+            <w:insideH w:val="dotted" w:color="0B8770" w:sz="4" w:space="0"/>
+            <w:insideV w:val="dotted" w:color="0B8770" w:sz="4" w:space="0"/>
+          </w:tblBorders>
+          <w:shd w:val="clear" w:color="auto" w:fill="auto"/>
           <w:tblCellMar>
             <w:top w:w="0" w:type="dxa"/>
             <w:left w:w="108" w:type="dxa"/>
@@ -25749,7 +25772,6 @@
         </w:rPr>
         <w:br w:type="page"/>
       </w:r>
-      <w:bookmarkStart w:id="77" w:name="_GoBack"/>
       <w:r>
         <w:rPr>
           <w:rFonts w:hint="eastAsia" w:ascii="微软雅黑" w:hAnsi="微软雅黑" w:eastAsia="微软雅黑" w:cs="微软雅黑"/>
@@ -25789,7 +25811,6 @@
         </w:rPr>
         <w:br w:type="page"/>
       </w:r>
-      <w:bookmarkEnd w:id="77"/>
       <w:r>
         <w:rPr>
           <w:rFonts w:hint="eastAsia" w:ascii="Times New Roman" w:hAnsi="Times New Roman" w:eastAsia="微软雅黑" w:cs="Times New Roman"/>
@@ -38461,11 +38482,11 @@
           <w:lang w:eastAsia="zh-CN"/>
         </w:rPr>
       </w:pPr>
-      <w:bookmarkStart w:id="59" w:name="_Toc3846"/>
-      <w:bookmarkStart w:id="60" w:name="_Toc97654861"/>
-      <w:bookmarkStart w:id="61" w:name="_Toc20718"/>
+      <w:bookmarkStart w:id="59" w:name="_Toc27417"/>
+      <w:bookmarkStart w:id="60" w:name="_Toc20718"/>
+      <w:bookmarkStart w:id="61" w:name="_Toc97654861"/>
       <w:bookmarkStart w:id="62" w:name="_Toc5400"/>
-      <w:bookmarkStart w:id="63" w:name="_Toc27417"/>
+      <w:bookmarkStart w:id="63" w:name="_Toc3846"/>
       <w:r>
         <w:rPr>
           <w:rFonts w:ascii="Times New Roman" w:hAnsi="Times New Roman" w:eastAsia="微软雅黑" w:cs="Times New Roman"/>
@@ -38625,11 +38646,11 @@
           <w:lang w:eastAsia="zh-CN"/>
         </w:rPr>
       </w:pPr>
-      <w:bookmarkStart w:id="64" w:name="_Toc126"/>
-      <w:bookmarkStart w:id="65" w:name="_Toc1131"/>
-      <w:bookmarkStart w:id="66" w:name="_Toc10299"/>
-      <w:bookmarkStart w:id="67" w:name="_Toc8169"/>
-      <w:bookmarkStart w:id="68" w:name="_Toc97654862"/>
+      <w:bookmarkStart w:id="64" w:name="_Toc97654862"/>
+      <w:bookmarkStart w:id="65" w:name="_Toc126"/>
+      <w:bookmarkStart w:id="66" w:name="_Toc8169"/>
+      <w:bookmarkStart w:id="67" w:name="_Toc1131"/>
+      <w:bookmarkStart w:id="68" w:name="_Toc10299"/>
       <w:r>
         <w:rPr>
           <w:rFonts w:ascii="Times New Roman" w:hAnsi="Times New Roman" w:eastAsia="微软雅黑" w:cs="Times New Roman"/>
@@ -40695,11 +40716,11 @@
         </w:rPr>
       </w:pPr>
       <w:bookmarkStart w:id="70" w:name="_Toc9307"/>
-      <w:bookmarkStart w:id="71" w:name="_Toc22162_WPSOffice_Level1"/>
-      <w:bookmarkStart w:id="72" w:name="_Toc14611_WPSOffice_Level1"/>
-      <w:bookmarkStart w:id="73" w:name="_Toc22623"/>
+      <w:bookmarkStart w:id="71" w:name="_Toc22623"/>
+      <w:bookmarkStart w:id="72" w:name="_Toc17792_WPSOffice_Level2"/>
+      <w:bookmarkStart w:id="73" w:name="_Toc22162_WPSOffice_Level1"/>
       <w:bookmarkStart w:id="74" w:name="_Toc13275"/>
-      <w:bookmarkStart w:id="75" w:name="_Toc17792_WPSOffice_Level2"/>
+      <w:bookmarkStart w:id="75" w:name="_Toc14611_WPSOffice_Level1"/>
       <w:bookmarkStart w:id="76" w:name="_Toc19584_WPSOffice_Level1"/>
       <w:r>
         <w:rPr>
@@ -44280,7 +44301,6 @@
     <customSectPr/>
     <customSectPr/>
     <customSectPr/>
-    <customSectPr/>
   </customSectProps>
   <customShpExts>
     <customShpInfo spid="_x0000_s1026" textRotate="1"/>

--- a/WebContent/docx/湖南肿瘤BRCA45模板（体系胚系）.docx
+++ b/WebContent/docx/湖南肿瘤BRCA45模板（体系胚系）.docx
@@ -1301,104 +1301,6 @@
           <w:lang w:eastAsia="zh-CN"/>
         </w:rPr>
         <w:t>6</w:t>
-      </w:r>
-      <w:r>
-        <w:rPr>
-          <w:rFonts w:hint="eastAsia" w:ascii="Times New Roman" w:hAnsi="Times New Roman" w:eastAsia="微软雅黑" w:cs="微软雅黑"/>
-          <w:lang w:eastAsia="zh-CN"/>
-        </w:rPr>
-        <w:fldChar w:fldCharType="end"/>
-      </w:r>
-      <w:r>
-        <w:rPr>
-          <w:rFonts w:hint="eastAsia" w:ascii="Times New Roman" w:hAnsi="Times New Roman" w:eastAsia="微软雅黑" w:cs="微软雅黑"/>
-          <w:lang w:eastAsia="zh-CN"/>
-        </w:rPr>
-        <w:fldChar w:fldCharType="end"/>
-      </w:r>
-    </w:p>
-    <w:p>
-      <w:pPr>
-        <w:pStyle w:val="11"/>
-        <w:tabs>
-          <w:tab w:val="right" w:leader="dot" w:pos="9860"/>
-        </w:tabs>
-        <w:spacing w:line="288" w:lineRule="auto"/>
-        <w:ind w:firstLine="440" w:firstLineChars="200"/>
-        <w:rPr>
-          <w:rFonts w:hint="eastAsia" w:ascii="Times New Roman" w:hAnsi="Times New Roman" w:eastAsia="微软雅黑" w:cs="微软雅黑"/>
-          <w:lang w:eastAsia="zh-CN"/>
-        </w:rPr>
-      </w:pPr>
-      <w:r>
-        <w:rPr>
-          <w:rFonts w:hint="eastAsia" w:ascii="Times New Roman" w:hAnsi="Times New Roman" w:eastAsia="微软雅黑" w:cs="微软雅黑"/>
-          <w:lang w:eastAsia="zh-CN"/>
-        </w:rPr>
-        <w:fldChar w:fldCharType="begin"/>
-      </w:r>
-      <w:r>
-        <w:rPr>
-          <w:rFonts w:hint="eastAsia" w:ascii="Times New Roman" w:hAnsi="Times New Roman" w:eastAsia="微软雅黑" w:cs="微软雅黑"/>
-          <w:lang w:eastAsia="zh-CN"/>
-        </w:rPr>
-        <w:instrText xml:space="preserve"> HYPERLINK \l _Toc19991 </w:instrText>
-      </w:r>
-      <w:r>
-        <w:rPr>
-          <w:rFonts w:hint="eastAsia" w:ascii="Times New Roman" w:hAnsi="Times New Roman" w:eastAsia="微软雅黑" w:cs="微软雅黑"/>
-          <w:lang w:eastAsia="zh-CN"/>
-        </w:rPr>
-        <w:fldChar w:fldCharType="separate"/>
-      </w:r>
-      <w:r>
-        <w:rPr>
-          <w:rFonts w:hint="eastAsia" w:ascii="Times New Roman" w:hAnsi="Times New Roman" w:eastAsia="微软雅黑" w:cs="微软雅黑"/>
-          <w:lang w:val="en-US" w:eastAsia="zh-CN"/>
-        </w:rPr>
-        <w:t xml:space="preserve">2.4 </w:t>
-      </w:r>
-      <w:r>
-        <w:rPr>
-          <w:rFonts w:hint="eastAsia" w:ascii="Times New Roman" w:hAnsi="Times New Roman" w:eastAsia="微软雅黑" w:cs="微软雅黑"/>
-          <w:lang w:eastAsia="zh-CN"/>
-        </w:rPr>
-        <w:t>本癌种FDA/NMPA获批的其他可选靶向药物</w:t>
-      </w:r>
-      <w:r>
-        <w:rPr>
-          <w:rFonts w:hint="eastAsia" w:ascii="Times New Roman" w:hAnsi="Times New Roman" w:eastAsia="微软雅黑" w:cs="微软雅黑"/>
-          <w:lang w:eastAsia="zh-CN"/>
-        </w:rPr>
-        <w:tab/>
-      </w:r>
-      <w:r>
-        <w:rPr>
-          <w:rFonts w:hint="eastAsia" w:ascii="Times New Roman" w:hAnsi="Times New Roman" w:eastAsia="微软雅黑" w:cs="微软雅黑"/>
-          <w:lang w:eastAsia="zh-CN"/>
-        </w:rPr>
-        <w:fldChar w:fldCharType="begin"/>
-      </w:r>
-      <w:r>
-        <w:rPr>
-          <w:rFonts w:hint="eastAsia" w:ascii="Times New Roman" w:hAnsi="Times New Roman" w:eastAsia="微软雅黑" w:cs="微软雅黑"/>
-          <w:lang w:eastAsia="zh-CN"/>
-        </w:rPr>
-        <w:instrText xml:space="preserve"> PAGEREF _Toc19991 \h </w:instrText>
-      </w:r>
-      <w:r>
-        <w:rPr>
-          <w:rFonts w:hint="eastAsia" w:ascii="Times New Roman" w:hAnsi="Times New Roman" w:eastAsia="微软雅黑" w:cs="微软雅黑"/>
-          <w:lang w:eastAsia="zh-CN"/>
-        </w:rPr>
-        <w:fldChar w:fldCharType="separate"/>
-      </w:r>
-      <w:r>
-        <w:rPr>
-          <w:rFonts w:hint="eastAsia" w:ascii="Times New Roman" w:hAnsi="Times New Roman" w:eastAsia="微软雅黑" w:cs="微软雅黑"/>
-          <w:lang w:eastAsia="zh-CN"/>
-        </w:rPr>
-        <w:t>8</w:t>
       </w:r>
       <w:r>
         <w:rPr>
@@ -3332,8 +3234,6 @@
               </w:rPr>
               <w:t>{% endif %}</w:t>
             </w:r>
-            <w:bookmarkStart w:id="77" w:name="_GoBack"/>
-            <w:bookmarkEnd w:id="77"/>
           </w:p>
         </w:tc>
         <w:tc>
@@ -5152,9 +5052,9 @@
         </w:rPr>
       </w:pPr>
       <w:bookmarkStart w:id="6" w:name="_Toc13457"/>
-      <w:bookmarkStart w:id="7" w:name="_Toc19184"/>
-      <w:bookmarkStart w:id="8" w:name="_Toc12381"/>
-      <w:bookmarkStart w:id="9" w:name="_Toc14062"/>
+      <w:bookmarkStart w:id="7" w:name="_Toc14062"/>
+      <w:bookmarkStart w:id="8" w:name="_Toc19184"/>
+      <w:bookmarkStart w:id="9" w:name="_Toc12381"/>
       <w:r>
         <w:rPr>
           <w:rFonts w:hint="eastAsia" w:ascii="Times New Roman" w:hAnsi="Times New Roman" w:eastAsia="微软雅黑" w:cs="Times New Roman"/>
@@ -5205,11 +5105,11 @@
           <w:color w:val="auto"/>
         </w:rPr>
       </w:pPr>
-      <w:bookmarkStart w:id="10" w:name="_Toc6677"/>
-      <w:bookmarkStart w:id="11" w:name="_Toc14270"/>
+      <w:bookmarkStart w:id="10" w:name="_Toc14270"/>
+      <w:bookmarkStart w:id="11" w:name="_Toc4616"/>
       <w:bookmarkStart w:id="12" w:name="_Toc15033"/>
       <w:bookmarkStart w:id="13" w:name="_Toc21059"/>
-      <w:bookmarkStart w:id="14" w:name="_Toc4616"/>
+      <w:bookmarkStart w:id="14" w:name="_Toc6677"/>
       <w:r>
         <w:rPr>
           <w:rFonts w:hint="default" w:ascii="Times New Roman" w:hAnsi="Times New Roman" w:eastAsia="微软雅黑" w:cs="Times New Roman"/>
@@ -5963,12 +5863,6 @@
             <w:insideH w:val="dotted" w:color="0B8770" w:sz="4" w:space="0"/>
             <w:insideV w:val="dotted" w:color="0B8770" w:sz="4" w:space="0"/>
           </w:tblBorders>
-          <w:tblCellMar>
-            <w:top w:w="0" w:type="dxa"/>
-            <w:left w:w="0" w:type="dxa"/>
-            <w:bottom w:w="0" w:type="dxa"/>
-            <w:right w:w="0" w:type="dxa"/>
-          </w:tblCellMar>
         </w:tblPrEx>
         <w:trPr>
           <w:trHeight w:val="510" w:hRule="atLeast"/>
@@ -10301,14 +10195,14 @@
           <w:szCs w:val="28"/>
         </w:rPr>
       </w:pPr>
-      <w:bookmarkStart w:id="16" w:name="_Toc29114"/>
-      <w:bookmarkStart w:id="17" w:name="_Toc29585"/>
-      <w:bookmarkStart w:id="18" w:name="_Toc149837259"/>
+      <w:bookmarkStart w:id="16" w:name="_Toc149837259"/>
+      <w:bookmarkStart w:id="17" w:name="_Toc29114"/>
+      <w:bookmarkStart w:id="18" w:name="_Toc29585"/>
       <w:bookmarkStart w:id="19" w:name="_Hlk516758315"/>
-      <w:bookmarkStart w:id="20" w:name="_Toc10743"/>
-      <w:bookmarkStart w:id="21" w:name="_Toc19898_WPSOffice_Level2"/>
+      <w:bookmarkStart w:id="20" w:name="_Toc19898_WPSOffice_Level2"/>
+      <w:bookmarkStart w:id="21" w:name="_Toc13489_WPSOffice_Level2"/>
       <w:bookmarkStart w:id="22" w:name="_Toc24038"/>
-      <w:bookmarkStart w:id="23" w:name="_Toc13489_WPSOffice_Level2"/>
+      <w:bookmarkStart w:id="23" w:name="_Toc10743"/>
       <w:r>
         <w:rPr>
           <w:rFonts w:hint="default" w:ascii="Times New Roman" w:hAnsi="Times New Roman" w:eastAsia="微软雅黑" w:cs="黑体"/>
@@ -13784,21 +13678,10 @@
     </w:p>
     <w:p>
       <w:pPr>
-        <w:pStyle w:val="2"/>
-        <w:numPr>
-          <w:ilvl w:val="1"/>
-          <w:numId w:val="0"/>
-        </w:numPr>
-        <w:tabs>
-          <w:tab w:val="left" w:pos="0"/>
-        </w:tabs>
-        <w:ind w:left="-213" w:leftChars="0" w:hanging="7" w:firstLineChars="0"/>
-        <w:jc w:val="left"/>
-        <w:rPr>
-          <w:rFonts w:hint="eastAsia"/>
-          <w:color w:val="auto"/>
-          <w:sz w:val="28"/>
-          <w:szCs w:val="28"/>
+        <w:widowControl/>
+        <w:rPr>
+          <w:rFonts w:ascii="Times New Roman" w:hAnsi="Times New Roman" w:eastAsia="微软雅黑" w:cs="Times New Roman"/>
+          <w:bCs/>
           <w:lang w:eastAsia="zh-CN"/>
         </w:rPr>
       </w:pPr>
@@ -13807,507 +13690,6 @@
           <w:rFonts w:ascii="Times New Roman" w:hAnsi="Times New Roman" w:eastAsia="微软雅黑" w:cs="Times New Roman"/>
           <w:b/>
           <w:bCs/>
-          <w:lang w:eastAsia="zh-CN"/>
-        </w:rPr>
-        <w:br w:type="page"/>
-      </w:r>
-      <w:bookmarkStart w:id="24" w:name="_Toc149837260"/>
-      <w:bookmarkStart w:id="25" w:name="_Toc21457"/>
-      <w:bookmarkStart w:id="26" w:name="_Toc19991"/>
-      <w:r>
-        <w:rPr>
-          <w:rFonts w:hint="eastAsia"/>
-          <w:color w:val="auto"/>
-          <w:sz w:val="28"/>
-          <w:szCs w:val="28"/>
-          <w:lang w:val="en-US" w:eastAsia="zh-CN"/>
-        </w:rPr>
-        <w:t xml:space="preserve">2.4 </w:t>
-      </w:r>
-      <w:r>
-        <w:rPr>
-          <w:rFonts w:hint="eastAsia"/>
-          <w:color w:val="auto"/>
-          <w:sz w:val="28"/>
-          <w:szCs w:val="28"/>
-          <w:lang w:eastAsia="zh-CN"/>
-        </w:rPr>
-        <w:t>本癌种FDA/NMPA获批的其他可选靶向药物</w:t>
-      </w:r>
-      <w:bookmarkEnd w:id="24"/>
-      <w:bookmarkEnd w:id="25"/>
-      <w:bookmarkEnd w:id="26"/>
-    </w:p>
-    <w:tbl>
-      <w:tblPr>
-        <w:tblStyle w:val="16"/>
-        <w:tblW w:w="9937" w:type="dxa"/>
-        <w:jc w:val="center"/>
-        <w:tblBorders>
-          <w:top w:val="dotted" w:color="0B8770" w:sz="4" w:space="0"/>
-          <w:left w:val="none" w:color="auto" w:sz="0" w:space="0"/>
-          <w:bottom w:val="single" w:color="0B8770" w:sz="12" w:space="0"/>
-          <w:right w:val="none" w:color="auto" w:sz="0" w:space="0"/>
-          <w:insideH w:val="dotted" w:color="0B8770" w:sz="4" w:space="0"/>
-          <w:insideV w:val="dotted" w:color="0B8770" w:sz="4" w:space="0"/>
-        </w:tblBorders>
-        <w:tblLayout w:type="fixed"/>
-        <w:tblCellMar>
-          <w:top w:w="0" w:type="dxa"/>
-          <w:left w:w="113" w:type="dxa"/>
-          <w:bottom w:w="0" w:type="dxa"/>
-          <w:right w:w="113" w:type="dxa"/>
-        </w:tblCellMar>
-      </w:tblPr>
-      <w:tblGrid>
-        <w:gridCol w:w="1210"/>
-        <w:gridCol w:w="1210"/>
-        <w:gridCol w:w="6124"/>
-        <w:gridCol w:w="1393"/>
-      </w:tblGrid>
-      <w:tr>
-        <w:tblPrEx>
-          <w:tblBorders>
-            <w:top w:val="dotted" w:color="0B8770" w:sz="4" w:space="0"/>
-            <w:left w:val="none" w:color="auto" w:sz="0" w:space="0"/>
-            <w:bottom w:val="single" w:color="0B8770" w:sz="12" w:space="0"/>
-            <w:right w:val="none" w:color="auto" w:sz="0" w:space="0"/>
-            <w:insideH w:val="dotted" w:color="0B8770" w:sz="4" w:space="0"/>
-            <w:insideV w:val="dotted" w:color="0B8770" w:sz="4" w:space="0"/>
-          </w:tblBorders>
-          <w:tblCellMar>
-            <w:top w:w="0" w:type="dxa"/>
-            <w:left w:w="113" w:type="dxa"/>
-            <w:bottom w:w="0" w:type="dxa"/>
-            <w:right w:w="113" w:type="dxa"/>
-          </w:tblCellMar>
-        </w:tblPrEx>
-        <w:trPr>
-          <w:trHeight w:val="454" w:hRule="atLeast"/>
-          <w:jc w:val="center"/>
-        </w:trPr>
-        <w:tc>
-          <w:tcPr>
-            <w:tcW w:w="1210" w:type="dxa"/>
-            <w:shd w:val="clear" w:color="auto" w:fill="0B8770"/>
-            <w:vAlign w:val="center"/>
-          </w:tcPr>
-          <w:p>
-            <w:pPr>
-              <w:pStyle w:val="20"/>
-              <w:jc w:val="center"/>
-              <w:rPr>
-                <w:rFonts w:ascii="Times New Roman" w:hAnsi="Times New Roman" w:eastAsia="微软雅黑" w:cs="Times New Roman"/>
-                <w:b w:val="0"/>
-                <w:bCs/>
-                <w:color w:val="FFFFFF" w:themeColor="background1"/>
-                <w:sz w:val="21"/>
-                <w:szCs w:val="21"/>
-                <w14:textFill>
-                  <w14:solidFill>
-                    <w14:schemeClr w14:val="bg1"/>
-                  </w14:solidFill>
-                </w14:textFill>
-              </w:rPr>
-            </w:pPr>
-            <w:r>
-              <w:rPr>
-                <w:rFonts w:ascii="Times New Roman" w:hAnsi="Times New Roman" w:eastAsia="微软雅黑" w:cs="Times New Roman"/>
-                <w:b w:val="0"/>
-                <w:bCs/>
-                <w:color w:val="FFFFFF" w:themeColor="background1"/>
-                <w:sz w:val="21"/>
-                <w:szCs w:val="21"/>
-                <w14:textFill>
-                  <w14:solidFill>
-                    <w14:schemeClr w14:val="bg1"/>
-                  </w14:solidFill>
-                </w14:textFill>
-              </w:rPr>
-              <w:t>癌种</w:t>
-            </w:r>
-          </w:p>
-        </w:tc>
-        <w:tc>
-          <w:tcPr>
-            <w:tcW w:w="1210" w:type="dxa"/>
-            <w:shd w:val="clear" w:color="auto" w:fill="0B8770"/>
-            <w:vAlign w:val="center"/>
-          </w:tcPr>
-          <w:p>
-            <w:pPr>
-              <w:pStyle w:val="20"/>
-              <w:jc w:val="center"/>
-              <w:rPr>
-                <w:rFonts w:ascii="Times New Roman" w:hAnsi="Times New Roman" w:eastAsia="微软雅黑" w:cs="Times New Roman"/>
-                <w:b w:val="0"/>
-                <w:bCs/>
-                <w:color w:val="FFFFFF" w:themeColor="background1"/>
-                <w:sz w:val="21"/>
-                <w:szCs w:val="21"/>
-                <w14:textFill>
-                  <w14:solidFill>
-                    <w14:schemeClr w14:val="bg1"/>
-                  </w14:solidFill>
-                </w14:textFill>
-              </w:rPr>
-            </w:pPr>
-            <w:r>
-              <w:rPr>
-                <w:rFonts w:ascii="Times New Roman" w:hAnsi="Times New Roman" w:eastAsia="微软雅黑" w:cs="Times New Roman"/>
-                <w:b w:val="0"/>
-                <w:bCs/>
-                <w:color w:val="FFFFFF" w:themeColor="background1"/>
-                <w:sz w:val="21"/>
-                <w:szCs w:val="21"/>
-                <w14:textFill>
-                  <w14:solidFill>
-                    <w14:schemeClr w14:val="bg1"/>
-                  </w14:solidFill>
-                </w14:textFill>
-              </w:rPr>
-              <w:t>药物</w:t>
-            </w:r>
-          </w:p>
-        </w:tc>
-        <w:tc>
-          <w:tcPr>
-            <w:tcW w:w="6124" w:type="dxa"/>
-            <w:shd w:val="clear" w:color="auto" w:fill="0B8770"/>
-            <w:vAlign w:val="center"/>
-          </w:tcPr>
-          <w:p>
-            <w:pPr>
-              <w:pStyle w:val="20"/>
-              <w:jc w:val="center"/>
-              <w:rPr>
-                <w:rFonts w:ascii="Times New Roman" w:hAnsi="Times New Roman" w:eastAsia="微软雅黑" w:cs="Times New Roman"/>
-                <w:b w:val="0"/>
-                <w:bCs/>
-                <w:color w:val="FFFFFF" w:themeColor="background1"/>
-                <w:sz w:val="21"/>
-                <w:szCs w:val="21"/>
-                <w14:textFill>
-                  <w14:solidFill>
-                    <w14:schemeClr w14:val="bg1"/>
-                  </w14:solidFill>
-                </w14:textFill>
-              </w:rPr>
-            </w:pPr>
-            <w:r>
-              <w:rPr>
-                <w:rFonts w:ascii="Times New Roman" w:hAnsi="Times New Roman" w:eastAsia="微软雅黑" w:cs="Times New Roman"/>
-                <w:b w:val="0"/>
-                <w:bCs/>
-                <w:color w:val="FFFFFF" w:themeColor="background1"/>
-                <w:sz w:val="21"/>
-                <w:szCs w:val="21"/>
-                <w14:textFill>
-                  <w14:solidFill>
-                    <w14:schemeClr w14:val="bg1"/>
-                  </w14:solidFill>
-                </w14:textFill>
-              </w:rPr>
-              <w:t>获批适应症</w:t>
-            </w:r>
-          </w:p>
-        </w:tc>
-        <w:tc>
-          <w:tcPr>
-            <w:tcW w:w="1393" w:type="dxa"/>
-            <w:shd w:val="clear" w:color="auto" w:fill="0B8770"/>
-            <w:vAlign w:val="center"/>
-          </w:tcPr>
-          <w:p>
-            <w:pPr>
-              <w:pStyle w:val="20"/>
-              <w:jc w:val="center"/>
-              <w:rPr>
-                <w:rFonts w:ascii="Times New Roman" w:hAnsi="Times New Roman" w:eastAsia="微软雅黑" w:cs="Times New Roman"/>
-                <w:b w:val="0"/>
-                <w:bCs/>
-                <w:color w:val="FFFFFF" w:themeColor="background1"/>
-                <w:sz w:val="21"/>
-                <w:szCs w:val="21"/>
-                <w14:textFill>
-                  <w14:solidFill>
-                    <w14:schemeClr w14:val="bg1"/>
-                  </w14:solidFill>
-                </w14:textFill>
-              </w:rPr>
-            </w:pPr>
-            <w:r>
-              <w:rPr>
-                <w:rFonts w:ascii="Times New Roman" w:hAnsi="Times New Roman" w:eastAsia="微软雅黑" w:cs="Times New Roman"/>
-                <w:b w:val="0"/>
-                <w:bCs/>
-                <w:color w:val="FFFFFF" w:themeColor="background1"/>
-                <w:sz w:val="21"/>
-                <w:szCs w:val="21"/>
-                <w14:textFill>
-                  <w14:solidFill>
-                    <w14:schemeClr w14:val="bg1"/>
-                  </w14:solidFill>
-                </w14:textFill>
-              </w:rPr>
-              <w:t>获批机构</w:t>
-            </w:r>
-          </w:p>
-        </w:tc>
-      </w:tr>
-      <w:tr>
-        <w:tblPrEx>
-          <w:tblBorders>
-            <w:top w:val="dotted" w:color="0B8770" w:sz="4" w:space="0"/>
-            <w:left w:val="none" w:color="auto" w:sz="0" w:space="0"/>
-            <w:bottom w:val="single" w:color="0B8770" w:sz="12" w:space="0"/>
-            <w:right w:val="none" w:color="auto" w:sz="0" w:space="0"/>
-            <w:insideH w:val="dotted" w:color="0B8770" w:sz="4" w:space="0"/>
-            <w:insideV w:val="dotted" w:color="0B8770" w:sz="4" w:space="0"/>
-          </w:tblBorders>
-          <w:tblCellMar>
-            <w:top w:w="0" w:type="dxa"/>
-            <w:left w:w="113" w:type="dxa"/>
-            <w:bottom w:w="0" w:type="dxa"/>
-            <w:right w:w="113" w:type="dxa"/>
-          </w:tblCellMar>
-        </w:tblPrEx>
-        <w:trPr>
-          <w:jc w:val="center"/>
-        </w:trPr>
-        <w:tc>
-          <w:tcPr>
-            <w:tcW w:w="9937" w:type="dxa"/>
-            <w:gridSpan w:val="4"/>
-            <w:vAlign w:val="center"/>
-          </w:tcPr>
-          <w:p>
-            <w:pPr>
-              <w:widowControl/>
-              <w:snapToGrid w:val="0"/>
-              <w:jc w:val="center"/>
-              <w:textAlignment w:val="center"/>
-              <w:rPr>
-                <w:rFonts w:ascii="Times New Roman" w:hAnsi="Times New Roman" w:eastAsia="微软雅黑" w:cs="Times New Roman"/>
-                <w:sz w:val="18"/>
-                <w:szCs w:val="18"/>
-                <w:lang w:eastAsia="zh-CN"/>
-              </w:rPr>
-            </w:pPr>
-            <w:r>
-              <w:rPr>
-                <w:rFonts w:hint="eastAsia" w:ascii="Times New Roman" w:hAnsi="Times New Roman" w:eastAsia="微软雅黑" w:cs="Times New Roman"/>
-                <w:sz w:val="18"/>
-                <w:szCs w:val="18"/>
-                <w:lang w:eastAsia="zh-CN"/>
-              </w:rPr>
-              <w:t>{%tr for add in approvedDrugData %}</w:t>
-            </w:r>
-          </w:p>
-        </w:tc>
-      </w:tr>
-      <w:tr>
-        <w:tblPrEx>
-          <w:tblBorders>
-            <w:top w:val="dotted" w:color="0B8770" w:sz="4" w:space="0"/>
-            <w:left w:val="none" w:color="auto" w:sz="0" w:space="0"/>
-            <w:bottom w:val="single" w:color="0B8770" w:sz="12" w:space="0"/>
-            <w:right w:val="none" w:color="auto" w:sz="0" w:space="0"/>
-            <w:insideH w:val="dotted" w:color="0B8770" w:sz="4" w:space="0"/>
-            <w:insideV w:val="dotted" w:color="0B8770" w:sz="4" w:space="0"/>
-          </w:tblBorders>
-          <w:tblCellMar>
-            <w:top w:w="0" w:type="dxa"/>
-            <w:left w:w="113" w:type="dxa"/>
-            <w:bottom w:w="0" w:type="dxa"/>
-            <w:right w:w="113" w:type="dxa"/>
-          </w:tblCellMar>
-        </w:tblPrEx>
-        <w:trPr>
-          <w:jc w:val="center"/>
-        </w:trPr>
-        <w:tc>
-          <w:tcPr>
-            <w:tcW w:w="1210" w:type="dxa"/>
-            <w:vAlign w:val="center"/>
-          </w:tcPr>
-          <w:p>
-            <w:pPr>
-              <w:widowControl/>
-              <w:snapToGrid w:val="0"/>
-              <w:jc w:val="center"/>
-              <w:textAlignment w:val="center"/>
-              <w:rPr>
-                <w:rFonts w:ascii="Times New Roman" w:hAnsi="Times New Roman" w:eastAsia="微软雅黑" w:cs="Times New Roman"/>
-                <w:sz w:val="18"/>
-                <w:szCs w:val="18"/>
-                <w:lang w:eastAsia="zh-CN"/>
-              </w:rPr>
-            </w:pPr>
-            <w:r>
-              <w:rPr>
-                <w:rFonts w:hint="eastAsia" w:ascii="Times New Roman" w:hAnsi="Times New Roman" w:eastAsia="微软雅黑" w:cs="Times New Roman"/>
-                <w:sz w:val="18"/>
-                <w:szCs w:val="18"/>
-                <w:lang w:eastAsia="zh-CN"/>
-              </w:rPr>
-              <w:t>{{ add.disease }}</w:t>
-            </w:r>
-          </w:p>
-        </w:tc>
-        <w:tc>
-          <w:tcPr>
-            <w:tcW w:w="1210" w:type="dxa"/>
-            <w:vAlign w:val="center"/>
-          </w:tcPr>
-          <w:p>
-            <w:pPr>
-              <w:widowControl/>
-              <w:snapToGrid w:val="0"/>
-              <w:jc w:val="center"/>
-              <w:textAlignment w:val="center"/>
-              <w:rPr>
-                <w:rFonts w:ascii="Times New Roman" w:hAnsi="Times New Roman" w:eastAsia="微软雅黑" w:cs="Times New Roman"/>
-                <w:sz w:val="18"/>
-                <w:szCs w:val="18"/>
-                <w:lang w:eastAsia="zh-CN"/>
-              </w:rPr>
-            </w:pPr>
-            <w:r>
-              <w:rPr>
-                <w:rFonts w:hint="eastAsia" w:ascii="Times New Roman" w:hAnsi="Times New Roman" w:eastAsia="微软雅黑" w:cs="Times New Roman"/>
-                <w:sz w:val="18"/>
-                <w:szCs w:val="18"/>
-                <w:lang w:eastAsia="zh-CN"/>
-              </w:rPr>
-              <w:t>{{ add.drug }}</w:t>
-            </w:r>
-          </w:p>
-        </w:tc>
-        <w:tc>
-          <w:tcPr>
-            <w:tcW w:w="6124" w:type="dxa"/>
-            <w:vAlign w:val="center"/>
-          </w:tcPr>
-          <w:p>
-            <w:pPr>
-              <w:widowControl/>
-              <w:snapToGrid w:val="0"/>
-              <w:jc w:val="left"/>
-              <w:textAlignment w:val="center"/>
-              <w:rPr>
-                <w:rFonts w:ascii="Times New Roman" w:hAnsi="Times New Roman" w:eastAsia="微软雅黑" w:cs="Times New Roman"/>
-                <w:sz w:val="18"/>
-                <w:szCs w:val="18"/>
-                <w:lang w:eastAsia="zh-CN"/>
-              </w:rPr>
-            </w:pPr>
-            <w:r>
-              <w:rPr>
-                <w:rFonts w:hint="eastAsia" w:ascii="Times New Roman" w:hAnsi="Times New Roman" w:eastAsia="微软雅黑" w:cs="Times New Roman"/>
-                <w:sz w:val="18"/>
-                <w:szCs w:val="18"/>
-                <w:lang w:eastAsia="zh-CN"/>
-              </w:rPr>
-              <w:t>{{ add.indication }}</w:t>
-            </w:r>
-          </w:p>
-        </w:tc>
-        <w:tc>
-          <w:tcPr>
-            <w:tcW w:w="1393" w:type="dxa"/>
-            <w:vAlign w:val="center"/>
-          </w:tcPr>
-          <w:p>
-            <w:pPr>
-              <w:widowControl/>
-              <w:snapToGrid w:val="0"/>
-              <w:jc w:val="center"/>
-              <w:textAlignment w:val="center"/>
-              <w:rPr>
-                <w:rFonts w:ascii="Times New Roman" w:hAnsi="Times New Roman" w:eastAsia="微软雅黑" w:cs="Times New Roman"/>
-                <w:sz w:val="18"/>
-                <w:szCs w:val="18"/>
-                <w:lang w:eastAsia="zh-CN"/>
-              </w:rPr>
-            </w:pPr>
-            <w:r>
-              <w:rPr>
-                <w:rFonts w:hint="eastAsia" w:ascii="Times New Roman" w:hAnsi="Times New Roman" w:eastAsia="微软雅黑" w:cs="Times New Roman"/>
-                <w:sz w:val="18"/>
-                <w:szCs w:val="18"/>
-                <w:lang w:eastAsia="zh-CN"/>
-              </w:rPr>
-              <w:t>{{ add.institution }}</w:t>
-            </w:r>
-          </w:p>
-        </w:tc>
-      </w:tr>
-      <w:tr>
-        <w:tblPrEx>
-          <w:tblBorders>
-            <w:top w:val="dotted" w:color="0B8770" w:sz="4" w:space="0"/>
-            <w:left w:val="none" w:color="auto" w:sz="0" w:space="0"/>
-            <w:bottom w:val="single" w:color="0B8770" w:sz="12" w:space="0"/>
-            <w:right w:val="none" w:color="auto" w:sz="0" w:space="0"/>
-            <w:insideH w:val="dotted" w:color="0B8770" w:sz="4" w:space="0"/>
-            <w:insideV w:val="dotted" w:color="0B8770" w:sz="4" w:space="0"/>
-          </w:tblBorders>
-          <w:tblCellMar>
-            <w:top w:w="0" w:type="dxa"/>
-            <w:left w:w="113" w:type="dxa"/>
-            <w:bottom w:w="0" w:type="dxa"/>
-            <w:right w:w="113" w:type="dxa"/>
-          </w:tblCellMar>
-        </w:tblPrEx>
-        <w:trPr>
-          <w:jc w:val="center"/>
-        </w:trPr>
-        <w:tc>
-          <w:tcPr>
-            <w:tcW w:w="9937" w:type="dxa"/>
-            <w:gridSpan w:val="4"/>
-            <w:vAlign w:val="center"/>
-          </w:tcPr>
-          <w:p>
-            <w:pPr>
-              <w:widowControl/>
-              <w:snapToGrid w:val="0"/>
-              <w:jc w:val="center"/>
-              <w:textAlignment w:val="center"/>
-              <w:rPr>
-                <w:rFonts w:ascii="Times New Roman" w:hAnsi="Times New Roman" w:eastAsia="微软雅黑" w:cs="Times New Roman"/>
-                <w:sz w:val="18"/>
-                <w:szCs w:val="18"/>
-                <w:lang w:eastAsia="zh-CN"/>
-              </w:rPr>
-            </w:pPr>
-            <w:r>
-              <w:rPr>
-                <w:rFonts w:hint="eastAsia" w:ascii="Times New Roman" w:hAnsi="Times New Roman" w:eastAsia="微软雅黑" w:cs="Times New Roman"/>
-                <w:sz w:val="18"/>
-                <w:szCs w:val="18"/>
-                <w:lang w:eastAsia="zh-CN"/>
-              </w:rPr>
-              <w:t>{%tr endfor %}</w:t>
-            </w:r>
-          </w:p>
-        </w:tc>
-      </w:tr>
-    </w:tbl>
-    <w:p>
-      <w:pPr>
-        <w:widowControl/>
-        <w:rPr>
-          <w:rFonts w:ascii="Times New Roman" w:hAnsi="Times New Roman" w:eastAsia="微软雅黑" w:cs="Times New Roman"/>
-          <w:bCs/>
-          <w:lang w:eastAsia="zh-CN"/>
-        </w:rPr>
-      </w:pPr>
-      <w:r>
-        <w:rPr>
-          <w:rFonts w:hint="eastAsia"/>
-          <w:sz w:val="30"/>
           <w:lang w:eastAsia="zh-CN"/>
         </w:rPr>
         <w:br w:type="page"/>
@@ -14345,18 +13727,18 @@
           <w:szCs w:val="40"/>
         </w:rPr>
       </w:pPr>
-      <w:bookmarkStart w:id="27" w:name="_Toc454"/>
-      <w:bookmarkStart w:id="28" w:name="_Toc32443_WPSOffice_Level1"/>
-      <w:bookmarkStart w:id="29" w:name="_Toc4331_WPSOffice_Level1"/>
-      <w:bookmarkStart w:id="30" w:name="_Toc25727"/>
-      <w:bookmarkStart w:id="31" w:name="_Toc23846_WPSOffice_Level1"/>
-      <w:bookmarkStart w:id="32" w:name="_Toc12048"/>
-      <w:bookmarkStart w:id="33" w:name="_Toc32661"/>
-      <w:bookmarkStart w:id="34" w:name="_Toc23903"/>
-      <w:bookmarkStart w:id="35" w:name="_Toc5598"/>
-      <w:bookmarkStart w:id="36" w:name="_Toc13736"/>
-      <w:bookmarkStart w:id="37" w:name="_Toc15289_WPSOffice_Level3"/>
-      <w:bookmarkStart w:id="38" w:name="_Toc6931_WPSOffice_Level3"/>
+      <w:bookmarkStart w:id="24" w:name="_Toc454"/>
+      <w:bookmarkStart w:id="25" w:name="_Toc32661"/>
+      <w:bookmarkStart w:id="26" w:name="_Toc12048"/>
+      <w:bookmarkStart w:id="27" w:name="_Toc13736"/>
+      <w:bookmarkStart w:id="28" w:name="_Toc23903"/>
+      <w:bookmarkStart w:id="29" w:name="_Toc23846_WPSOffice_Level1"/>
+      <w:bookmarkStart w:id="30" w:name="_Toc4331_WPSOffice_Level1"/>
+      <w:bookmarkStart w:id="31" w:name="_Toc25727"/>
+      <w:bookmarkStart w:id="32" w:name="_Toc5598"/>
+      <w:bookmarkStart w:id="33" w:name="_Toc32443_WPSOffice_Level1"/>
+      <w:bookmarkStart w:id="34" w:name="_Toc6931_WPSOffice_Level3"/>
+      <w:bookmarkStart w:id="35" w:name="_Toc15289_WPSOffice_Level3"/>
       <w:r>
         <w:rPr>
           <w:rFonts w:hint="eastAsia" w:ascii="Times New Roman" w:hAnsi="Times New Roman" w:eastAsia="微软雅黑" w:cs="黑体"/>
@@ -14378,17 +13760,17 @@
         </w:rPr>
         <w:t xml:space="preserve"> 检测结果详细解读</w:t>
       </w:r>
-      <w:bookmarkEnd w:id="27"/>
+      <w:bookmarkEnd w:id="24"/>
     </w:p>
+    <w:bookmarkEnd w:id="25"/>
+    <w:bookmarkEnd w:id="26"/>
+    <w:bookmarkEnd w:id="27"/>
     <w:bookmarkEnd w:id="28"/>
     <w:bookmarkEnd w:id="29"/>
     <w:bookmarkEnd w:id="30"/>
     <w:bookmarkEnd w:id="31"/>
     <w:bookmarkEnd w:id="32"/>
     <w:bookmarkEnd w:id="33"/>
-    <w:bookmarkEnd w:id="34"/>
-    <w:bookmarkEnd w:id="35"/>
-    <w:bookmarkEnd w:id="36"/>
     <w:p>
       <w:pPr>
         <w:pStyle w:val="2"/>
@@ -14423,13 +13805,13 @@
           <w:lang w:eastAsia="zh-CN"/>
         </w:rPr>
       </w:pPr>
-      <w:bookmarkStart w:id="39" w:name="_Toc23606"/>
+      <w:bookmarkStart w:id="36" w:name="_Toc20735"/>
+      <w:bookmarkStart w:id="37" w:name="_Toc32302"/>
+      <w:bookmarkStart w:id="38" w:name="_Toc23606"/>
+      <w:bookmarkStart w:id="39" w:name="_Toc4331_WPSOffice_Level2"/>
       <w:bookmarkStart w:id="40" w:name="_Toc32443_WPSOffice_Level2"/>
-      <w:bookmarkStart w:id="41" w:name="_Toc20735"/>
-      <w:bookmarkStart w:id="42" w:name="_Toc4331_WPSOffice_Level2"/>
-      <w:bookmarkStart w:id="43" w:name="_Toc23379"/>
-      <w:bookmarkStart w:id="44" w:name="_Toc32302"/>
-      <w:bookmarkStart w:id="45" w:name="_Toc149837264"/>
+      <w:bookmarkStart w:id="41" w:name="_Toc23379"/>
+      <w:bookmarkStart w:id="42" w:name="_Toc149837264"/>
       <w:r>
         <w:rPr>
           <w:rFonts w:hint="default" w:ascii="Times New Roman" w:hAnsi="Times New Roman" w:eastAsia="微软雅黑" w:cs="黑体"/>
@@ -14464,12 +13846,12 @@
         </w:rPr>
         <w:t>体细胞变异结果解析</w:t>
       </w:r>
+      <w:bookmarkEnd w:id="36"/>
+      <w:bookmarkEnd w:id="37"/>
+      <w:bookmarkEnd w:id="38"/>
       <w:bookmarkEnd w:id="39"/>
       <w:bookmarkEnd w:id="40"/>
       <w:bookmarkEnd w:id="41"/>
-      <w:bookmarkEnd w:id="42"/>
-      <w:bookmarkEnd w:id="43"/>
-      <w:bookmarkEnd w:id="44"/>
     </w:p>
     <w:p>
       <w:pPr>
@@ -14519,7 +13901,7 @@
         </w:rPr>
         <w:t>{% for tdd in BodyDrugNoComplexStr %}</w:t>
       </w:r>
-      <w:bookmarkEnd w:id="45"/>
+      <w:bookmarkEnd w:id="42"/>
     </w:p>
     <w:p>
       <w:pPr>
@@ -14673,7 +14055,6 @@
             <w:insideH w:val="dotted" w:color="0B8770" w:sz="4" w:space="0"/>
             <w:insideV w:val="dotted" w:color="0B8770" w:sz="4" w:space="0"/>
           </w:tblBorders>
-          <w:shd w:val="clear" w:color="auto" w:fill="auto"/>
           <w:tblCellMar>
             <w:top w:w="0" w:type="dxa"/>
             <w:left w:w="108" w:type="dxa"/>
@@ -14747,6 +14128,311 @@
                 <w:lang w:eastAsia="zh-CN"/>
               </w:rPr>
               <w:t>{{ tdd.mutFreq }}</w:t>
+            </w:r>
+          </w:p>
+        </w:tc>
+      </w:tr>
+      <w:tr>
+        <w:tblPrEx>
+          <w:tblBorders>
+            <w:top w:val="single" w:color="0B8770" w:sz="12" w:space="0"/>
+            <w:left w:val="none" w:color="auto" w:sz="0" w:space="0"/>
+            <w:bottom w:val="dotted" w:color="0B8770" w:sz="4" w:space="0"/>
+            <w:right w:val="none" w:color="auto" w:sz="0" w:space="0"/>
+            <w:insideH w:val="dotted" w:color="0B8770" w:sz="4" w:space="0"/>
+            <w:insideV w:val="dotted" w:color="0B8770" w:sz="4" w:space="0"/>
+          </w:tblBorders>
+          <w:tblCellMar>
+            <w:top w:w="0" w:type="dxa"/>
+            <w:left w:w="108" w:type="dxa"/>
+            <w:bottom w:w="0" w:type="dxa"/>
+            <w:right w:w="108" w:type="dxa"/>
+          </w:tblCellMar>
+        </w:tblPrEx>
+        <w:trPr>
+          <w:trHeight w:val="474" w:hRule="atLeast"/>
+          <w:jc w:val="center"/>
+        </w:trPr>
+        <w:tc>
+          <w:tcPr>
+            <w:tcW w:w="432" w:type="dxa"/>
+            <w:vMerge w:val="restart"/>
+            <w:shd w:val="clear" w:color="auto" w:fill="auto"/>
+            <w:vAlign w:val="center"/>
+          </w:tcPr>
+          <w:p>
+            <w:pPr>
+              <w:spacing w:before="1" w:line="250" w:lineRule="auto"/>
+              <w:jc w:val="center"/>
+              <w:rPr>
+                <w:rFonts w:ascii="Times New Roman" w:hAnsi="Times New Roman" w:eastAsia="微软雅黑" w:cs="Times New Roman"/>
+                <w:color w:val="0B8770"/>
+                <w:sz w:val="18"/>
+                <w:szCs w:val="18"/>
+                <w:lang w:eastAsia="zh-CN"/>
+              </w:rPr>
+            </w:pPr>
+            <w:r>
+              <w:rPr>
+                <w:rFonts w:ascii="Times New Roman" w:hAnsi="Times New Roman" w:eastAsia="微软雅黑" w:cs="Times New Roman"/>
+                <w:b/>
+                <w:color w:val="0B8770"/>
+                <w:sz w:val="18"/>
+                <w:szCs w:val="18"/>
+                <w:lang w:eastAsia="zh-CN"/>
+              </w:rPr>
+              <w:t>潜在获益药物</w:t>
+            </w:r>
+          </w:p>
+        </w:tc>
+        <w:tc>
+          <w:tcPr>
+            <w:tcW w:w="1191" w:type="dxa"/>
+            <w:shd w:val="clear" w:color="auto" w:fill="auto"/>
+            <w:vAlign w:val="center"/>
+          </w:tcPr>
+          <w:p>
+            <w:pPr>
+              <w:spacing w:before="1" w:line="250" w:lineRule="auto"/>
+              <w:jc w:val="center"/>
+              <w:rPr>
+                <w:rFonts w:ascii="Times New Roman" w:hAnsi="Times New Roman" w:eastAsia="微软雅黑" w:cs="Times New Roman"/>
+                <w:b/>
+                <w:color w:val="0B8770"/>
+                <w:sz w:val="18"/>
+                <w:szCs w:val="18"/>
+                <w:lang w:eastAsia="zh-CN"/>
+              </w:rPr>
+            </w:pPr>
+            <w:r>
+              <w:rPr>
+                <w:rFonts w:ascii="Times New Roman" w:hAnsi="Times New Roman" w:eastAsia="微软雅黑" w:cs="Times New Roman"/>
+                <w:b/>
+                <w:color w:val="0B8770"/>
+                <w:sz w:val="18"/>
+                <w:szCs w:val="18"/>
+                <w:lang w:eastAsia="zh-CN"/>
+              </w:rPr>
+              <w:t>A级</w:t>
+            </w:r>
+          </w:p>
+        </w:tc>
+        <w:tc>
+          <w:tcPr>
+            <w:tcW w:w="8247" w:type="dxa"/>
+            <w:shd w:val="clear" w:color="auto" w:fill="auto"/>
+            <w:vAlign w:val="center"/>
+          </w:tcPr>
+          <w:p>
+            <w:pPr>
+              <w:spacing w:before="1" w:line="250" w:lineRule="auto"/>
+              <w:jc w:val="center"/>
+              <w:rPr>
+                <w:rFonts w:ascii="Times New Roman" w:hAnsi="Times New Roman" w:eastAsia="微软雅黑" w:cs="Times New Roman"/>
+                <w:b/>
+                <w:color w:val="FFFFFF" w:themeColor="background1"/>
+                <w:sz w:val="18"/>
+                <w:szCs w:val="18"/>
+                <w:lang w:eastAsia="zh-CN"/>
+                <w14:textFill>
+                  <w14:solidFill>
+                    <w14:schemeClr w14:val="bg1"/>
+                  </w14:solidFill>
+                </w14:textFill>
+              </w:rPr>
+            </w:pPr>
+            <w:r>
+              <w:rPr>
+                <w:rFonts w:ascii="Times New Roman" w:hAnsi="Times New Roman" w:eastAsia="微软雅黑" w:cs="Times New Roman"/>
+                <w:sz w:val="18"/>
+                <w:szCs w:val="18"/>
+                <w:lang w:eastAsia="zh-CN"/>
+              </w:rPr>
+              <w:t>{% if tdd.drugaStr == [] %}无{% else%}{% for d in tdd.drugaStr %}{%if loop.last%}</w:t>
+            </w:r>
+            <w:r>
+              <w:rPr>
+                <w:rFonts w:hint="eastAsia" w:ascii="Times New Roman" w:hAnsi="Times New Roman" w:eastAsia="微软雅黑" w:cs="Times New Roman"/>
+                <w:sz w:val="18"/>
+                <w:szCs w:val="18"/>
+                <w:lang w:eastAsia="zh-CN"/>
+              </w:rPr>
+              <w:t>{{ d.nameLevel }}</w:t>
+            </w:r>
+            <w:r>
+              <w:rPr>
+                <w:rFonts w:ascii="Times New Roman" w:hAnsi="Times New Roman" w:eastAsia="微软雅黑" w:cs="Times New Roman"/>
+                <w:sz w:val="18"/>
+                <w:szCs w:val="18"/>
+                <w:lang w:eastAsia="zh-CN"/>
+              </w:rPr>
+              <w:t>{%else%}</w:t>
+            </w:r>
+            <w:r>
+              <w:rPr>
+                <w:rFonts w:hint="eastAsia" w:ascii="Times New Roman" w:hAnsi="Times New Roman" w:eastAsia="微软雅黑" w:cs="Times New Roman"/>
+                <w:sz w:val="18"/>
+                <w:szCs w:val="18"/>
+                <w:lang w:eastAsia="zh-CN"/>
+              </w:rPr>
+              <w:t>{{ d.nameLevel }}</w:t>
+            </w:r>
+            <w:r>
+              <w:rPr>
+                <w:rFonts w:ascii="Times New Roman" w:hAnsi="Times New Roman" w:eastAsia="微软雅黑" w:cs="Times New Roman"/>
+                <w:sz w:val="18"/>
+                <w:szCs w:val="18"/>
+                <w:lang w:eastAsia="zh-CN"/>
+              </w:rPr>
+              <w:t>，{%endif%}{% endfor %}{% endif%}</w:t>
+            </w:r>
+          </w:p>
+        </w:tc>
+      </w:tr>
+      <w:tr>
+        <w:tblPrEx>
+          <w:tblBorders>
+            <w:top w:val="single" w:color="0B8770" w:sz="12" w:space="0"/>
+            <w:left w:val="none" w:color="auto" w:sz="0" w:space="0"/>
+            <w:bottom w:val="dotted" w:color="0B8770" w:sz="4" w:space="0"/>
+            <w:right w:val="none" w:color="auto" w:sz="0" w:space="0"/>
+            <w:insideH w:val="dotted" w:color="0B8770" w:sz="4" w:space="0"/>
+            <w:insideV w:val="dotted" w:color="0B8770" w:sz="4" w:space="0"/>
+          </w:tblBorders>
+          <w:tblCellMar>
+            <w:top w:w="0" w:type="dxa"/>
+            <w:left w:w="108" w:type="dxa"/>
+            <w:bottom w:w="0" w:type="dxa"/>
+            <w:right w:w="108" w:type="dxa"/>
+          </w:tblCellMar>
+        </w:tblPrEx>
+        <w:trPr>
+          <w:trHeight w:val="474" w:hRule="atLeast"/>
+          <w:jc w:val="center"/>
+        </w:trPr>
+        <w:tc>
+          <w:tcPr>
+            <w:tcW w:w="432" w:type="dxa"/>
+            <w:vMerge w:val="continue"/>
+            <w:shd w:val="clear" w:color="auto" w:fill="auto"/>
+            <w:vAlign w:val="center"/>
+          </w:tcPr>
+          <w:p>
+            <w:pPr>
+              <w:spacing w:before="1" w:line="250" w:lineRule="auto"/>
+              <w:jc w:val="center"/>
+              <w:rPr>
+                <w:rFonts w:ascii="Times New Roman" w:hAnsi="Times New Roman" w:eastAsia="微软雅黑" w:cs="Times New Roman"/>
+                <w:b/>
+                <w:color w:val="0B8770"/>
+                <w:sz w:val="18"/>
+                <w:szCs w:val="18"/>
+                <w:lang w:eastAsia="zh-CN"/>
+              </w:rPr>
+            </w:pPr>
+          </w:p>
+        </w:tc>
+        <w:tc>
+          <w:tcPr>
+            <w:tcW w:w="1191" w:type="dxa"/>
+            <w:shd w:val="clear" w:color="auto" w:fill="auto"/>
+            <w:vAlign w:val="center"/>
+          </w:tcPr>
+          <w:p>
+            <w:pPr>
+              <w:spacing w:before="1" w:line="250" w:lineRule="auto"/>
+              <w:jc w:val="center"/>
+              <w:rPr>
+                <w:rFonts w:ascii="Times New Roman" w:hAnsi="Times New Roman" w:eastAsia="微软雅黑" w:cs="Times New Roman"/>
+                <w:b/>
+                <w:color w:val="0B8770"/>
+                <w:sz w:val="18"/>
+                <w:szCs w:val="18"/>
+                <w:lang w:eastAsia="zh-CN"/>
+              </w:rPr>
+            </w:pPr>
+            <w:r>
+              <w:rPr>
+                <w:rFonts w:ascii="Times New Roman" w:hAnsi="Times New Roman" w:eastAsia="微软雅黑" w:cs="Times New Roman"/>
+                <w:b/>
+                <w:color w:val="0B8770"/>
+                <w:sz w:val="18"/>
+                <w:szCs w:val="18"/>
+                <w:lang w:eastAsia="zh-CN"/>
+              </w:rPr>
+              <w:t>B级</w:t>
+            </w:r>
+          </w:p>
+        </w:tc>
+        <w:tc>
+          <w:tcPr>
+            <w:tcW w:w="8247" w:type="dxa"/>
+            <w:shd w:val="clear" w:color="auto" w:fill="auto"/>
+            <w:vAlign w:val="center"/>
+          </w:tcPr>
+          <w:p>
+            <w:pPr>
+              <w:keepNext/>
+              <w:spacing w:before="26"/>
+              <w:jc w:val="center"/>
+              <w:rPr>
+                <w:rFonts w:ascii="Times New Roman" w:hAnsi="Times New Roman" w:eastAsia="微软雅黑" w:cs="Times New Roman"/>
+                <w:b/>
+                <w:color w:val="FFFFFF" w:themeColor="background1"/>
+                <w:sz w:val="18"/>
+                <w:szCs w:val="18"/>
+                <w:lang w:eastAsia="zh-CN"/>
+                <w14:textFill>
+                  <w14:solidFill>
+                    <w14:schemeClr w14:val="bg1"/>
+                  </w14:solidFill>
+                </w14:textFill>
+              </w:rPr>
+            </w:pPr>
+            <w:r>
+              <w:rPr>
+                <w:rFonts w:ascii="Times New Roman" w:hAnsi="Times New Roman" w:eastAsia="微软雅黑" w:cs="Times New Roman"/>
+                <w:sz w:val="18"/>
+                <w:szCs w:val="18"/>
+                <w:lang w:eastAsia="zh-CN"/>
+              </w:rPr>
+              <w:t>{% if tdd.drugbStr == [] %}无{% else%}{% for d in tdd.drugbStr %}{%if loop.last%}</w:t>
+            </w:r>
+            <w:r>
+              <w:rPr>
+                <w:rFonts w:hint="eastAsia" w:ascii="Times New Roman" w:hAnsi="Times New Roman" w:eastAsia="微软雅黑" w:cs="Times New Roman"/>
+                <w:sz w:val="18"/>
+                <w:szCs w:val="18"/>
+                <w:lang w:eastAsia="zh-CN"/>
+              </w:rPr>
+              <w:t>{{ d.nameLevel }}</w:t>
+            </w:r>
+            <w:r>
+              <w:rPr>
+                <w:rFonts w:ascii="Times New Roman" w:hAnsi="Times New Roman" w:eastAsia="微软雅黑" w:cs="Times New Roman"/>
+                <w:sz w:val="18"/>
+                <w:szCs w:val="18"/>
+                <w:lang w:eastAsia="zh-CN"/>
+              </w:rPr>
+              <w:t>{%else%}</w:t>
+            </w:r>
+            <w:r>
+              <w:rPr>
+                <w:rFonts w:hint="eastAsia" w:ascii="Times New Roman" w:hAnsi="Times New Roman" w:eastAsia="微软雅黑" w:cs="Times New Roman"/>
+                <w:sz w:val="18"/>
+                <w:szCs w:val="18"/>
+                <w:lang w:eastAsia="zh-CN"/>
+              </w:rPr>
+              <w:t>{{ d.nameLevel }}</w:t>
+            </w:r>
+            <w:r>
+              <w:rPr>
+                <w:rFonts w:ascii="Times New Roman" w:hAnsi="Times New Roman" w:eastAsia="微软雅黑" w:cs="Times New Roman"/>
+                <w:sz w:val="18"/>
+                <w:szCs w:val="18"/>
+                <w:lang w:eastAsia="zh-CN"/>
+              </w:rPr>
+              <w:t>，{%endif%}{% endfor %}{% endif%}</w:t>
             </w:r>
           </w:p>
         </w:tc>
@@ -14776,7 +14462,7 @@
         <w:tc>
           <w:tcPr>
             <w:tcW w:w="432" w:type="dxa"/>
-            <w:vMerge w:val="restart"/>
+            <w:vMerge w:val="continue"/>
             <w:shd w:val="clear" w:color="auto" w:fill="auto"/>
             <w:vAlign w:val="center"/>
           </w:tcPr>
@@ -14784,15 +14470,6 @@
             <w:pPr>
               <w:spacing w:before="1" w:line="250" w:lineRule="auto"/>
               <w:jc w:val="center"/>
-              <w:rPr>
-                <w:rFonts w:ascii="Times New Roman" w:hAnsi="Times New Roman" w:eastAsia="微软雅黑" w:cs="Times New Roman"/>
-                <w:color w:val="0B8770"/>
-                <w:sz w:val="18"/>
-                <w:szCs w:val="18"/>
-                <w:lang w:eastAsia="zh-CN"/>
-              </w:rPr>
-            </w:pPr>
-            <w:r>
               <w:rPr>
                 <w:rFonts w:ascii="Times New Roman" w:hAnsi="Times New Roman" w:eastAsia="微软雅黑" w:cs="Times New Roman"/>
                 <w:b/>
@@ -14801,8 +14478,7 @@
                 <w:szCs w:val="18"/>
                 <w:lang w:eastAsia="zh-CN"/>
               </w:rPr>
-              <w:t>潜在获益药物</w:t>
-            </w:r>
+            </w:pPr>
           </w:p>
         </w:tc>
         <w:tc>
@@ -14833,7 +14509,7 @@
                 <w:szCs w:val="18"/>
                 <w:lang w:eastAsia="zh-CN"/>
               </w:rPr>
-              <w:t>A级</w:t>
+              <w:t>C级</w:t>
             </w:r>
           </w:p>
         </w:tc>
@@ -14845,7 +14521,8 @@
           </w:tcPr>
           <w:p>
             <w:pPr>
-              <w:spacing w:before="1" w:line="250" w:lineRule="auto"/>
+              <w:keepNext/>
+              <w:spacing w:before="26"/>
               <w:jc w:val="center"/>
               <w:rPr>
                 <w:rFonts w:ascii="Times New Roman" w:hAnsi="Times New Roman" w:eastAsia="微软雅黑" w:cs="Times New Roman"/>
@@ -14868,7 +14545,7 @@
                 <w:szCs w:val="18"/>
                 <w:lang w:eastAsia="zh-CN"/>
               </w:rPr>
-              <w:t>{% if tdd.drugaStr == [] %}无{% else%}{% for d in tdd.drugaStr %}{%if loop.last%}</w:t>
+              <w:t>{% if tdd.drugcStr == [] %}无{% else%}{% for d in tdd.drugcStr %}{%if loop.last%}</w:t>
             </w:r>
             <w:r>
               <w:rPr>
@@ -14974,14 +14651,25 @@
             </w:pPr>
             <w:r>
               <w:rPr>
-                <w:rFonts w:ascii="Times New Roman" w:hAnsi="Times New Roman" w:eastAsia="微软雅黑" w:cs="Times New Roman"/>
+                <w:rFonts w:hint="eastAsia" w:ascii="Times New Roman" w:hAnsi="Times New Roman" w:eastAsia="微软雅黑" w:cs="Times New Roman"/>
                 <w:b/>
                 <w:color w:val="0B8770"/>
                 <w:sz w:val="18"/>
                 <w:szCs w:val="18"/>
                 <w:lang w:eastAsia="zh-CN"/>
               </w:rPr>
-              <w:t>B级</w:t>
+              <w:t>D</w:t>
+            </w:r>
+            <w:r>
+              <w:rPr>
+                <w:rFonts w:ascii="Times New Roman" w:hAnsi="Times New Roman" w:eastAsia="微软雅黑" w:cs="Times New Roman"/>
+                <w:b/>
+                <w:color w:val="0B8770"/>
+                <w:sz w:val="18"/>
+                <w:szCs w:val="18"/>
+                <w:lang w:eastAsia="zh-CN"/>
+              </w:rPr>
+              <w:t>级</w:t>
             </w:r>
           </w:p>
         </w:tc>
@@ -15017,7 +14705,412 @@
                 <w:szCs w:val="18"/>
                 <w:lang w:eastAsia="zh-CN"/>
               </w:rPr>
-              <w:t>{% if tdd.drugbStr == [] %}无{% else%}{% for d in tdd.drugbStr %}{%if loop.last%}</w:t>
+              <w:t>{% if tdd.drug</w:t>
+            </w:r>
+            <w:r>
+              <w:rPr>
+                <w:rFonts w:hint="eastAsia" w:ascii="Times New Roman" w:hAnsi="Times New Roman" w:eastAsia="微软雅黑" w:cs="Times New Roman"/>
+                <w:sz w:val="18"/>
+                <w:szCs w:val="18"/>
+                <w:lang w:eastAsia="zh-CN"/>
+              </w:rPr>
+              <w:t>d</w:t>
+            </w:r>
+            <w:r>
+              <w:rPr>
+                <w:rFonts w:ascii="Times New Roman" w:hAnsi="Times New Roman" w:eastAsia="微软雅黑" w:cs="Times New Roman"/>
+                <w:sz w:val="18"/>
+                <w:szCs w:val="18"/>
+                <w:lang w:eastAsia="zh-CN"/>
+              </w:rPr>
+              <w:t>Str == [] %}无{% else%}{% for d in tdd.drug</w:t>
+            </w:r>
+            <w:r>
+              <w:rPr>
+                <w:rFonts w:hint="eastAsia" w:ascii="Times New Roman" w:hAnsi="Times New Roman" w:eastAsia="微软雅黑" w:cs="Times New Roman"/>
+                <w:sz w:val="18"/>
+                <w:szCs w:val="18"/>
+                <w:lang w:eastAsia="zh-CN"/>
+              </w:rPr>
+              <w:t>d</w:t>
+            </w:r>
+            <w:r>
+              <w:rPr>
+                <w:rFonts w:ascii="Times New Roman" w:hAnsi="Times New Roman" w:eastAsia="微软雅黑" w:cs="Times New Roman"/>
+                <w:sz w:val="18"/>
+                <w:szCs w:val="18"/>
+                <w:lang w:eastAsia="zh-CN"/>
+              </w:rPr>
+              <w:t>Str %}{%if loop.last%}</w:t>
+            </w:r>
+            <w:r>
+              <w:rPr>
+                <w:rFonts w:hint="eastAsia" w:ascii="Times New Roman" w:hAnsi="Times New Roman" w:eastAsia="微软雅黑" w:cs="Times New Roman"/>
+                <w:sz w:val="18"/>
+                <w:szCs w:val="18"/>
+                <w:lang w:eastAsia="zh-CN"/>
+              </w:rPr>
+              <w:t>{{ d.nameLevel }}</w:t>
+            </w:r>
+            <w:r>
+              <w:rPr>
+                <w:rFonts w:ascii="Times New Roman" w:hAnsi="Times New Roman" w:eastAsia="微软雅黑" w:cs="Times New Roman"/>
+                <w:sz w:val="18"/>
+                <w:szCs w:val="18"/>
+                <w:lang w:eastAsia="zh-CN"/>
+              </w:rPr>
+              <w:t>{%else%}</w:t>
+            </w:r>
+            <w:r>
+              <w:rPr>
+                <w:rFonts w:hint="eastAsia" w:ascii="Times New Roman" w:hAnsi="Times New Roman" w:eastAsia="微软雅黑" w:cs="Times New Roman"/>
+                <w:sz w:val="18"/>
+                <w:szCs w:val="18"/>
+                <w:lang w:eastAsia="zh-CN"/>
+              </w:rPr>
+              <w:t>{{ d.nameLevel }}</w:t>
+            </w:r>
+            <w:r>
+              <w:rPr>
+                <w:rFonts w:ascii="Times New Roman" w:hAnsi="Times New Roman" w:eastAsia="微软雅黑" w:cs="Times New Roman"/>
+                <w:sz w:val="18"/>
+                <w:szCs w:val="18"/>
+                <w:lang w:eastAsia="zh-CN"/>
+              </w:rPr>
+              <w:t>，{%endif%}{% endfor %}{% endif%}</w:t>
+            </w:r>
+          </w:p>
+        </w:tc>
+      </w:tr>
+      <w:tr>
+        <w:tblPrEx>
+          <w:tblBorders>
+            <w:top w:val="single" w:color="0B8770" w:sz="12" w:space="0"/>
+            <w:left w:val="none" w:color="auto" w:sz="0" w:space="0"/>
+            <w:bottom w:val="dotted" w:color="0B8770" w:sz="4" w:space="0"/>
+            <w:right w:val="none" w:color="auto" w:sz="0" w:space="0"/>
+            <w:insideH w:val="dotted" w:color="0B8770" w:sz="4" w:space="0"/>
+            <w:insideV w:val="dotted" w:color="0B8770" w:sz="4" w:space="0"/>
+          </w:tblBorders>
+          <w:tblCellMar>
+            <w:top w:w="0" w:type="dxa"/>
+            <w:left w:w="108" w:type="dxa"/>
+            <w:bottom w:w="0" w:type="dxa"/>
+            <w:right w:w="108" w:type="dxa"/>
+          </w:tblCellMar>
+        </w:tblPrEx>
+        <w:trPr>
+          <w:trHeight w:val="474" w:hRule="atLeast"/>
+          <w:jc w:val="center"/>
+        </w:trPr>
+        <w:tc>
+          <w:tcPr>
+            <w:tcW w:w="432" w:type="dxa"/>
+            <w:vMerge w:val="restart"/>
+            <w:shd w:val="clear" w:color="auto" w:fill="auto"/>
+            <w:vAlign w:val="center"/>
+          </w:tcPr>
+          <w:p>
+            <w:pPr>
+              <w:keepNext/>
+              <w:spacing w:before="26"/>
+              <w:jc w:val="center"/>
+              <w:rPr>
+                <w:rFonts w:ascii="Times New Roman" w:hAnsi="Times New Roman" w:eastAsia="微软雅黑" w:cs="Times New Roman"/>
+                <w:b/>
+                <w:color w:val="0B8770"/>
+                <w:sz w:val="18"/>
+                <w:szCs w:val="18"/>
+                <w:lang w:eastAsia="zh-CN"/>
+              </w:rPr>
+            </w:pPr>
+            <w:r>
+              <w:rPr>
+                <w:rFonts w:ascii="Times New Roman" w:hAnsi="Times New Roman" w:eastAsia="微软雅黑" w:cs="Times New Roman"/>
+                <w:b/>
+                <w:color w:val="0B8770"/>
+                <w:sz w:val="18"/>
+                <w:szCs w:val="18"/>
+                <w:lang w:eastAsia="zh-CN"/>
+              </w:rPr>
+              <w:t>潜在耐药信息</w:t>
+            </w:r>
+          </w:p>
+        </w:tc>
+        <w:tc>
+          <w:tcPr>
+            <w:tcW w:w="1191" w:type="dxa"/>
+            <w:shd w:val="clear" w:color="auto" w:fill="auto"/>
+            <w:vAlign w:val="center"/>
+          </w:tcPr>
+          <w:p>
+            <w:pPr>
+              <w:keepNext/>
+              <w:spacing w:before="26"/>
+              <w:jc w:val="center"/>
+              <w:rPr>
+                <w:rFonts w:ascii="Times New Roman" w:hAnsi="Times New Roman" w:eastAsia="微软雅黑" w:cs="Times New Roman"/>
+                <w:b/>
+                <w:color w:val="0B8770"/>
+                <w:sz w:val="18"/>
+                <w:szCs w:val="18"/>
+                <w:lang w:eastAsia="zh-CN"/>
+              </w:rPr>
+            </w:pPr>
+            <w:r>
+              <w:rPr>
+                <w:rFonts w:ascii="Times New Roman" w:hAnsi="Times New Roman" w:eastAsia="微软雅黑" w:cs="Times New Roman"/>
+                <w:b/>
+                <w:color w:val="0B8770"/>
+                <w:sz w:val="18"/>
+                <w:szCs w:val="18"/>
+                <w:lang w:eastAsia="zh-CN"/>
+              </w:rPr>
+              <w:t>A级</w:t>
+            </w:r>
+          </w:p>
+        </w:tc>
+        <w:tc>
+          <w:tcPr>
+            <w:tcW w:w="8247" w:type="dxa"/>
+            <w:shd w:val="clear" w:color="auto" w:fill="auto"/>
+            <w:vAlign w:val="center"/>
+          </w:tcPr>
+          <w:p>
+            <w:pPr>
+              <w:keepNext/>
+              <w:spacing w:before="26"/>
+              <w:jc w:val="center"/>
+              <w:rPr>
+                <w:rFonts w:ascii="Times New Roman" w:hAnsi="Times New Roman" w:eastAsia="微软雅黑" w:cs="Times New Roman"/>
+                <w:sz w:val="18"/>
+                <w:szCs w:val="18"/>
+                <w:lang w:eastAsia="zh-CN"/>
+              </w:rPr>
+            </w:pPr>
+            <w:r>
+              <w:rPr>
+                <w:rFonts w:ascii="Times New Roman" w:hAnsi="Times New Roman" w:eastAsia="微软雅黑" w:cs="Times New Roman"/>
+                <w:sz w:val="18"/>
+                <w:szCs w:val="18"/>
+                <w:lang w:eastAsia="zh-CN"/>
+              </w:rPr>
+              <w:t>{% if tdd.resistant</w:t>
+            </w:r>
+            <w:r>
+              <w:rPr>
+                <w:rFonts w:hint="eastAsia" w:ascii="Times New Roman" w:hAnsi="Times New Roman" w:eastAsia="微软雅黑" w:cs="Times New Roman"/>
+                <w:sz w:val="18"/>
+                <w:szCs w:val="18"/>
+                <w:lang w:eastAsia="zh-CN"/>
+              </w:rPr>
+              <w:t>a</w:t>
+            </w:r>
+            <w:r>
+              <w:rPr>
+                <w:rFonts w:ascii="Times New Roman" w:hAnsi="Times New Roman" w:eastAsia="微软雅黑" w:cs="Times New Roman"/>
+                <w:sz w:val="18"/>
+                <w:szCs w:val="18"/>
+                <w:lang w:eastAsia="zh-CN"/>
+              </w:rPr>
+              <w:t>Str == [] %}无{% else%}{% for d in tdd.resistant</w:t>
+            </w:r>
+            <w:r>
+              <w:rPr>
+                <w:rFonts w:hint="eastAsia" w:ascii="Times New Roman" w:hAnsi="Times New Roman" w:eastAsia="微软雅黑" w:cs="Times New Roman"/>
+                <w:sz w:val="18"/>
+                <w:szCs w:val="18"/>
+                <w:lang w:eastAsia="zh-CN"/>
+              </w:rPr>
+              <w:t>a</w:t>
+            </w:r>
+            <w:r>
+              <w:rPr>
+                <w:rFonts w:ascii="Times New Roman" w:hAnsi="Times New Roman" w:eastAsia="微软雅黑" w:cs="Times New Roman"/>
+                <w:sz w:val="18"/>
+                <w:szCs w:val="18"/>
+                <w:lang w:eastAsia="zh-CN"/>
+              </w:rPr>
+              <w:t>Str %}{%if loop.last%}</w:t>
+            </w:r>
+            <w:r>
+              <w:rPr>
+                <w:rFonts w:hint="eastAsia" w:ascii="Times New Roman" w:hAnsi="Times New Roman" w:eastAsia="微软雅黑" w:cs="Times New Roman"/>
+                <w:sz w:val="18"/>
+                <w:szCs w:val="18"/>
+                <w:lang w:eastAsia="zh-CN"/>
+              </w:rPr>
+              <w:t>{{ d.nameLevel }}</w:t>
+            </w:r>
+            <w:r>
+              <w:rPr>
+                <w:rFonts w:ascii="Times New Roman" w:hAnsi="Times New Roman" w:eastAsia="微软雅黑" w:cs="Times New Roman"/>
+                <w:sz w:val="18"/>
+                <w:szCs w:val="18"/>
+                <w:lang w:eastAsia="zh-CN"/>
+              </w:rPr>
+              <w:t>{%else%}</w:t>
+            </w:r>
+            <w:r>
+              <w:rPr>
+                <w:rFonts w:hint="eastAsia" w:ascii="Times New Roman" w:hAnsi="Times New Roman" w:eastAsia="微软雅黑" w:cs="Times New Roman"/>
+                <w:sz w:val="18"/>
+                <w:szCs w:val="18"/>
+                <w:lang w:eastAsia="zh-CN"/>
+              </w:rPr>
+              <w:t>{{ d.nameLevel }}</w:t>
+            </w:r>
+            <w:r>
+              <w:rPr>
+                <w:rFonts w:ascii="Times New Roman" w:hAnsi="Times New Roman" w:eastAsia="微软雅黑" w:cs="Times New Roman"/>
+                <w:sz w:val="18"/>
+                <w:szCs w:val="18"/>
+                <w:lang w:eastAsia="zh-CN"/>
+              </w:rPr>
+              <w:t>，{%endif%}{% endfor %}{% endif%}</w:t>
+            </w:r>
+          </w:p>
+        </w:tc>
+      </w:tr>
+      <w:tr>
+        <w:tblPrEx>
+          <w:tblBorders>
+            <w:top w:val="single" w:color="0B8770" w:sz="12" w:space="0"/>
+            <w:left w:val="none" w:color="auto" w:sz="0" w:space="0"/>
+            <w:bottom w:val="dotted" w:color="0B8770" w:sz="4" w:space="0"/>
+            <w:right w:val="none" w:color="auto" w:sz="0" w:space="0"/>
+            <w:insideH w:val="dotted" w:color="0B8770" w:sz="4" w:space="0"/>
+            <w:insideV w:val="dotted" w:color="0B8770" w:sz="4" w:space="0"/>
+          </w:tblBorders>
+          <w:tblCellMar>
+            <w:top w:w="0" w:type="dxa"/>
+            <w:left w:w="108" w:type="dxa"/>
+            <w:bottom w:w="0" w:type="dxa"/>
+            <w:right w:w="108" w:type="dxa"/>
+          </w:tblCellMar>
+        </w:tblPrEx>
+        <w:trPr>
+          <w:trHeight w:val="474" w:hRule="atLeast"/>
+          <w:jc w:val="center"/>
+        </w:trPr>
+        <w:tc>
+          <w:tcPr>
+            <w:tcW w:w="432" w:type="dxa"/>
+            <w:vMerge w:val="continue"/>
+            <w:shd w:val="clear" w:color="auto" w:fill="auto"/>
+            <w:vAlign w:val="center"/>
+          </w:tcPr>
+          <w:p>
+            <w:pPr>
+              <w:keepNext/>
+              <w:spacing w:before="26"/>
+              <w:jc w:val="center"/>
+              <w:rPr>
+                <w:rFonts w:ascii="Times New Roman" w:hAnsi="Times New Roman" w:eastAsia="微软雅黑" w:cs="Times New Roman"/>
+                <w:b/>
+                <w:color w:val="0B8770"/>
+                <w:sz w:val="18"/>
+                <w:szCs w:val="18"/>
+                <w:lang w:eastAsia="zh-CN"/>
+              </w:rPr>
+            </w:pPr>
+          </w:p>
+        </w:tc>
+        <w:tc>
+          <w:tcPr>
+            <w:tcW w:w="1191" w:type="dxa"/>
+            <w:shd w:val="clear" w:color="auto" w:fill="auto"/>
+            <w:vAlign w:val="center"/>
+          </w:tcPr>
+          <w:p>
+            <w:pPr>
+              <w:keepNext/>
+              <w:spacing w:before="26"/>
+              <w:jc w:val="center"/>
+              <w:rPr>
+                <w:rFonts w:ascii="Times New Roman" w:hAnsi="Times New Roman" w:eastAsia="微软雅黑" w:cs="Times New Roman"/>
+                <w:b/>
+                <w:color w:val="0B8770"/>
+                <w:sz w:val="18"/>
+                <w:szCs w:val="18"/>
+                <w:lang w:eastAsia="zh-CN"/>
+              </w:rPr>
+            </w:pPr>
+            <w:r>
+              <w:rPr>
+                <w:rFonts w:ascii="Times New Roman" w:hAnsi="Times New Roman" w:eastAsia="微软雅黑" w:cs="Times New Roman"/>
+                <w:b/>
+                <w:color w:val="0B8770"/>
+                <w:sz w:val="18"/>
+                <w:szCs w:val="18"/>
+                <w:lang w:eastAsia="zh-CN"/>
+              </w:rPr>
+              <w:t>B级</w:t>
+            </w:r>
+          </w:p>
+        </w:tc>
+        <w:tc>
+          <w:tcPr>
+            <w:tcW w:w="8247" w:type="dxa"/>
+            <w:shd w:val="clear" w:color="auto" w:fill="auto"/>
+            <w:vAlign w:val="center"/>
+          </w:tcPr>
+          <w:p>
+            <w:pPr>
+              <w:keepNext/>
+              <w:spacing w:before="26"/>
+              <w:jc w:val="center"/>
+              <w:rPr>
+                <w:rFonts w:ascii="Times New Roman" w:hAnsi="Times New Roman" w:eastAsia="微软雅黑" w:cs="Times New Roman"/>
+                <w:sz w:val="18"/>
+                <w:szCs w:val="18"/>
+                <w:lang w:eastAsia="zh-CN"/>
+              </w:rPr>
+            </w:pPr>
+            <w:r>
+              <w:rPr>
+                <w:rFonts w:ascii="Times New Roman" w:hAnsi="Times New Roman" w:eastAsia="微软雅黑" w:cs="Times New Roman"/>
+                <w:sz w:val="18"/>
+                <w:szCs w:val="18"/>
+                <w:lang w:eastAsia="zh-CN"/>
+              </w:rPr>
+              <w:t>{% if tdd.resistant</w:t>
+            </w:r>
+            <w:r>
+              <w:rPr>
+                <w:rFonts w:hint="eastAsia" w:ascii="Times New Roman" w:hAnsi="Times New Roman" w:eastAsia="微软雅黑" w:cs="Times New Roman"/>
+                <w:sz w:val="18"/>
+                <w:szCs w:val="18"/>
+                <w:lang w:eastAsia="zh-CN"/>
+              </w:rPr>
+              <w:t>b</w:t>
+            </w:r>
+            <w:r>
+              <w:rPr>
+                <w:rFonts w:ascii="Times New Roman" w:hAnsi="Times New Roman" w:eastAsia="微软雅黑" w:cs="Times New Roman"/>
+                <w:sz w:val="18"/>
+                <w:szCs w:val="18"/>
+                <w:lang w:eastAsia="zh-CN"/>
+              </w:rPr>
+              <w:t>Str == [] %}无{% else%}{% for d in tdd.resistant</w:t>
+            </w:r>
+            <w:r>
+              <w:rPr>
+                <w:rFonts w:hint="eastAsia" w:ascii="Times New Roman" w:hAnsi="Times New Roman" w:eastAsia="微软雅黑" w:cs="Times New Roman"/>
+                <w:sz w:val="18"/>
+                <w:szCs w:val="18"/>
+                <w:lang w:eastAsia="zh-CN"/>
+              </w:rPr>
+              <w:t>b</w:t>
+            </w:r>
+            <w:r>
+              <w:rPr>
+                <w:rFonts w:ascii="Times New Roman" w:hAnsi="Times New Roman" w:eastAsia="微软雅黑" w:cs="Times New Roman"/>
+                <w:sz w:val="18"/>
+                <w:szCs w:val="18"/>
+                <w:lang w:eastAsia="zh-CN"/>
+              </w:rPr>
+              <w:t>Str %}{%if loop.last%}</w:t>
             </w:r>
             <w:r>
               <w:rPr>
@@ -15089,7 +15182,8 @@
           </w:tcPr>
           <w:p>
             <w:pPr>
-              <w:spacing w:before="1" w:line="250" w:lineRule="auto"/>
+              <w:keepNext/>
+              <w:spacing w:before="26"/>
               <w:jc w:val="center"/>
               <w:rPr>
                 <w:rFonts w:ascii="Times New Roman" w:hAnsi="Times New Roman" w:eastAsia="微软雅黑" w:cs="Times New Roman"/>
@@ -15110,7 +15204,8 @@
           </w:tcPr>
           <w:p>
             <w:pPr>
-              <w:spacing w:before="1" w:line="250" w:lineRule="auto"/>
+              <w:keepNext/>
+              <w:spacing w:before="26"/>
               <w:jc w:val="center"/>
               <w:rPr>
                 <w:rFonts w:ascii="Times New Roman" w:hAnsi="Times New Roman" w:eastAsia="微软雅黑" w:cs="Times New Roman"/>
@@ -15147,26 +15242,55 @@
               <w:jc w:val="center"/>
               <w:rPr>
                 <w:rFonts w:ascii="Times New Roman" w:hAnsi="Times New Roman" w:eastAsia="微软雅黑" w:cs="Times New Roman"/>
-                <w:b/>
-                <w:color w:val="FFFFFF" w:themeColor="background1"/>
-                <w:sz w:val="18"/>
-                <w:szCs w:val="18"/>
-                <w:lang w:eastAsia="zh-CN"/>
-                <w14:textFill>
-                  <w14:solidFill>
-                    <w14:schemeClr w14:val="bg1"/>
-                  </w14:solidFill>
-                </w14:textFill>
-              </w:rPr>
-            </w:pPr>
-            <w:r>
-              <w:rPr>
-                <w:rFonts w:ascii="Times New Roman" w:hAnsi="Times New Roman" w:eastAsia="微软雅黑" w:cs="Times New Roman"/>
-                <w:sz w:val="18"/>
-                <w:szCs w:val="18"/>
-                <w:lang w:eastAsia="zh-CN"/>
-              </w:rPr>
-              <w:t>{% if tdd.drugcStr == [] %}无{% else%}{% for d in tdd.drugcStr %}{%if loop.last%}</w:t>
+                <w:sz w:val="18"/>
+                <w:szCs w:val="18"/>
+                <w:lang w:eastAsia="zh-CN"/>
+              </w:rPr>
+            </w:pPr>
+            <w:r>
+              <w:rPr>
+                <w:rFonts w:ascii="Times New Roman" w:hAnsi="Times New Roman" w:eastAsia="微软雅黑" w:cs="Times New Roman"/>
+                <w:sz w:val="18"/>
+                <w:szCs w:val="18"/>
+                <w:lang w:eastAsia="zh-CN"/>
+              </w:rPr>
+              <w:t>{% if tdd.resistant</w:t>
+            </w:r>
+            <w:r>
+              <w:rPr>
+                <w:rFonts w:hint="eastAsia" w:ascii="Times New Roman" w:hAnsi="Times New Roman" w:eastAsia="微软雅黑" w:cs="Times New Roman"/>
+                <w:sz w:val="18"/>
+                <w:szCs w:val="18"/>
+                <w:lang w:eastAsia="zh-CN"/>
+              </w:rPr>
+              <w:t>c</w:t>
+            </w:r>
+            <w:r>
+              <w:rPr>
+                <w:rFonts w:ascii="Times New Roman" w:hAnsi="Times New Roman" w:eastAsia="微软雅黑" w:cs="Times New Roman"/>
+                <w:sz w:val="18"/>
+                <w:szCs w:val="18"/>
+                <w:lang w:eastAsia="zh-CN"/>
+              </w:rPr>
+              <w:t>Str == [] %}无{% else%}{% for d in tdd.resistant</w:t>
+            </w:r>
+            <w:r>
+              <w:rPr>
+                <w:rFonts w:hint="eastAsia" w:ascii="Times New Roman" w:hAnsi="Times New Roman" w:eastAsia="微软雅黑" w:cs="Times New Roman"/>
+                <w:sz w:val="18"/>
+                <w:szCs w:val="18"/>
+                <w:lang w:eastAsia="zh-CN"/>
+              </w:rPr>
+              <w:t>c</w:t>
+            </w:r>
+            <w:r>
+              <w:rPr>
+                <w:rFonts w:ascii="Times New Roman" w:hAnsi="Times New Roman" w:eastAsia="微软雅黑" w:cs="Times New Roman"/>
+                <w:sz w:val="18"/>
+                <w:szCs w:val="18"/>
+                <w:lang w:eastAsia="zh-CN"/>
+              </w:rPr>
+              <w:t>Str %}{%if loop.last%}</w:t>
             </w:r>
             <w:r>
               <w:rPr>
@@ -15217,754 +15341,6 @@
             <w:insideH w:val="dotted" w:color="0B8770" w:sz="4" w:space="0"/>
             <w:insideV w:val="dotted" w:color="0B8770" w:sz="4" w:space="0"/>
           </w:tblBorders>
-          <w:shd w:val="clear" w:color="auto" w:fill="auto"/>
-          <w:tblCellMar>
-            <w:top w:w="0" w:type="dxa"/>
-            <w:left w:w="108" w:type="dxa"/>
-            <w:bottom w:w="0" w:type="dxa"/>
-            <w:right w:w="108" w:type="dxa"/>
-          </w:tblCellMar>
-        </w:tblPrEx>
-        <w:trPr>
-          <w:trHeight w:val="474" w:hRule="atLeast"/>
-          <w:jc w:val="center"/>
-        </w:trPr>
-        <w:tc>
-          <w:tcPr>
-            <w:tcW w:w="432" w:type="dxa"/>
-            <w:vMerge w:val="continue"/>
-            <w:shd w:val="clear" w:color="auto" w:fill="auto"/>
-            <w:vAlign w:val="center"/>
-          </w:tcPr>
-          <w:p>
-            <w:pPr>
-              <w:spacing w:before="1" w:line="250" w:lineRule="auto"/>
-              <w:jc w:val="center"/>
-              <w:rPr>
-                <w:rFonts w:ascii="Times New Roman" w:hAnsi="Times New Roman" w:eastAsia="微软雅黑" w:cs="Times New Roman"/>
-                <w:b/>
-                <w:color w:val="0B8770"/>
-                <w:sz w:val="18"/>
-                <w:szCs w:val="18"/>
-                <w:lang w:eastAsia="zh-CN"/>
-              </w:rPr>
-            </w:pPr>
-          </w:p>
-        </w:tc>
-        <w:tc>
-          <w:tcPr>
-            <w:tcW w:w="1191" w:type="dxa"/>
-            <w:shd w:val="clear" w:color="auto" w:fill="auto"/>
-            <w:vAlign w:val="center"/>
-          </w:tcPr>
-          <w:p>
-            <w:pPr>
-              <w:spacing w:before="1" w:line="250" w:lineRule="auto"/>
-              <w:jc w:val="center"/>
-              <w:rPr>
-                <w:rFonts w:ascii="Times New Roman" w:hAnsi="Times New Roman" w:eastAsia="微软雅黑" w:cs="Times New Roman"/>
-                <w:b/>
-                <w:color w:val="0B8770"/>
-                <w:sz w:val="18"/>
-                <w:szCs w:val="18"/>
-                <w:lang w:eastAsia="zh-CN"/>
-              </w:rPr>
-            </w:pPr>
-            <w:r>
-              <w:rPr>
-                <w:rFonts w:hint="eastAsia" w:ascii="Times New Roman" w:hAnsi="Times New Roman" w:eastAsia="微软雅黑" w:cs="Times New Roman"/>
-                <w:b/>
-                <w:color w:val="0B8770"/>
-                <w:sz w:val="18"/>
-                <w:szCs w:val="18"/>
-                <w:lang w:eastAsia="zh-CN"/>
-              </w:rPr>
-              <w:t>D</w:t>
-            </w:r>
-            <w:r>
-              <w:rPr>
-                <w:rFonts w:ascii="Times New Roman" w:hAnsi="Times New Roman" w:eastAsia="微软雅黑" w:cs="Times New Roman"/>
-                <w:b/>
-                <w:color w:val="0B8770"/>
-                <w:sz w:val="18"/>
-                <w:szCs w:val="18"/>
-                <w:lang w:eastAsia="zh-CN"/>
-              </w:rPr>
-              <w:t>级</w:t>
-            </w:r>
-          </w:p>
-        </w:tc>
-        <w:tc>
-          <w:tcPr>
-            <w:tcW w:w="8247" w:type="dxa"/>
-            <w:shd w:val="clear" w:color="auto" w:fill="auto"/>
-            <w:vAlign w:val="center"/>
-          </w:tcPr>
-          <w:p>
-            <w:pPr>
-              <w:keepNext/>
-              <w:spacing w:before="26"/>
-              <w:jc w:val="center"/>
-              <w:rPr>
-                <w:rFonts w:ascii="Times New Roman" w:hAnsi="Times New Roman" w:eastAsia="微软雅黑" w:cs="Times New Roman"/>
-                <w:b/>
-                <w:color w:val="FFFFFF" w:themeColor="background1"/>
-                <w:sz w:val="18"/>
-                <w:szCs w:val="18"/>
-                <w:lang w:eastAsia="zh-CN"/>
-                <w14:textFill>
-                  <w14:solidFill>
-                    <w14:schemeClr w14:val="bg1"/>
-                  </w14:solidFill>
-                </w14:textFill>
-              </w:rPr>
-            </w:pPr>
-            <w:r>
-              <w:rPr>
-                <w:rFonts w:ascii="Times New Roman" w:hAnsi="Times New Roman" w:eastAsia="微软雅黑" w:cs="Times New Roman"/>
-                <w:sz w:val="18"/>
-                <w:szCs w:val="18"/>
-                <w:lang w:eastAsia="zh-CN"/>
-              </w:rPr>
-              <w:t>{% if tdd.drug</w:t>
-            </w:r>
-            <w:r>
-              <w:rPr>
-                <w:rFonts w:hint="eastAsia" w:ascii="Times New Roman" w:hAnsi="Times New Roman" w:eastAsia="微软雅黑" w:cs="Times New Roman"/>
-                <w:sz w:val="18"/>
-                <w:szCs w:val="18"/>
-                <w:lang w:eastAsia="zh-CN"/>
-              </w:rPr>
-              <w:t>d</w:t>
-            </w:r>
-            <w:r>
-              <w:rPr>
-                <w:rFonts w:ascii="Times New Roman" w:hAnsi="Times New Roman" w:eastAsia="微软雅黑" w:cs="Times New Roman"/>
-                <w:sz w:val="18"/>
-                <w:szCs w:val="18"/>
-                <w:lang w:eastAsia="zh-CN"/>
-              </w:rPr>
-              <w:t>Str == [] %}无{% else%}{% for d in tdd.drug</w:t>
-            </w:r>
-            <w:r>
-              <w:rPr>
-                <w:rFonts w:hint="eastAsia" w:ascii="Times New Roman" w:hAnsi="Times New Roman" w:eastAsia="微软雅黑" w:cs="Times New Roman"/>
-                <w:sz w:val="18"/>
-                <w:szCs w:val="18"/>
-                <w:lang w:eastAsia="zh-CN"/>
-              </w:rPr>
-              <w:t>d</w:t>
-            </w:r>
-            <w:r>
-              <w:rPr>
-                <w:rFonts w:ascii="Times New Roman" w:hAnsi="Times New Roman" w:eastAsia="微软雅黑" w:cs="Times New Roman"/>
-                <w:sz w:val="18"/>
-                <w:szCs w:val="18"/>
-                <w:lang w:eastAsia="zh-CN"/>
-              </w:rPr>
-              <w:t>Str %}{%if loop.last%}</w:t>
-            </w:r>
-            <w:r>
-              <w:rPr>
-                <w:rFonts w:hint="eastAsia" w:ascii="Times New Roman" w:hAnsi="Times New Roman" w:eastAsia="微软雅黑" w:cs="Times New Roman"/>
-                <w:sz w:val="18"/>
-                <w:szCs w:val="18"/>
-                <w:lang w:eastAsia="zh-CN"/>
-              </w:rPr>
-              <w:t>{{ d.nameLevel }}</w:t>
-            </w:r>
-            <w:r>
-              <w:rPr>
-                <w:rFonts w:ascii="Times New Roman" w:hAnsi="Times New Roman" w:eastAsia="微软雅黑" w:cs="Times New Roman"/>
-                <w:sz w:val="18"/>
-                <w:szCs w:val="18"/>
-                <w:lang w:eastAsia="zh-CN"/>
-              </w:rPr>
-              <w:t>{%else%}</w:t>
-            </w:r>
-            <w:r>
-              <w:rPr>
-                <w:rFonts w:hint="eastAsia" w:ascii="Times New Roman" w:hAnsi="Times New Roman" w:eastAsia="微软雅黑" w:cs="Times New Roman"/>
-                <w:sz w:val="18"/>
-                <w:szCs w:val="18"/>
-                <w:lang w:eastAsia="zh-CN"/>
-              </w:rPr>
-              <w:t>{{ d.nameLevel }}</w:t>
-            </w:r>
-            <w:r>
-              <w:rPr>
-                <w:rFonts w:ascii="Times New Roman" w:hAnsi="Times New Roman" w:eastAsia="微软雅黑" w:cs="Times New Roman"/>
-                <w:sz w:val="18"/>
-                <w:szCs w:val="18"/>
-                <w:lang w:eastAsia="zh-CN"/>
-              </w:rPr>
-              <w:t>，{%endif%}{% endfor %}{% endif%}</w:t>
-            </w:r>
-          </w:p>
-        </w:tc>
-      </w:tr>
-      <w:tr>
-        <w:tblPrEx>
-          <w:tblBorders>
-            <w:top w:val="single" w:color="0B8770" w:sz="12" w:space="0"/>
-            <w:left w:val="none" w:color="auto" w:sz="0" w:space="0"/>
-            <w:bottom w:val="dotted" w:color="0B8770" w:sz="4" w:space="0"/>
-            <w:right w:val="none" w:color="auto" w:sz="0" w:space="0"/>
-            <w:insideH w:val="dotted" w:color="0B8770" w:sz="4" w:space="0"/>
-            <w:insideV w:val="dotted" w:color="0B8770" w:sz="4" w:space="0"/>
-          </w:tblBorders>
-          <w:shd w:val="clear" w:color="auto" w:fill="auto"/>
-          <w:tblCellMar>
-            <w:top w:w="0" w:type="dxa"/>
-            <w:left w:w="108" w:type="dxa"/>
-            <w:bottom w:w="0" w:type="dxa"/>
-            <w:right w:w="108" w:type="dxa"/>
-          </w:tblCellMar>
-        </w:tblPrEx>
-        <w:trPr>
-          <w:trHeight w:val="474" w:hRule="atLeast"/>
-          <w:jc w:val="center"/>
-        </w:trPr>
-        <w:tc>
-          <w:tcPr>
-            <w:tcW w:w="432" w:type="dxa"/>
-            <w:vMerge w:val="restart"/>
-            <w:shd w:val="clear" w:color="auto" w:fill="auto"/>
-            <w:vAlign w:val="center"/>
-          </w:tcPr>
-          <w:p>
-            <w:pPr>
-              <w:keepNext/>
-              <w:spacing w:before="26"/>
-              <w:jc w:val="center"/>
-              <w:rPr>
-                <w:rFonts w:ascii="Times New Roman" w:hAnsi="Times New Roman" w:eastAsia="微软雅黑" w:cs="Times New Roman"/>
-                <w:b/>
-                <w:color w:val="0B8770"/>
-                <w:sz w:val="18"/>
-                <w:szCs w:val="18"/>
-                <w:lang w:eastAsia="zh-CN"/>
-              </w:rPr>
-            </w:pPr>
-            <w:r>
-              <w:rPr>
-                <w:rFonts w:ascii="Times New Roman" w:hAnsi="Times New Roman" w:eastAsia="微软雅黑" w:cs="Times New Roman"/>
-                <w:b/>
-                <w:color w:val="0B8770"/>
-                <w:sz w:val="18"/>
-                <w:szCs w:val="18"/>
-                <w:lang w:eastAsia="zh-CN"/>
-              </w:rPr>
-              <w:t>潜在耐药信息</w:t>
-            </w:r>
-          </w:p>
-        </w:tc>
-        <w:tc>
-          <w:tcPr>
-            <w:tcW w:w="1191" w:type="dxa"/>
-            <w:shd w:val="clear" w:color="auto" w:fill="auto"/>
-            <w:vAlign w:val="center"/>
-          </w:tcPr>
-          <w:p>
-            <w:pPr>
-              <w:keepNext/>
-              <w:spacing w:before="26"/>
-              <w:jc w:val="center"/>
-              <w:rPr>
-                <w:rFonts w:ascii="Times New Roman" w:hAnsi="Times New Roman" w:eastAsia="微软雅黑" w:cs="Times New Roman"/>
-                <w:b/>
-                <w:color w:val="0B8770"/>
-                <w:sz w:val="18"/>
-                <w:szCs w:val="18"/>
-                <w:lang w:eastAsia="zh-CN"/>
-              </w:rPr>
-            </w:pPr>
-            <w:r>
-              <w:rPr>
-                <w:rFonts w:ascii="Times New Roman" w:hAnsi="Times New Roman" w:eastAsia="微软雅黑" w:cs="Times New Roman"/>
-                <w:b/>
-                <w:color w:val="0B8770"/>
-                <w:sz w:val="18"/>
-                <w:szCs w:val="18"/>
-                <w:lang w:eastAsia="zh-CN"/>
-              </w:rPr>
-              <w:t>A级</w:t>
-            </w:r>
-          </w:p>
-        </w:tc>
-        <w:tc>
-          <w:tcPr>
-            <w:tcW w:w="8247" w:type="dxa"/>
-            <w:shd w:val="clear" w:color="auto" w:fill="auto"/>
-            <w:vAlign w:val="center"/>
-          </w:tcPr>
-          <w:p>
-            <w:pPr>
-              <w:keepNext/>
-              <w:spacing w:before="26"/>
-              <w:jc w:val="center"/>
-              <w:rPr>
-                <w:rFonts w:ascii="Times New Roman" w:hAnsi="Times New Roman" w:eastAsia="微软雅黑" w:cs="Times New Roman"/>
-                <w:sz w:val="18"/>
-                <w:szCs w:val="18"/>
-                <w:lang w:eastAsia="zh-CN"/>
-              </w:rPr>
-            </w:pPr>
-            <w:r>
-              <w:rPr>
-                <w:rFonts w:ascii="Times New Roman" w:hAnsi="Times New Roman" w:eastAsia="微软雅黑" w:cs="Times New Roman"/>
-                <w:sz w:val="18"/>
-                <w:szCs w:val="18"/>
-                <w:lang w:eastAsia="zh-CN"/>
-              </w:rPr>
-              <w:t>{% if tdd.resistant</w:t>
-            </w:r>
-            <w:r>
-              <w:rPr>
-                <w:rFonts w:hint="eastAsia" w:ascii="Times New Roman" w:hAnsi="Times New Roman" w:eastAsia="微软雅黑" w:cs="Times New Roman"/>
-                <w:sz w:val="18"/>
-                <w:szCs w:val="18"/>
-                <w:lang w:eastAsia="zh-CN"/>
-              </w:rPr>
-              <w:t>a</w:t>
-            </w:r>
-            <w:r>
-              <w:rPr>
-                <w:rFonts w:ascii="Times New Roman" w:hAnsi="Times New Roman" w:eastAsia="微软雅黑" w:cs="Times New Roman"/>
-                <w:sz w:val="18"/>
-                <w:szCs w:val="18"/>
-                <w:lang w:eastAsia="zh-CN"/>
-              </w:rPr>
-              <w:t>Str == [] %}无{% else%}{% for d in tdd.resistant</w:t>
-            </w:r>
-            <w:r>
-              <w:rPr>
-                <w:rFonts w:hint="eastAsia" w:ascii="Times New Roman" w:hAnsi="Times New Roman" w:eastAsia="微软雅黑" w:cs="Times New Roman"/>
-                <w:sz w:val="18"/>
-                <w:szCs w:val="18"/>
-                <w:lang w:eastAsia="zh-CN"/>
-              </w:rPr>
-              <w:t>a</w:t>
-            </w:r>
-            <w:r>
-              <w:rPr>
-                <w:rFonts w:ascii="Times New Roman" w:hAnsi="Times New Roman" w:eastAsia="微软雅黑" w:cs="Times New Roman"/>
-                <w:sz w:val="18"/>
-                <w:szCs w:val="18"/>
-                <w:lang w:eastAsia="zh-CN"/>
-              </w:rPr>
-              <w:t>Str %}{%if loop.last%}</w:t>
-            </w:r>
-            <w:r>
-              <w:rPr>
-                <w:rFonts w:hint="eastAsia" w:ascii="Times New Roman" w:hAnsi="Times New Roman" w:eastAsia="微软雅黑" w:cs="Times New Roman"/>
-                <w:sz w:val="18"/>
-                <w:szCs w:val="18"/>
-                <w:lang w:eastAsia="zh-CN"/>
-              </w:rPr>
-              <w:t>{{ d.nameLevel }}</w:t>
-            </w:r>
-            <w:r>
-              <w:rPr>
-                <w:rFonts w:ascii="Times New Roman" w:hAnsi="Times New Roman" w:eastAsia="微软雅黑" w:cs="Times New Roman"/>
-                <w:sz w:val="18"/>
-                <w:szCs w:val="18"/>
-                <w:lang w:eastAsia="zh-CN"/>
-              </w:rPr>
-              <w:t>{%else%}</w:t>
-            </w:r>
-            <w:r>
-              <w:rPr>
-                <w:rFonts w:hint="eastAsia" w:ascii="Times New Roman" w:hAnsi="Times New Roman" w:eastAsia="微软雅黑" w:cs="Times New Roman"/>
-                <w:sz w:val="18"/>
-                <w:szCs w:val="18"/>
-                <w:lang w:eastAsia="zh-CN"/>
-              </w:rPr>
-              <w:t>{{ d.nameLevel }}</w:t>
-            </w:r>
-            <w:r>
-              <w:rPr>
-                <w:rFonts w:ascii="Times New Roman" w:hAnsi="Times New Roman" w:eastAsia="微软雅黑" w:cs="Times New Roman"/>
-                <w:sz w:val="18"/>
-                <w:szCs w:val="18"/>
-                <w:lang w:eastAsia="zh-CN"/>
-              </w:rPr>
-              <w:t>，{%endif%}{% endfor %}{% endif%}</w:t>
-            </w:r>
-          </w:p>
-        </w:tc>
-      </w:tr>
-      <w:tr>
-        <w:tblPrEx>
-          <w:tblBorders>
-            <w:top w:val="single" w:color="0B8770" w:sz="12" w:space="0"/>
-            <w:left w:val="none" w:color="auto" w:sz="0" w:space="0"/>
-            <w:bottom w:val="dotted" w:color="0B8770" w:sz="4" w:space="0"/>
-            <w:right w:val="none" w:color="auto" w:sz="0" w:space="0"/>
-            <w:insideH w:val="dotted" w:color="0B8770" w:sz="4" w:space="0"/>
-            <w:insideV w:val="dotted" w:color="0B8770" w:sz="4" w:space="0"/>
-          </w:tblBorders>
-          <w:shd w:val="clear" w:color="auto" w:fill="auto"/>
-          <w:tblCellMar>
-            <w:top w:w="0" w:type="dxa"/>
-            <w:left w:w="108" w:type="dxa"/>
-            <w:bottom w:w="0" w:type="dxa"/>
-            <w:right w:w="108" w:type="dxa"/>
-          </w:tblCellMar>
-        </w:tblPrEx>
-        <w:trPr>
-          <w:trHeight w:val="474" w:hRule="atLeast"/>
-          <w:jc w:val="center"/>
-        </w:trPr>
-        <w:tc>
-          <w:tcPr>
-            <w:tcW w:w="432" w:type="dxa"/>
-            <w:vMerge w:val="continue"/>
-            <w:shd w:val="clear" w:color="auto" w:fill="auto"/>
-            <w:vAlign w:val="center"/>
-          </w:tcPr>
-          <w:p>
-            <w:pPr>
-              <w:keepNext/>
-              <w:spacing w:before="26"/>
-              <w:jc w:val="center"/>
-              <w:rPr>
-                <w:rFonts w:ascii="Times New Roman" w:hAnsi="Times New Roman" w:eastAsia="微软雅黑" w:cs="Times New Roman"/>
-                <w:b/>
-                <w:color w:val="0B8770"/>
-                <w:sz w:val="18"/>
-                <w:szCs w:val="18"/>
-                <w:lang w:eastAsia="zh-CN"/>
-              </w:rPr>
-            </w:pPr>
-          </w:p>
-        </w:tc>
-        <w:tc>
-          <w:tcPr>
-            <w:tcW w:w="1191" w:type="dxa"/>
-            <w:shd w:val="clear" w:color="auto" w:fill="auto"/>
-            <w:vAlign w:val="center"/>
-          </w:tcPr>
-          <w:p>
-            <w:pPr>
-              <w:keepNext/>
-              <w:spacing w:before="26"/>
-              <w:jc w:val="center"/>
-              <w:rPr>
-                <w:rFonts w:ascii="Times New Roman" w:hAnsi="Times New Roman" w:eastAsia="微软雅黑" w:cs="Times New Roman"/>
-                <w:b/>
-                <w:color w:val="0B8770"/>
-                <w:sz w:val="18"/>
-                <w:szCs w:val="18"/>
-                <w:lang w:eastAsia="zh-CN"/>
-              </w:rPr>
-            </w:pPr>
-            <w:r>
-              <w:rPr>
-                <w:rFonts w:ascii="Times New Roman" w:hAnsi="Times New Roman" w:eastAsia="微软雅黑" w:cs="Times New Roman"/>
-                <w:b/>
-                <w:color w:val="0B8770"/>
-                <w:sz w:val="18"/>
-                <w:szCs w:val="18"/>
-                <w:lang w:eastAsia="zh-CN"/>
-              </w:rPr>
-              <w:t>B级</w:t>
-            </w:r>
-          </w:p>
-        </w:tc>
-        <w:tc>
-          <w:tcPr>
-            <w:tcW w:w="8247" w:type="dxa"/>
-            <w:shd w:val="clear" w:color="auto" w:fill="auto"/>
-            <w:vAlign w:val="center"/>
-          </w:tcPr>
-          <w:p>
-            <w:pPr>
-              <w:keepNext/>
-              <w:spacing w:before="26"/>
-              <w:jc w:val="center"/>
-              <w:rPr>
-                <w:rFonts w:ascii="Times New Roman" w:hAnsi="Times New Roman" w:eastAsia="微软雅黑" w:cs="Times New Roman"/>
-                <w:sz w:val="18"/>
-                <w:szCs w:val="18"/>
-                <w:lang w:eastAsia="zh-CN"/>
-              </w:rPr>
-            </w:pPr>
-            <w:r>
-              <w:rPr>
-                <w:rFonts w:ascii="Times New Roman" w:hAnsi="Times New Roman" w:eastAsia="微软雅黑" w:cs="Times New Roman"/>
-                <w:sz w:val="18"/>
-                <w:szCs w:val="18"/>
-                <w:lang w:eastAsia="zh-CN"/>
-              </w:rPr>
-              <w:t>{% if tdd.resistant</w:t>
-            </w:r>
-            <w:r>
-              <w:rPr>
-                <w:rFonts w:hint="eastAsia" w:ascii="Times New Roman" w:hAnsi="Times New Roman" w:eastAsia="微软雅黑" w:cs="Times New Roman"/>
-                <w:sz w:val="18"/>
-                <w:szCs w:val="18"/>
-                <w:lang w:eastAsia="zh-CN"/>
-              </w:rPr>
-              <w:t>b</w:t>
-            </w:r>
-            <w:r>
-              <w:rPr>
-                <w:rFonts w:ascii="Times New Roman" w:hAnsi="Times New Roman" w:eastAsia="微软雅黑" w:cs="Times New Roman"/>
-                <w:sz w:val="18"/>
-                <w:szCs w:val="18"/>
-                <w:lang w:eastAsia="zh-CN"/>
-              </w:rPr>
-              <w:t>Str == [] %}无{% else%}{% for d in tdd.resistant</w:t>
-            </w:r>
-            <w:r>
-              <w:rPr>
-                <w:rFonts w:hint="eastAsia" w:ascii="Times New Roman" w:hAnsi="Times New Roman" w:eastAsia="微软雅黑" w:cs="Times New Roman"/>
-                <w:sz w:val="18"/>
-                <w:szCs w:val="18"/>
-                <w:lang w:eastAsia="zh-CN"/>
-              </w:rPr>
-              <w:t>b</w:t>
-            </w:r>
-            <w:r>
-              <w:rPr>
-                <w:rFonts w:ascii="Times New Roman" w:hAnsi="Times New Roman" w:eastAsia="微软雅黑" w:cs="Times New Roman"/>
-                <w:sz w:val="18"/>
-                <w:szCs w:val="18"/>
-                <w:lang w:eastAsia="zh-CN"/>
-              </w:rPr>
-              <w:t>Str %}{%if loop.last%}</w:t>
-            </w:r>
-            <w:r>
-              <w:rPr>
-                <w:rFonts w:hint="eastAsia" w:ascii="Times New Roman" w:hAnsi="Times New Roman" w:eastAsia="微软雅黑" w:cs="Times New Roman"/>
-                <w:sz w:val="18"/>
-                <w:szCs w:val="18"/>
-                <w:lang w:eastAsia="zh-CN"/>
-              </w:rPr>
-              <w:t>{{ d.nameLevel }}</w:t>
-            </w:r>
-            <w:r>
-              <w:rPr>
-                <w:rFonts w:ascii="Times New Roman" w:hAnsi="Times New Roman" w:eastAsia="微软雅黑" w:cs="Times New Roman"/>
-                <w:sz w:val="18"/>
-                <w:szCs w:val="18"/>
-                <w:lang w:eastAsia="zh-CN"/>
-              </w:rPr>
-              <w:t>{%else%}</w:t>
-            </w:r>
-            <w:r>
-              <w:rPr>
-                <w:rFonts w:hint="eastAsia" w:ascii="Times New Roman" w:hAnsi="Times New Roman" w:eastAsia="微软雅黑" w:cs="Times New Roman"/>
-                <w:sz w:val="18"/>
-                <w:szCs w:val="18"/>
-                <w:lang w:eastAsia="zh-CN"/>
-              </w:rPr>
-              <w:t>{{ d.nameLevel }}</w:t>
-            </w:r>
-            <w:r>
-              <w:rPr>
-                <w:rFonts w:ascii="Times New Roman" w:hAnsi="Times New Roman" w:eastAsia="微软雅黑" w:cs="Times New Roman"/>
-                <w:sz w:val="18"/>
-                <w:szCs w:val="18"/>
-                <w:lang w:eastAsia="zh-CN"/>
-              </w:rPr>
-              <w:t>，{%endif%}{% endfor %}{% endif%}</w:t>
-            </w:r>
-          </w:p>
-        </w:tc>
-      </w:tr>
-      <w:tr>
-        <w:tblPrEx>
-          <w:tblBorders>
-            <w:top w:val="single" w:color="0B8770" w:sz="12" w:space="0"/>
-            <w:left w:val="none" w:color="auto" w:sz="0" w:space="0"/>
-            <w:bottom w:val="dotted" w:color="0B8770" w:sz="4" w:space="0"/>
-            <w:right w:val="none" w:color="auto" w:sz="0" w:space="0"/>
-            <w:insideH w:val="dotted" w:color="0B8770" w:sz="4" w:space="0"/>
-            <w:insideV w:val="dotted" w:color="0B8770" w:sz="4" w:space="0"/>
-          </w:tblBorders>
-          <w:shd w:val="clear" w:color="auto" w:fill="auto"/>
-          <w:tblCellMar>
-            <w:top w:w="0" w:type="dxa"/>
-            <w:left w:w="108" w:type="dxa"/>
-            <w:bottom w:w="0" w:type="dxa"/>
-            <w:right w:w="108" w:type="dxa"/>
-          </w:tblCellMar>
-        </w:tblPrEx>
-        <w:trPr>
-          <w:trHeight w:val="474" w:hRule="atLeast"/>
-          <w:jc w:val="center"/>
-        </w:trPr>
-        <w:tc>
-          <w:tcPr>
-            <w:tcW w:w="432" w:type="dxa"/>
-            <w:vMerge w:val="continue"/>
-            <w:shd w:val="clear" w:color="auto" w:fill="auto"/>
-            <w:vAlign w:val="center"/>
-          </w:tcPr>
-          <w:p>
-            <w:pPr>
-              <w:keepNext/>
-              <w:spacing w:before="26"/>
-              <w:jc w:val="center"/>
-              <w:rPr>
-                <w:rFonts w:ascii="Times New Roman" w:hAnsi="Times New Roman" w:eastAsia="微软雅黑" w:cs="Times New Roman"/>
-                <w:b/>
-                <w:color w:val="0B8770"/>
-                <w:sz w:val="18"/>
-                <w:szCs w:val="18"/>
-                <w:lang w:eastAsia="zh-CN"/>
-              </w:rPr>
-            </w:pPr>
-          </w:p>
-        </w:tc>
-        <w:tc>
-          <w:tcPr>
-            <w:tcW w:w="1191" w:type="dxa"/>
-            <w:shd w:val="clear" w:color="auto" w:fill="auto"/>
-            <w:vAlign w:val="center"/>
-          </w:tcPr>
-          <w:p>
-            <w:pPr>
-              <w:keepNext/>
-              <w:spacing w:before="26"/>
-              <w:jc w:val="center"/>
-              <w:rPr>
-                <w:rFonts w:ascii="Times New Roman" w:hAnsi="Times New Roman" w:eastAsia="微软雅黑" w:cs="Times New Roman"/>
-                <w:b/>
-                <w:color w:val="0B8770"/>
-                <w:sz w:val="18"/>
-                <w:szCs w:val="18"/>
-                <w:lang w:eastAsia="zh-CN"/>
-              </w:rPr>
-            </w:pPr>
-            <w:r>
-              <w:rPr>
-                <w:rFonts w:ascii="Times New Roman" w:hAnsi="Times New Roman" w:eastAsia="微软雅黑" w:cs="Times New Roman"/>
-                <w:b/>
-                <w:color w:val="0B8770"/>
-                <w:sz w:val="18"/>
-                <w:szCs w:val="18"/>
-                <w:lang w:eastAsia="zh-CN"/>
-              </w:rPr>
-              <w:t>C级</w:t>
-            </w:r>
-          </w:p>
-        </w:tc>
-        <w:tc>
-          <w:tcPr>
-            <w:tcW w:w="8247" w:type="dxa"/>
-            <w:shd w:val="clear" w:color="auto" w:fill="auto"/>
-            <w:vAlign w:val="center"/>
-          </w:tcPr>
-          <w:p>
-            <w:pPr>
-              <w:keepNext/>
-              <w:spacing w:before="26"/>
-              <w:jc w:val="center"/>
-              <w:rPr>
-                <w:rFonts w:ascii="Times New Roman" w:hAnsi="Times New Roman" w:eastAsia="微软雅黑" w:cs="Times New Roman"/>
-                <w:sz w:val="18"/>
-                <w:szCs w:val="18"/>
-                <w:lang w:eastAsia="zh-CN"/>
-              </w:rPr>
-            </w:pPr>
-            <w:r>
-              <w:rPr>
-                <w:rFonts w:ascii="Times New Roman" w:hAnsi="Times New Roman" w:eastAsia="微软雅黑" w:cs="Times New Roman"/>
-                <w:sz w:val="18"/>
-                <w:szCs w:val="18"/>
-                <w:lang w:eastAsia="zh-CN"/>
-              </w:rPr>
-              <w:t>{% if tdd.resistant</w:t>
-            </w:r>
-            <w:r>
-              <w:rPr>
-                <w:rFonts w:hint="eastAsia" w:ascii="Times New Roman" w:hAnsi="Times New Roman" w:eastAsia="微软雅黑" w:cs="Times New Roman"/>
-                <w:sz w:val="18"/>
-                <w:szCs w:val="18"/>
-                <w:lang w:eastAsia="zh-CN"/>
-              </w:rPr>
-              <w:t>c</w:t>
-            </w:r>
-            <w:r>
-              <w:rPr>
-                <w:rFonts w:ascii="Times New Roman" w:hAnsi="Times New Roman" w:eastAsia="微软雅黑" w:cs="Times New Roman"/>
-                <w:sz w:val="18"/>
-                <w:szCs w:val="18"/>
-                <w:lang w:eastAsia="zh-CN"/>
-              </w:rPr>
-              <w:t>Str == [] %}无{% else%}{% for d in tdd.resistant</w:t>
-            </w:r>
-            <w:r>
-              <w:rPr>
-                <w:rFonts w:hint="eastAsia" w:ascii="Times New Roman" w:hAnsi="Times New Roman" w:eastAsia="微软雅黑" w:cs="Times New Roman"/>
-                <w:sz w:val="18"/>
-                <w:szCs w:val="18"/>
-                <w:lang w:eastAsia="zh-CN"/>
-              </w:rPr>
-              <w:t>c</w:t>
-            </w:r>
-            <w:r>
-              <w:rPr>
-                <w:rFonts w:ascii="Times New Roman" w:hAnsi="Times New Roman" w:eastAsia="微软雅黑" w:cs="Times New Roman"/>
-                <w:sz w:val="18"/>
-                <w:szCs w:val="18"/>
-                <w:lang w:eastAsia="zh-CN"/>
-              </w:rPr>
-              <w:t>Str %}{%if loop.last%}</w:t>
-            </w:r>
-            <w:r>
-              <w:rPr>
-                <w:rFonts w:hint="eastAsia" w:ascii="Times New Roman" w:hAnsi="Times New Roman" w:eastAsia="微软雅黑" w:cs="Times New Roman"/>
-                <w:sz w:val="18"/>
-                <w:szCs w:val="18"/>
-                <w:lang w:eastAsia="zh-CN"/>
-              </w:rPr>
-              <w:t>{{ d.nameLevel }}</w:t>
-            </w:r>
-            <w:r>
-              <w:rPr>
-                <w:rFonts w:ascii="Times New Roman" w:hAnsi="Times New Roman" w:eastAsia="微软雅黑" w:cs="Times New Roman"/>
-                <w:sz w:val="18"/>
-                <w:szCs w:val="18"/>
-                <w:lang w:eastAsia="zh-CN"/>
-              </w:rPr>
-              <w:t>{%else%}</w:t>
-            </w:r>
-            <w:r>
-              <w:rPr>
-                <w:rFonts w:hint="eastAsia" w:ascii="Times New Roman" w:hAnsi="Times New Roman" w:eastAsia="微软雅黑" w:cs="Times New Roman"/>
-                <w:sz w:val="18"/>
-                <w:szCs w:val="18"/>
-                <w:lang w:eastAsia="zh-CN"/>
-              </w:rPr>
-              <w:t>{{ d.nameLevel }}</w:t>
-            </w:r>
-            <w:r>
-              <w:rPr>
-                <w:rFonts w:ascii="Times New Roman" w:hAnsi="Times New Roman" w:eastAsia="微软雅黑" w:cs="Times New Roman"/>
-                <w:sz w:val="18"/>
-                <w:szCs w:val="18"/>
-                <w:lang w:eastAsia="zh-CN"/>
-              </w:rPr>
-              <w:t>，{%endif%}{% endfor %}{% endif%}</w:t>
-            </w:r>
-          </w:p>
-        </w:tc>
-      </w:tr>
-      <w:tr>
-        <w:tblPrEx>
-          <w:tblBorders>
-            <w:top w:val="single" w:color="0B8770" w:sz="12" w:space="0"/>
-            <w:left w:val="none" w:color="auto" w:sz="0" w:space="0"/>
-            <w:bottom w:val="dotted" w:color="0B8770" w:sz="4" w:space="0"/>
-            <w:right w:val="none" w:color="auto" w:sz="0" w:space="0"/>
-            <w:insideH w:val="dotted" w:color="0B8770" w:sz="4" w:space="0"/>
-            <w:insideV w:val="dotted" w:color="0B8770" w:sz="4" w:space="0"/>
-          </w:tblBorders>
-          <w:shd w:val="clear" w:color="auto" w:fill="auto"/>
           <w:tblCellMar>
             <w:top w:w="0" w:type="dxa"/>
             <w:left w:w="108" w:type="dxa"/>
@@ -16311,14 +15687,9 @@
     </w:tbl>
     <w:p>
       <w:pPr>
-        <w:spacing w:before="26"/>
-        <w:rPr>
-          <w:rFonts w:ascii="Times New Roman" w:hAnsi="Times New Roman" w:eastAsia="微软雅黑" w:cs="Times New Roman"/>
-          <w:b/>
+        <w:pStyle w:val="25"/>
+        <w:rPr>
           <w:color w:val="0B8770"/>
-          <w:sz w:val="24"/>
-          <w:szCs w:val="24"/>
-          <w:lang w:eastAsia="zh-CN"/>
         </w:rPr>
       </w:pPr>
       <w:r>
@@ -16330,1803 +15701,14 @@
           <w:szCs w:val="24"/>
           <w:lang w:eastAsia="zh-CN"/>
         </w:rPr>
-        <w:t>{%if tdd.drugResearchList != [] %}</w:t>
-      </w:r>
-    </w:p>
-    <w:p>
-      <w:pPr>
-        <w:keepNext/>
-        <w:spacing w:before="26"/>
-        <w:rPr>
-          <w:rFonts w:ascii="Times New Roman" w:hAnsi="Times New Roman" w:eastAsia="微软雅黑" w:cs="Times New Roman"/>
-          <w:b/>
-          <w:color w:val="0B8770"/>
-          <w:sz w:val="24"/>
-          <w:lang w:eastAsia="zh-CN"/>
-        </w:rPr>
-      </w:pPr>
-      <w:r>
-        <w:rPr>
-          <w:rFonts w:ascii="Times New Roman" w:hAnsi="Times New Roman" w:eastAsia="微软雅黑" w:cs="Times New Roman"/>
-          <w:b/>
-          <w:color w:val="0B8770"/>
-          <w:sz w:val="24"/>
-          <w:lang w:eastAsia="zh-CN"/>
-        </w:rPr>
-        <w:t>潜在受益药物研究信息：</w:t>
-      </w:r>
-    </w:p>
-    <w:tbl>
-      <w:tblPr>
-        <w:tblStyle w:val="15"/>
-        <w:tblpPr w:leftFromText="180" w:rightFromText="180" w:vertAnchor="text" w:tblpXSpec="center" w:tblpY="1"/>
-        <w:tblOverlap w:val="never"/>
-        <w:tblW w:w="9870" w:type="dxa"/>
-        <w:jc w:val="center"/>
-        <w:tblBorders>
-          <w:top w:val="single" w:color="0B8770" w:sz="12" w:space="0"/>
-          <w:left w:val="none" w:color="auto" w:sz="0" w:space="0"/>
-          <w:bottom w:val="dotted" w:color="0B8770" w:sz="4" w:space="0"/>
-          <w:right w:val="none" w:color="auto" w:sz="0" w:space="0"/>
-          <w:insideH w:val="dotted" w:color="0B8770" w:sz="4" w:space="0"/>
-          <w:insideV w:val="dotted" w:color="0B8770" w:sz="4" w:space="0"/>
-        </w:tblBorders>
-        <w:tblLayout w:type="fixed"/>
-        <w:tblCellMar>
-          <w:top w:w="0" w:type="dxa"/>
-          <w:left w:w="108" w:type="dxa"/>
-          <w:bottom w:w="0" w:type="dxa"/>
-          <w:right w:w="108" w:type="dxa"/>
-        </w:tblCellMar>
-      </w:tblPr>
-      <w:tblGrid>
-        <w:gridCol w:w="1526"/>
-        <w:gridCol w:w="1417"/>
-        <w:gridCol w:w="1232"/>
-        <w:gridCol w:w="5695"/>
-      </w:tblGrid>
-      <w:tr>
-        <w:tblPrEx>
-          <w:tblBorders>
-            <w:top w:val="single" w:color="0B8770" w:sz="12" w:space="0"/>
-            <w:left w:val="none" w:color="auto" w:sz="0" w:space="0"/>
-            <w:bottom w:val="dotted" w:color="0B8770" w:sz="4" w:space="0"/>
-            <w:right w:val="none" w:color="auto" w:sz="0" w:space="0"/>
-            <w:insideH w:val="dotted" w:color="0B8770" w:sz="4" w:space="0"/>
-            <w:insideV w:val="dotted" w:color="0B8770" w:sz="4" w:space="0"/>
-          </w:tblBorders>
-          <w:tblCellMar>
-            <w:top w:w="0" w:type="dxa"/>
-            <w:left w:w="108" w:type="dxa"/>
-            <w:bottom w:w="0" w:type="dxa"/>
-            <w:right w:w="108" w:type="dxa"/>
-          </w:tblCellMar>
-        </w:tblPrEx>
-        <w:trPr>
-          <w:trHeight w:val="417" w:hRule="atLeast"/>
-          <w:jc w:val="center"/>
-        </w:trPr>
-        <w:tc>
-          <w:tcPr>
-            <w:tcW w:w="1526" w:type="dxa"/>
-            <w:shd w:val="clear" w:color="auto" w:fill="auto"/>
-            <w:vAlign w:val="center"/>
-          </w:tcPr>
-          <w:p>
-            <w:pPr>
-              <w:keepNext/>
-              <w:jc w:val="center"/>
-              <w:rPr>
-                <w:rFonts w:ascii="Times New Roman" w:hAnsi="Times New Roman" w:eastAsia="微软雅黑" w:cs="Times New Roman"/>
-                <w:b/>
-                <w:color w:val="0B8770"/>
-                <w:sz w:val="18"/>
-                <w:szCs w:val="18"/>
-                <w:lang w:eastAsia="zh-CN"/>
-              </w:rPr>
-            </w:pPr>
-            <w:r>
-              <w:rPr>
-                <w:rFonts w:ascii="Times New Roman" w:hAnsi="Times New Roman" w:eastAsia="微软雅黑" w:cs="Times New Roman"/>
-                <w:b/>
-                <w:color w:val="0B8770"/>
-                <w:sz w:val="18"/>
-                <w:szCs w:val="18"/>
-                <w:lang w:eastAsia="zh-CN"/>
-              </w:rPr>
-              <w:t>药物名称</w:t>
-            </w:r>
-          </w:p>
-        </w:tc>
-        <w:tc>
-          <w:tcPr>
-            <w:tcW w:w="1417" w:type="dxa"/>
-            <w:shd w:val="clear" w:color="auto" w:fill="auto"/>
-            <w:vAlign w:val="center"/>
-          </w:tcPr>
-          <w:p>
-            <w:pPr>
-              <w:keepNext/>
-              <w:jc w:val="center"/>
-              <w:rPr>
-                <w:rFonts w:ascii="Times New Roman" w:hAnsi="Times New Roman" w:eastAsia="微软雅黑" w:cs="Times New Roman"/>
-                <w:b/>
-                <w:color w:val="0B8770"/>
-                <w:sz w:val="18"/>
-                <w:szCs w:val="18"/>
-                <w:lang w:eastAsia="zh-CN"/>
-              </w:rPr>
-            </w:pPr>
-            <w:r>
-              <w:rPr>
-                <w:rFonts w:ascii="Times New Roman" w:hAnsi="Times New Roman" w:eastAsia="微软雅黑" w:cs="Times New Roman"/>
-                <w:b/>
-                <w:color w:val="0B8770"/>
-                <w:sz w:val="18"/>
-                <w:szCs w:val="18"/>
-                <w:lang w:eastAsia="zh-CN"/>
-              </w:rPr>
-              <w:t>相关疾病</w:t>
-            </w:r>
-          </w:p>
-        </w:tc>
-        <w:tc>
-          <w:tcPr>
-            <w:tcW w:w="1232" w:type="dxa"/>
-            <w:shd w:val="clear" w:color="auto" w:fill="auto"/>
-            <w:vAlign w:val="center"/>
-          </w:tcPr>
-          <w:p>
-            <w:pPr>
-              <w:keepNext/>
-              <w:jc w:val="center"/>
-              <w:rPr>
-                <w:rFonts w:ascii="Times New Roman" w:hAnsi="Times New Roman" w:eastAsia="微软雅黑" w:cs="Times New Roman"/>
-                <w:b/>
-                <w:color w:val="0B8770"/>
-                <w:sz w:val="18"/>
-                <w:szCs w:val="18"/>
-                <w:lang w:eastAsia="zh-CN"/>
-              </w:rPr>
-            </w:pPr>
-            <w:r>
-              <w:rPr>
-                <w:rFonts w:ascii="Times New Roman" w:hAnsi="Times New Roman" w:eastAsia="微软雅黑" w:cs="Times New Roman"/>
-                <w:b/>
-                <w:color w:val="0B8770"/>
-                <w:sz w:val="18"/>
-                <w:szCs w:val="18"/>
-                <w:lang w:eastAsia="zh-CN"/>
-              </w:rPr>
-              <w:t>证据</w:t>
-            </w:r>
-            <w:r>
-              <w:rPr>
-                <w:rFonts w:hint="eastAsia" w:ascii="Times New Roman" w:hAnsi="Times New Roman" w:eastAsia="微软雅黑" w:cs="Times New Roman"/>
-                <w:b/>
-                <w:color w:val="0B8770"/>
-                <w:sz w:val="18"/>
-                <w:szCs w:val="18"/>
-                <w:lang w:eastAsia="zh-CN"/>
-              </w:rPr>
-              <w:t>等级</w:t>
-            </w:r>
-          </w:p>
-        </w:tc>
-        <w:tc>
-          <w:tcPr>
-            <w:tcW w:w="5695" w:type="dxa"/>
-            <w:shd w:val="clear" w:color="auto" w:fill="auto"/>
-            <w:vAlign w:val="center"/>
-          </w:tcPr>
-          <w:p>
-            <w:pPr>
-              <w:keepNext/>
-              <w:jc w:val="center"/>
-              <w:rPr>
-                <w:rFonts w:ascii="Times New Roman" w:hAnsi="Times New Roman" w:eastAsia="微软雅黑" w:cs="Times New Roman"/>
-                <w:b/>
-                <w:color w:val="0B8770"/>
-                <w:sz w:val="18"/>
-                <w:szCs w:val="18"/>
-                <w:lang w:eastAsia="zh-CN"/>
-              </w:rPr>
-            </w:pPr>
-            <w:r>
-              <w:rPr>
-                <w:rFonts w:ascii="Times New Roman" w:hAnsi="Times New Roman" w:eastAsia="微软雅黑" w:cs="Times New Roman"/>
-                <w:b/>
-                <w:color w:val="0B8770"/>
-                <w:sz w:val="18"/>
-                <w:szCs w:val="18"/>
-                <w:lang w:eastAsia="zh-CN"/>
-              </w:rPr>
-              <w:t>循证医学信息</w:t>
-            </w:r>
-          </w:p>
-        </w:tc>
-      </w:tr>
-      <w:tr>
-        <w:tblPrEx>
-          <w:tblBorders>
-            <w:top w:val="single" w:color="0B8770" w:sz="12" w:space="0"/>
-            <w:left w:val="none" w:color="auto" w:sz="0" w:space="0"/>
-            <w:bottom w:val="dotted" w:color="0B8770" w:sz="4" w:space="0"/>
-            <w:right w:val="none" w:color="auto" w:sz="0" w:space="0"/>
-            <w:insideH w:val="dotted" w:color="0B8770" w:sz="4" w:space="0"/>
-            <w:insideV w:val="dotted" w:color="0B8770" w:sz="4" w:space="0"/>
-          </w:tblBorders>
-          <w:tblCellMar>
-            <w:top w:w="0" w:type="dxa"/>
-            <w:left w:w="108" w:type="dxa"/>
-            <w:bottom w:w="0" w:type="dxa"/>
-            <w:right w:w="108" w:type="dxa"/>
-          </w:tblCellMar>
-        </w:tblPrEx>
-        <w:trPr>
-          <w:trHeight w:val="494" w:hRule="atLeast"/>
-          <w:jc w:val="center"/>
-        </w:trPr>
-        <w:tc>
-          <w:tcPr>
-            <w:tcW w:w="9870" w:type="dxa"/>
-            <w:gridSpan w:val="4"/>
-            <w:vAlign w:val="center"/>
-          </w:tcPr>
-          <w:p>
-            <w:pPr>
-              <w:keepNext/>
-              <w:spacing w:before="26"/>
-              <w:jc w:val="center"/>
-              <w:rPr>
-                <w:rFonts w:ascii="Times New Roman" w:hAnsi="Times New Roman" w:eastAsia="微软雅黑" w:cs="Times New Roman"/>
-                <w:bCs/>
-                <w:sz w:val="18"/>
-                <w:szCs w:val="18"/>
-                <w:highlight w:val="yellow"/>
-                <w:lang w:eastAsia="zh-CN"/>
-              </w:rPr>
-            </w:pPr>
-            <w:r>
-              <w:rPr>
-                <w:rFonts w:hint="eastAsia" w:ascii="Times New Roman" w:hAnsi="Times New Roman" w:eastAsia="微软雅黑" w:cs="Times New Roman"/>
-                <w:b/>
-                <w:sz w:val="18"/>
-                <w:szCs w:val="18"/>
-                <w:lang w:eastAsia="zh-CN"/>
-              </w:rPr>
-              <w:t>{%tr for dis in tdd.drugResearchList %}</w:t>
-            </w:r>
-          </w:p>
-        </w:tc>
-      </w:tr>
-      <w:tr>
-        <w:tblPrEx>
-          <w:tblBorders>
-            <w:top w:val="single" w:color="0B8770" w:sz="12" w:space="0"/>
-            <w:left w:val="none" w:color="auto" w:sz="0" w:space="0"/>
-            <w:bottom w:val="dotted" w:color="0B8770" w:sz="4" w:space="0"/>
-            <w:right w:val="none" w:color="auto" w:sz="0" w:space="0"/>
-            <w:insideH w:val="dotted" w:color="0B8770" w:sz="4" w:space="0"/>
-            <w:insideV w:val="dotted" w:color="0B8770" w:sz="4" w:space="0"/>
-          </w:tblBorders>
-          <w:tblCellMar>
-            <w:top w:w="0" w:type="dxa"/>
-            <w:left w:w="108" w:type="dxa"/>
-            <w:bottom w:w="0" w:type="dxa"/>
-            <w:right w:w="108" w:type="dxa"/>
-          </w:tblCellMar>
-        </w:tblPrEx>
-        <w:trPr>
-          <w:trHeight w:val="494" w:hRule="atLeast"/>
-          <w:jc w:val="center"/>
-        </w:trPr>
-        <w:tc>
-          <w:tcPr>
-            <w:tcW w:w="1526" w:type="dxa"/>
-            <w:vAlign w:val="center"/>
-          </w:tcPr>
-          <w:p>
-            <w:pPr>
-              <w:spacing w:before="1" w:line="249" w:lineRule="auto"/>
-              <w:ind w:right="131"/>
-              <w:jc w:val="center"/>
-              <w:rPr>
-                <w:rFonts w:ascii="Times New Roman" w:hAnsi="Times New Roman" w:eastAsia="微软雅黑" w:cs="Times New Roman"/>
-                <w:b/>
-                <w:sz w:val="18"/>
-                <w:szCs w:val="18"/>
-                <w:highlight w:val="yellow"/>
-              </w:rPr>
-            </w:pPr>
-            <w:r>
-              <w:rPr>
-                <w:rFonts w:ascii="Times New Roman" w:hAnsi="Times New Roman" w:eastAsia="微软雅黑" w:cs="Times New Roman"/>
-                <w:sz w:val="18"/>
-                <w:szCs w:val="18"/>
-                <w:lang w:eastAsia="zh-CN"/>
-              </w:rPr>
-              <w:t>{{</w:t>
-            </w:r>
-            <w:r>
-              <w:rPr>
-                <w:rFonts w:ascii="Times New Roman" w:hAnsi="Times New Roman" w:eastAsia="微软雅黑" w:cs="Times New Roman"/>
-                <w:bCs/>
-                <w:sz w:val="18"/>
-                <w:szCs w:val="18"/>
-                <w:lang w:eastAsia="zh-CN"/>
-              </w:rPr>
-              <w:t>dis.drug_name_chinese</w:t>
-            </w:r>
-            <w:r>
-              <w:rPr>
-                <w:rFonts w:hint="eastAsia" w:ascii="Times New Roman" w:hAnsi="Times New Roman" w:eastAsia="微软雅黑" w:cs="Times New Roman"/>
-                <w:bCs/>
-                <w:sz w:val="18"/>
-                <w:szCs w:val="18"/>
-                <w:lang w:eastAsia="zh-CN"/>
-              </w:rPr>
-              <w:t>3</w:t>
-            </w:r>
-            <w:r>
-              <w:rPr>
-                <w:rFonts w:ascii="Times New Roman" w:hAnsi="Times New Roman" w:eastAsia="微软雅黑" w:cs="Times New Roman"/>
-                <w:sz w:val="18"/>
-                <w:szCs w:val="18"/>
-                <w:lang w:eastAsia="zh-CN"/>
-              </w:rPr>
-              <w:t xml:space="preserve"> }}</w:t>
-            </w:r>
-          </w:p>
-        </w:tc>
-        <w:tc>
-          <w:tcPr>
-            <w:tcW w:w="1417" w:type="dxa"/>
-            <w:vAlign w:val="center"/>
-          </w:tcPr>
-          <w:p>
-            <w:pPr>
-              <w:keepNext/>
-              <w:spacing w:before="26"/>
-              <w:jc w:val="center"/>
-              <w:rPr>
-                <w:rFonts w:ascii="Times New Roman" w:hAnsi="Times New Roman" w:eastAsia="微软雅黑" w:cs="Times New Roman"/>
-                <w:bCs/>
-                <w:sz w:val="18"/>
-                <w:szCs w:val="18"/>
-                <w:highlight w:val="yellow"/>
-                <w:lang w:eastAsia="zh-CN"/>
-              </w:rPr>
-            </w:pPr>
-            <w:r>
-              <w:rPr>
-                <w:rFonts w:hint="eastAsia" w:ascii="Times New Roman" w:hAnsi="Times New Roman" w:eastAsia="微软雅黑" w:cs="Times New Roman"/>
-                <w:sz w:val="18"/>
-                <w:szCs w:val="18"/>
-                <w:lang w:eastAsia="zh-CN"/>
-              </w:rPr>
-              <w:t>{{dis.</w:t>
-            </w:r>
-            <w:r>
-              <w:rPr>
-                <w:rFonts w:hint="eastAsia" w:ascii="Times New Roman" w:hAnsi="Times New Roman" w:eastAsia="微软雅黑" w:cs="Times New Roman"/>
-                <w:bCs/>
-                <w:sz w:val="18"/>
-                <w:szCs w:val="18"/>
-                <w:lang w:eastAsia="zh-CN"/>
-              </w:rPr>
-              <w:t>disease_name_chinese</w:t>
-            </w:r>
-            <w:r>
-              <w:rPr>
-                <w:rFonts w:hint="eastAsia" w:ascii="Times New Roman" w:hAnsi="Times New Roman" w:eastAsia="微软雅黑" w:cs="Times New Roman"/>
-                <w:sz w:val="18"/>
-                <w:szCs w:val="18"/>
-                <w:lang w:eastAsia="zh-CN"/>
-              </w:rPr>
-              <w:t>}}</w:t>
-            </w:r>
-          </w:p>
-        </w:tc>
-        <w:tc>
-          <w:tcPr>
-            <w:tcW w:w="1232" w:type="dxa"/>
-            <w:vAlign w:val="center"/>
-          </w:tcPr>
-          <w:p>
-            <w:pPr>
-              <w:keepNext/>
-              <w:spacing w:before="26"/>
-              <w:jc w:val="center"/>
-              <w:rPr>
-                <w:rFonts w:ascii="Times New Roman" w:hAnsi="Times New Roman" w:eastAsia="微软雅黑" w:cs="Times New Roman"/>
-                <w:bCs/>
-                <w:sz w:val="18"/>
-                <w:szCs w:val="18"/>
-                <w:highlight w:val="yellow"/>
-                <w:lang w:eastAsia="zh-CN"/>
-              </w:rPr>
-            </w:pPr>
-            <w:r>
-              <w:rPr>
-                <w:rFonts w:hint="eastAsia" w:ascii="Times New Roman" w:hAnsi="Times New Roman" w:eastAsia="微软雅黑" w:cs="Times New Roman"/>
-                <w:sz w:val="18"/>
-                <w:szCs w:val="18"/>
-                <w:lang w:eastAsia="zh-CN"/>
-              </w:rPr>
-              <w:t>{{</w:t>
-            </w:r>
-            <w:r>
-              <w:rPr>
-                <w:rFonts w:hint="eastAsia" w:ascii="Times New Roman" w:hAnsi="Times New Roman" w:eastAsia="微软雅黑" w:cs="Times New Roman"/>
-                <w:bCs/>
-                <w:sz w:val="18"/>
-                <w:szCs w:val="18"/>
-                <w:lang w:eastAsia="zh-CN"/>
-              </w:rPr>
-              <w:t>dis.evidence_phase_chinese</w:t>
-            </w:r>
-            <w:r>
-              <w:rPr>
-                <w:rFonts w:hint="eastAsia" w:ascii="Times New Roman" w:hAnsi="Times New Roman" w:eastAsia="微软雅黑" w:cs="Times New Roman"/>
-                <w:sz w:val="18"/>
-                <w:szCs w:val="18"/>
-                <w:lang w:eastAsia="zh-CN"/>
-              </w:rPr>
-              <w:t>}}</w:t>
-            </w:r>
-          </w:p>
-        </w:tc>
-        <w:tc>
-          <w:tcPr>
-            <w:tcW w:w="5695" w:type="dxa"/>
-            <w:vAlign w:val="center"/>
-          </w:tcPr>
-          <w:p>
-            <w:pPr>
-              <w:keepNext/>
-              <w:spacing w:before="26"/>
-              <w:jc w:val="center"/>
-              <w:rPr>
-                <w:rFonts w:ascii="Times New Roman" w:hAnsi="Times New Roman" w:eastAsia="微软雅黑" w:cs="Times New Roman"/>
-                <w:bCs/>
-                <w:sz w:val="18"/>
-                <w:szCs w:val="18"/>
-                <w:highlight w:val="yellow"/>
-                <w:lang w:eastAsia="zh-CN"/>
-              </w:rPr>
-            </w:pPr>
-            <w:r>
-              <w:rPr>
-                <w:rFonts w:hint="eastAsia" w:ascii="Times New Roman" w:hAnsi="Times New Roman" w:eastAsia="微软雅黑" w:cs="Times New Roman"/>
-                <w:sz w:val="18"/>
-                <w:szCs w:val="18"/>
-                <w:lang w:eastAsia="zh-CN"/>
-              </w:rPr>
-              <w:t>{{</w:t>
-            </w:r>
-            <w:r>
-              <w:rPr>
-                <w:rFonts w:hint="eastAsia" w:ascii="Times New Roman" w:hAnsi="Times New Roman" w:eastAsia="微软雅黑" w:cs="Times New Roman"/>
-                <w:bCs/>
-                <w:sz w:val="18"/>
-                <w:szCs w:val="18"/>
-                <w:lang w:eastAsia="zh-CN"/>
-              </w:rPr>
-              <w:t>dis.annotation_chinese</w:t>
-            </w:r>
-            <w:r>
-              <w:rPr>
-                <w:rFonts w:hint="eastAsia" w:ascii="Times New Roman" w:hAnsi="Times New Roman" w:eastAsia="微软雅黑" w:cs="Times New Roman"/>
-                <w:sz w:val="18"/>
-                <w:szCs w:val="18"/>
-                <w:lang w:eastAsia="zh-CN"/>
-              </w:rPr>
-              <w:t>}}</w:t>
-            </w:r>
-          </w:p>
-        </w:tc>
-      </w:tr>
-      <w:tr>
-        <w:tblPrEx>
-          <w:tblBorders>
-            <w:top w:val="single" w:color="0B8770" w:sz="12" w:space="0"/>
-            <w:left w:val="none" w:color="auto" w:sz="0" w:space="0"/>
-            <w:bottom w:val="dotted" w:color="0B8770" w:sz="4" w:space="0"/>
-            <w:right w:val="none" w:color="auto" w:sz="0" w:space="0"/>
-            <w:insideH w:val="dotted" w:color="0B8770" w:sz="4" w:space="0"/>
-            <w:insideV w:val="dotted" w:color="0B8770" w:sz="4" w:space="0"/>
-          </w:tblBorders>
-          <w:tblCellMar>
-            <w:top w:w="0" w:type="dxa"/>
-            <w:left w:w="108" w:type="dxa"/>
-            <w:bottom w:w="0" w:type="dxa"/>
-            <w:right w:w="108" w:type="dxa"/>
-          </w:tblCellMar>
-        </w:tblPrEx>
-        <w:trPr>
-          <w:trHeight w:val="494" w:hRule="atLeast"/>
-          <w:jc w:val="center"/>
-        </w:trPr>
-        <w:tc>
-          <w:tcPr>
-            <w:tcW w:w="9870" w:type="dxa"/>
-            <w:gridSpan w:val="4"/>
-            <w:vAlign w:val="center"/>
-          </w:tcPr>
-          <w:p>
-            <w:pPr>
-              <w:keepNext/>
-              <w:spacing w:before="26"/>
-              <w:jc w:val="center"/>
-              <w:rPr>
-                <w:rFonts w:ascii="Times New Roman" w:hAnsi="Times New Roman" w:eastAsia="微软雅黑" w:cs="Times New Roman"/>
-                <w:bCs/>
-                <w:sz w:val="18"/>
-                <w:szCs w:val="18"/>
-                <w:lang w:eastAsia="zh-CN"/>
-              </w:rPr>
-            </w:pPr>
-            <w:r>
-              <w:rPr>
-                <w:rFonts w:hint="eastAsia" w:ascii="Times New Roman" w:hAnsi="Times New Roman" w:eastAsia="微软雅黑" w:cs="Times New Roman"/>
-                <w:b/>
-                <w:sz w:val="18"/>
-                <w:szCs w:val="18"/>
-                <w:lang w:eastAsia="zh-CN"/>
-              </w:rPr>
-              <w:t>{%tr endfor %}</w:t>
-            </w:r>
-          </w:p>
-        </w:tc>
-      </w:tr>
-    </w:tbl>
-    <w:p>
-      <w:pPr>
-        <w:spacing w:before="26"/>
-        <w:rPr>
-          <w:rFonts w:ascii="Times New Roman" w:hAnsi="Times New Roman" w:eastAsia="微软雅黑" w:cs="Times New Roman"/>
-          <w:b/>
-          <w:color w:val="0B8770"/>
-          <w:sz w:val="24"/>
-          <w:szCs w:val="24"/>
-          <w:lang w:eastAsia="zh-CN"/>
-        </w:rPr>
-      </w:pPr>
-      <w:r>
-        <w:rPr>
-          <w:rFonts w:hint="eastAsia" w:ascii="Times New Roman" w:hAnsi="Times New Roman" w:eastAsia="微软雅黑" w:cs="Times New Roman"/>
-          <w:b/>
-          <w:color w:val="0B8770"/>
-          <w:sz w:val="24"/>
-          <w:szCs w:val="24"/>
-          <w:lang w:eastAsia="zh-CN"/>
-        </w:rPr>
-        <w:t>{% endif %}{%if tdd.potentialDrugList != [] %}</w:t>
-      </w:r>
-    </w:p>
-    <w:p>
-      <w:pPr>
-        <w:keepNext/>
-        <w:spacing w:before="26"/>
-        <w:rPr>
-          <w:rFonts w:ascii="Times New Roman" w:hAnsi="Times New Roman" w:eastAsia="微软雅黑" w:cs="Times New Roman"/>
-          <w:b/>
-          <w:color w:val="0B8770"/>
-          <w:sz w:val="24"/>
-          <w:lang w:eastAsia="zh-CN"/>
-        </w:rPr>
-      </w:pPr>
-      <w:r>
-        <w:rPr>
-          <w:rFonts w:hint="eastAsia" w:ascii="Times New Roman" w:hAnsi="Times New Roman" w:eastAsia="微软雅黑" w:cs="Times New Roman"/>
-          <w:b/>
-          <w:color w:val="0B8770"/>
-          <w:sz w:val="24"/>
-          <w:lang w:eastAsia="zh-CN"/>
-        </w:rPr>
-        <w:t>潜在耐药研究信息：</w:t>
-      </w:r>
-    </w:p>
-    <w:tbl>
-      <w:tblPr>
-        <w:tblStyle w:val="15"/>
-        <w:tblpPr w:leftFromText="180" w:rightFromText="180" w:vertAnchor="text" w:tblpXSpec="center" w:tblpY="1"/>
-        <w:tblOverlap w:val="never"/>
-        <w:tblW w:w="9870" w:type="dxa"/>
-        <w:jc w:val="center"/>
-        <w:tblBorders>
-          <w:top w:val="single" w:color="0B8770" w:sz="12" w:space="0"/>
-          <w:left w:val="none" w:color="auto" w:sz="0" w:space="0"/>
-          <w:bottom w:val="dotted" w:color="0B8770" w:sz="4" w:space="0"/>
-          <w:right w:val="none" w:color="auto" w:sz="0" w:space="0"/>
-          <w:insideH w:val="dotted" w:color="0B8770" w:sz="4" w:space="0"/>
-          <w:insideV w:val="dotted" w:color="0B8770" w:sz="4" w:space="0"/>
-        </w:tblBorders>
-        <w:tblLayout w:type="fixed"/>
-        <w:tblCellMar>
-          <w:top w:w="0" w:type="dxa"/>
-          <w:left w:w="108" w:type="dxa"/>
-          <w:bottom w:w="0" w:type="dxa"/>
-          <w:right w:w="108" w:type="dxa"/>
-        </w:tblCellMar>
-      </w:tblPr>
-      <w:tblGrid>
-        <w:gridCol w:w="1526"/>
-        <w:gridCol w:w="1417"/>
-        <w:gridCol w:w="1261"/>
-        <w:gridCol w:w="5666"/>
-      </w:tblGrid>
-      <w:tr>
-        <w:tblPrEx>
-          <w:tblBorders>
-            <w:top w:val="single" w:color="0B8770" w:sz="12" w:space="0"/>
-            <w:left w:val="none" w:color="auto" w:sz="0" w:space="0"/>
-            <w:bottom w:val="dotted" w:color="0B8770" w:sz="4" w:space="0"/>
-            <w:right w:val="none" w:color="auto" w:sz="0" w:space="0"/>
-            <w:insideH w:val="dotted" w:color="0B8770" w:sz="4" w:space="0"/>
-            <w:insideV w:val="dotted" w:color="0B8770" w:sz="4" w:space="0"/>
-          </w:tblBorders>
-          <w:tblCellMar>
-            <w:top w:w="0" w:type="dxa"/>
-            <w:left w:w="108" w:type="dxa"/>
-            <w:bottom w:w="0" w:type="dxa"/>
-            <w:right w:w="108" w:type="dxa"/>
-          </w:tblCellMar>
-        </w:tblPrEx>
-        <w:trPr>
-          <w:trHeight w:val="417" w:hRule="atLeast"/>
-          <w:jc w:val="center"/>
-        </w:trPr>
-        <w:tc>
-          <w:tcPr>
-            <w:tcW w:w="1526" w:type="dxa"/>
-            <w:shd w:val="clear" w:color="auto" w:fill="auto"/>
-            <w:vAlign w:val="center"/>
-          </w:tcPr>
-          <w:p>
-            <w:pPr>
-              <w:keepNext/>
-              <w:jc w:val="center"/>
-              <w:rPr>
-                <w:rFonts w:ascii="Times New Roman" w:hAnsi="Times New Roman" w:eastAsia="微软雅黑" w:cs="Times New Roman"/>
-                <w:b/>
-                <w:color w:val="0B8770"/>
-                <w:sz w:val="18"/>
-                <w:szCs w:val="18"/>
-                <w:lang w:eastAsia="zh-CN"/>
-              </w:rPr>
-            </w:pPr>
-            <w:r>
-              <w:rPr>
-                <w:rFonts w:ascii="Times New Roman" w:hAnsi="Times New Roman" w:eastAsia="微软雅黑" w:cs="Times New Roman"/>
-                <w:b/>
-                <w:color w:val="0B8770"/>
-                <w:sz w:val="18"/>
-                <w:szCs w:val="18"/>
-                <w:lang w:eastAsia="zh-CN"/>
-              </w:rPr>
-              <w:t>药物名称</w:t>
-            </w:r>
-          </w:p>
-        </w:tc>
-        <w:tc>
-          <w:tcPr>
-            <w:tcW w:w="1417" w:type="dxa"/>
-            <w:shd w:val="clear" w:color="auto" w:fill="auto"/>
-            <w:vAlign w:val="center"/>
-          </w:tcPr>
-          <w:p>
-            <w:pPr>
-              <w:keepNext/>
-              <w:jc w:val="center"/>
-              <w:rPr>
-                <w:rFonts w:ascii="Times New Roman" w:hAnsi="Times New Roman" w:eastAsia="微软雅黑" w:cs="Times New Roman"/>
-                <w:b/>
-                <w:color w:val="0B8770"/>
-                <w:sz w:val="18"/>
-                <w:szCs w:val="18"/>
-                <w:lang w:eastAsia="zh-CN"/>
-              </w:rPr>
-            </w:pPr>
-            <w:r>
-              <w:rPr>
-                <w:rFonts w:ascii="Times New Roman" w:hAnsi="Times New Roman" w:eastAsia="微软雅黑" w:cs="Times New Roman"/>
-                <w:b/>
-                <w:color w:val="0B8770"/>
-                <w:sz w:val="18"/>
-                <w:szCs w:val="18"/>
-                <w:lang w:eastAsia="zh-CN"/>
-              </w:rPr>
-              <w:t>相关疾病</w:t>
-            </w:r>
-          </w:p>
-        </w:tc>
-        <w:tc>
-          <w:tcPr>
-            <w:tcW w:w="1261" w:type="dxa"/>
-            <w:shd w:val="clear" w:color="auto" w:fill="auto"/>
-            <w:vAlign w:val="center"/>
-          </w:tcPr>
-          <w:p>
-            <w:pPr>
-              <w:keepNext/>
-              <w:jc w:val="center"/>
-              <w:rPr>
-                <w:rFonts w:ascii="Times New Roman" w:hAnsi="Times New Roman" w:eastAsia="微软雅黑" w:cs="Times New Roman"/>
-                <w:b/>
-                <w:color w:val="0B8770"/>
-                <w:sz w:val="18"/>
-                <w:szCs w:val="18"/>
-                <w:lang w:eastAsia="zh-CN"/>
-              </w:rPr>
-            </w:pPr>
-            <w:r>
-              <w:rPr>
-                <w:rFonts w:ascii="Times New Roman" w:hAnsi="Times New Roman" w:eastAsia="微软雅黑" w:cs="Times New Roman"/>
-                <w:b/>
-                <w:color w:val="0B8770"/>
-                <w:sz w:val="18"/>
-                <w:szCs w:val="18"/>
-                <w:lang w:eastAsia="zh-CN"/>
-              </w:rPr>
-              <w:t>证据</w:t>
-            </w:r>
-            <w:r>
-              <w:rPr>
-                <w:rFonts w:hint="eastAsia" w:ascii="Times New Roman" w:hAnsi="Times New Roman" w:eastAsia="微软雅黑" w:cs="Times New Roman"/>
-                <w:b/>
-                <w:color w:val="0B8770"/>
-                <w:sz w:val="18"/>
-                <w:szCs w:val="18"/>
-                <w:lang w:eastAsia="zh-CN"/>
-              </w:rPr>
-              <w:t>等级</w:t>
-            </w:r>
-          </w:p>
-        </w:tc>
-        <w:tc>
-          <w:tcPr>
-            <w:tcW w:w="5666" w:type="dxa"/>
-            <w:shd w:val="clear" w:color="auto" w:fill="auto"/>
-            <w:vAlign w:val="center"/>
-          </w:tcPr>
-          <w:p>
-            <w:pPr>
-              <w:keepNext/>
-              <w:jc w:val="center"/>
-              <w:rPr>
-                <w:rFonts w:ascii="Times New Roman" w:hAnsi="Times New Roman" w:eastAsia="微软雅黑" w:cs="Times New Roman"/>
-                <w:b/>
-                <w:color w:val="0B8770"/>
-                <w:sz w:val="18"/>
-                <w:szCs w:val="18"/>
-                <w:lang w:eastAsia="zh-CN"/>
-              </w:rPr>
-            </w:pPr>
-            <w:r>
-              <w:rPr>
-                <w:rFonts w:ascii="Times New Roman" w:hAnsi="Times New Roman" w:eastAsia="微软雅黑" w:cs="Times New Roman"/>
-                <w:b/>
-                <w:color w:val="0B8770"/>
-                <w:sz w:val="18"/>
-                <w:szCs w:val="18"/>
-                <w:lang w:eastAsia="zh-CN"/>
-              </w:rPr>
-              <w:t>循证医学信息</w:t>
-            </w:r>
-          </w:p>
-        </w:tc>
-      </w:tr>
-      <w:tr>
-        <w:tblPrEx>
-          <w:tblBorders>
-            <w:top w:val="single" w:color="0B8770" w:sz="12" w:space="0"/>
-            <w:left w:val="none" w:color="auto" w:sz="0" w:space="0"/>
-            <w:bottom w:val="dotted" w:color="0B8770" w:sz="4" w:space="0"/>
-            <w:right w:val="none" w:color="auto" w:sz="0" w:space="0"/>
-            <w:insideH w:val="dotted" w:color="0B8770" w:sz="4" w:space="0"/>
-            <w:insideV w:val="dotted" w:color="0B8770" w:sz="4" w:space="0"/>
-          </w:tblBorders>
-          <w:tblCellMar>
-            <w:top w:w="0" w:type="dxa"/>
-            <w:left w:w="108" w:type="dxa"/>
-            <w:bottom w:w="0" w:type="dxa"/>
-            <w:right w:w="108" w:type="dxa"/>
-          </w:tblCellMar>
-        </w:tblPrEx>
-        <w:trPr>
-          <w:trHeight w:val="494" w:hRule="atLeast"/>
-          <w:jc w:val="center"/>
-        </w:trPr>
-        <w:tc>
-          <w:tcPr>
-            <w:tcW w:w="9870" w:type="dxa"/>
-            <w:gridSpan w:val="4"/>
-            <w:vAlign w:val="center"/>
-          </w:tcPr>
-          <w:p>
-            <w:pPr>
-              <w:keepNext/>
-              <w:spacing w:before="26"/>
-              <w:jc w:val="center"/>
-              <w:rPr>
-                <w:rFonts w:ascii="Times New Roman" w:hAnsi="Times New Roman" w:eastAsia="微软雅黑" w:cs="Times New Roman"/>
-                <w:bCs/>
-                <w:sz w:val="18"/>
-                <w:szCs w:val="18"/>
-                <w:highlight w:val="yellow"/>
-                <w:lang w:eastAsia="zh-CN"/>
-              </w:rPr>
-            </w:pPr>
-            <w:r>
-              <w:rPr>
-                <w:rFonts w:hint="eastAsia" w:ascii="Times New Roman" w:hAnsi="Times New Roman" w:eastAsia="微软雅黑" w:cs="Times New Roman"/>
-                <w:b/>
-                <w:sz w:val="18"/>
-                <w:szCs w:val="18"/>
-                <w:lang w:eastAsia="zh-CN"/>
-              </w:rPr>
-              <w:t>{%tr for dis in tdd.</w:t>
-            </w:r>
-            <w:r>
-              <w:rPr>
-                <w:rFonts w:ascii="Times New Roman" w:hAnsi="Times New Roman" w:eastAsia="微软雅黑" w:cs="Times New Roman"/>
-                <w:b/>
-                <w:sz w:val="18"/>
-                <w:szCs w:val="18"/>
-                <w:lang w:eastAsia="zh-CN"/>
-              </w:rPr>
-              <w:t>potentialDrugList</w:t>
-            </w:r>
-            <w:r>
-              <w:rPr>
-                <w:rFonts w:hint="eastAsia" w:ascii="Times New Roman" w:hAnsi="Times New Roman" w:eastAsia="微软雅黑" w:cs="Times New Roman"/>
-                <w:b/>
-                <w:sz w:val="18"/>
-                <w:szCs w:val="18"/>
-                <w:lang w:eastAsia="zh-CN"/>
-              </w:rPr>
-              <w:t xml:space="preserve"> %}</w:t>
-            </w:r>
-          </w:p>
-        </w:tc>
-      </w:tr>
-      <w:tr>
-        <w:tblPrEx>
-          <w:tblBorders>
-            <w:top w:val="single" w:color="0B8770" w:sz="12" w:space="0"/>
-            <w:left w:val="none" w:color="auto" w:sz="0" w:space="0"/>
-            <w:bottom w:val="dotted" w:color="0B8770" w:sz="4" w:space="0"/>
-            <w:right w:val="none" w:color="auto" w:sz="0" w:space="0"/>
-            <w:insideH w:val="dotted" w:color="0B8770" w:sz="4" w:space="0"/>
-            <w:insideV w:val="dotted" w:color="0B8770" w:sz="4" w:space="0"/>
-          </w:tblBorders>
-          <w:tblCellMar>
-            <w:top w:w="0" w:type="dxa"/>
-            <w:left w:w="108" w:type="dxa"/>
-            <w:bottom w:w="0" w:type="dxa"/>
-            <w:right w:w="108" w:type="dxa"/>
-          </w:tblCellMar>
-        </w:tblPrEx>
-        <w:trPr>
-          <w:trHeight w:val="494" w:hRule="atLeast"/>
-          <w:jc w:val="center"/>
-        </w:trPr>
-        <w:tc>
-          <w:tcPr>
-            <w:tcW w:w="1526" w:type="dxa"/>
-            <w:vAlign w:val="center"/>
-          </w:tcPr>
-          <w:p>
-            <w:pPr>
-              <w:spacing w:before="1" w:line="249" w:lineRule="auto"/>
-              <w:ind w:right="131"/>
-              <w:jc w:val="center"/>
-              <w:rPr>
-                <w:rFonts w:ascii="Times New Roman" w:hAnsi="Times New Roman" w:eastAsia="微软雅黑" w:cs="Times New Roman"/>
-                <w:b/>
-                <w:sz w:val="18"/>
-                <w:szCs w:val="18"/>
-                <w:highlight w:val="yellow"/>
-              </w:rPr>
-            </w:pPr>
-            <w:r>
-              <w:rPr>
-                <w:rFonts w:ascii="Times New Roman" w:hAnsi="Times New Roman" w:eastAsia="微软雅黑" w:cs="Times New Roman"/>
-                <w:sz w:val="18"/>
-                <w:szCs w:val="18"/>
-                <w:lang w:eastAsia="zh-CN"/>
-              </w:rPr>
-              <w:t>{{</w:t>
-            </w:r>
-            <w:r>
-              <w:rPr>
-                <w:rFonts w:ascii="Times New Roman" w:hAnsi="Times New Roman" w:eastAsia="微软雅黑" w:cs="Times New Roman"/>
-                <w:bCs/>
-                <w:sz w:val="18"/>
-                <w:szCs w:val="18"/>
-                <w:lang w:eastAsia="zh-CN"/>
-              </w:rPr>
-              <w:t>dis.drug_name_chinese</w:t>
-            </w:r>
-            <w:r>
-              <w:rPr>
-                <w:rFonts w:hint="eastAsia" w:ascii="Times New Roman" w:hAnsi="Times New Roman" w:eastAsia="微软雅黑" w:cs="Times New Roman"/>
-                <w:bCs/>
-                <w:sz w:val="18"/>
-                <w:szCs w:val="18"/>
-                <w:lang w:eastAsia="zh-CN"/>
-              </w:rPr>
-              <w:t>3</w:t>
-            </w:r>
-            <w:r>
-              <w:rPr>
-                <w:rFonts w:ascii="Times New Roman" w:hAnsi="Times New Roman" w:eastAsia="微软雅黑" w:cs="Times New Roman"/>
-                <w:sz w:val="18"/>
-                <w:szCs w:val="18"/>
-                <w:lang w:eastAsia="zh-CN"/>
-              </w:rPr>
-              <w:t xml:space="preserve"> }}</w:t>
-            </w:r>
-          </w:p>
-        </w:tc>
-        <w:tc>
-          <w:tcPr>
-            <w:tcW w:w="1417" w:type="dxa"/>
-            <w:vAlign w:val="center"/>
-          </w:tcPr>
-          <w:p>
-            <w:pPr>
-              <w:keepNext/>
-              <w:spacing w:before="26"/>
-              <w:jc w:val="center"/>
-              <w:rPr>
-                <w:rFonts w:ascii="Times New Roman" w:hAnsi="Times New Roman" w:eastAsia="微软雅黑" w:cs="Times New Roman"/>
-                <w:bCs/>
-                <w:sz w:val="18"/>
-                <w:szCs w:val="18"/>
-                <w:highlight w:val="yellow"/>
-                <w:lang w:eastAsia="zh-CN"/>
-              </w:rPr>
-            </w:pPr>
-            <w:r>
-              <w:rPr>
-                <w:rFonts w:hint="eastAsia" w:ascii="Times New Roman" w:hAnsi="Times New Roman" w:eastAsia="微软雅黑" w:cs="Times New Roman"/>
-                <w:sz w:val="18"/>
-                <w:szCs w:val="18"/>
-                <w:lang w:eastAsia="zh-CN"/>
-              </w:rPr>
-              <w:t>{{dis.</w:t>
-            </w:r>
-            <w:r>
-              <w:rPr>
-                <w:rFonts w:hint="eastAsia" w:ascii="Times New Roman" w:hAnsi="Times New Roman" w:eastAsia="微软雅黑" w:cs="Times New Roman"/>
-                <w:bCs/>
-                <w:sz w:val="18"/>
-                <w:szCs w:val="18"/>
-                <w:lang w:eastAsia="zh-CN"/>
-              </w:rPr>
-              <w:t>disease_name_chinese</w:t>
-            </w:r>
-            <w:r>
-              <w:rPr>
-                <w:rFonts w:hint="eastAsia" w:ascii="Times New Roman" w:hAnsi="Times New Roman" w:eastAsia="微软雅黑" w:cs="Times New Roman"/>
-                <w:sz w:val="18"/>
-                <w:szCs w:val="18"/>
-                <w:lang w:eastAsia="zh-CN"/>
-              </w:rPr>
-              <w:t>}}</w:t>
-            </w:r>
-          </w:p>
-        </w:tc>
-        <w:tc>
-          <w:tcPr>
-            <w:tcW w:w="1261" w:type="dxa"/>
-            <w:vAlign w:val="center"/>
-          </w:tcPr>
-          <w:p>
-            <w:pPr>
-              <w:keepNext/>
-              <w:spacing w:before="26"/>
-              <w:jc w:val="center"/>
-              <w:rPr>
-                <w:rFonts w:ascii="Times New Roman" w:hAnsi="Times New Roman" w:eastAsia="微软雅黑" w:cs="Times New Roman"/>
-                <w:bCs/>
-                <w:sz w:val="18"/>
-                <w:szCs w:val="18"/>
-                <w:highlight w:val="yellow"/>
-                <w:lang w:eastAsia="zh-CN"/>
-              </w:rPr>
-            </w:pPr>
-            <w:r>
-              <w:rPr>
-                <w:rFonts w:hint="eastAsia" w:ascii="Times New Roman" w:hAnsi="Times New Roman" w:eastAsia="微软雅黑" w:cs="Times New Roman"/>
-                <w:sz w:val="18"/>
-                <w:szCs w:val="18"/>
-                <w:lang w:eastAsia="zh-CN"/>
-              </w:rPr>
-              <w:t>{{</w:t>
-            </w:r>
-            <w:r>
-              <w:rPr>
-                <w:rFonts w:hint="eastAsia" w:ascii="Times New Roman" w:hAnsi="Times New Roman" w:eastAsia="微软雅黑" w:cs="Times New Roman"/>
-                <w:bCs/>
-                <w:sz w:val="18"/>
-                <w:szCs w:val="18"/>
-                <w:lang w:eastAsia="zh-CN"/>
-              </w:rPr>
-              <w:t>dis.evidence_phase_chinese</w:t>
-            </w:r>
-            <w:r>
-              <w:rPr>
-                <w:rFonts w:hint="eastAsia" w:ascii="Times New Roman" w:hAnsi="Times New Roman" w:eastAsia="微软雅黑" w:cs="Times New Roman"/>
-                <w:sz w:val="18"/>
-                <w:szCs w:val="18"/>
-                <w:lang w:eastAsia="zh-CN"/>
-              </w:rPr>
-              <w:t>}}</w:t>
-            </w:r>
-          </w:p>
-        </w:tc>
-        <w:tc>
-          <w:tcPr>
-            <w:tcW w:w="5666" w:type="dxa"/>
-            <w:vAlign w:val="center"/>
-          </w:tcPr>
-          <w:p>
-            <w:pPr>
-              <w:keepNext/>
-              <w:spacing w:before="26"/>
-              <w:jc w:val="center"/>
-              <w:rPr>
-                <w:rFonts w:ascii="Times New Roman" w:hAnsi="Times New Roman" w:eastAsia="微软雅黑" w:cs="Times New Roman"/>
-                <w:bCs/>
-                <w:sz w:val="18"/>
-                <w:szCs w:val="18"/>
-                <w:highlight w:val="yellow"/>
-                <w:lang w:eastAsia="zh-CN"/>
-              </w:rPr>
-            </w:pPr>
-            <w:r>
-              <w:rPr>
-                <w:rFonts w:hint="eastAsia" w:ascii="Times New Roman" w:hAnsi="Times New Roman" w:eastAsia="微软雅黑" w:cs="Times New Roman"/>
-                <w:sz w:val="18"/>
-                <w:szCs w:val="18"/>
-                <w:lang w:eastAsia="zh-CN"/>
-              </w:rPr>
-              <w:t>{{</w:t>
-            </w:r>
-            <w:r>
-              <w:rPr>
-                <w:rFonts w:hint="eastAsia" w:ascii="Times New Roman" w:hAnsi="Times New Roman" w:eastAsia="微软雅黑" w:cs="Times New Roman"/>
-                <w:bCs/>
-                <w:sz w:val="18"/>
-                <w:szCs w:val="18"/>
-                <w:lang w:eastAsia="zh-CN"/>
-              </w:rPr>
-              <w:t>dis.annotation_chinese</w:t>
-            </w:r>
-            <w:r>
-              <w:rPr>
-                <w:rFonts w:hint="eastAsia" w:ascii="Times New Roman" w:hAnsi="Times New Roman" w:eastAsia="微软雅黑" w:cs="Times New Roman"/>
-                <w:sz w:val="18"/>
-                <w:szCs w:val="18"/>
-                <w:lang w:eastAsia="zh-CN"/>
-              </w:rPr>
-              <w:t>}}</w:t>
-            </w:r>
-          </w:p>
-        </w:tc>
-      </w:tr>
-      <w:tr>
-        <w:tblPrEx>
-          <w:tblBorders>
-            <w:top w:val="single" w:color="0B8770" w:sz="12" w:space="0"/>
-            <w:left w:val="none" w:color="auto" w:sz="0" w:space="0"/>
-            <w:bottom w:val="dotted" w:color="0B8770" w:sz="4" w:space="0"/>
-            <w:right w:val="none" w:color="auto" w:sz="0" w:space="0"/>
-            <w:insideH w:val="dotted" w:color="0B8770" w:sz="4" w:space="0"/>
-            <w:insideV w:val="dotted" w:color="0B8770" w:sz="4" w:space="0"/>
-          </w:tblBorders>
-          <w:tblCellMar>
-            <w:top w:w="0" w:type="dxa"/>
-            <w:left w:w="108" w:type="dxa"/>
-            <w:bottom w:w="0" w:type="dxa"/>
-            <w:right w:w="108" w:type="dxa"/>
-          </w:tblCellMar>
-        </w:tblPrEx>
-        <w:trPr>
-          <w:trHeight w:val="494" w:hRule="atLeast"/>
-          <w:jc w:val="center"/>
-        </w:trPr>
-        <w:tc>
-          <w:tcPr>
-            <w:tcW w:w="9870" w:type="dxa"/>
-            <w:gridSpan w:val="4"/>
-            <w:vAlign w:val="center"/>
-          </w:tcPr>
-          <w:p>
-            <w:pPr>
-              <w:keepNext/>
-              <w:spacing w:before="26"/>
-              <w:jc w:val="center"/>
-              <w:rPr>
-                <w:rFonts w:ascii="Times New Roman" w:hAnsi="Times New Roman" w:eastAsia="微软雅黑" w:cs="Times New Roman"/>
-                <w:bCs/>
-                <w:sz w:val="18"/>
-                <w:szCs w:val="18"/>
-                <w:lang w:eastAsia="zh-CN"/>
-              </w:rPr>
-            </w:pPr>
-            <w:r>
-              <w:rPr>
-                <w:rFonts w:hint="eastAsia" w:ascii="Times New Roman" w:hAnsi="Times New Roman" w:eastAsia="微软雅黑" w:cs="Times New Roman"/>
-                <w:b/>
-                <w:sz w:val="18"/>
-                <w:szCs w:val="18"/>
-                <w:lang w:eastAsia="zh-CN"/>
-              </w:rPr>
-              <w:t>{%tr endfor %}</w:t>
-            </w:r>
-          </w:p>
-        </w:tc>
-      </w:tr>
-    </w:tbl>
-    <w:p>
-      <w:pPr>
-        <w:spacing w:before="26"/>
-        <w:rPr>
-          <w:rFonts w:ascii="Times New Roman" w:hAnsi="Times New Roman" w:eastAsia="微软雅黑" w:cs="Times New Roman"/>
-          <w:b/>
-          <w:color w:val="0B8770"/>
-          <w:sz w:val="24"/>
-          <w:szCs w:val="24"/>
-          <w:lang w:eastAsia="zh-CN"/>
-        </w:rPr>
-      </w:pPr>
-      <w:r>
-        <w:rPr>
-          <w:rFonts w:hint="eastAsia" w:ascii="Times New Roman" w:hAnsi="Times New Roman" w:eastAsia="微软雅黑" w:cs="Times New Roman"/>
-          <w:b/>
-          <w:color w:val="0B8770"/>
-          <w:sz w:val="24"/>
-          <w:szCs w:val="24"/>
-          <w:lang w:eastAsia="zh-CN"/>
-        </w:rPr>
-        <w:t>{% endif %}{%if tdd.clinicalTrialInformationStr!= [] %}</w:t>
-      </w:r>
-    </w:p>
-    <w:p>
-      <w:pPr>
-        <w:keepNext/>
-        <w:spacing w:before="26"/>
-        <w:rPr>
-          <w:rFonts w:ascii="Times New Roman" w:hAnsi="Times New Roman" w:eastAsia="微软雅黑" w:cs="Times New Roman"/>
-          <w:b/>
-          <w:color w:val="0B8770"/>
-          <w:sz w:val="24"/>
-          <w:lang w:eastAsia="zh-CN"/>
-        </w:rPr>
-      </w:pPr>
-      <w:r>
-        <w:rPr>
-          <w:rFonts w:hint="eastAsia" w:ascii="Times New Roman" w:hAnsi="Times New Roman" w:eastAsia="微软雅黑" w:cs="Times New Roman"/>
-          <w:b/>
-          <w:color w:val="0B8770"/>
-          <w:sz w:val="24"/>
-          <w:lang w:eastAsia="zh-CN"/>
-        </w:rPr>
-        <w:t>临床试验信息</w:t>
-      </w:r>
-    </w:p>
-    <w:tbl>
-      <w:tblPr>
-        <w:tblStyle w:val="15"/>
-        <w:tblpPr w:leftFromText="180" w:rightFromText="180" w:vertAnchor="text" w:tblpXSpec="center" w:tblpY="1"/>
-        <w:tblOverlap w:val="never"/>
-        <w:tblW w:w="9870" w:type="dxa"/>
-        <w:jc w:val="center"/>
-        <w:tblBorders>
-          <w:top w:val="single" w:color="0B8770" w:sz="12" w:space="0"/>
-          <w:left w:val="none" w:color="auto" w:sz="0" w:space="0"/>
-          <w:bottom w:val="dotted" w:color="0B8770" w:sz="4" w:space="0"/>
-          <w:right w:val="none" w:color="auto" w:sz="0" w:space="0"/>
-          <w:insideH w:val="dotted" w:color="0B8770" w:sz="4" w:space="0"/>
-          <w:insideV w:val="dotted" w:color="0B8770" w:sz="4" w:space="0"/>
-        </w:tblBorders>
-        <w:tblLayout w:type="fixed"/>
-        <w:tblCellMar>
-          <w:top w:w="0" w:type="dxa"/>
-          <w:left w:w="108" w:type="dxa"/>
-          <w:bottom w:w="0" w:type="dxa"/>
-          <w:right w:w="108" w:type="dxa"/>
-        </w:tblCellMar>
-      </w:tblPr>
-      <w:tblGrid>
-        <w:gridCol w:w="1645"/>
-        <w:gridCol w:w="3884"/>
-        <w:gridCol w:w="1246"/>
-        <w:gridCol w:w="1035"/>
-        <w:gridCol w:w="1204"/>
-        <w:gridCol w:w="856"/>
-      </w:tblGrid>
-      <w:tr>
-        <w:tblPrEx>
-          <w:tblBorders>
-            <w:top w:val="single" w:color="0B8770" w:sz="12" w:space="0"/>
-            <w:left w:val="none" w:color="auto" w:sz="0" w:space="0"/>
-            <w:bottom w:val="dotted" w:color="0B8770" w:sz="4" w:space="0"/>
-            <w:right w:val="none" w:color="auto" w:sz="0" w:space="0"/>
-            <w:insideH w:val="dotted" w:color="0B8770" w:sz="4" w:space="0"/>
-            <w:insideV w:val="dotted" w:color="0B8770" w:sz="4" w:space="0"/>
-          </w:tblBorders>
-          <w:tblCellMar>
-            <w:top w:w="0" w:type="dxa"/>
-            <w:left w:w="108" w:type="dxa"/>
-            <w:bottom w:w="0" w:type="dxa"/>
-            <w:right w:w="108" w:type="dxa"/>
-          </w:tblCellMar>
-        </w:tblPrEx>
-        <w:trPr>
-          <w:trHeight w:val="420" w:hRule="atLeast"/>
-          <w:jc w:val="center"/>
-        </w:trPr>
-        <w:tc>
-          <w:tcPr>
-            <w:tcW w:w="1645" w:type="dxa"/>
-            <w:shd w:val="clear" w:color="auto" w:fill="auto"/>
-            <w:vAlign w:val="center"/>
-          </w:tcPr>
-          <w:p>
-            <w:pPr>
-              <w:keepNext/>
-              <w:spacing w:before="26"/>
-              <w:jc w:val="center"/>
-              <w:rPr>
-                <w:rFonts w:ascii="Times New Roman" w:hAnsi="Times New Roman" w:eastAsia="微软雅黑" w:cs="Times New Roman"/>
-                <w:b/>
-                <w:color w:val="0B8770"/>
-                <w:sz w:val="18"/>
-                <w:szCs w:val="18"/>
-                <w:lang w:eastAsia="zh-CN"/>
-              </w:rPr>
-            </w:pPr>
-            <w:r>
-              <w:rPr>
-                <w:rFonts w:ascii="Times New Roman" w:hAnsi="Times New Roman" w:eastAsia="微软雅黑" w:cs="Times New Roman"/>
-                <w:b/>
-                <w:color w:val="0B8770"/>
-                <w:sz w:val="18"/>
-                <w:szCs w:val="18"/>
-                <w:lang w:eastAsia="zh-CN"/>
-              </w:rPr>
-              <w:t>ID</w:t>
-            </w:r>
-          </w:p>
-        </w:tc>
-        <w:tc>
-          <w:tcPr>
-            <w:tcW w:w="3884" w:type="dxa"/>
-            <w:shd w:val="clear" w:color="auto" w:fill="auto"/>
-            <w:vAlign w:val="center"/>
-          </w:tcPr>
-          <w:p>
-            <w:pPr>
-              <w:keepNext/>
-              <w:spacing w:before="26"/>
-              <w:jc w:val="center"/>
-              <w:rPr>
-                <w:rFonts w:ascii="Times New Roman" w:hAnsi="Times New Roman" w:eastAsia="微软雅黑" w:cs="Times New Roman"/>
-                <w:b/>
-                <w:color w:val="0B8770"/>
-                <w:sz w:val="18"/>
-                <w:szCs w:val="18"/>
-                <w:lang w:eastAsia="zh-CN"/>
-              </w:rPr>
-            </w:pPr>
-            <w:r>
-              <w:rPr>
-                <w:rFonts w:ascii="Times New Roman" w:hAnsi="Times New Roman" w:eastAsia="微软雅黑" w:cs="Times New Roman"/>
-                <w:b/>
-                <w:color w:val="0B8770"/>
-                <w:sz w:val="18"/>
-                <w:szCs w:val="18"/>
-                <w:lang w:eastAsia="zh-CN"/>
-              </w:rPr>
-              <w:t>临床试验名称</w:t>
-            </w:r>
-          </w:p>
-        </w:tc>
-        <w:tc>
-          <w:tcPr>
-            <w:tcW w:w="1246" w:type="dxa"/>
-            <w:shd w:val="clear" w:color="auto" w:fill="auto"/>
-            <w:vAlign w:val="center"/>
-          </w:tcPr>
-          <w:p>
-            <w:pPr>
-              <w:keepNext/>
-              <w:spacing w:before="26"/>
-              <w:jc w:val="center"/>
-              <w:rPr>
-                <w:rFonts w:ascii="Times New Roman" w:hAnsi="Times New Roman" w:eastAsia="微软雅黑" w:cs="Times New Roman"/>
-                <w:b/>
-                <w:color w:val="0B8770"/>
-                <w:sz w:val="18"/>
-                <w:szCs w:val="18"/>
-                <w:lang w:eastAsia="zh-CN"/>
-              </w:rPr>
-            </w:pPr>
-            <w:r>
-              <w:rPr>
-                <w:rFonts w:ascii="Times New Roman" w:hAnsi="Times New Roman" w:eastAsia="微软雅黑" w:cs="Times New Roman"/>
-                <w:b/>
-                <w:color w:val="0B8770"/>
-                <w:sz w:val="18"/>
-                <w:szCs w:val="18"/>
-                <w:lang w:eastAsia="zh-CN"/>
-              </w:rPr>
-              <w:t>肿瘤类型</w:t>
-            </w:r>
-          </w:p>
-        </w:tc>
-        <w:tc>
-          <w:tcPr>
-            <w:tcW w:w="1035" w:type="dxa"/>
-            <w:shd w:val="clear" w:color="auto" w:fill="auto"/>
-            <w:vAlign w:val="center"/>
-          </w:tcPr>
-          <w:p>
-            <w:pPr>
-              <w:keepNext/>
-              <w:spacing w:before="26"/>
-              <w:jc w:val="center"/>
-              <w:rPr>
-                <w:rFonts w:ascii="Times New Roman" w:hAnsi="Times New Roman" w:eastAsia="微软雅黑" w:cs="Times New Roman"/>
-                <w:b/>
-                <w:color w:val="0B8770"/>
-                <w:sz w:val="18"/>
-                <w:szCs w:val="18"/>
-                <w:lang w:eastAsia="zh-CN"/>
-              </w:rPr>
-            </w:pPr>
-            <w:r>
-              <w:rPr>
-                <w:rFonts w:ascii="Times New Roman" w:hAnsi="Times New Roman" w:eastAsia="微软雅黑" w:cs="Times New Roman"/>
-                <w:b/>
-                <w:color w:val="0B8770"/>
-                <w:sz w:val="18"/>
-                <w:szCs w:val="18"/>
-                <w:lang w:eastAsia="zh-CN"/>
-              </w:rPr>
-              <w:t>阶段</w:t>
-            </w:r>
-          </w:p>
-        </w:tc>
-        <w:tc>
-          <w:tcPr>
-            <w:tcW w:w="1204" w:type="dxa"/>
-            <w:shd w:val="clear" w:color="auto" w:fill="auto"/>
-            <w:vAlign w:val="center"/>
-          </w:tcPr>
-          <w:p>
-            <w:pPr>
-              <w:keepNext/>
-              <w:spacing w:before="26"/>
-              <w:jc w:val="center"/>
-              <w:rPr>
-                <w:rFonts w:ascii="Times New Roman" w:hAnsi="Times New Roman" w:eastAsia="微软雅黑" w:cs="Times New Roman"/>
-                <w:b/>
-                <w:color w:val="0B8770"/>
-                <w:sz w:val="18"/>
-                <w:szCs w:val="18"/>
-                <w:lang w:eastAsia="zh-CN"/>
-              </w:rPr>
-            </w:pPr>
-            <w:r>
-              <w:rPr>
-                <w:rFonts w:ascii="Times New Roman" w:hAnsi="Times New Roman" w:eastAsia="微软雅黑" w:cs="Times New Roman"/>
-                <w:b/>
-                <w:color w:val="0B8770"/>
-                <w:sz w:val="18"/>
-                <w:szCs w:val="18"/>
-                <w:lang w:eastAsia="zh-CN"/>
-              </w:rPr>
-              <w:t>药物</w:t>
-            </w:r>
-          </w:p>
-        </w:tc>
-        <w:tc>
-          <w:tcPr>
-            <w:tcW w:w="856" w:type="dxa"/>
-            <w:shd w:val="clear" w:color="auto" w:fill="auto"/>
-            <w:vAlign w:val="center"/>
-          </w:tcPr>
-          <w:p>
-            <w:pPr>
-              <w:keepNext/>
-              <w:spacing w:before="26"/>
-              <w:jc w:val="center"/>
-              <w:rPr>
-                <w:rFonts w:ascii="Times New Roman" w:hAnsi="Times New Roman" w:eastAsia="微软雅黑" w:cs="Times New Roman"/>
-                <w:b/>
-                <w:color w:val="0B8770"/>
-                <w:sz w:val="18"/>
-                <w:szCs w:val="18"/>
-                <w:lang w:eastAsia="zh-CN"/>
-              </w:rPr>
-            </w:pPr>
-            <w:r>
-              <w:rPr>
-                <w:rFonts w:ascii="Times New Roman" w:hAnsi="Times New Roman" w:eastAsia="微软雅黑" w:cs="Times New Roman"/>
-                <w:b/>
-                <w:color w:val="0B8770"/>
-                <w:sz w:val="18"/>
-                <w:szCs w:val="18"/>
-                <w:lang w:eastAsia="zh-CN"/>
-              </w:rPr>
-              <w:t>地点</w:t>
-            </w:r>
-          </w:p>
-        </w:tc>
-      </w:tr>
-      <w:tr>
-        <w:tblPrEx>
-          <w:tblBorders>
-            <w:top w:val="single" w:color="0B8770" w:sz="12" w:space="0"/>
-            <w:left w:val="none" w:color="auto" w:sz="0" w:space="0"/>
-            <w:bottom w:val="dotted" w:color="0B8770" w:sz="4" w:space="0"/>
-            <w:right w:val="none" w:color="auto" w:sz="0" w:space="0"/>
-            <w:insideH w:val="dotted" w:color="0B8770" w:sz="4" w:space="0"/>
-            <w:insideV w:val="dotted" w:color="0B8770" w:sz="4" w:space="0"/>
-          </w:tblBorders>
-          <w:tblCellMar>
-            <w:top w:w="0" w:type="dxa"/>
-            <w:left w:w="108" w:type="dxa"/>
-            <w:bottom w:w="0" w:type="dxa"/>
-            <w:right w:w="108" w:type="dxa"/>
-          </w:tblCellMar>
-        </w:tblPrEx>
-        <w:trPr>
-          <w:jc w:val="center"/>
-        </w:trPr>
-        <w:tc>
-          <w:tcPr>
-            <w:tcW w:w="9870" w:type="dxa"/>
-            <w:gridSpan w:val="6"/>
-            <w:vAlign w:val="center"/>
-          </w:tcPr>
-          <w:p>
-            <w:pPr>
-              <w:keepNext/>
-              <w:spacing w:before="26"/>
-              <w:jc w:val="center"/>
-              <w:rPr>
-                <w:rFonts w:ascii="Times New Roman" w:hAnsi="Times New Roman" w:eastAsia="微软雅黑" w:cs="Times New Roman"/>
-                <w:bCs/>
-                <w:sz w:val="18"/>
-                <w:szCs w:val="18"/>
-                <w:lang w:eastAsia="zh-CN"/>
-              </w:rPr>
-            </w:pPr>
-            <w:r>
-              <w:rPr>
-                <w:rFonts w:hint="eastAsia" w:ascii="Times New Roman" w:hAnsi="Times New Roman" w:eastAsia="微软雅黑" w:cs="Times New Roman"/>
-                <w:b/>
-                <w:sz w:val="18"/>
-                <w:szCs w:val="18"/>
-                <w:lang w:eastAsia="zh-CN"/>
-              </w:rPr>
-              <w:t>{%tr for cti in tdd.clinicalTrialInformationStr %}</w:t>
-            </w:r>
-          </w:p>
-        </w:tc>
-      </w:tr>
-      <w:tr>
-        <w:tblPrEx>
-          <w:tblBorders>
-            <w:top w:val="single" w:color="0B8770" w:sz="12" w:space="0"/>
-            <w:left w:val="none" w:color="auto" w:sz="0" w:space="0"/>
-            <w:bottom w:val="dotted" w:color="0B8770" w:sz="4" w:space="0"/>
-            <w:right w:val="none" w:color="auto" w:sz="0" w:space="0"/>
-            <w:insideH w:val="dotted" w:color="0B8770" w:sz="4" w:space="0"/>
-            <w:insideV w:val="dotted" w:color="0B8770" w:sz="4" w:space="0"/>
-          </w:tblBorders>
-          <w:tblCellMar>
-            <w:top w:w="0" w:type="dxa"/>
-            <w:left w:w="108" w:type="dxa"/>
-            <w:bottom w:w="0" w:type="dxa"/>
-            <w:right w:w="108" w:type="dxa"/>
-          </w:tblCellMar>
-        </w:tblPrEx>
-        <w:trPr>
-          <w:jc w:val="center"/>
-        </w:trPr>
-        <w:tc>
-          <w:tcPr>
-            <w:tcW w:w="1645" w:type="dxa"/>
-            <w:vAlign w:val="center"/>
-          </w:tcPr>
-          <w:p>
-            <w:pPr>
-              <w:keepNext/>
-              <w:spacing w:before="26"/>
-              <w:jc w:val="center"/>
-              <w:rPr>
-                <w:rFonts w:ascii="Times New Roman" w:hAnsi="Times New Roman" w:eastAsia="微软雅黑" w:cs="Times New Roman"/>
-                <w:bCs/>
-                <w:sz w:val="18"/>
-                <w:szCs w:val="18"/>
-                <w:lang w:eastAsia="zh-CN"/>
-              </w:rPr>
-            </w:pPr>
-            <w:r>
-              <w:rPr>
-                <w:rFonts w:hint="eastAsia" w:ascii="Times New Roman" w:hAnsi="Times New Roman" w:eastAsia="微软雅黑" w:cs="Times New Roman"/>
-                <w:bCs/>
-                <w:sz w:val="18"/>
-                <w:szCs w:val="18"/>
-                <w:lang w:eastAsia="zh-CN"/>
-              </w:rPr>
-              <w:t>{{ cti.clinical_trial_id }}</w:t>
-            </w:r>
-          </w:p>
-        </w:tc>
-        <w:tc>
-          <w:tcPr>
-            <w:tcW w:w="3884" w:type="dxa"/>
-            <w:vAlign w:val="center"/>
-          </w:tcPr>
-          <w:p>
-            <w:pPr>
-              <w:keepNext/>
-              <w:jc w:val="center"/>
-              <w:rPr>
-                <w:rFonts w:ascii="Times New Roman" w:hAnsi="Times New Roman" w:eastAsia="微软雅黑" w:cs="Times New Roman"/>
-                <w:bCs/>
-                <w:sz w:val="18"/>
-                <w:szCs w:val="18"/>
-                <w:lang w:eastAsia="zh-CN"/>
-              </w:rPr>
-            </w:pPr>
-            <w:r>
-              <w:rPr>
-                <w:rFonts w:hint="eastAsia" w:ascii="Times New Roman" w:hAnsi="Times New Roman" w:eastAsia="微软雅黑" w:cs="Times New Roman"/>
-                <w:bCs/>
-                <w:sz w:val="18"/>
-                <w:szCs w:val="18"/>
-                <w:lang w:eastAsia="zh-CN"/>
-              </w:rPr>
-              <w:t>{{ cti.title_chinese }}</w:t>
-            </w:r>
-          </w:p>
-        </w:tc>
-        <w:tc>
-          <w:tcPr>
-            <w:tcW w:w="1246" w:type="dxa"/>
-            <w:vAlign w:val="center"/>
-          </w:tcPr>
-          <w:p>
-            <w:pPr>
-              <w:keepNext/>
-              <w:spacing w:before="26"/>
-              <w:jc w:val="center"/>
-              <w:rPr>
-                <w:rFonts w:ascii="Times New Roman" w:hAnsi="Times New Roman" w:eastAsia="微软雅黑" w:cs="Times New Roman"/>
-                <w:bCs/>
-                <w:sz w:val="18"/>
-                <w:szCs w:val="18"/>
-                <w:lang w:eastAsia="zh-CN"/>
-              </w:rPr>
-            </w:pPr>
-            <w:r>
-              <w:rPr>
-                <w:rFonts w:hint="eastAsia" w:ascii="Times New Roman" w:hAnsi="Times New Roman" w:eastAsia="微软雅黑" w:cs="Times New Roman"/>
-                <w:bCs/>
-                <w:sz w:val="18"/>
-                <w:szCs w:val="18"/>
-                <w:lang w:eastAsia="zh-CN"/>
-              </w:rPr>
-              <w:t>{{ cti.condition_chinese }}</w:t>
-            </w:r>
-          </w:p>
-        </w:tc>
-        <w:tc>
-          <w:tcPr>
-            <w:tcW w:w="1035" w:type="dxa"/>
-            <w:vAlign w:val="center"/>
-          </w:tcPr>
-          <w:p>
-            <w:pPr>
-              <w:keepNext/>
-              <w:spacing w:before="26"/>
-              <w:jc w:val="center"/>
-              <w:rPr>
-                <w:rFonts w:ascii="Times New Roman" w:hAnsi="Times New Roman" w:eastAsia="微软雅黑" w:cs="Times New Roman"/>
-                <w:bCs/>
-                <w:sz w:val="18"/>
-                <w:szCs w:val="18"/>
-                <w:lang w:eastAsia="zh-CN"/>
-              </w:rPr>
-            </w:pPr>
-            <w:r>
-              <w:rPr>
-                <w:rFonts w:hint="eastAsia" w:ascii="Times New Roman" w:hAnsi="Times New Roman" w:eastAsia="微软雅黑" w:cs="Times New Roman"/>
-                <w:bCs/>
-                <w:sz w:val="18"/>
-                <w:szCs w:val="18"/>
-                <w:lang w:eastAsia="zh-CN"/>
-              </w:rPr>
-              <w:t>{{ cti.phase }}</w:t>
-            </w:r>
-          </w:p>
-        </w:tc>
-        <w:tc>
-          <w:tcPr>
-            <w:tcW w:w="1204" w:type="dxa"/>
-            <w:vAlign w:val="center"/>
-          </w:tcPr>
-          <w:p>
-            <w:pPr>
-              <w:spacing w:before="1" w:line="249" w:lineRule="auto"/>
-              <w:ind w:right="131"/>
-              <w:jc w:val="center"/>
-              <w:rPr>
-                <w:rFonts w:ascii="Times New Roman" w:hAnsi="Times New Roman" w:eastAsia="微软雅黑" w:cs="Times New Roman"/>
-                <w:sz w:val="18"/>
-                <w:szCs w:val="18"/>
-                <w:lang w:eastAsia="zh-CN"/>
-              </w:rPr>
-            </w:pPr>
-            <w:r>
-              <w:rPr>
-                <w:rFonts w:hint="eastAsia" w:ascii="Times New Roman" w:hAnsi="Times New Roman" w:eastAsia="微软雅黑" w:cs="Times New Roman"/>
-                <w:sz w:val="18"/>
-                <w:szCs w:val="18"/>
-                <w:lang w:eastAsia="zh-CN"/>
-              </w:rPr>
-              <w:t xml:space="preserve">{% for d in </w:t>
-            </w:r>
-            <w:r>
-              <w:rPr>
-                <w:rFonts w:hint="eastAsia" w:ascii="Times New Roman" w:hAnsi="Times New Roman" w:eastAsia="微软雅黑" w:cs="Times New Roman"/>
-                <w:bCs/>
-                <w:sz w:val="18"/>
-                <w:szCs w:val="18"/>
-                <w:lang w:eastAsia="zh-CN"/>
-              </w:rPr>
-              <w:t>cti.drug_name_chinese</w:t>
-            </w:r>
-            <w:r>
-              <w:rPr>
-                <w:rFonts w:hint="eastAsia" w:ascii="Times New Roman" w:hAnsi="Times New Roman" w:eastAsia="微软雅黑" w:cs="Times New Roman"/>
-                <w:sz w:val="18"/>
-                <w:szCs w:val="18"/>
-                <w:lang w:eastAsia="zh-CN"/>
-              </w:rPr>
-              <w:t xml:space="preserve"> %}{%if loop.last%}{{ d.name }}{%else%}{{ d.name }}</w:t>
-            </w:r>
-          </w:p>
-          <w:p>
-            <w:pPr>
-              <w:keepNext/>
-              <w:jc w:val="center"/>
-              <w:rPr>
-                <w:rFonts w:ascii="Times New Roman" w:hAnsi="Times New Roman" w:eastAsia="微软雅黑" w:cs="Times New Roman"/>
-                <w:sz w:val="18"/>
-                <w:szCs w:val="18"/>
-                <w:lang w:eastAsia="zh-CN"/>
-              </w:rPr>
-            </w:pPr>
-            <w:r>
-              <w:rPr>
-                <w:rFonts w:hint="eastAsia" w:ascii="Times New Roman" w:hAnsi="Times New Roman" w:eastAsia="微软雅黑" w:cs="Times New Roman"/>
-                <w:sz w:val="18"/>
-                <w:szCs w:val="18"/>
-                <w:lang w:eastAsia="zh-CN"/>
-              </w:rPr>
-              <w:t>{%endif%}{% endfor %}</w:t>
-            </w:r>
-          </w:p>
-        </w:tc>
-        <w:tc>
-          <w:tcPr>
-            <w:tcW w:w="856" w:type="dxa"/>
-            <w:vAlign w:val="center"/>
-          </w:tcPr>
-          <w:p>
-            <w:pPr>
-              <w:keepNext/>
-              <w:spacing w:before="26"/>
-              <w:jc w:val="center"/>
-              <w:rPr>
-                <w:rFonts w:ascii="Times New Roman" w:hAnsi="Times New Roman" w:eastAsia="微软雅黑" w:cs="Times New Roman"/>
-                <w:bCs/>
-                <w:sz w:val="18"/>
-                <w:szCs w:val="18"/>
-                <w:lang w:eastAsia="zh-CN"/>
-              </w:rPr>
-            </w:pPr>
-            <w:r>
-              <w:rPr>
-                <w:rFonts w:hint="eastAsia" w:ascii="Times New Roman" w:hAnsi="Times New Roman" w:eastAsia="微软雅黑" w:cs="Times New Roman"/>
-                <w:bCs/>
-                <w:sz w:val="18"/>
-                <w:szCs w:val="18"/>
-                <w:lang w:eastAsia="zh-CN"/>
-              </w:rPr>
-              <w:t>{{ cti.location_chinese }}</w:t>
-            </w:r>
-          </w:p>
-        </w:tc>
-      </w:tr>
-      <w:tr>
-        <w:tblPrEx>
-          <w:tblBorders>
-            <w:top w:val="single" w:color="0B8770" w:sz="12" w:space="0"/>
-            <w:left w:val="none" w:color="auto" w:sz="0" w:space="0"/>
-            <w:bottom w:val="dotted" w:color="0B8770" w:sz="4" w:space="0"/>
-            <w:right w:val="none" w:color="auto" w:sz="0" w:space="0"/>
-            <w:insideH w:val="dotted" w:color="0B8770" w:sz="4" w:space="0"/>
-            <w:insideV w:val="dotted" w:color="0B8770" w:sz="4" w:space="0"/>
-          </w:tblBorders>
-          <w:tblCellMar>
-            <w:top w:w="0" w:type="dxa"/>
-            <w:left w:w="108" w:type="dxa"/>
-            <w:bottom w:w="0" w:type="dxa"/>
-            <w:right w:w="108" w:type="dxa"/>
-          </w:tblCellMar>
-        </w:tblPrEx>
-        <w:trPr>
-          <w:jc w:val="center"/>
-        </w:trPr>
-        <w:tc>
-          <w:tcPr>
-            <w:tcW w:w="9870" w:type="dxa"/>
-            <w:gridSpan w:val="6"/>
-            <w:vAlign w:val="center"/>
-          </w:tcPr>
-          <w:p>
-            <w:pPr>
-              <w:keepNext/>
-              <w:spacing w:before="26"/>
-              <w:jc w:val="center"/>
-              <w:rPr>
-                <w:rFonts w:ascii="Times New Roman" w:hAnsi="Times New Roman" w:eastAsia="微软雅黑" w:cs="Times New Roman"/>
-                <w:bCs/>
-                <w:sz w:val="18"/>
-                <w:szCs w:val="18"/>
-                <w:lang w:eastAsia="zh-CN"/>
-              </w:rPr>
-            </w:pPr>
-            <w:r>
-              <w:rPr>
-                <w:rFonts w:hint="eastAsia" w:ascii="Times New Roman" w:hAnsi="Times New Roman" w:eastAsia="微软雅黑" w:cs="Times New Roman"/>
-                <w:bCs/>
-                <w:sz w:val="18"/>
-                <w:szCs w:val="18"/>
-                <w:lang w:eastAsia="zh-CN"/>
-              </w:rPr>
-              <w:t>{%tr endfor %}</w:t>
-            </w:r>
-          </w:p>
-        </w:tc>
-      </w:tr>
-    </w:tbl>
-    <w:p>
-      <w:pPr>
-        <w:pStyle w:val="25"/>
-        <w:rPr>
-          <w:color w:val="0B8770"/>
-        </w:rPr>
-      </w:pPr>
+        <w:t>{% endfor %}</w:t>
+      </w:r>
       <w:r>
         <w:rPr>
           <w:rFonts w:hint="eastAsia"/>
           <w:color w:val="0B8770"/>
         </w:rPr>
-        <w:t>{% endif %}{% endfor %}{% for vus in unknownVarAnalysisStr %}</w:t>
+        <w:t>{% for vus in unknownVarAnalysisStr %}</w:t>
       </w:r>
     </w:p>
     <w:p>
@@ -20210,11 +17792,9 @@
     </w:tbl>
     <w:p>
       <w:pPr>
-        <w:spacing w:before="26"/>
         <w:rPr>
           <w:rFonts w:ascii="Times New Roman" w:hAnsi="Times New Roman" w:eastAsia="微软雅黑" w:cs="Times New Roman"/>
           <w:b/>
-          <w:color w:val="0B8770"/>
           <w:sz w:val="24"/>
           <w:szCs w:val="24"/>
           <w:lang w:eastAsia="zh-CN"/>
@@ -20229,1810 +17809,7 @@
           <w:szCs w:val="24"/>
           <w:lang w:eastAsia="zh-CN"/>
         </w:rPr>
-        <w:t>{%if tdd.drugResearchList != [] %}</w:t>
-      </w:r>
-    </w:p>
-    <w:p>
-      <w:pPr>
-        <w:keepNext/>
-        <w:spacing w:before="26"/>
-        <w:rPr>
-          <w:rFonts w:ascii="Times New Roman" w:hAnsi="Times New Roman" w:eastAsia="微软雅黑" w:cs="Times New Roman"/>
-          <w:b/>
-          <w:color w:val="0B8770"/>
-          <w:sz w:val="24"/>
-          <w:lang w:eastAsia="zh-CN"/>
-        </w:rPr>
-      </w:pPr>
-      <w:r>
-        <w:rPr>
-          <w:rFonts w:ascii="Times New Roman" w:hAnsi="Times New Roman" w:eastAsia="微软雅黑" w:cs="Times New Roman"/>
-          <w:b/>
-          <w:color w:val="0B8770"/>
-          <w:sz w:val="24"/>
-          <w:lang w:eastAsia="zh-CN"/>
-        </w:rPr>
-        <w:t>潜在受益药物研究信息：</w:t>
-      </w:r>
-    </w:p>
-    <w:tbl>
-      <w:tblPr>
-        <w:tblStyle w:val="15"/>
-        <w:tblpPr w:leftFromText="180" w:rightFromText="180" w:vertAnchor="text" w:tblpXSpec="center" w:tblpY="1"/>
-        <w:tblOverlap w:val="never"/>
-        <w:tblW w:w="9870" w:type="dxa"/>
-        <w:jc w:val="center"/>
-        <w:tblBorders>
-          <w:top w:val="single" w:color="0B8770" w:sz="12" w:space="0"/>
-          <w:left w:val="none" w:color="auto" w:sz="0" w:space="0"/>
-          <w:bottom w:val="dotted" w:color="0B8770" w:sz="4" w:space="0"/>
-          <w:right w:val="none" w:color="auto" w:sz="0" w:space="0"/>
-          <w:insideH w:val="dotted" w:color="0B8770" w:sz="4" w:space="0"/>
-          <w:insideV w:val="dotted" w:color="0B8770" w:sz="4" w:space="0"/>
-        </w:tblBorders>
-        <w:tblLayout w:type="fixed"/>
-        <w:tblCellMar>
-          <w:top w:w="0" w:type="dxa"/>
-          <w:left w:w="108" w:type="dxa"/>
-          <w:bottom w:w="0" w:type="dxa"/>
-          <w:right w:w="108" w:type="dxa"/>
-        </w:tblCellMar>
-      </w:tblPr>
-      <w:tblGrid>
-        <w:gridCol w:w="1526"/>
-        <w:gridCol w:w="1417"/>
-        <w:gridCol w:w="1232"/>
-        <w:gridCol w:w="5695"/>
-      </w:tblGrid>
-      <w:tr>
-        <w:tblPrEx>
-          <w:tblBorders>
-            <w:top w:val="single" w:color="0B8770" w:sz="12" w:space="0"/>
-            <w:left w:val="none" w:color="auto" w:sz="0" w:space="0"/>
-            <w:bottom w:val="dotted" w:color="0B8770" w:sz="4" w:space="0"/>
-            <w:right w:val="none" w:color="auto" w:sz="0" w:space="0"/>
-            <w:insideH w:val="dotted" w:color="0B8770" w:sz="4" w:space="0"/>
-            <w:insideV w:val="dotted" w:color="0B8770" w:sz="4" w:space="0"/>
-          </w:tblBorders>
-          <w:tblCellMar>
-            <w:top w:w="0" w:type="dxa"/>
-            <w:left w:w="108" w:type="dxa"/>
-            <w:bottom w:w="0" w:type="dxa"/>
-            <w:right w:w="108" w:type="dxa"/>
-          </w:tblCellMar>
-        </w:tblPrEx>
-        <w:trPr>
-          <w:trHeight w:val="417" w:hRule="atLeast"/>
-          <w:jc w:val="center"/>
-        </w:trPr>
-        <w:tc>
-          <w:tcPr>
-            <w:tcW w:w="1526" w:type="dxa"/>
-            <w:shd w:val="clear" w:color="auto" w:fill="auto"/>
-            <w:vAlign w:val="center"/>
-          </w:tcPr>
-          <w:p>
-            <w:pPr>
-              <w:keepNext/>
-              <w:jc w:val="center"/>
-              <w:rPr>
-                <w:rFonts w:ascii="Times New Roman" w:hAnsi="Times New Roman" w:eastAsia="微软雅黑" w:cs="Times New Roman"/>
-                <w:b/>
-                <w:color w:val="0B8770"/>
-                <w:sz w:val="18"/>
-                <w:szCs w:val="18"/>
-                <w:lang w:eastAsia="zh-CN"/>
-              </w:rPr>
-            </w:pPr>
-            <w:r>
-              <w:rPr>
-                <w:rFonts w:ascii="Times New Roman" w:hAnsi="Times New Roman" w:eastAsia="微软雅黑" w:cs="Times New Roman"/>
-                <w:b/>
-                <w:color w:val="0B8770"/>
-                <w:sz w:val="18"/>
-                <w:szCs w:val="18"/>
-                <w:lang w:eastAsia="zh-CN"/>
-              </w:rPr>
-              <w:t>药物名称</w:t>
-            </w:r>
-          </w:p>
-        </w:tc>
-        <w:tc>
-          <w:tcPr>
-            <w:tcW w:w="1417" w:type="dxa"/>
-            <w:shd w:val="clear" w:color="auto" w:fill="auto"/>
-            <w:vAlign w:val="center"/>
-          </w:tcPr>
-          <w:p>
-            <w:pPr>
-              <w:keepNext/>
-              <w:jc w:val="center"/>
-              <w:rPr>
-                <w:rFonts w:ascii="Times New Roman" w:hAnsi="Times New Roman" w:eastAsia="微软雅黑" w:cs="Times New Roman"/>
-                <w:b/>
-                <w:color w:val="0B8770"/>
-                <w:sz w:val="18"/>
-                <w:szCs w:val="18"/>
-                <w:lang w:eastAsia="zh-CN"/>
-              </w:rPr>
-            </w:pPr>
-            <w:r>
-              <w:rPr>
-                <w:rFonts w:ascii="Times New Roman" w:hAnsi="Times New Roman" w:eastAsia="微软雅黑" w:cs="Times New Roman"/>
-                <w:b/>
-                <w:color w:val="0B8770"/>
-                <w:sz w:val="18"/>
-                <w:szCs w:val="18"/>
-                <w:lang w:eastAsia="zh-CN"/>
-              </w:rPr>
-              <w:t>相关疾病</w:t>
-            </w:r>
-          </w:p>
-        </w:tc>
-        <w:tc>
-          <w:tcPr>
-            <w:tcW w:w="1232" w:type="dxa"/>
-            <w:shd w:val="clear" w:color="auto" w:fill="auto"/>
-            <w:vAlign w:val="center"/>
-          </w:tcPr>
-          <w:p>
-            <w:pPr>
-              <w:keepNext/>
-              <w:jc w:val="center"/>
-              <w:rPr>
-                <w:rFonts w:ascii="Times New Roman" w:hAnsi="Times New Roman" w:eastAsia="微软雅黑" w:cs="Times New Roman"/>
-                <w:b/>
-                <w:color w:val="0B8770"/>
-                <w:sz w:val="18"/>
-                <w:szCs w:val="18"/>
-                <w:lang w:eastAsia="zh-CN"/>
-              </w:rPr>
-            </w:pPr>
-            <w:r>
-              <w:rPr>
-                <w:rFonts w:ascii="Times New Roman" w:hAnsi="Times New Roman" w:eastAsia="微软雅黑" w:cs="Times New Roman"/>
-                <w:b/>
-                <w:color w:val="0B8770"/>
-                <w:sz w:val="18"/>
-                <w:szCs w:val="18"/>
-                <w:lang w:eastAsia="zh-CN"/>
-              </w:rPr>
-              <w:t>证据</w:t>
-            </w:r>
-            <w:r>
-              <w:rPr>
-                <w:rFonts w:hint="eastAsia" w:ascii="Times New Roman" w:hAnsi="Times New Roman" w:eastAsia="微软雅黑" w:cs="Times New Roman"/>
-                <w:b/>
-                <w:color w:val="0B8770"/>
-                <w:sz w:val="18"/>
-                <w:szCs w:val="18"/>
-                <w:lang w:eastAsia="zh-CN"/>
-              </w:rPr>
-              <w:t>等级</w:t>
-            </w:r>
-          </w:p>
-        </w:tc>
-        <w:tc>
-          <w:tcPr>
-            <w:tcW w:w="5695" w:type="dxa"/>
-            <w:shd w:val="clear" w:color="auto" w:fill="auto"/>
-            <w:vAlign w:val="center"/>
-          </w:tcPr>
-          <w:p>
-            <w:pPr>
-              <w:keepNext/>
-              <w:jc w:val="center"/>
-              <w:rPr>
-                <w:rFonts w:ascii="Times New Roman" w:hAnsi="Times New Roman" w:eastAsia="微软雅黑" w:cs="Times New Roman"/>
-                <w:b/>
-                <w:color w:val="0B8770"/>
-                <w:sz w:val="18"/>
-                <w:szCs w:val="18"/>
-                <w:lang w:eastAsia="zh-CN"/>
-              </w:rPr>
-            </w:pPr>
-            <w:r>
-              <w:rPr>
-                <w:rFonts w:ascii="Times New Roman" w:hAnsi="Times New Roman" w:eastAsia="微软雅黑" w:cs="Times New Roman"/>
-                <w:b/>
-                <w:color w:val="0B8770"/>
-                <w:sz w:val="18"/>
-                <w:szCs w:val="18"/>
-                <w:lang w:eastAsia="zh-CN"/>
-              </w:rPr>
-              <w:t>循证医学信息</w:t>
-            </w:r>
-          </w:p>
-        </w:tc>
-      </w:tr>
-      <w:tr>
-        <w:tblPrEx>
-          <w:tblBorders>
-            <w:top w:val="single" w:color="0B8770" w:sz="12" w:space="0"/>
-            <w:left w:val="none" w:color="auto" w:sz="0" w:space="0"/>
-            <w:bottom w:val="dotted" w:color="0B8770" w:sz="4" w:space="0"/>
-            <w:right w:val="none" w:color="auto" w:sz="0" w:space="0"/>
-            <w:insideH w:val="dotted" w:color="0B8770" w:sz="4" w:space="0"/>
-            <w:insideV w:val="dotted" w:color="0B8770" w:sz="4" w:space="0"/>
-          </w:tblBorders>
-          <w:tblCellMar>
-            <w:top w:w="0" w:type="dxa"/>
-            <w:left w:w="108" w:type="dxa"/>
-            <w:bottom w:w="0" w:type="dxa"/>
-            <w:right w:w="108" w:type="dxa"/>
-          </w:tblCellMar>
-        </w:tblPrEx>
-        <w:trPr>
-          <w:trHeight w:val="494" w:hRule="atLeast"/>
-          <w:jc w:val="center"/>
-        </w:trPr>
-        <w:tc>
-          <w:tcPr>
-            <w:tcW w:w="9870" w:type="dxa"/>
-            <w:gridSpan w:val="4"/>
-            <w:vAlign w:val="center"/>
-          </w:tcPr>
-          <w:p>
-            <w:pPr>
-              <w:keepNext/>
-              <w:spacing w:before="26"/>
-              <w:jc w:val="center"/>
-              <w:rPr>
-                <w:rFonts w:ascii="Times New Roman" w:hAnsi="Times New Roman" w:eastAsia="微软雅黑" w:cs="Times New Roman"/>
-                <w:bCs/>
-                <w:sz w:val="18"/>
-                <w:szCs w:val="18"/>
-                <w:highlight w:val="yellow"/>
-                <w:lang w:eastAsia="zh-CN"/>
-              </w:rPr>
-            </w:pPr>
-            <w:r>
-              <w:rPr>
-                <w:rFonts w:hint="eastAsia" w:ascii="Times New Roman" w:hAnsi="Times New Roman" w:eastAsia="微软雅黑" w:cs="Times New Roman"/>
-                <w:b/>
-                <w:sz w:val="18"/>
-                <w:szCs w:val="18"/>
-                <w:lang w:eastAsia="zh-CN"/>
-              </w:rPr>
-              <w:t>{%tr for dis in tdd.drugResearchList %}</w:t>
-            </w:r>
-          </w:p>
-        </w:tc>
-      </w:tr>
-      <w:tr>
-        <w:tblPrEx>
-          <w:tblBorders>
-            <w:top w:val="single" w:color="0B8770" w:sz="12" w:space="0"/>
-            <w:left w:val="none" w:color="auto" w:sz="0" w:space="0"/>
-            <w:bottom w:val="dotted" w:color="0B8770" w:sz="4" w:space="0"/>
-            <w:right w:val="none" w:color="auto" w:sz="0" w:space="0"/>
-            <w:insideH w:val="dotted" w:color="0B8770" w:sz="4" w:space="0"/>
-            <w:insideV w:val="dotted" w:color="0B8770" w:sz="4" w:space="0"/>
-          </w:tblBorders>
-          <w:tblCellMar>
-            <w:top w:w="0" w:type="dxa"/>
-            <w:left w:w="108" w:type="dxa"/>
-            <w:bottom w:w="0" w:type="dxa"/>
-            <w:right w:w="108" w:type="dxa"/>
-          </w:tblCellMar>
-        </w:tblPrEx>
-        <w:trPr>
-          <w:trHeight w:val="494" w:hRule="atLeast"/>
-          <w:jc w:val="center"/>
-        </w:trPr>
-        <w:tc>
-          <w:tcPr>
-            <w:tcW w:w="1526" w:type="dxa"/>
-            <w:vAlign w:val="center"/>
-          </w:tcPr>
-          <w:p>
-            <w:pPr>
-              <w:spacing w:before="1" w:line="249" w:lineRule="auto"/>
-              <w:ind w:right="131"/>
-              <w:jc w:val="center"/>
-              <w:rPr>
-                <w:rFonts w:ascii="Times New Roman" w:hAnsi="Times New Roman" w:eastAsia="微软雅黑" w:cs="Times New Roman"/>
-                <w:b/>
-                <w:sz w:val="18"/>
-                <w:szCs w:val="18"/>
-                <w:highlight w:val="yellow"/>
-              </w:rPr>
-            </w:pPr>
-            <w:r>
-              <w:rPr>
-                <w:rFonts w:ascii="Times New Roman" w:hAnsi="Times New Roman" w:eastAsia="微软雅黑" w:cs="Times New Roman"/>
-                <w:sz w:val="18"/>
-                <w:szCs w:val="18"/>
-                <w:lang w:eastAsia="zh-CN"/>
-              </w:rPr>
-              <w:t>{{</w:t>
-            </w:r>
-            <w:r>
-              <w:rPr>
-                <w:rFonts w:ascii="Times New Roman" w:hAnsi="Times New Roman" w:eastAsia="微软雅黑" w:cs="Times New Roman"/>
-                <w:bCs/>
-                <w:sz w:val="18"/>
-                <w:szCs w:val="18"/>
-                <w:lang w:eastAsia="zh-CN"/>
-              </w:rPr>
-              <w:t>dis.drug_name_chinese</w:t>
-            </w:r>
-            <w:r>
-              <w:rPr>
-                <w:rFonts w:hint="eastAsia" w:ascii="Times New Roman" w:hAnsi="Times New Roman" w:eastAsia="微软雅黑" w:cs="Times New Roman"/>
-                <w:bCs/>
-                <w:sz w:val="18"/>
-                <w:szCs w:val="18"/>
-                <w:lang w:eastAsia="zh-CN"/>
-              </w:rPr>
-              <w:t>3</w:t>
-            </w:r>
-            <w:r>
-              <w:rPr>
-                <w:rFonts w:ascii="Times New Roman" w:hAnsi="Times New Roman" w:eastAsia="微软雅黑" w:cs="Times New Roman"/>
-                <w:sz w:val="18"/>
-                <w:szCs w:val="18"/>
-                <w:lang w:eastAsia="zh-CN"/>
-              </w:rPr>
-              <w:t xml:space="preserve"> }}</w:t>
-            </w:r>
-          </w:p>
-        </w:tc>
-        <w:tc>
-          <w:tcPr>
-            <w:tcW w:w="1417" w:type="dxa"/>
-            <w:vAlign w:val="center"/>
-          </w:tcPr>
-          <w:p>
-            <w:pPr>
-              <w:keepNext/>
-              <w:spacing w:before="26"/>
-              <w:jc w:val="center"/>
-              <w:rPr>
-                <w:rFonts w:ascii="Times New Roman" w:hAnsi="Times New Roman" w:eastAsia="微软雅黑" w:cs="Times New Roman"/>
-                <w:bCs/>
-                <w:sz w:val="18"/>
-                <w:szCs w:val="18"/>
-                <w:highlight w:val="yellow"/>
-                <w:lang w:eastAsia="zh-CN"/>
-              </w:rPr>
-            </w:pPr>
-            <w:r>
-              <w:rPr>
-                <w:rFonts w:hint="eastAsia" w:ascii="Times New Roman" w:hAnsi="Times New Roman" w:eastAsia="微软雅黑" w:cs="Times New Roman"/>
-                <w:sz w:val="18"/>
-                <w:szCs w:val="18"/>
-                <w:lang w:eastAsia="zh-CN"/>
-              </w:rPr>
-              <w:t>{{dis.</w:t>
-            </w:r>
-            <w:r>
-              <w:rPr>
-                <w:rFonts w:hint="eastAsia" w:ascii="Times New Roman" w:hAnsi="Times New Roman" w:eastAsia="微软雅黑" w:cs="Times New Roman"/>
-                <w:bCs/>
-                <w:sz w:val="18"/>
-                <w:szCs w:val="18"/>
-                <w:lang w:eastAsia="zh-CN"/>
-              </w:rPr>
-              <w:t>disease_name_chinese</w:t>
-            </w:r>
-            <w:r>
-              <w:rPr>
-                <w:rFonts w:hint="eastAsia" w:ascii="Times New Roman" w:hAnsi="Times New Roman" w:eastAsia="微软雅黑" w:cs="Times New Roman"/>
-                <w:sz w:val="18"/>
-                <w:szCs w:val="18"/>
-                <w:lang w:eastAsia="zh-CN"/>
-              </w:rPr>
-              <w:t>}}</w:t>
-            </w:r>
-          </w:p>
-        </w:tc>
-        <w:tc>
-          <w:tcPr>
-            <w:tcW w:w="1232" w:type="dxa"/>
-            <w:vAlign w:val="center"/>
-          </w:tcPr>
-          <w:p>
-            <w:pPr>
-              <w:keepNext/>
-              <w:spacing w:before="26"/>
-              <w:jc w:val="center"/>
-              <w:rPr>
-                <w:rFonts w:ascii="Times New Roman" w:hAnsi="Times New Roman" w:eastAsia="微软雅黑" w:cs="Times New Roman"/>
-                <w:bCs/>
-                <w:sz w:val="18"/>
-                <w:szCs w:val="18"/>
-                <w:highlight w:val="yellow"/>
-                <w:lang w:eastAsia="zh-CN"/>
-              </w:rPr>
-            </w:pPr>
-            <w:r>
-              <w:rPr>
-                <w:rFonts w:hint="eastAsia" w:ascii="Times New Roman" w:hAnsi="Times New Roman" w:eastAsia="微软雅黑" w:cs="Times New Roman"/>
-                <w:sz w:val="18"/>
-                <w:szCs w:val="18"/>
-                <w:lang w:eastAsia="zh-CN"/>
-              </w:rPr>
-              <w:t>{{</w:t>
-            </w:r>
-            <w:r>
-              <w:rPr>
-                <w:rFonts w:hint="eastAsia" w:ascii="Times New Roman" w:hAnsi="Times New Roman" w:eastAsia="微软雅黑" w:cs="Times New Roman"/>
-                <w:bCs/>
-                <w:sz w:val="18"/>
-                <w:szCs w:val="18"/>
-                <w:lang w:eastAsia="zh-CN"/>
-              </w:rPr>
-              <w:t>dis.evidence_phase_chinese</w:t>
-            </w:r>
-            <w:r>
-              <w:rPr>
-                <w:rFonts w:hint="eastAsia" w:ascii="Times New Roman" w:hAnsi="Times New Roman" w:eastAsia="微软雅黑" w:cs="Times New Roman"/>
-                <w:sz w:val="18"/>
-                <w:szCs w:val="18"/>
-                <w:lang w:eastAsia="zh-CN"/>
-              </w:rPr>
-              <w:t>}}</w:t>
-            </w:r>
-          </w:p>
-        </w:tc>
-        <w:tc>
-          <w:tcPr>
-            <w:tcW w:w="5695" w:type="dxa"/>
-            <w:vAlign w:val="center"/>
-          </w:tcPr>
-          <w:p>
-            <w:pPr>
-              <w:keepNext/>
-              <w:spacing w:before="26"/>
-              <w:jc w:val="center"/>
-              <w:rPr>
-                <w:rFonts w:ascii="Times New Roman" w:hAnsi="Times New Roman" w:eastAsia="微软雅黑" w:cs="Times New Roman"/>
-                <w:bCs/>
-                <w:sz w:val="18"/>
-                <w:szCs w:val="18"/>
-                <w:highlight w:val="yellow"/>
-                <w:lang w:eastAsia="zh-CN"/>
-              </w:rPr>
-            </w:pPr>
-            <w:r>
-              <w:rPr>
-                <w:rFonts w:hint="eastAsia" w:ascii="Times New Roman" w:hAnsi="Times New Roman" w:eastAsia="微软雅黑" w:cs="Times New Roman"/>
-                <w:sz w:val="18"/>
-                <w:szCs w:val="18"/>
-                <w:lang w:eastAsia="zh-CN"/>
-              </w:rPr>
-              <w:t>{{</w:t>
-            </w:r>
-            <w:r>
-              <w:rPr>
-                <w:rFonts w:hint="eastAsia" w:ascii="Times New Roman" w:hAnsi="Times New Roman" w:eastAsia="微软雅黑" w:cs="Times New Roman"/>
-                <w:bCs/>
-                <w:sz w:val="18"/>
-                <w:szCs w:val="18"/>
-                <w:lang w:eastAsia="zh-CN"/>
-              </w:rPr>
-              <w:t>dis.annotation_chinese</w:t>
-            </w:r>
-            <w:r>
-              <w:rPr>
-                <w:rFonts w:hint="eastAsia" w:ascii="Times New Roman" w:hAnsi="Times New Roman" w:eastAsia="微软雅黑" w:cs="Times New Roman"/>
-                <w:sz w:val="18"/>
-                <w:szCs w:val="18"/>
-                <w:lang w:eastAsia="zh-CN"/>
-              </w:rPr>
-              <w:t>}}</w:t>
-            </w:r>
-          </w:p>
-        </w:tc>
-      </w:tr>
-      <w:tr>
-        <w:tblPrEx>
-          <w:tblBorders>
-            <w:top w:val="single" w:color="0B8770" w:sz="12" w:space="0"/>
-            <w:left w:val="none" w:color="auto" w:sz="0" w:space="0"/>
-            <w:bottom w:val="dotted" w:color="0B8770" w:sz="4" w:space="0"/>
-            <w:right w:val="none" w:color="auto" w:sz="0" w:space="0"/>
-            <w:insideH w:val="dotted" w:color="0B8770" w:sz="4" w:space="0"/>
-            <w:insideV w:val="dotted" w:color="0B8770" w:sz="4" w:space="0"/>
-          </w:tblBorders>
-          <w:tblCellMar>
-            <w:top w:w="0" w:type="dxa"/>
-            <w:left w:w="108" w:type="dxa"/>
-            <w:bottom w:w="0" w:type="dxa"/>
-            <w:right w:w="108" w:type="dxa"/>
-          </w:tblCellMar>
-        </w:tblPrEx>
-        <w:trPr>
-          <w:trHeight w:val="494" w:hRule="atLeast"/>
-          <w:jc w:val="center"/>
-        </w:trPr>
-        <w:tc>
-          <w:tcPr>
-            <w:tcW w:w="9870" w:type="dxa"/>
-            <w:gridSpan w:val="4"/>
-            <w:vAlign w:val="center"/>
-          </w:tcPr>
-          <w:p>
-            <w:pPr>
-              <w:keepNext/>
-              <w:spacing w:before="26"/>
-              <w:jc w:val="center"/>
-              <w:rPr>
-                <w:rFonts w:ascii="Times New Roman" w:hAnsi="Times New Roman" w:eastAsia="微软雅黑" w:cs="Times New Roman"/>
-                <w:bCs/>
-                <w:sz w:val="18"/>
-                <w:szCs w:val="18"/>
-                <w:lang w:eastAsia="zh-CN"/>
-              </w:rPr>
-            </w:pPr>
-            <w:r>
-              <w:rPr>
-                <w:rFonts w:hint="eastAsia" w:ascii="Times New Roman" w:hAnsi="Times New Roman" w:eastAsia="微软雅黑" w:cs="Times New Roman"/>
-                <w:b/>
-                <w:sz w:val="18"/>
-                <w:szCs w:val="18"/>
-                <w:lang w:eastAsia="zh-CN"/>
-              </w:rPr>
-              <w:t>{%tr endfor %}</w:t>
-            </w:r>
-          </w:p>
-        </w:tc>
-      </w:tr>
-    </w:tbl>
-    <w:p>
-      <w:pPr>
-        <w:spacing w:before="26"/>
-        <w:rPr>
-          <w:rFonts w:ascii="Times New Roman" w:hAnsi="Times New Roman" w:eastAsia="微软雅黑" w:cs="Times New Roman"/>
-          <w:b/>
-          <w:color w:val="0B8770"/>
-          <w:sz w:val="24"/>
-          <w:szCs w:val="24"/>
-          <w:lang w:eastAsia="zh-CN"/>
-        </w:rPr>
-      </w:pPr>
-      <w:r>
-        <w:rPr>
-          <w:rFonts w:hint="eastAsia" w:ascii="Times New Roman" w:hAnsi="Times New Roman" w:eastAsia="微软雅黑" w:cs="Times New Roman"/>
-          <w:b/>
-          <w:color w:val="0B8770"/>
-          <w:sz w:val="24"/>
-          <w:szCs w:val="24"/>
-          <w:lang w:eastAsia="zh-CN"/>
-        </w:rPr>
-        <w:t>{% endif %}{%if tdd.potentialDrugList != [] %}</w:t>
-      </w:r>
-    </w:p>
-    <w:p>
-      <w:pPr>
-        <w:keepNext/>
-        <w:spacing w:before="26"/>
-        <w:rPr>
-          <w:rFonts w:ascii="Times New Roman" w:hAnsi="Times New Roman" w:eastAsia="微软雅黑" w:cs="Times New Roman"/>
-          <w:b/>
-          <w:color w:val="0B8770"/>
-          <w:sz w:val="24"/>
-          <w:lang w:eastAsia="zh-CN"/>
-        </w:rPr>
-      </w:pPr>
-      <w:r>
-        <w:rPr>
-          <w:rFonts w:hint="eastAsia" w:ascii="Times New Roman" w:hAnsi="Times New Roman" w:eastAsia="微软雅黑" w:cs="Times New Roman"/>
-          <w:b/>
-          <w:color w:val="0B8770"/>
-          <w:sz w:val="24"/>
-          <w:lang w:eastAsia="zh-CN"/>
-        </w:rPr>
-        <w:t>潜在耐药研究信息：</w:t>
-      </w:r>
-    </w:p>
-    <w:tbl>
-      <w:tblPr>
-        <w:tblStyle w:val="15"/>
-        <w:tblpPr w:leftFromText="180" w:rightFromText="180" w:vertAnchor="text" w:tblpXSpec="center" w:tblpY="1"/>
-        <w:tblOverlap w:val="never"/>
-        <w:tblW w:w="9870" w:type="dxa"/>
-        <w:jc w:val="center"/>
-        <w:tblBorders>
-          <w:top w:val="single" w:color="0B8770" w:sz="12" w:space="0"/>
-          <w:left w:val="none" w:color="auto" w:sz="0" w:space="0"/>
-          <w:bottom w:val="dotted" w:color="0B8770" w:sz="4" w:space="0"/>
-          <w:right w:val="none" w:color="auto" w:sz="0" w:space="0"/>
-          <w:insideH w:val="dotted" w:color="0B8770" w:sz="4" w:space="0"/>
-          <w:insideV w:val="dotted" w:color="0B8770" w:sz="4" w:space="0"/>
-        </w:tblBorders>
-        <w:tblLayout w:type="fixed"/>
-        <w:tblCellMar>
-          <w:top w:w="0" w:type="dxa"/>
-          <w:left w:w="108" w:type="dxa"/>
-          <w:bottom w:w="0" w:type="dxa"/>
-          <w:right w:w="108" w:type="dxa"/>
-        </w:tblCellMar>
-      </w:tblPr>
-      <w:tblGrid>
-        <w:gridCol w:w="1526"/>
-        <w:gridCol w:w="1417"/>
-        <w:gridCol w:w="1261"/>
-        <w:gridCol w:w="5666"/>
-      </w:tblGrid>
-      <w:tr>
-        <w:tblPrEx>
-          <w:tblBorders>
-            <w:top w:val="single" w:color="0B8770" w:sz="12" w:space="0"/>
-            <w:left w:val="none" w:color="auto" w:sz="0" w:space="0"/>
-            <w:bottom w:val="dotted" w:color="0B8770" w:sz="4" w:space="0"/>
-            <w:right w:val="none" w:color="auto" w:sz="0" w:space="0"/>
-            <w:insideH w:val="dotted" w:color="0B8770" w:sz="4" w:space="0"/>
-            <w:insideV w:val="dotted" w:color="0B8770" w:sz="4" w:space="0"/>
-          </w:tblBorders>
-          <w:tblCellMar>
-            <w:top w:w="0" w:type="dxa"/>
-            <w:left w:w="108" w:type="dxa"/>
-            <w:bottom w:w="0" w:type="dxa"/>
-            <w:right w:w="108" w:type="dxa"/>
-          </w:tblCellMar>
-        </w:tblPrEx>
-        <w:trPr>
-          <w:trHeight w:val="417" w:hRule="atLeast"/>
-          <w:jc w:val="center"/>
-        </w:trPr>
-        <w:tc>
-          <w:tcPr>
-            <w:tcW w:w="1526" w:type="dxa"/>
-            <w:shd w:val="clear" w:color="auto" w:fill="auto"/>
-            <w:vAlign w:val="center"/>
-          </w:tcPr>
-          <w:p>
-            <w:pPr>
-              <w:keepNext/>
-              <w:jc w:val="center"/>
-              <w:rPr>
-                <w:rFonts w:ascii="Times New Roman" w:hAnsi="Times New Roman" w:eastAsia="微软雅黑" w:cs="Times New Roman"/>
-                <w:b/>
-                <w:color w:val="0B8770"/>
-                <w:sz w:val="18"/>
-                <w:szCs w:val="18"/>
-                <w:lang w:eastAsia="zh-CN"/>
-              </w:rPr>
-            </w:pPr>
-            <w:r>
-              <w:rPr>
-                <w:rFonts w:ascii="Times New Roman" w:hAnsi="Times New Roman" w:eastAsia="微软雅黑" w:cs="Times New Roman"/>
-                <w:b/>
-                <w:color w:val="0B8770"/>
-                <w:sz w:val="18"/>
-                <w:szCs w:val="18"/>
-                <w:lang w:eastAsia="zh-CN"/>
-              </w:rPr>
-              <w:t>药物名称</w:t>
-            </w:r>
-          </w:p>
-        </w:tc>
-        <w:tc>
-          <w:tcPr>
-            <w:tcW w:w="1417" w:type="dxa"/>
-            <w:shd w:val="clear" w:color="auto" w:fill="auto"/>
-            <w:vAlign w:val="center"/>
-          </w:tcPr>
-          <w:p>
-            <w:pPr>
-              <w:keepNext/>
-              <w:jc w:val="center"/>
-              <w:rPr>
-                <w:rFonts w:ascii="Times New Roman" w:hAnsi="Times New Roman" w:eastAsia="微软雅黑" w:cs="Times New Roman"/>
-                <w:b/>
-                <w:color w:val="0B8770"/>
-                <w:sz w:val="18"/>
-                <w:szCs w:val="18"/>
-                <w:lang w:eastAsia="zh-CN"/>
-              </w:rPr>
-            </w:pPr>
-            <w:r>
-              <w:rPr>
-                <w:rFonts w:ascii="Times New Roman" w:hAnsi="Times New Roman" w:eastAsia="微软雅黑" w:cs="Times New Roman"/>
-                <w:b/>
-                <w:color w:val="0B8770"/>
-                <w:sz w:val="18"/>
-                <w:szCs w:val="18"/>
-                <w:lang w:eastAsia="zh-CN"/>
-              </w:rPr>
-              <w:t>相关疾病</w:t>
-            </w:r>
-          </w:p>
-        </w:tc>
-        <w:tc>
-          <w:tcPr>
-            <w:tcW w:w="1261" w:type="dxa"/>
-            <w:shd w:val="clear" w:color="auto" w:fill="auto"/>
-            <w:vAlign w:val="center"/>
-          </w:tcPr>
-          <w:p>
-            <w:pPr>
-              <w:keepNext/>
-              <w:jc w:val="center"/>
-              <w:rPr>
-                <w:rFonts w:ascii="Times New Roman" w:hAnsi="Times New Roman" w:eastAsia="微软雅黑" w:cs="Times New Roman"/>
-                <w:b/>
-                <w:color w:val="0B8770"/>
-                <w:sz w:val="18"/>
-                <w:szCs w:val="18"/>
-                <w:lang w:eastAsia="zh-CN"/>
-              </w:rPr>
-            </w:pPr>
-            <w:r>
-              <w:rPr>
-                <w:rFonts w:ascii="Times New Roman" w:hAnsi="Times New Roman" w:eastAsia="微软雅黑" w:cs="Times New Roman"/>
-                <w:b/>
-                <w:color w:val="0B8770"/>
-                <w:sz w:val="18"/>
-                <w:szCs w:val="18"/>
-                <w:lang w:eastAsia="zh-CN"/>
-              </w:rPr>
-              <w:t>证据</w:t>
-            </w:r>
-            <w:r>
-              <w:rPr>
-                <w:rFonts w:hint="eastAsia" w:ascii="Times New Roman" w:hAnsi="Times New Roman" w:eastAsia="微软雅黑" w:cs="Times New Roman"/>
-                <w:b/>
-                <w:color w:val="0B8770"/>
-                <w:sz w:val="18"/>
-                <w:szCs w:val="18"/>
-                <w:lang w:eastAsia="zh-CN"/>
-              </w:rPr>
-              <w:t>等级</w:t>
-            </w:r>
-          </w:p>
-        </w:tc>
-        <w:tc>
-          <w:tcPr>
-            <w:tcW w:w="5666" w:type="dxa"/>
-            <w:shd w:val="clear" w:color="auto" w:fill="auto"/>
-            <w:vAlign w:val="center"/>
-          </w:tcPr>
-          <w:p>
-            <w:pPr>
-              <w:keepNext/>
-              <w:jc w:val="center"/>
-              <w:rPr>
-                <w:rFonts w:ascii="Times New Roman" w:hAnsi="Times New Roman" w:eastAsia="微软雅黑" w:cs="Times New Roman"/>
-                <w:b/>
-                <w:color w:val="0B8770"/>
-                <w:sz w:val="18"/>
-                <w:szCs w:val="18"/>
-                <w:lang w:eastAsia="zh-CN"/>
-              </w:rPr>
-            </w:pPr>
-            <w:r>
-              <w:rPr>
-                <w:rFonts w:ascii="Times New Roman" w:hAnsi="Times New Roman" w:eastAsia="微软雅黑" w:cs="Times New Roman"/>
-                <w:b/>
-                <w:color w:val="0B8770"/>
-                <w:sz w:val="18"/>
-                <w:szCs w:val="18"/>
-                <w:lang w:eastAsia="zh-CN"/>
-              </w:rPr>
-              <w:t>循证医学信息</w:t>
-            </w:r>
-          </w:p>
-        </w:tc>
-      </w:tr>
-      <w:tr>
-        <w:tblPrEx>
-          <w:tblBorders>
-            <w:top w:val="single" w:color="0B8770" w:sz="12" w:space="0"/>
-            <w:left w:val="none" w:color="auto" w:sz="0" w:space="0"/>
-            <w:bottom w:val="dotted" w:color="0B8770" w:sz="4" w:space="0"/>
-            <w:right w:val="none" w:color="auto" w:sz="0" w:space="0"/>
-            <w:insideH w:val="dotted" w:color="0B8770" w:sz="4" w:space="0"/>
-            <w:insideV w:val="dotted" w:color="0B8770" w:sz="4" w:space="0"/>
-          </w:tblBorders>
-          <w:tblCellMar>
-            <w:top w:w="0" w:type="dxa"/>
-            <w:left w:w="108" w:type="dxa"/>
-            <w:bottom w:w="0" w:type="dxa"/>
-            <w:right w:w="108" w:type="dxa"/>
-          </w:tblCellMar>
-        </w:tblPrEx>
-        <w:trPr>
-          <w:trHeight w:val="494" w:hRule="atLeast"/>
-          <w:jc w:val="center"/>
-        </w:trPr>
-        <w:tc>
-          <w:tcPr>
-            <w:tcW w:w="9870" w:type="dxa"/>
-            <w:gridSpan w:val="4"/>
-            <w:vAlign w:val="center"/>
-          </w:tcPr>
-          <w:p>
-            <w:pPr>
-              <w:keepNext/>
-              <w:spacing w:before="26"/>
-              <w:jc w:val="center"/>
-              <w:rPr>
-                <w:rFonts w:ascii="Times New Roman" w:hAnsi="Times New Roman" w:eastAsia="微软雅黑" w:cs="Times New Roman"/>
-                <w:bCs/>
-                <w:sz w:val="18"/>
-                <w:szCs w:val="18"/>
-                <w:highlight w:val="yellow"/>
-                <w:lang w:eastAsia="zh-CN"/>
-              </w:rPr>
-            </w:pPr>
-            <w:r>
-              <w:rPr>
-                <w:rFonts w:hint="eastAsia" w:ascii="Times New Roman" w:hAnsi="Times New Roman" w:eastAsia="微软雅黑" w:cs="Times New Roman"/>
-                <w:b/>
-                <w:sz w:val="18"/>
-                <w:szCs w:val="18"/>
-                <w:lang w:eastAsia="zh-CN"/>
-              </w:rPr>
-              <w:t>{%tr for dis in tdd.</w:t>
-            </w:r>
-            <w:r>
-              <w:rPr>
-                <w:rFonts w:ascii="Times New Roman" w:hAnsi="Times New Roman" w:eastAsia="微软雅黑" w:cs="Times New Roman"/>
-                <w:b/>
-                <w:sz w:val="18"/>
-                <w:szCs w:val="18"/>
-                <w:lang w:eastAsia="zh-CN"/>
-              </w:rPr>
-              <w:t>potentialDrugList</w:t>
-            </w:r>
-            <w:r>
-              <w:rPr>
-                <w:rFonts w:hint="eastAsia" w:ascii="Times New Roman" w:hAnsi="Times New Roman" w:eastAsia="微软雅黑" w:cs="Times New Roman"/>
-                <w:b/>
-                <w:sz w:val="18"/>
-                <w:szCs w:val="18"/>
-                <w:lang w:eastAsia="zh-CN"/>
-              </w:rPr>
-              <w:t xml:space="preserve"> %}</w:t>
-            </w:r>
-          </w:p>
-        </w:tc>
-      </w:tr>
-      <w:tr>
-        <w:tblPrEx>
-          <w:tblBorders>
-            <w:top w:val="single" w:color="0B8770" w:sz="12" w:space="0"/>
-            <w:left w:val="none" w:color="auto" w:sz="0" w:space="0"/>
-            <w:bottom w:val="dotted" w:color="0B8770" w:sz="4" w:space="0"/>
-            <w:right w:val="none" w:color="auto" w:sz="0" w:space="0"/>
-            <w:insideH w:val="dotted" w:color="0B8770" w:sz="4" w:space="0"/>
-            <w:insideV w:val="dotted" w:color="0B8770" w:sz="4" w:space="0"/>
-          </w:tblBorders>
-          <w:tblCellMar>
-            <w:top w:w="0" w:type="dxa"/>
-            <w:left w:w="108" w:type="dxa"/>
-            <w:bottom w:w="0" w:type="dxa"/>
-            <w:right w:w="108" w:type="dxa"/>
-          </w:tblCellMar>
-        </w:tblPrEx>
-        <w:trPr>
-          <w:trHeight w:val="494" w:hRule="atLeast"/>
-          <w:jc w:val="center"/>
-        </w:trPr>
-        <w:tc>
-          <w:tcPr>
-            <w:tcW w:w="1526" w:type="dxa"/>
-            <w:vAlign w:val="center"/>
-          </w:tcPr>
-          <w:p>
-            <w:pPr>
-              <w:spacing w:before="1" w:line="249" w:lineRule="auto"/>
-              <w:ind w:right="131"/>
-              <w:jc w:val="center"/>
-              <w:rPr>
-                <w:rFonts w:ascii="Times New Roman" w:hAnsi="Times New Roman" w:eastAsia="微软雅黑" w:cs="Times New Roman"/>
-                <w:b/>
-                <w:sz w:val="18"/>
-                <w:szCs w:val="18"/>
-                <w:highlight w:val="yellow"/>
-              </w:rPr>
-            </w:pPr>
-            <w:r>
-              <w:rPr>
-                <w:rFonts w:ascii="Times New Roman" w:hAnsi="Times New Roman" w:eastAsia="微软雅黑" w:cs="Times New Roman"/>
-                <w:sz w:val="18"/>
-                <w:szCs w:val="18"/>
-                <w:lang w:eastAsia="zh-CN"/>
-              </w:rPr>
-              <w:t>{{</w:t>
-            </w:r>
-            <w:r>
-              <w:rPr>
-                <w:rFonts w:ascii="Times New Roman" w:hAnsi="Times New Roman" w:eastAsia="微软雅黑" w:cs="Times New Roman"/>
-                <w:bCs/>
-                <w:sz w:val="18"/>
-                <w:szCs w:val="18"/>
-                <w:lang w:eastAsia="zh-CN"/>
-              </w:rPr>
-              <w:t>dis.drug_name_chinese</w:t>
-            </w:r>
-            <w:r>
-              <w:rPr>
-                <w:rFonts w:hint="eastAsia" w:ascii="Times New Roman" w:hAnsi="Times New Roman" w:eastAsia="微软雅黑" w:cs="Times New Roman"/>
-                <w:bCs/>
-                <w:sz w:val="18"/>
-                <w:szCs w:val="18"/>
-                <w:lang w:eastAsia="zh-CN"/>
-              </w:rPr>
-              <w:t>3</w:t>
-            </w:r>
-            <w:r>
-              <w:rPr>
-                <w:rFonts w:ascii="Times New Roman" w:hAnsi="Times New Roman" w:eastAsia="微软雅黑" w:cs="Times New Roman"/>
-                <w:sz w:val="18"/>
-                <w:szCs w:val="18"/>
-                <w:lang w:eastAsia="zh-CN"/>
-              </w:rPr>
-              <w:t xml:space="preserve"> }}</w:t>
-            </w:r>
-          </w:p>
-        </w:tc>
-        <w:tc>
-          <w:tcPr>
-            <w:tcW w:w="1417" w:type="dxa"/>
-            <w:vAlign w:val="center"/>
-          </w:tcPr>
-          <w:p>
-            <w:pPr>
-              <w:keepNext/>
-              <w:spacing w:before="26"/>
-              <w:jc w:val="center"/>
-              <w:rPr>
-                <w:rFonts w:ascii="Times New Roman" w:hAnsi="Times New Roman" w:eastAsia="微软雅黑" w:cs="Times New Roman"/>
-                <w:bCs/>
-                <w:sz w:val="18"/>
-                <w:szCs w:val="18"/>
-                <w:highlight w:val="yellow"/>
-                <w:lang w:eastAsia="zh-CN"/>
-              </w:rPr>
-            </w:pPr>
-            <w:r>
-              <w:rPr>
-                <w:rFonts w:hint="eastAsia" w:ascii="Times New Roman" w:hAnsi="Times New Roman" w:eastAsia="微软雅黑" w:cs="Times New Roman"/>
-                <w:sz w:val="18"/>
-                <w:szCs w:val="18"/>
-                <w:lang w:eastAsia="zh-CN"/>
-              </w:rPr>
-              <w:t>{{dis.</w:t>
-            </w:r>
-            <w:r>
-              <w:rPr>
-                <w:rFonts w:hint="eastAsia" w:ascii="Times New Roman" w:hAnsi="Times New Roman" w:eastAsia="微软雅黑" w:cs="Times New Roman"/>
-                <w:bCs/>
-                <w:sz w:val="18"/>
-                <w:szCs w:val="18"/>
-                <w:lang w:eastAsia="zh-CN"/>
-              </w:rPr>
-              <w:t>disease_name_chinese</w:t>
-            </w:r>
-            <w:r>
-              <w:rPr>
-                <w:rFonts w:hint="eastAsia" w:ascii="Times New Roman" w:hAnsi="Times New Roman" w:eastAsia="微软雅黑" w:cs="Times New Roman"/>
-                <w:sz w:val="18"/>
-                <w:szCs w:val="18"/>
-                <w:lang w:eastAsia="zh-CN"/>
-              </w:rPr>
-              <w:t>}}</w:t>
-            </w:r>
-          </w:p>
-        </w:tc>
-        <w:tc>
-          <w:tcPr>
-            <w:tcW w:w="1261" w:type="dxa"/>
-            <w:vAlign w:val="center"/>
-          </w:tcPr>
-          <w:p>
-            <w:pPr>
-              <w:keepNext/>
-              <w:spacing w:before="26"/>
-              <w:jc w:val="center"/>
-              <w:rPr>
-                <w:rFonts w:ascii="Times New Roman" w:hAnsi="Times New Roman" w:eastAsia="微软雅黑" w:cs="Times New Roman"/>
-                <w:bCs/>
-                <w:sz w:val="18"/>
-                <w:szCs w:val="18"/>
-                <w:highlight w:val="yellow"/>
-                <w:lang w:eastAsia="zh-CN"/>
-              </w:rPr>
-            </w:pPr>
-            <w:r>
-              <w:rPr>
-                <w:rFonts w:hint="eastAsia" w:ascii="Times New Roman" w:hAnsi="Times New Roman" w:eastAsia="微软雅黑" w:cs="Times New Roman"/>
-                <w:sz w:val="18"/>
-                <w:szCs w:val="18"/>
-                <w:lang w:eastAsia="zh-CN"/>
-              </w:rPr>
-              <w:t>{{</w:t>
-            </w:r>
-            <w:r>
-              <w:rPr>
-                <w:rFonts w:hint="eastAsia" w:ascii="Times New Roman" w:hAnsi="Times New Roman" w:eastAsia="微软雅黑" w:cs="Times New Roman"/>
-                <w:bCs/>
-                <w:sz w:val="18"/>
-                <w:szCs w:val="18"/>
-                <w:lang w:eastAsia="zh-CN"/>
-              </w:rPr>
-              <w:t>dis.evidence_phase_chinese</w:t>
-            </w:r>
-            <w:r>
-              <w:rPr>
-                <w:rFonts w:hint="eastAsia" w:ascii="Times New Roman" w:hAnsi="Times New Roman" w:eastAsia="微软雅黑" w:cs="Times New Roman"/>
-                <w:sz w:val="18"/>
-                <w:szCs w:val="18"/>
-                <w:lang w:eastAsia="zh-CN"/>
-              </w:rPr>
-              <w:t>}}</w:t>
-            </w:r>
-          </w:p>
-        </w:tc>
-        <w:tc>
-          <w:tcPr>
-            <w:tcW w:w="5666" w:type="dxa"/>
-            <w:vAlign w:val="center"/>
-          </w:tcPr>
-          <w:p>
-            <w:pPr>
-              <w:keepNext/>
-              <w:spacing w:before="26"/>
-              <w:jc w:val="center"/>
-              <w:rPr>
-                <w:rFonts w:ascii="Times New Roman" w:hAnsi="Times New Roman" w:eastAsia="微软雅黑" w:cs="Times New Roman"/>
-                <w:bCs/>
-                <w:sz w:val="18"/>
-                <w:szCs w:val="18"/>
-                <w:highlight w:val="yellow"/>
-                <w:lang w:eastAsia="zh-CN"/>
-              </w:rPr>
-            </w:pPr>
-            <w:r>
-              <w:rPr>
-                <w:rFonts w:hint="eastAsia" w:ascii="Times New Roman" w:hAnsi="Times New Roman" w:eastAsia="微软雅黑" w:cs="Times New Roman"/>
-                <w:sz w:val="18"/>
-                <w:szCs w:val="18"/>
-                <w:lang w:eastAsia="zh-CN"/>
-              </w:rPr>
-              <w:t>{{</w:t>
-            </w:r>
-            <w:r>
-              <w:rPr>
-                <w:rFonts w:hint="eastAsia" w:ascii="Times New Roman" w:hAnsi="Times New Roman" w:eastAsia="微软雅黑" w:cs="Times New Roman"/>
-                <w:bCs/>
-                <w:sz w:val="18"/>
-                <w:szCs w:val="18"/>
-                <w:lang w:eastAsia="zh-CN"/>
-              </w:rPr>
-              <w:t>dis.annotation_chinese</w:t>
-            </w:r>
-            <w:r>
-              <w:rPr>
-                <w:rFonts w:hint="eastAsia" w:ascii="Times New Roman" w:hAnsi="Times New Roman" w:eastAsia="微软雅黑" w:cs="Times New Roman"/>
-                <w:sz w:val="18"/>
-                <w:szCs w:val="18"/>
-                <w:lang w:eastAsia="zh-CN"/>
-              </w:rPr>
-              <w:t>}}</w:t>
-            </w:r>
-          </w:p>
-        </w:tc>
-      </w:tr>
-      <w:tr>
-        <w:tblPrEx>
-          <w:tblBorders>
-            <w:top w:val="single" w:color="0B8770" w:sz="12" w:space="0"/>
-            <w:left w:val="none" w:color="auto" w:sz="0" w:space="0"/>
-            <w:bottom w:val="dotted" w:color="0B8770" w:sz="4" w:space="0"/>
-            <w:right w:val="none" w:color="auto" w:sz="0" w:space="0"/>
-            <w:insideH w:val="dotted" w:color="0B8770" w:sz="4" w:space="0"/>
-            <w:insideV w:val="dotted" w:color="0B8770" w:sz="4" w:space="0"/>
-          </w:tblBorders>
-          <w:tblCellMar>
-            <w:top w:w="0" w:type="dxa"/>
-            <w:left w:w="108" w:type="dxa"/>
-            <w:bottom w:w="0" w:type="dxa"/>
-            <w:right w:w="108" w:type="dxa"/>
-          </w:tblCellMar>
-        </w:tblPrEx>
-        <w:trPr>
-          <w:trHeight w:val="494" w:hRule="atLeast"/>
-          <w:jc w:val="center"/>
-        </w:trPr>
-        <w:tc>
-          <w:tcPr>
-            <w:tcW w:w="9870" w:type="dxa"/>
-            <w:gridSpan w:val="4"/>
-            <w:vAlign w:val="center"/>
-          </w:tcPr>
-          <w:p>
-            <w:pPr>
-              <w:keepNext/>
-              <w:spacing w:before="26"/>
-              <w:jc w:val="center"/>
-              <w:rPr>
-                <w:rFonts w:ascii="Times New Roman" w:hAnsi="Times New Roman" w:eastAsia="微软雅黑" w:cs="Times New Roman"/>
-                <w:bCs/>
-                <w:sz w:val="18"/>
-                <w:szCs w:val="18"/>
-                <w:lang w:eastAsia="zh-CN"/>
-              </w:rPr>
-            </w:pPr>
-            <w:r>
-              <w:rPr>
-                <w:rFonts w:hint="eastAsia" w:ascii="Times New Roman" w:hAnsi="Times New Roman" w:eastAsia="微软雅黑" w:cs="Times New Roman"/>
-                <w:b/>
-                <w:sz w:val="18"/>
-                <w:szCs w:val="18"/>
-                <w:lang w:eastAsia="zh-CN"/>
-              </w:rPr>
-              <w:t>{%tr endfor %}</w:t>
-            </w:r>
-          </w:p>
-        </w:tc>
-      </w:tr>
-    </w:tbl>
-    <w:p>
-      <w:pPr>
-        <w:spacing w:before="26"/>
-        <w:rPr>
-          <w:rFonts w:ascii="Times New Roman" w:hAnsi="Times New Roman" w:eastAsia="微软雅黑" w:cs="Times New Roman"/>
-          <w:b/>
-          <w:color w:val="0B8770"/>
-          <w:sz w:val="24"/>
-          <w:szCs w:val="24"/>
-          <w:lang w:eastAsia="zh-CN"/>
-        </w:rPr>
-      </w:pPr>
-      <w:r>
-        <w:rPr>
-          <w:rFonts w:hint="eastAsia" w:ascii="Times New Roman" w:hAnsi="Times New Roman" w:eastAsia="微软雅黑" w:cs="Times New Roman"/>
-          <w:b/>
-          <w:color w:val="0B8770"/>
-          <w:sz w:val="24"/>
-          <w:szCs w:val="24"/>
-          <w:lang w:eastAsia="zh-CN"/>
-        </w:rPr>
-        <w:t>{% endif %}{%if tdd.clinicalTrialInformationStr!= [] %}</w:t>
-      </w:r>
-    </w:p>
-    <w:p>
-      <w:pPr>
-        <w:keepNext/>
-        <w:spacing w:before="26"/>
-        <w:rPr>
-          <w:rFonts w:ascii="Times New Roman" w:hAnsi="Times New Roman" w:eastAsia="微软雅黑" w:cs="Times New Roman"/>
-          <w:b/>
-          <w:color w:val="0B8770"/>
-          <w:sz w:val="24"/>
-          <w:lang w:eastAsia="zh-CN"/>
-        </w:rPr>
-      </w:pPr>
-      <w:r>
-        <w:rPr>
-          <w:rFonts w:hint="eastAsia" w:ascii="Times New Roman" w:hAnsi="Times New Roman" w:eastAsia="微软雅黑" w:cs="Times New Roman"/>
-          <w:b/>
-          <w:color w:val="0B8770"/>
-          <w:sz w:val="24"/>
-          <w:lang w:eastAsia="zh-CN"/>
-        </w:rPr>
-        <w:t>临床试验信息</w:t>
-      </w:r>
-    </w:p>
-    <w:tbl>
-      <w:tblPr>
-        <w:tblStyle w:val="15"/>
-        <w:tblpPr w:leftFromText="180" w:rightFromText="180" w:vertAnchor="text" w:tblpXSpec="center" w:tblpY="1"/>
-        <w:tblOverlap w:val="never"/>
-        <w:tblW w:w="9870" w:type="dxa"/>
-        <w:jc w:val="center"/>
-        <w:tblBorders>
-          <w:top w:val="single" w:color="0B8770" w:sz="12" w:space="0"/>
-          <w:left w:val="none" w:color="auto" w:sz="0" w:space="0"/>
-          <w:bottom w:val="dotted" w:color="0B8770" w:sz="4" w:space="0"/>
-          <w:right w:val="none" w:color="auto" w:sz="0" w:space="0"/>
-          <w:insideH w:val="dotted" w:color="0B8770" w:sz="4" w:space="0"/>
-          <w:insideV w:val="dotted" w:color="0B8770" w:sz="4" w:space="0"/>
-        </w:tblBorders>
-        <w:tblLayout w:type="fixed"/>
-        <w:tblCellMar>
-          <w:top w:w="0" w:type="dxa"/>
-          <w:left w:w="108" w:type="dxa"/>
-          <w:bottom w:w="0" w:type="dxa"/>
-          <w:right w:w="108" w:type="dxa"/>
-        </w:tblCellMar>
-      </w:tblPr>
-      <w:tblGrid>
-        <w:gridCol w:w="1645"/>
-        <w:gridCol w:w="3884"/>
-        <w:gridCol w:w="1246"/>
-        <w:gridCol w:w="1035"/>
-        <w:gridCol w:w="1204"/>
-        <w:gridCol w:w="856"/>
-      </w:tblGrid>
-      <w:tr>
-        <w:tblPrEx>
-          <w:tblBorders>
-            <w:top w:val="single" w:color="0B8770" w:sz="12" w:space="0"/>
-            <w:left w:val="none" w:color="auto" w:sz="0" w:space="0"/>
-            <w:bottom w:val="dotted" w:color="0B8770" w:sz="4" w:space="0"/>
-            <w:right w:val="none" w:color="auto" w:sz="0" w:space="0"/>
-            <w:insideH w:val="dotted" w:color="0B8770" w:sz="4" w:space="0"/>
-            <w:insideV w:val="dotted" w:color="0B8770" w:sz="4" w:space="0"/>
-          </w:tblBorders>
-          <w:tblCellMar>
-            <w:top w:w="0" w:type="dxa"/>
-            <w:left w:w="108" w:type="dxa"/>
-            <w:bottom w:w="0" w:type="dxa"/>
-            <w:right w:w="108" w:type="dxa"/>
-          </w:tblCellMar>
-        </w:tblPrEx>
-        <w:trPr>
-          <w:trHeight w:val="420" w:hRule="atLeast"/>
-          <w:jc w:val="center"/>
-        </w:trPr>
-        <w:tc>
-          <w:tcPr>
-            <w:tcW w:w="1645" w:type="dxa"/>
-            <w:shd w:val="clear" w:color="auto" w:fill="auto"/>
-            <w:vAlign w:val="center"/>
-          </w:tcPr>
-          <w:p>
-            <w:pPr>
-              <w:keepNext/>
-              <w:spacing w:before="26"/>
-              <w:jc w:val="center"/>
-              <w:rPr>
-                <w:rFonts w:ascii="Times New Roman" w:hAnsi="Times New Roman" w:eastAsia="微软雅黑" w:cs="Times New Roman"/>
-                <w:b/>
-                <w:color w:val="0B8770"/>
-                <w:sz w:val="18"/>
-                <w:szCs w:val="18"/>
-                <w:lang w:eastAsia="zh-CN"/>
-              </w:rPr>
-            </w:pPr>
-            <w:r>
-              <w:rPr>
-                <w:rFonts w:ascii="Times New Roman" w:hAnsi="Times New Roman" w:eastAsia="微软雅黑" w:cs="Times New Roman"/>
-                <w:b/>
-                <w:color w:val="0B8770"/>
-                <w:sz w:val="18"/>
-                <w:szCs w:val="18"/>
-                <w:lang w:eastAsia="zh-CN"/>
-              </w:rPr>
-              <w:t>ID</w:t>
-            </w:r>
-          </w:p>
-        </w:tc>
-        <w:tc>
-          <w:tcPr>
-            <w:tcW w:w="3884" w:type="dxa"/>
-            <w:shd w:val="clear" w:color="auto" w:fill="auto"/>
-            <w:vAlign w:val="center"/>
-          </w:tcPr>
-          <w:p>
-            <w:pPr>
-              <w:keepNext/>
-              <w:spacing w:before="26"/>
-              <w:jc w:val="center"/>
-              <w:rPr>
-                <w:rFonts w:ascii="Times New Roman" w:hAnsi="Times New Roman" w:eastAsia="微软雅黑" w:cs="Times New Roman"/>
-                <w:b/>
-                <w:color w:val="0B8770"/>
-                <w:sz w:val="18"/>
-                <w:szCs w:val="18"/>
-                <w:lang w:eastAsia="zh-CN"/>
-              </w:rPr>
-            </w:pPr>
-            <w:r>
-              <w:rPr>
-                <w:rFonts w:ascii="Times New Roman" w:hAnsi="Times New Roman" w:eastAsia="微软雅黑" w:cs="Times New Roman"/>
-                <w:b/>
-                <w:color w:val="0B8770"/>
-                <w:sz w:val="18"/>
-                <w:szCs w:val="18"/>
-                <w:lang w:eastAsia="zh-CN"/>
-              </w:rPr>
-              <w:t>临床试验名称</w:t>
-            </w:r>
-          </w:p>
-        </w:tc>
-        <w:tc>
-          <w:tcPr>
-            <w:tcW w:w="1246" w:type="dxa"/>
-            <w:shd w:val="clear" w:color="auto" w:fill="auto"/>
-            <w:vAlign w:val="center"/>
-          </w:tcPr>
-          <w:p>
-            <w:pPr>
-              <w:keepNext/>
-              <w:spacing w:before="26"/>
-              <w:jc w:val="center"/>
-              <w:rPr>
-                <w:rFonts w:ascii="Times New Roman" w:hAnsi="Times New Roman" w:eastAsia="微软雅黑" w:cs="Times New Roman"/>
-                <w:b/>
-                <w:color w:val="0B8770"/>
-                <w:sz w:val="18"/>
-                <w:szCs w:val="18"/>
-                <w:lang w:eastAsia="zh-CN"/>
-              </w:rPr>
-            </w:pPr>
-            <w:r>
-              <w:rPr>
-                <w:rFonts w:ascii="Times New Roman" w:hAnsi="Times New Roman" w:eastAsia="微软雅黑" w:cs="Times New Roman"/>
-                <w:b/>
-                <w:color w:val="0B8770"/>
-                <w:sz w:val="18"/>
-                <w:szCs w:val="18"/>
-                <w:lang w:eastAsia="zh-CN"/>
-              </w:rPr>
-              <w:t>肿瘤类型</w:t>
-            </w:r>
-          </w:p>
-        </w:tc>
-        <w:tc>
-          <w:tcPr>
-            <w:tcW w:w="1035" w:type="dxa"/>
-            <w:shd w:val="clear" w:color="auto" w:fill="auto"/>
-            <w:vAlign w:val="center"/>
-          </w:tcPr>
-          <w:p>
-            <w:pPr>
-              <w:keepNext/>
-              <w:spacing w:before="26"/>
-              <w:jc w:val="center"/>
-              <w:rPr>
-                <w:rFonts w:ascii="Times New Roman" w:hAnsi="Times New Roman" w:eastAsia="微软雅黑" w:cs="Times New Roman"/>
-                <w:b/>
-                <w:color w:val="0B8770"/>
-                <w:sz w:val="18"/>
-                <w:szCs w:val="18"/>
-                <w:lang w:eastAsia="zh-CN"/>
-              </w:rPr>
-            </w:pPr>
-            <w:r>
-              <w:rPr>
-                <w:rFonts w:ascii="Times New Roman" w:hAnsi="Times New Roman" w:eastAsia="微软雅黑" w:cs="Times New Roman"/>
-                <w:b/>
-                <w:color w:val="0B8770"/>
-                <w:sz w:val="18"/>
-                <w:szCs w:val="18"/>
-                <w:lang w:eastAsia="zh-CN"/>
-              </w:rPr>
-              <w:t>阶段</w:t>
-            </w:r>
-          </w:p>
-        </w:tc>
-        <w:tc>
-          <w:tcPr>
-            <w:tcW w:w="1204" w:type="dxa"/>
-            <w:shd w:val="clear" w:color="auto" w:fill="auto"/>
-            <w:vAlign w:val="center"/>
-          </w:tcPr>
-          <w:p>
-            <w:pPr>
-              <w:keepNext/>
-              <w:spacing w:before="26"/>
-              <w:jc w:val="center"/>
-              <w:rPr>
-                <w:rFonts w:ascii="Times New Roman" w:hAnsi="Times New Roman" w:eastAsia="微软雅黑" w:cs="Times New Roman"/>
-                <w:b/>
-                <w:color w:val="0B8770"/>
-                <w:sz w:val="18"/>
-                <w:szCs w:val="18"/>
-                <w:lang w:eastAsia="zh-CN"/>
-              </w:rPr>
-            </w:pPr>
-            <w:r>
-              <w:rPr>
-                <w:rFonts w:ascii="Times New Roman" w:hAnsi="Times New Roman" w:eastAsia="微软雅黑" w:cs="Times New Roman"/>
-                <w:b/>
-                <w:color w:val="0B8770"/>
-                <w:sz w:val="18"/>
-                <w:szCs w:val="18"/>
-                <w:lang w:eastAsia="zh-CN"/>
-              </w:rPr>
-              <w:t>药物</w:t>
-            </w:r>
-          </w:p>
-        </w:tc>
-        <w:tc>
-          <w:tcPr>
-            <w:tcW w:w="856" w:type="dxa"/>
-            <w:shd w:val="clear" w:color="auto" w:fill="auto"/>
-            <w:vAlign w:val="center"/>
-          </w:tcPr>
-          <w:p>
-            <w:pPr>
-              <w:keepNext/>
-              <w:spacing w:before="26"/>
-              <w:jc w:val="center"/>
-              <w:rPr>
-                <w:rFonts w:ascii="Times New Roman" w:hAnsi="Times New Roman" w:eastAsia="微软雅黑" w:cs="Times New Roman"/>
-                <w:b/>
-                <w:color w:val="0B8770"/>
-                <w:sz w:val="18"/>
-                <w:szCs w:val="18"/>
-                <w:lang w:eastAsia="zh-CN"/>
-              </w:rPr>
-            </w:pPr>
-            <w:r>
-              <w:rPr>
-                <w:rFonts w:ascii="Times New Roman" w:hAnsi="Times New Roman" w:eastAsia="微软雅黑" w:cs="Times New Roman"/>
-                <w:b/>
-                <w:color w:val="0B8770"/>
-                <w:sz w:val="18"/>
-                <w:szCs w:val="18"/>
-                <w:lang w:eastAsia="zh-CN"/>
-              </w:rPr>
-              <w:t>地点</w:t>
-            </w:r>
-          </w:p>
-        </w:tc>
-      </w:tr>
-      <w:tr>
-        <w:tblPrEx>
-          <w:tblBorders>
-            <w:top w:val="single" w:color="0B8770" w:sz="12" w:space="0"/>
-            <w:left w:val="none" w:color="auto" w:sz="0" w:space="0"/>
-            <w:bottom w:val="dotted" w:color="0B8770" w:sz="4" w:space="0"/>
-            <w:right w:val="none" w:color="auto" w:sz="0" w:space="0"/>
-            <w:insideH w:val="dotted" w:color="0B8770" w:sz="4" w:space="0"/>
-            <w:insideV w:val="dotted" w:color="0B8770" w:sz="4" w:space="0"/>
-          </w:tblBorders>
-          <w:tblCellMar>
-            <w:top w:w="0" w:type="dxa"/>
-            <w:left w:w="108" w:type="dxa"/>
-            <w:bottom w:w="0" w:type="dxa"/>
-            <w:right w:w="108" w:type="dxa"/>
-          </w:tblCellMar>
-        </w:tblPrEx>
-        <w:trPr>
-          <w:jc w:val="center"/>
-        </w:trPr>
-        <w:tc>
-          <w:tcPr>
-            <w:tcW w:w="9870" w:type="dxa"/>
-            <w:gridSpan w:val="6"/>
-            <w:vAlign w:val="center"/>
-          </w:tcPr>
-          <w:p>
-            <w:pPr>
-              <w:keepNext/>
-              <w:spacing w:before="26"/>
-              <w:jc w:val="center"/>
-              <w:rPr>
-                <w:rFonts w:ascii="Times New Roman" w:hAnsi="Times New Roman" w:eastAsia="微软雅黑" w:cs="Times New Roman"/>
-                <w:bCs/>
-                <w:sz w:val="18"/>
-                <w:szCs w:val="18"/>
-                <w:lang w:eastAsia="zh-CN"/>
-              </w:rPr>
-            </w:pPr>
-            <w:r>
-              <w:rPr>
-                <w:rFonts w:hint="eastAsia" w:ascii="Times New Roman" w:hAnsi="Times New Roman" w:eastAsia="微软雅黑" w:cs="Times New Roman"/>
-                <w:b/>
-                <w:sz w:val="18"/>
-                <w:szCs w:val="18"/>
-                <w:lang w:eastAsia="zh-CN"/>
-              </w:rPr>
-              <w:t>{%tr for cti in tdd.clinicalTrialInformationStr %}</w:t>
-            </w:r>
-          </w:p>
-        </w:tc>
-      </w:tr>
-      <w:tr>
-        <w:tblPrEx>
-          <w:tblBorders>
-            <w:top w:val="single" w:color="0B8770" w:sz="12" w:space="0"/>
-            <w:left w:val="none" w:color="auto" w:sz="0" w:space="0"/>
-            <w:bottom w:val="dotted" w:color="0B8770" w:sz="4" w:space="0"/>
-            <w:right w:val="none" w:color="auto" w:sz="0" w:space="0"/>
-            <w:insideH w:val="dotted" w:color="0B8770" w:sz="4" w:space="0"/>
-            <w:insideV w:val="dotted" w:color="0B8770" w:sz="4" w:space="0"/>
-          </w:tblBorders>
-          <w:tblCellMar>
-            <w:top w:w="0" w:type="dxa"/>
-            <w:left w:w="108" w:type="dxa"/>
-            <w:bottom w:w="0" w:type="dxa"/>
-            <w:right w:w="108" w:type="dxa"/>
-          </w:tblCellMar>
-        </w:tblPrEx>
-        <w:trPr>
-          <w:jc w:val="center"/>
-        </w:trPr>
-        <w:tc>
-          <w:tcPr>
-            <w:tcW w:w="1645" w:type="dxa"/>
-            <w:vAlign w:val="center"/>
-          </w:tcPr>
-          <w:p>
-            <w:pPr>
-              <w:keepNext/>
-              <w:spacing w:before="26"/>
-              <w:jc w:val="center"/>
-              <w:rPr>
-                <w:rFonts w:ascii="Times New Roman" w:hAnsi="Times New Roman" w:eastAsia="微软雅黑" w:cs="Times New Roman"/>
-                <w:bCs/>
-                <w:sz w:val="18"/>
-                <w:szCs w:val="18"/>
-                <w:lang w:eastAsia="zh-CN"/>
-              </w:rPr>
-            </w:pPr>
-            <w:r>
-              <w:rPr>
-                <w:rFonts w:hint="eastAsia" w:ascii="Times New Roman" w:hAnsi="Times New Roman" w:eastAsia="微软雅黑" w:cs="Times New Roman"/>
-                <w:bCs/>
-                <w:sz w:val="18"/>
-                <w:szCs w:val="18"/>
-                <w:lang w:eastAsia="zh-CN"/>
-              </w:rPr>
-              <w:t>{{ cti.clinical_trial_id }}</w:t>
-            </w:r>
-          </w:p>
-        </w:tc>
-        <w:tc>
-          <w:tcPr>
-            <w:tcW w:w="3884" w:type="dxa"/>
-            <w:vAlign w:val="center"/>
-          </w:tcPr>
-          <w:p>
-            <w:pPr>
-              <w:keepNext/>
-              <w:jc w:val="center"/>
-              <w:rPr>
-                <w:rFonts w:ascii="Times New Roman" w:hAnsi="Times New Roman" w:eastAsia="微软雅黑" w:cs="Times New Roman"/>
-                <w:bCs/>
-                <w:sz w:val="18"/>
-                <w:szCs w:val="18"/>
-                <w:lang w:eastAsia="zh-CN"/>
-              </w:rPr>
-            </w:pPr>
-            <w:r>
-              <w:rPr>
-                <w:rFonts w:hint="eastAsia" w:ascii="Times New Roman" w:hAnsi="Times New Roman" w:eastAsia="微软雅黑" w:cs="Times New Roman"/>
-                <w:bCs/>
-                <w:sz w:val="18"/>
-                <w:szCs w:val="18"/>
-                <w:lang w:eastAsia="zh-CN"/>
-              </w:rPr>
-              <w:t>{{ cti.title_chinese }}</w:t>
-            </w:r>
-          </w:p>
-        </w:tc>
-        <w:tc>
-          <w:tcPr>
-            <w:tcW w:w="1246" w:type="dxa"/>
-            <w:vAlign w:val="center"/>
-          </w:tcPr>
-          <w:p>
-            <w:pPr>
-              <w:keepNext/>
-              <w:spacing w:before="26"/>
-              <w:jc w:val="center"/>
-              <w:rPr>
-                <w:rFonts w:ascii="Times New Roman" w:hAnsi="Times New Roman" w:eastAsia="微软雅黑" w:cs="Times New Roman"/>
-                <w:bCs/>
-                <w:sz w:val="18"/>
-                <w:szCs w:val="18"/>
-                <w:lang w:eastAsia="zh-CN"/>
-              </w:rPr>
-            </w:pPr>
-            <w:r>
-              <w:rPr>
-                <w:rFonts w:hint="eastAsia" w:ascii="Times New Roman" w:hAnsi="Times New Roman" w:eastAsia="微软雅黑" w:cs="Times New Roman"/>
-                <w:bCs/>
-                <w:sz w:val="18"/>
-                <w:szCs w:val="18"/>
-                <w:lang w:eastAsia="zh-CN"/>
-              </w:rPr>
-              <w:t>{{ cti.condition_chinese }}</w:t>
-            </w:r>
-          </w:p>
-        </w:tc>
-        <w:tc>
-          <w:tcPr>
-            <w:tcW w:w="1035" w:type="dxa"/>
-            <w:vAlign w:val="center"/>
-          </w:tcPr>
-          <w:p>
-            <w:pPr>
-              <w:keepNext/>
-              <w:spacing w:before="26"/>
-              <w:jc w:val="center"/>
-              <w:rPr>
-                <w:rFonts w:ascii="Times New Roman" w:hAnsi="Times New Roman" w:eastAsia="微软雅黑" w:cs="Times New Roman"/>
-                <w:bCs/>
-                <w:sz w:val="18"/>
-                <w:szCs w:val="18"/>
-                <w:lang w:eastAsia="zh-CN"/>
-              </w:rPr>
-            </w:pPr>
-            <w:r>
-              <w:rPr>
-                <w:rFonts w:hint="eastAsia" w:ascii="Times New Roman" w:hAnsi="Times New Roman" w:eastAsia="微软雅黑" w:cs="Times New Roman"/>
-                <w:bCs/>
-                <w:sz w:val="18"/>
-                <w:szCs w:val="18"/>
-                <w:lang w:eastAsia="zh-CN"/>
-              </w:rPr>
-              <w:t>{{ cti.phase }}</w:t>
-            </w:r>
-          </w:p>
-        </w:tc>
-        <w:tc>
-          <w:tcPr>
-            <w:tcW w:w="1204" w:type="dxa"/>
-            <w:vAlign w:val="center"/>
-          </w:tcPr>
-          <w:p>
-            <w:pPr>
-              <w:spacing w:before="1" w:line="249" w:lineRule="auto"/>
-              <w:ind w:right="131"/>
-              <w:jc w:val="center"/>
-              <w:rPr>
-                <w:rFonts w:ascii="Times New Roman" w:hAnsi="Times New Roman" w:eastAsia="微软雅黑" w:cs="Times New Roman"/>
-                <w:sz w:val="18"/>
-                <w:szCs w:val="18"/>
-                <w:lang w:eastAsia="zh-CN"/>
-              </w:rPr>
-            </w:pPr>
-            <w:r>
-              <w:rPr>
-                <w:rFonts w:hint="eastAsia" w:ascii="Times New Roman" w:hAnsi="Times New Roman" w:eastAsia="微软雅黑" w:cs="Times New Roman"/>
-                <w:sz w:val="18"/>
-                <w:szCs w:val="18"/>
-                <w:lang w:eastAsia="zh-CN"/>
-              </w:rPr>
-              <w:t xml:space="preserve">{% for d in </w:t>
-            </w:r>
-            <w:r>
-              <w:rPr>
-                <w:rFonts w:hint="eastAsia" w:ascii="Times New Roman" w:hAnsi="Times New Roman" w:eastAsia="微软雅黑" w:cs="Times New Roman"/>
-                <w:bCs/>
-                <w:sz w:val="18"/>
-                <w:szCs w:val="18"/>
-                <w:lang w:eastAsia="zh-CN"/>
-              </w:rPr>
-              <w:t>cti.drug_name_chinese</w:t>
-            </w:r>
-            <w:r>
-              <w:rPr>
-                <w:rFonts w:hint="eastAsia" w:ascii="Times New Roman" w:hAnsi="Times New Roman" w:eastAsia="微软雅黑" w:cs="Times New Roman"/>
-                <w:sz w:val="18"/>
-                <w:szCs w:val="18"/>
-                <w:lang w:eastAsia="zh-CN"/>
-              </w:rPr>
-              <w:t xml:space="preserve"> %}{%if loop.last%}{{ d.name }}{%else%}{{ d.name }}</w:t>
-            </w:r>
-          </w:p>
-          <w:p>
-            <w:pPr>
-              <w:keepNext/>
-              <w:jc w:val="center"/>
-              <w:rPr>
-                <w:rFonts w:ascii="Times New Roman" w:hAnsi="Times New Roman" w:eastAsia="微软雅黑" w:cs="Times New Roman"/>
-                <w:sz w:val="18"/>
-                <w:szCs w:val="18"/>
-                <w:lang w:eastAsia="zh-CN"/>
-              </w:rPr>
-            </w:pPr>
-            <w:r>
-              <w:rPr>
-                <w:rFonts w:hint="eastAsia" w:ascii="Times New Roman" w:hAnsi="Times New Roman" w:eastAsia="微软雅黑" w:cs="Times New Roman"/>
-                <w:sz w:val="18"/>
-                <w:szCs w:val="18"/>
-                <w:lang w:eastAsia="zh-CN"/>
-              </w:rPr>
-              <w:t>{%endif%}{% endfor %}</w:t>
-            </w:r>
-          </w:p>
-        </w:tc>
-        <w:tc>
-          <w:tcPr>
-            <w:tcW w:w="856" w:type="dxa"/>
-            <w:vAlign w:val="center"/>
-          </w:tcPr>
-          <w:p>
-            <w:pPr>
-              <w:keepNext/>
-              <w:spacing w:before="26"/>
-              <w:jc w:val="center"/>
-              <w:rPr>
-                <w:rFonts w:ascii="Times New Roman" w:hAnsi="Times New Roman" w:eastAsia="微软雅黑" w:cs="Times New Roman"/>
-                <w:bCs/>
-                <w:sz w:val="18"/>
-                <w:szCs w:val="18"/>
-                <w:lang w:eastAsia="zh-CN"/>
-              </w:rPr>
-            </w:pPr>
-            <w:r>
-              <w:rPr>
-                <w:rFonts w:hint="eastAsia" w:ascii="Times New Roman" w:hAnsi="Times New Roman" w:eastAsia="微软雅黑" w:cs="Times New Roman"/>
-                <w:bCs/>
-                <w:sz w:val="18"/>
-                <w:szCs w:val="18"/>
-                <w:lang w:eastAsia="zh-CN"/>
-              </w:rPr>
-              <w:t>{{ cti.location_chinese }}</w:t>
-            </w:r>
-          </w:p>
-        </w:tc>
-      </w:tr>
-      <w:tr>
-        <w:tblPrEx>
-          <w:tblBorders>
-            <w:top w:val="single" w:color="0B8770" w:sz="12" w:space="0"/>
-            <w:left w:val="none" w:color="auto" w:sz="0" w:space="0"/>
-            <w:bottom w:val="dotted" w:color="0B8770" w:sz="4" w:space="0"/>
-            <w:right w:val="none" w:color="auto" w:sz="0" w:space="0"/>
-            <w:insideH w:val="dotted" w:color="0B8770" w:sz="4" w:space="0"/>
-            <w:insideV w:val="dotted" w:color="0B8770" w:sz="4" w:space="0"/>
-          </w:tblBorders>
-          <w:tblCellMar>
-            <w:top w:w="0" w:type="dxa"/>
-            <w:left w:w="108" w:type="dxa"/>
-            <w:bottom w:w="0" w:type="dxa"/>
-            <w:right w:w="108" w:type="dxa"/>
-          </w:tblCellMar>
-        </w:tblPrEx>
-        <w:trPr>
-          <w:jc w:val="center"/>
-        </w:trPr>
-        <w:tc>
-          <w:tcPr>
-            <w:tcW w:w="9870" w:type="dxa"/>
-            <w:gridSpan w:val="6"/>
-            <w:vAlign w:val="center"/>
-          </w:tcPr>
-          <w:p>
-            <w:pPr>
-              <w:keepNext/>
-              <w:spacing w:before="26"/>
-              <w:jc w:val="center"/>
-              <w:rPr>
-                <w:rFonts w:ascii="Times New Roman" w:hAnsi="Times New Roman" w:eastAsia="微软雅黑" w:cs="Times New Roman"/>
-                <w:bCs/>
-                <w:sz w:val="18"/>
-                <w:szCs w:val="18"/>
-                <w:lang w:eastAsia="zh-CN"/>
-              </w:rPr>
-            </w:pPr>
-            <w:r>
-              <w:rPr>
-                <w:rFonts w:hint="eastAsia" w:ascii="Times New Roman" w:hAnsi="Times New Roman" w:eastAsia="微软雅黑" w:cs="Times New Roman"/>
-                <w:bCs/>
-                <w:sz w:val="18"/>
-                <w:szCs w:val="18"/>
-                <w:lang w:eastAsia="zh-CN"/>
-              </w:rPr>
-              <w:t>{%tr endfor %}</w:t>
-            </w:r>
-          </w:p>
-        </w:tc>
-      </w:tr>
-    </w:tbl>
-    <w:p>
-      <w:pPr>
-        <w:rPr>
-          <w:rFonts w:ascii="Times New Roman" w:hAnsi="Times New Roman" w:eastAsia="微软雅黑" w:cs="Times New Roman"/>
-          <w:b/>
-          <w:sz w:val="24"/>
-          <w:szCs w:val="24"/>
-          <w:lang w:eastAsia="zh-CN"/>
-        </w:rPr>
-      </w:pPr>
-      <w:r>
-        <w:rPr>
-          <w:rFonts w:hint="eastAsia" w:ascii="Times New Roman" w:hAnsi="Times New Roman" w:eastAsia="微软雅黑" w:cs="Times New Roman"/>
-          <w:b/>
-          <w:color w:val="0B8770"/>
-          <w:sz w:val="24"/>
-          <w:szCs w:val="24"/>
-          <w:lang w:eastAsia="zh-CN"/>
-        </w:rPr>
-        <w:t>{% endif %}{% endfor %}</w:t>
+        <w:t>{% endfor %}</w:t>
       </w:r>
       <w:r>
         <w:rPr>
@@ -22089,9 +17866,9 @@
           <w:lang w:eastAsia="zh-CN"/>
         </w:rPr>
       </w:pPr>
-      <w:bookmarkStart w:id="46" w:name="_Toc27341"/>
-      <w:bookmarkStart w:id="47" w:name="_Toc17420"/>
-      <w:bookmarkStart w:id="48" w:name="_Toc149837265"/>
+      <w:bookmarkStart w:id="43" w:name="_Toc27341"/>
+      <w:bookmarkStart w:id="44" w:name="_Toc17420"/>
+      <w:bookmarkStart w:id="45" w:name="_Toc149837265"/>
       <w:r>
         <w:rPr>
           <w:rFonts w:hint="default" w:ascii="Times New Roman" w:hAnsi="Times New Roman" w:eastAsia="微软雅黑" w:cs="黑体"/>
@@ -22126,8 +17903,8 @@
         </w:rPr>
         <w:t>胚系变异结果解析</w:t>
       </w:r>
-      <w:bookmarkEnd w:id="46"/>
-      <w:bookmarkEnd w:id="47"/>
+      <w:bookmarkEnd w:id="43"/>
+      <w:bookmarkEnd w:id="44"/>
     </w:p>
     <w:p>
       <w:pPr>
@@ -22163,7 +17940,7 @@
         </w:rPr>
         <w:t>{% for tdd in geneticCancerRiskInfo %}</w:t>
       </w:r>
-      <w:bookmarkEnd w:id="48"/>
+      <w:bookmarkEnd w:id="45"/>
     </w:p>
     <w:p>
       <w:pPr>
@@ -22193,8 +17970,6 @@
     <w:tbl>
       <w:tblPr>
         <w:tblStyle w:val="15"/>
-        <w:tblpPr w:leftFromText="180" w:rightFromText="180" w:vertAnchor="text" w:tblpXSpec="center" w:tblpY="1"/>
-        <w:tblOverlap w:val="never"/>
         <w:tblW w:w="9870" w:type="dxa"/>
         <w:jc w:val="center"/>
         <w:tblBorders>
@@ -23940,14 +19715,10 @@
     </w:tbl>
     <w:p>
       <w:pPr>
-        <w:spacing w:before="26"/>
-        <w:rPr>
-          <w:rFonts w:ascii="Times New Roman" w:hAnsi="Times New Roman" w:eastAsia="微软雅黑" w:cs="Times New Roman"/>
-          <w:b/>
-          <w:color w:val="0B8770"/>
-          <w:sz w:val="24"/>
-          <w:szCs w:val="24"/>
-          <w:lang w:eastAsia="zh-CN"/>
+        <w:pStyle w:val="25"/>
+        <w:rPr>
+          <w:sz w:val="20"/>
+          <w:szCs w:val="18"/>
         </w:rPr>
       </w:pPr>
       <w:r>
@@ -23959,1808 +19730,10 @@
           <w:szCs w:val="24"/>
           <w:lang w:eastAsia="zh-CN"/>
         </w:rPr>
-        <w:t>{%if tdd.drugResearchList != [] %}</w:t>
-      </w:r>
-    </w:p>
-    <w:p>
-      <w:pPr>
-        <w:keepNext/>
-        <w:spacing w:before="26"/>
-        <w:rPr>
-          <w:rFonts w:ascii="Times New Roman" w:hAnsi="Times New Roman" w:eastAsia="微软雅黑" w:cs="Times New Roman"/>
-          <w:b/>
-          <w:color w:val="0B8770"/>
-          <w:sz w:val="24"/>
-          <w:lang w:eastAsia="zh-CN"/>
-        </w:rPr>
-      </w:pPr>
-      <w:r>
-        <w:rPr>
-          <w:rFonts w:ascii="Times New Roman" w:hAnsi="Times New Roman" w:eastAsia="微软雅黑" w:cs="Times New Roman"/>
-          <w:b/>
-          <w:color w:val="0B8770"/>
-          <w:sz w:val="24"/>
-          <w:lang w:eastAsia="zh-CN"/>
-        </w:rPr>
-        <w:t>潜在受益药物研究信息：</w:t>
-      </w:r>
-    </w:p>
-    <w:tbl>
-      <w:tblPr>
-        <w:tblStyle w:val="15"/>
-        <w:tblpPr w:leftFromText="180" w:rightFromText="180" w:vertAnchor="text" w:tblpXSpec="center" w:tblpY="1"/>
-        <w:tblOverlap w:val="never"/>
-        <w:tblW w:w="9870" w:type="dxa"/>
-        <w:jc w:val="center"/>
-        <w:tblBorders>
-          <w:top w:val="single" w:color="0B8770" w:sz="12" w:space="0"/>
-          <w:left w:val="none" w:color="auto" w:sz="0" w:space="0"/>
-          <w:bottom w:val="dotted" w:color="0B8770" w:sz="4" w:space="0"/>
-          <w:right w:val="none" w:color="auto" w:sz="0" w:space="0"/>
-          <w:insideH w:val="dotted" w:color="0B8770" w:sz="4" w:space="0"/>
-          <w:insideV w:val="dotted" w:color="0B8770" w:sz="4" w:space="0"/>
-        </w:tblBorders>
-        <w:tblLayout w:type="fixed"/>
-        <w:tblCellMar>
-          <w:top w:w="0" w:type="dxa"/>
-          <w:left w:w="108" w:type="dxa"/>
-          <w:bottom w:w="0" w:type="dxa"/>
-          <w:right w:w="108" w:type="dxa"/>
-        </w:tblCellMar>
-      </w:tblPr>
-      <w:tblGrid>
-        <w:gridCol w:w="1526"/>
-        <w:gridCol w:w="1417"/>
-        <w:gridCol w:w="1232"/>
-        <w:gridCol w:w="5695"/>
-      </w:tblGrid>
-      <w:tr>
-        <w:tblPrEx>
-          <w:tblBorders>
-            <w:top w:val="single" w:color="0B8770" w:sz="12" w:space="0"/>
-            <w:left w:val="none" w:color="auto" w:sz="0" w:space="0"/>
-            <w:bottom w:val="dotted" w:color="0B8770" w:sz="4" w:space="0"/>
-            <w:right w:val="none" w:color="auto" w:sz="0" w:space="0"/>
-            <w:insideH w:val="dotted" w:color="0B8770" w:sz="4" w:space="0"/>
-            <w:insideV w:val="dotted" w:color="0B8770" w:sz="4" w:space="0"/>
-          </w:tblBorders>
-          <w:tblCellMar>
-            <w:top w:w="0" w:type="dxa"/>
-            <w:left w:w="108" w:type="dxa"/>
-            <w:bottom w:w="0" w:type="dxa"/>
-            <w:right w:w="108" w:type="dxa"/>
-          </w:tblCellMar>
-        </w:tblPrEx>
-        <w:trPr>
-          <w:trHeight w:val="417" w:hRule="atLeast"/>
-          <w:jc w:val="center"/>
-        </w:trPr>
-        <w:tc>
-          <w:tcPr>
-            <w:tcW w:w="1526" w:type="dxa"/>
-            <w:shd w:val="clear" w:color="auto" w:fill="auto"/>
-            <w:vAlign w:val="center"/>
-          </w:tcPr>
-          <w:p>
-            <w:pPr>
-              <w:keepNext/>
-              <w:jc w:val="center"/>
-              <w:rPr>
-                <w:rFonts w:ascii="Times New Roman" w:hAnsi="Times New Roman" w:eastAsia="微软雅黑" w:cs="Times New Roman"/>
-                <w:b/>
-                <w:color w:val="0B8770"/>
-                <w:sz w:val="18"/>
-                <w:szCs w:val="18"/>
-                <w:lang w:eastAsia="zh-CN"/>
-              </w:rPr>
-            </w:pPr>
-            <w:r>
-              <w:rPr>
-                <w:rFonts w:ascii="Times New Roman" w:hAnsi="Times New Roman" w:eastAsia="微软雅黑" w:cs="Times New Roman"/>
-                <w:b/>
-                <w:color w:val="0B8770"/>
-                <w:sz w:val="18"/>
-                <w:szCs w:val="18"/>
-                <w:lang w:eastAsia="zh-CN"/>
-              </w:rPr>
-              <w:t>药物名称</w:t>
-            </w:r>
-          </w:p>
-        </w:tc>
-        <w:tc>
-          <w:tcPr>
-            <w:tcW w:w="1417" w:type="dxa"/>
-            <w:shd w:val="clear" w:color="auto" w:fill="auto"/>
-            <w:vAlign w:val="center"/>
-          </w:tcPr>
-          <w:p>
-            <w:pPr>
-              <w:keepNext/>
-              <w:jc w:val="center"/>
-              <w:rPr>
-                <w:rFonts w:ascii="Times New Roman" w:hAnsi="Times New Roman" w:eastAsia="微软雅黑" w:cs="Times New Roman"/>
-                <w:b/>
-                <w:color w:val="0B8770"/>
-                <w:sz w:val="18"/>
-                <w:szCs w:val="18"/>
-                <w:lang w:eastAsia="zh-CN"/>
-              </w:rPr>
-            </w:pPr>
-            <w:r>
-              <w:rPr>
-                <w:rFonts w:ascii="Times New Roman" w:hAnsi="Times New Roman" w:eastAsia="微软雅黑" w:cs="Times New Roman"/>
-                <w:b/>
-                <w:color w:val="0B8770"/>
-                <w:sz w:val="18"/>
-                <w:szCs w:val="18"/>
-                <w:lang w:eastAsia="zh-CN"/>
-              </w:rPr>
-              <w:t>相关疾病</w:t>
-            </w:r>
-          </w:p>
-        </w:tc>
-        <w:tc>
-          <w:tcPr>
-            <w:tcW w:w="1232" w:type="dxa"/>
-            <w:shd w:val="clear" w:color="auto" w:fill="auto"/>
-            <w:vAlign w:val="center"/>
-          </w:tcPr>
-          <w:p>
-            <w:pPr>
-              <w:keepNext/>
-              <w:jc w:val="center"/>
-              <w:rPr>
-                <w:rFonts w:ascii="Times New Roman" w:hAnsi="Times New Roman" w:eastAsia="微软雅黑" w:cs="Times New Roman"/>
-                <w:b/>
-                <w:color w:val="0B8770"/>
-                <w:sz w:val="18"/>
-                <w:szCs w:val="18"/>
-                <w:lang w:eastAsia="zh-CN"/>
-              </w:rPr>
-            </w:pPr>
-            <w:r>
-              <w:rPr>
-                <w:rFonts w:ascii="Times New Roman" w:hAnsi="Times New Roman" w:eastAsia="微软雅黑" w:cs="Times New Roman"/>
-                <w:b/>
-                <w:color w:val="0B8770"/>
-                <w:sz w:val="18"/>
-                <w:szCs w:val="18"/>
-                <w:lang w:eastAsia="zh-CN"/>
-              </w:rPr>
-              <w:t>证据</w:t>
-            </w:r>
-            <w:r>
-              <w:rPr>
-                <w:rFonts w:hint="eastAsia" w:ascii="Times New Roman" w:hAnsi="Times New Roman" w:eastAsia="微软雅黑" w:cs="Times New Roman"/>
-                <w:b/>
-                <w:color w:val="0B8770"/>
-                <w:sz w:val="18"/>
-                <w:szCs w:val="18"/>
-                <w:lang w:eastAsia="zh-CN"/>
-              </w:rPr>
-              <w:t>等级</w:t>
-            </w:r>
-          </w:p>
-        </w:tc>
-        <w:tc>
-          <w:tcPr>
-            <w:tcW w:w="5695" w:type="dxa"/>
-            <w:shd w:val="clear" w:color="auto" w:fill="auto"/>
-            <w:vAlign w:val="center"/>
-          </w:tcPr>
-          <w:p>
-            <w:pPr>
-              <w:keepNext/>
-              <w:jc w:val="center"/>
-              <w:rPr>
-                <w:rFonts w:ascii="Times New Roman" w:hAnsi="Times New Roman" w:eastAsia="微软雅黑" w:cs="Times New Roman"/>
-                <w:b/>
-                <w:color w:val="0B8770"/>
-                <w:sz w:val="18"/>
-                <w:szCs w:val="18"/>
-                <w:lang w:eastAsia="zh-CN"/>
-              </w:rPr>
-            </w:pPr>
-            <w:r>
-              <w:rPr>
-                <w:rFonts w:ascii="Times New Roman" w:hAnsi="Times New Roman" w:eastAsia="微软雅黑" w:cs="Times New Roman"/>
-                <w:b/>
-                <w:color w:val="0B8770"/>
-                <w:sz w:val="18"/>
-                <w:szCs w:val="18"/>
-                <w:lang w:eastAsia="zh-CN"/>
-              </w:rPr>
-              <w:t>循证医学信息</w:t>
-            </w:r>
-          </w:p>
-        </w:tc>
-      </w:tr>
-      <w:tr>
-        <w:tblPrEx>
-          <w:tblBorders>
-            <w:top w:val="single" w:color="0B8770" w:sz="12" w:space="0"/>
-            <w:left w:val="none" w:color="auto" w:sz="0" w:space="0"/>
-            <w:bottom w:val="dotted" w:color="0B8770" w:sz="4" w:space="0"/>
-            <w:right w:val="none" w:color="auto" w:sz="0" w:space="0"/>
-            <w:insideH w:val="dotted" w:color="0B8770" w:sz="4" w:space="0"/>
-            <w:insideV w:val="dotted" w:color="0B8770" w:sz="4" w:space="0"/>
-          </w:tblBorders>
-          <w:tblCellMar>
-            <w:top w:w="0" w:type="dxa"/>
-            <w:left w:w="108" w:type="dxa"/>
-            <w:bottom w:w="0" w:type="dxa"/>
-            <w:right w:w="108" w:type="dxa"/>
-          </w:tblCellMar>
-        </w:tblPrEx>
-        <w:trPr>
-          <w:trHeight w:val="494" w:hRule="atLeast"/>
-          <w:jc w:val="center"/>
-        </w:trPr>
-        <w:tc>
-          <w:tcPr>
-            <w:tcW w:w="9870" w:type="dxa"/>
-            <w:gridSpan w:val="4"/>
-            <w:vAlign w:val="center"/>
-          </w:tcPr>
-          <w:p>
-            <w:pPr>
-              <w:keepNext/>
-              <w:spacing w:before="26"/>
-              <w:jc w:val="center"/>
-              <w:rPr>
-                <w:rFonts w:ascii="Times New Roman" w:hAnsi="Times New Roman" w:eastAsia="微软雅黑" w:cs="Times New Roman"/>
-                <w:bCs/>
-                <w:sz w:val="18"/>
-                <w:szCs w:val="18"/>
-                <w:highlight w:val="yellow"/>
-                <w:lang w:eastAsia="zh-CN"/>
-              </w:rPr>
-            </w:pPr>
-            <w:r>
-              <w:rPr>
-                <w:rFonts w:hint="eastAsia" w:ascii="Times New Roman" w:hAnsi="Times New Roman" w:eastAsia="微软雅黑" w:cs="Times New Roman"/>
-                <w:b/>
-                <w:sz w:val="18"/>
-                <w:szCs w:val="18"/>
-                <w:lang w:eastAsia="zh-CN"/>
-              </w:rPr>
-              <w:t>{%tr for dis in tdd.drugResearchList %}</w:t>
-            </w:r>
-          </w:p>
-        </w:tc>
-      </w:tr>
-      <w:tr>
-        <w:tblPrEx>
-          <w:tblBorders>
-            <w:top w:val="single" w:color="0B8770" w:sz="12" w:space="0"/>
-            <w:left w:val="none" w:color="auto" w:sz="0" w:space="0"/>
-            <w:bottom w:val="dotted" w:color="0B8770" w:sz="4" w:space="0"/>
-            <w:right w:val="none" w:color="auto" w:sz="0" w:space="0"/>
-            <w:insideH w:val="dotted" w:color="0B8770" w:sz="4" w:space="0"/>
-            <w:insideV w:val="dotted" w:color="0B8770" w:sz="4" w:space="0"/>
-          </w:tblBorders>
-          <w:tblCellMar>
-            <w:top w:w="0" w:type="dxa"/>
-            <w:left w:w="108" w:type="dxa"/>
-            <w:bottom w:w="0" w:type="dxa"/>
-            <w:right w:w="108" w:type="dxa"/>
-          </w:tblCellMar>
-        </w:tblPrEx>
-        <w:trPr>
-          <w:trHeight w:val="494" w:hRule="atLeast"/>
-          <w:jc w:val="center"/>
-        </w:trPr>
-        <w:tc>
-          <w:tcPr>
-            <w:tcW w:w="1526" w:type="dxa"/>
-            <w:vAlign w:val="center"/>
-          </w:tcPr>
-          <w:p>
-            <w:pPr>
-              <w:spacing w:before="1" w:line="249" w:lineRule="auto"/>
-              <w:ind w:right="131"/>
-              <w:jc w:val="center"/>
-              <w:rPr>
-                <w:rFonts w:ascii="Times New Roman" w:hAnsi="Times New Roman" w:eastAsia="微软雅黑" w:cs="Times New Roman"/>
-                <w:b/>
-                <w:sz w:val="18"/>
-                <w:szCs w:val="18"/>
-                <w:highlight w:val="yellow"/>
-              </w:rPr>
-            </w:pPr>
-            <w:r>
-              <w:rPr>
-                <w:rFonts w:ascii="Times New Roman" w:hAnsi="Times New Roman" w:eastAsia="微软雅黑" w:cs="Times New Roman"/>
-                <w:sz w:val="18"/>
-                <w:szCs w:val="18"/>
-                <w:lang w:eastAsia="zh-CN"/>
-              </w:rPr>
-              <w:t>{{</w:t>
-            </w:r>
-            <w:r>
-              <w:rPr>
-                <w:rFonts w:ascii="Times New Roman" w:hAnsi="Times New Roman" w:eastAsia="微软雅黑" w:cs="Times New Roman"/>
-                <w:bCs/>
-                <w:sz w:val="18"/>
-                <w:szCs w:val="18"/>
-                <w:lang w:eastAsia="zh-CN"/>
-              </w:rPr>
-              <w:t>dis.drug_name_chinese</w:t>
-            </w:r>
-            <w:r>
-              <w:rPr>
-                <w:rFonts w:hint="eastAsia" w:ascii="Times New Roman" w:hAnsi="Times New Roman" w:eastAsia="微软雅黑" w:cs="Times New Roman"/>
-                <w:bCs/>
-                <w:sz w:val="18"/>
-                <w:szCs w:val="18"/>
-                <w:lang w:eastAsia="zh-CN"/>
-              </w:rPr>
-              <w:t>3</w:t>
-            </w:r>
-            <w:r>
-              <w:rPr>
-                <w:rFonts w:ascii="Times New Roman" w:hAnsi="Times New Roman" w:eastAsia="微软雅黑" w:cs="Times New Roman"/>
-                <w:sz w:val="18"/>
-                <w:szCs w:val="18"/>
-                <w:lang w:eastAsia="zh-CN"/>
-              </w:rPr>
-              <w:t xml:space="preserve"> }}</w:t>
-            </w:r>
-          </w:p>
-        </w:tc>
-        <w:tc>
-          <w:tcPr>
-            <w:tcW w:w="1417" w:type="dxa"/>
-            <w:vAlign w:val="center"/>
-          </w:tcPr>
-          <w:p>
-            <w:pPr>
-              <w:keepNext/>
-              <w:spacing w:before="26"/>
-              <w:jc w:val="center"/>
-              <w:rPr>
-                <w:rFonts w:ascii="Times New Roman" w:hAnsi="Times New Roman" w:eastAsia="微软雅黑" w:cs="Times New Roman"/>
-                <w:bCs/>
-                <w:sz w:val="18"/>
-                <w:szCs w:val="18"/>
-                <w:highlight w:val="yellow"/>
-                <w:lang w:eastAsia="zh-CN"/>
-              </w:rPr>
-            </w:pPr>
-            <w:r>
-              <w:rPr>
-                <w:rFonts w:hint="eastAsia" w:ascii="Times New Roman" w:hAnsi="Times New Roman" w:eastAsia="微软雅黑" w:cs="Times New Roman"/>
-                <w:sz w:val="18"/>
-                <w:szCs w:val="18"/>
-                <w:lang w:eastAsia="zh-CN"/>
-              </w:rPr>
-              <w:t>{{dis.</w:t>
-            </w:r>
-            <w:r>
-              <w:rPr>
-                <w:rFonts w:hint="eastAsia" w:ascii="Times New Roman" w:hAnsi="Times New Roman" w:eastAsia="微软雅黑" w:cs="Times New Roman"/>
-                <w:bCs/>
-                <w:sz w:val="18"/>
-                <w:szCs w:val="18"/>
-                <w:lang w:eastAsia="zh-CN"/>
-              </w:rPr>
-              <w:t>disease_name_chinese</w:t>
-            </w:r>
-            <w:r>
-              <w:rPr>
-                <w:rFonts w:hint="eastAsia" w:ascii="Times New Roman" w:hAnsi="Times New Roman" w:eastAsia="微软雅黑" w:cs="Times New Roman"/>
-                <w:sz w:val="18"/>
-                <w:szCs w:val="18"/>
-                <w:lang w:eastAsia="zh-CN"/>
-              </w:rPr>
-              <w:t>}}</w:t>
-            </w:r>
-          </w:p>
-        </w:tc>
-        <w:tc>
-          <w:tcPr>
-            <w:tcW w:w="1232" w:type="dxa"/>
-            <w:vAlign w:val="center"/>
-          </w:tcPr>
-          <w:p>
-            <w:pPr>
-              <w:keepNext/>
-              <w:spacing w:before="26"/>
-              <w:jc w:val="center"/>
-              <w:rPr>
-                <w:rFonts w:ascii="Times New Roman" w:hAnsi="Times New Roman" w:eastAsia="微软雅黑" w:cs="Times New Roman"/>
-                <w:bCs/>
-                <w:sz w:val="18"/>
-                <w:szCs w:val="18"/>
-                <w:highlight w:val="yellow"/>
-                <w:lang w:eastAsia="zh-CN"/>
-              </w:rPr>
-            </w:pPr>
-            <w:r>
-              <w:rPr>
-                <w:rFonts w:hint="eastAsia" w:ascii="Times New Roman" w:hAnsi="Times New Roman" w:eastAsia="微软雅黑" w:cs="Times New Roman"/>
-                <w:sz w:val="18"/>
-                <w:szCs w:val="18"/>
-                <w:lang w:eastAsia="zh-CN"/>
-              </w:rPr>
-              <w:t>{{</w:t>
-            </w:r>
-            <w:r>
-              <w:rPr>
-                <w:rFonts w:hint="eastAsia" w:ascii="Times New Roman" w:hAnsi="Times New Roman" w:eastAsia="微软雅黑" w:cs="Times New Roman"/>
-                <w:bCs/>
-                <w:sz w:val="18"/>
-                <w:szCs w:val="18"/>
-                <w:lang w:eastAsia="zh-CN"/>
-              </w:rPr>
-              <w:t>dis.evidence_phase_chinese</w:t>
-            </w:r>
-            <w:r>
-              <w:rPr>
-                <w:rFonts w:hint="eastAsia" w:ascii="Times New Roman" w:hAnsi="Times New Roman" w:eastAsia="微软雅黑" w:cs="Times New Roman"/>
-                <w:sz w:val="18"/>
-                <w:szCs w:val="18"/>
-                <w:lang w:eastAsia="zh-CN"/>
-              </w:rPr>
-              <w:t>}}</w:t>
-            </w:r>
-          </w:p>
-        </w:tc>
-        <w:tc>
-          <w:tcPr>
-            <w:tcW w:w="5695" w:type="dxa"/>
-            <w:vAlign w:val="center"/>
-          </w:tcPr>
-          <w:p>
-            <w:pPr>
-              <w:keepNext/>
-              <w:spacing w:before="26"/>
-              <w:jc w:val="center"/>
-              <w:rPr>
-                <w:rFonts w:ascii="Times New Roman" w:hAnsi="Times New Roman" w:eastAsia="微软雅黑" w:cs="Times New Roman"/>
-                <w:bCs/>
-                <w:sz w:val="18"/>
-                <w:szCs w:val="18"/>
-                <w:highlight w:val="yellow"/>
-                <w:lang w:eastAsia="zh-CN"/>
-              </w:rPr>
-            </w:pPr>
-            <w:r>
-              <w:rPr>
-                <w:rFonts w:hint="eastAsia" w:ascii="Times New Roman" w:hAnsi="Times New Roman" w:eastAsia="微软雅黑" w:cs="Times New Roman"/>
-                <w:sz w:val="18"/>
-                <w:szCs w:val="18"/>
-                <w:lang w:eastAsia="zh-CN"/>
-              </w:rPr>
-              <w:t>{{</w:t>
-            </w:r>
-            <w:r>
-              <w:rPr>
-                <w:rFonts w:hint="eastAsia" w:ascii="Times New Roman" w:hAnsi="Times New Roman" w:eastAsia="微软雅黑" w:cs="Times New Roman"/>
-                <w:bCs/>
-                <w:sz w:val="18"/>
-                <w:szCs w:val="18"/>
-                <w:lang w:eastAsia="zh-CN"/>
-              </w:rPr>
-              <w:t>dis.annotation_chinese</w:t>
-            </w:r>
-            <w:r>
-              <w:rPr>
-                <w:rFonts w:hint="eastAsia" w:ascii="Times New Roman" w:hAnsi="Times New Roman" w:eastAsia="微软雅黑" w:cs="Times New Roman"/>
-                <w:sz w:val="18"/>
-                <w:szCs w:val="18"/>
-                <w:lang w:eastAsia="zh-CN"/>
-              </w:rPr>
-              <w:t>}}</w:t>
-            </w:r>
-          </w:p>
-        </w:tc>
-      </w:tr>
-      <w:tr>
-        <w:tblPrEx>
-          <w:tblBorders>
-            <w:top w:val="single" w:color="0B8770" w:sz="12" w:space="0"/>
-            <w:left w:val="none" w:color="auto" w:sz="0" w:space="0"/>
-            <w:bottom w:val="dotted" w:color="0B8770" w:sz="4" w:space="0"/>
-            <w:right w:val="none" w:color="auto" w:sz="0" w:space="0"/>
-            <w:insideH w:val="dotted" w:color="0B8770" w:sz="4" w:space="0"/>
-            <w:insideV w:val="dotted" w:color="0B8770" w:sz="4" w:space="0"/>
-          </w:tblBorders>
-          <w:tblCellMar>
-            <w:top w:w="0" w:type="dxa"/>
-            <w:left w:w="108" w:type="dxa"/>
-            <w:bottom w:w="0" w:type="dxa"/>
-            <w:right w:w="108" w:type="dxa"/>
-          </w:tblCellMar>
-        </w:tblPrEx>
-        <w:trPr>
-          <w:trHeight w:val="494" w:hRule="atLeast"/>
-          <w:jc w:val="center"/>
-        </w:trPr>
-        <w:tc>
-          <w:tcPr>
-            <w:tcW w:w="9870" w:type="dxa"/>
-            <w:gridSpan w:val="4"/>
-            <w:vAlign w:val="center"/>
-          </w:tcPr>
-          <w:p>
-            <w:pPr>
-              <w:keepNext/>
-              <w:spacing w:before="26"/>
-              <w:jc w:val="center"/>
-              <w:rPr>
-                <w:rFonts w:ascii="Times New Roman" w:hAnsi="Times New Roman" w:eastAsia="微软雅黑" w:cs="Times New Roman"/>
-                <w:bCs/>
-                <w:sz w:val="18"/>
-                <w:szCs w:val="18"/>
-                <w:lang w:eastAsia="zh-CN"/>
-              </w:rPr>
-            </w:pPr>
-            <w:r>
-              <w:rPr>
-                <w:rFonts w:hint="eastAsia" w:ascii="Times New Roman" w:hAnsi="Times New Roman" w:eastAsia="微软雅黑" w:cs="Times New Roman"/>
-                <w:b/>
-                <w:sz w:val="18"/>
-                <w:szCs w:val="18"/>
-                <w:lang w:eastAsia="zh-CN"/>
-              </w:rPr>
-              <w:t>{%tr endfor %}</w:t>
-            </w:r>
-          </w:p>
-        </w:tc>
-      </w:tr>
-    </w:tbl>
-    <w:p>
-      <w:pPr>
-        <w:spacing w:before="26"/>
-        <w:rPr>
-          <w:rFonts w:ascii="Times New Roman" w:hAnsi="Times New Roman" w:eastAsia="微软雅黑" w:cs="Times New Roman"/>
-          <w:b/>
-          <w:color w:val="0B8770"/>
-          <w:sz w:val="24"/>
-          <w:szCs w:val="24"/>
-          <w:lang w:eastAsia="zh-CN"/>
-        </w:rPr>
-      </w:pPr>
-      <w:r>
-        <w:rPr>
-          <w:rFonts w:hint="eastAsia" w:ascii="Times New Roman" w:hAnsi="Times New Roman" w:eastAsia="微软雅黑" w:cs="Times New Roman"/>
-          <w:b/>
-          <w:color w:val="0B8770"/>
-          <w:sz w:val="24"/>
-          <w:szCs w:val="24"/>
-          <w:lang w:eastAsia="zh-CN"/>
-        </w:rPr>
-        <w:t>{% endif %}{%if tdd.potentialDrugList != [] %}</w:t>
-      </w:r>
-    </w:p>
-    <w:p>
-      <w:pPr>
-        <w:keepNext/>
-        <w:spacing w:before="26"/>
-        <w:rPr>
-          <w:rFonts w:ascii="Times New Roman" w:hAnsi="Times New Roman" w:eastAsia="微软雅黑" w:cs="Times New Roman"/>
-          <w:b/>
-          <w:color w:val="0B8770"/>
-          <w:sz w:val="24"/>
-          <w:lang w:eastAsia="zh-CN"/>
-        </w:rPr>
-      </w:pPr>
-      <w:r>
-        <w:rPr>
-          <w:rFonts w:hint="eastAsia" w:ascii="Times New Roman" w:hAnsi="Times New Roman" w:eastAsia="微软雅黑" w:cs="Times New Roman"/>
-          <w:b/>
-          <w:color w:val="0B8770"/>
-          <w:sz w:val="24"/>
-          <w:lang w:eastAsia="zh-CN"/>
-        </w:rPr>
-        <w:t>潜在耐药研究信息：</w:t>
-      </w:r>
-    </w:p>
-    <w:tbl>
-      <w:tblPr>
-        <w:tblStyle w:val="15"/>
-        <w:tblpPr w:leftFromText="180" w:rightFromText="180" w:vertAnchor="text" w:tblpXSpec="center" w:tblpY="1"/>
-        <w:tblOverlap w:val="never"/>
-        <w:tblW w:w="9870" w:type="dxa"/>
-        <w:jc w:val="center"/>
-        <w:tblBorders>
-          <w:top w:val="single" w:color="0B8770" w:sz="12" w:space="0"/>
-          <w:left w:val="none" w:color="auto" w:sz="0" w:space="0"/>
-          <w:bottom w:val="dotted" w:color="0B8770" w:sz="4" w:space="0"/>
-          <w:right w:val="none" w:color="auto" w:sz="0" w:space="0"/>
-          <w:insideH w:val="dotted" w:color="0B8770" w:sz="4" w:space="0"/>
-          <w:insideV w:val="dotted" w:color="0B8770" w:sz="4" w:space="0"/>
-        </w:tblBorders>
-        <w:tblLayout w:type="fixed"/>
-        <w:tblCellMar>
-          <w:top w:w="0" w:type="dxa"/>
-          <w:left w:w="108" w:type="dxa"/>
-          <w:bottom w:w="0" w:type="dxa"/>
-          <w:right w:w="108" w:type="dxa"/>
-        </w:tblCellMar>
-      </w:tblPr>
-      <w:tblGrid>
-        <w:gridCol w:w="1526"/>
-        <w:gridCol w:w="1417"/>
-        <w:gridCol w:w="1261"/>
-        <w:gridCol w:w="5666"/>
-      </w:tblGrid>
-      <w:tr>
-        <w:tblPrEx>
-          <w:tblBorders>
-            <w:top w:val="single" w:color="0B8770" w:sz="12" w:space="0"/>
-            <w:left w:val="none" w:color="auto" w:sz="0" w:space="0"/>
-            <w:bottom w:val="dotted" w:color="0B8770" w:sz="4" w:space="0"/>
-            <w:right w:val="none" w:color="auto" w:sz="0" w:space="0"/>
-            <w:insideH w:val="dotted" w:color="0B8770" w:sz="4" w:space="0"/>
-            <w:insideV w:val="dotted" w:color="0B8770" w:sz="4" w:space="0"/>
-          </w:tblBorders>
-          <w:tblCellMar>
-            <w:top w:w="0" w:type="dxa"/>
-            <w:left w:w="108" w:type="dxa"/>
-            <w:bottom w:w="0" w:type="dxa"/>
-            <w:right w:w="108" w:type="dxa"/>
-          </w:tblCellMar>
-        </w:tblPrEx>
-        <w:trPr>
-          <w:trHeight w:val="417" w:hRule="atLeast"/>
-          <w:jc w:val="center"/>
-        </w:trPr>
-        <w:tc>
-          <w:tcPr>
-            <w:tcW w:w="1526" w:type="dxa"/>
-            <w:shd w:val="clear" w:color="auto" w:fill="auto"/>
-            <w:vAlign w:val="center"/>
-          </w:tcPr>
-          <w:p>
-            <w:pPr>
-              <w:keepNext/>
-              <w:jc w:val="center"/>
-              <w:rPr>
-                <w:rFonts w:ascii="Times New Roman" w:hAnsi="Times New Roman" w:eastAsia="微软雅黑" w:cs="Times New Roman"/>
-                <w:b/>
-                <w:color w:val="0B8770"/>
-                <w:sz w:val="18"/>
-                <w:szCs w:val="18"/>
-                <w:lang w:eastAsia="zh-CN"/>
-              </w:rPr>
-            </w:pPr>
-            <w:r>
-              <w:rPr>
-                <w:rFonts w:ascii="Times New Roman" w:hAnsi="Times New Roman" w:eastAsia="微软雅黑" w:cs="Times New Roman"/>
-                <w:b/>
-                <w:color w:val="0B8770"/>
-                <w:sz w:val="18"/>
-                <w:szCs w:val="18"/>
-                <w:lang w:eastAsia="zh-CN"/>
-              </w:rPr>
-              <w:t>药物名称</w:t>
-            </w:r>
-          </w:p>
-        </w:tc>
-        <w:tc>
-          <w:tcPr>
-            <w:tcW w:w="1417" w:type="dxa"/>
-            <w:shd w:val="clear" w:color="auto" w:fill="auto"/>
-            <w:vAlign w:val="center"/>
-          </w:tcPr>
-          <w:p>
-            <w:pPr>
-              <w:keepNext/>
-              <w:jc w:val="center"/>
-              <w:rPr>
-                <w:rFonts w:ascii="Times New Roman" w:hAnsi="Times New Roman" w:eastAsia="微软雅黑" w:cs="Times New Roman"/>
-                <w:b/>
-                <w:color w:val="0B8770"/>
-                <w:sz w:val="18"/>
-                <w:szCs w:val="18"/>
-                <w:lang w:eastAsia="zh-CN"/>
-              </w:rPr>
-            </w:pPr>
-            <w:r>
-              <w:rPr>
-                <w:rFonts w:ascii="Times New Roman" w:hAnsi="Times New Roman" w:eastAsia="微软雅黑" w:cs="Times New Roman"/>
-                <w:b/>
-                <w:color w:val="0B8770"/>
-                <w:sz w:val="18"/>
-                <w:szCs w:val="18"/>
-                <w:lang w:eastAsia="zh-CN"/>
-              </w:rPr>
-              <w:t>相关疾病</w:t>
-            </w:r>
-          </w:p>
-        </w:tc>
-        <w:tc>
-          <w:tcPr>
-            <w:tcW w:w="1261" w:type="dxa"/>
-            <w:shd w:val="clear" w:color="auto" w:fill="auto"/>
-            <w:vAlign w:val="center"/>
-          </w:tcPr>
-          <w:p>
-            <w:pPr>
-              <w:keepNext/>
-              <w:jc w:val="center"/>
-              <w:rPr>
-                <w:rFonts w:ascii="Times New Roman" w:hAnsi="Times New Roman" w:eastAsia="微软雅黑" w:cs="Times New Roman"/>
-                <w:b/>
-                <w:color w:val="0B8770"/>
-                <w:sz w:val="18"/>
-                <w:szCs w:val="18"/>
-                <w:lang w:eastAsia="zh-CN"/>
-              </w:rPr>
-            </w:pPr>
-            <w:r>
-              <w:rPr>
-                <w:rFonts w:ascii="Times New Roman" w:hAnsi="Times New Roman" w:eastAsia="微软雅黑" w:cs="Times New Roman"/>
-                <w:b/>
-                <w:color w:val="0B8770"/>
-                <w:sz w:val="18"/>
-                <w:szCs w:val="18"/>
-                <w:lang w:eastAsia="zh-CN"/>
-              </w:rPr>
-              <w:t>证据</w:t>
-            </w:r>
-            <w:r>
-              <w:rPr>
-                <w:rFonts w:hint="eastAsia" w:ascii="Times New Roman" w:hAnsi="Times New Roman" w:eastAsia="微软雅黑" w:cs="Times New Roman"/>
-                <w:b/>
-                <w:color w:val="0B8770"/>
-                <w:sz w:val="18"/>
-                <w:szCs w:val="18"/>
-                <w:lang w:eastAsia="zh-CN"/>
-              </w:rPr>
-              <w:t>等级</w:t>
-            </w:r>
-          </w:p>
-        </w:tc>
-        <w:tc>
-          <w:tcPr>
-            <w:tcW w:w="5666" w:type="dxa"/>
-            <w:shd w:val="clear" w:color="auto" w:fill="auto"/>
-            <w:vAlign w:val="center"/>
-          </w:tcPr>
-          <w:p>
-            <w:pPr>
-              <w:keepNext/>
-              <w:jc w:val="center"/>
-              <w:rPr>
-                <w:rFonts w:ascii="Times New Roman" w:hAnsi="Times New Roman" w:eastAsia="微软雅黑" w:cs="Times New Roman"/>
-                <w:b/>
-                <w:color w:val="0B8770"/>
-                <w:sz w:val="18"/>
-                <w:szCs w:val="18"/>
-                <w:lang w:eastAsia="zh-CN"/>
-              </w:rPr>
-            </w:pPr>
-            <w:r>
-              <w:rPr>
-                <w:rFonts w:ascii="Times New Roman" w:hAnsi="Times New Roman" w:eastAsia="微软雅黑" w:cs="Times New Roman"/>
-                <w:b/>
-                <w:color w:val="0B8770"/>
-                <w:sz w:val="18"/>
-                <w:szCs w:val="18"/>
-                <w:lang w:eastAsia="zh-CN"/>
-              </w:rPr>
-              <w:t>循证医学信息</w:t>
-            </w:r>
-          </w:p>
-        </w:tc>
-      </w:tr>
-      <w:tr>
-        <w:tblPrEx>
-          <w:tblBorders>
-            <w:top w:val="single" w:color="0B8770" w:sz="12" w:space="0"/>
-            <w:left w:val="none" w:color="auto" w:sz="0" w:space="0"/>
-            <w:bottom w:val="dotted" w:color="0B8770" w:sz="4" w:space="0"/>
-            <w:right w:val="none" w:color="auto" w:sz="0" w:space="0"/>
-            <w:insideH w:val="dotted" w:color="0B8770" w:sz="4" w:space="0"/>
-            <w:insideV w:val="dotted" w:color="0B8770" w:sz="4" w:space="0"/>
-          </w:tblBorders>
-          <w:tblCellMar>
-            <w:top w:w="0" w:type="dxa"/>
-            <w:left w:w="108" w:type="dxa"/>
-            <w:bottom w:w="0" w:type="dxa"/>
-            <w:right w:w="108" w:type="dxa"/>
-          </w:tblCellMar>
-        </w:tblPrEx>
-        <w:trPr>
-          <w:trHeight w:val="494" w:hRule="atLeast"/>
-          <w:jc w:val="center"/>
-        </w:trPr>
-        <w:tc>
-          <w:tcPr>
-            <w:tcW w:w="9870" w:type="dxa"/>
-            <w:gridSpan w:val="4"/>
-            <w:vAlign w:val="center"/>
-          </w:tcPr>
-          <w:p>
-            <w:pPr>
-              <w:keepNext/>
-              <w:spacing w:before="26"/>
-              <w:jc w:val="center"/>
-              <w:rPr>
-                <w:rFonts w:ascii="Times New Roman" w:hAnsi="Times New Roman" w:eastAsia="微软雅黑" w:cs="Times New Roman"/>
-                <w:bCs/>
-                <w:sz w:val="18"/>
-                <w:szCs w:val="18"/>
-                <w:highlight w:val="yellow"/>
-                <w:lang w:eastAsia="zh-CN"/>
-              </w:rPr>
-            </w:pPr>
-            <w:r>
-              <w:rPr>
-                <w:rFonts w:hint="eastAsia" w:ascii="Times New Roman" w:hAnsi="Times New Roman" w:eastAsia="微软雅黑" w:cs="Times New Roman"/>
-                <w:b/>
-                <w:sz w:val="18"/>
-                <w:szCs w:val="18"/>
-                <w:lang w:eastAsia="zh-CN"/>
-              </w:rPr>
-              <w:t>{%tr for dis in tdd.</w:t>
-            </w:r>
-            <w:r>
-              <w:rPr>
-                <w:rFonts w:ascii="Times New Roman" w:hAnsi="Times New Roman" w:eastAsia="微软雅黑" w:cs="Times New Roman"/>
-                <w:b/>
-                <w:sz w:val="18"/>
-                <w:szCs w:val="18"/>
-                <w:lang w:eastAsia="zh-CN"/>
-              </w:rPr>
-              <w:t>potentialDrugList</w:t>
-            </w:r>
-            <w:r>
-              <w:rPr>
-                <w:rFonts w:hint="eastAsia" w:ascii="Times New Roman" w:hAnsi="Times New Roman" w:eastAsia="微软雅黑" w:cs="Times New Roman"/>
-                <w:b/>
-                <w:sz w:val="18"/>
-                <w:szCs w:val="18"/>
-                <w:lang w:eastAsia="zh-CN"/>
-              </w:rPr>
-              <w:t xml:space="preserve"> %}</w:t>
-            </w:r>
-          </w:p>
-        </w:tc>
-      </w:tr>
-      <w:tr>
-        <w:tblPrEx>
-          <w:tblBorders>
-            <w:top w:val="single" w:color="0B8770" w:sz="12" w:space="0"/>
-            <w:left w:val="none" w:color="auto" w:sz="0" w:space="0"/>
-            <w:bottom w:val="dotted" w:color="0B8770" w:sz="4" w:space="0"/>
-            <w:right w:val="none" w:color="auto" w:sz="0" w:space="0"/>
-            <w:insideH w:val="dotted" w:color="0B8770" w:sz="4" w:space="0"/>
-            <w:insideV w:val="dotted" w:color="0B8770" w:sz="4" w:space="0"/>
-          </w:tblBorders>
-          <w:tblCellMar>
-            <w:top w:w="0" w:type="dxa"/>
-            <w:left w:w="108" w:type="dxa"/>
-            <w:bottom w:w="0" w:type="dxa"/>
-            <w:right w:w="108" w:type="dxa"/>
-          </w:tblCellMar>
-        </w:tblPrEx>
-        <w:trPr>
-          <w:trHeight w:val="494" w:hRule="atLeast"/>
-          <w:jc w:val="center"/>
-        </w:trPr>
-        <w:tc>
-          <w:tcPr>
-            <w:tcW w:w="1526" w:type="dxa"/>
-            <w:vAlign w:val="center"/>
-          </w:tcPr>
-          <w:p>
-            <w:pPr>
-              <w:spacing w:before="1" w:line="249" w:lineRule="auto"/>
-              <w:ind w:right="131"/>
-              <w:jc w:val="center"/>
-              <w:rPr>
-                <w:rFonts w:ascii="Times New Roman" w:hAnsi="Times New Roman" w:eastAsia="微软雅黑" w:cs="Times New Roman"/>
-                <w:b/>
-                <w:sz w:val="18"/>
-                <w:szCs w:val="18"/>
-                <w:highlight w:val="yellow"/>
-              </w:rPr>
-            </w:pPr>
-            <w:r>
-              <w:rPr>
-                <w:rFonts w:ascii="Times New Roman" w:hAnsi="Times New Roman" w:eastAsia="微软雅黑" w:cs="Times New Roman"/>
-                <w:sz w:val="18"/>
-                <w:szCs w:val="18"/>
-                <w:lang w:eastAsia="zh-CN"/>
-              </w:rPr>
-              <w:t>{{</w:t>
-            </w:r>
-            <w:r>
-              <w:rPr>
-                <w:rFonts w:ascii="Times New Roman" w:hAnsi="Times New Roman" w:eastAsia="微软雅黑" w:cs="Times New Roman"/>
-                <w:bCs/>
-                <w:sz w:val="18"/>
-                <w:szCs w:val="18"/>
-                <w:lang w:eastAsia="zh-CN"/>
-              </w:rPr>
-              <w:t>dis.drug_name_chinese</w:t>
-            </w:r>
-            <w:r>
-              <w:rPr>
-                <w:rFonts w:hint="eastAsia" w:ascii="Times New Roman" w:hAnsi="Times New Roman" w:eastAsia="微软雅黑" w:cs="Times New Roman"/>
-                <w:bCs/>
-                <w:sz w:val="18"/>
-                <w:szCs w:val="18"/>
-                <w:lang w:eastAsia="zh-CN"/>
-              </w:rPr>
-              <w:t>3</w:t>
-            </w:r>
-            <w:r>
-              <w:rPr>
-                <w:rFonts w:ascii="Times New Roman" w:hAnsi="Times New Roman" w:eastAsia="微软雅黑" w:cs="Times New Roman"/>
-                <w:sz w:val="18"/>
-                <w:szCs w:val="18"/>
-                <w:lang w:eastAsia="zh-CN"/>
-              </w:rPr>
-              <w:t xml:space="preserve"> }}</w:t>
-            </w:r>
-          </w:p>
-        </w:tc>
-        <w:tc>
-          <w:tcPr>
-            <w:tcW w:w="1417" w:type="dxa"/>
-            <w:vAlign w:val="center"/>
-          </w:tcPr>
-          <w:p>
-            <w:pPr>
-              <w:keepNext/>
-              <w:spacing w:before="26"/>
-              <w:jc w:val="center"/>
-              <w:rPr>
-                <w:rFonts w:ascii="Times New Roman" w:hAnsi="Times New Roman" w:eastAsia="微软雅黑" w:cs="Times New Roman"/>
-                <w:bCs/>
-                <w:sz w:val="18"/>
-                <w:szCs w:val="18"/>
-                <w:highlight w:val="yellow"/>
-                <w:lang w:eastAsia="zh-CN"/>
-              </w:rPr>
-            </w:pPr>
-            <w:r>
-              <w:rPr>
-                <w:rFonts w:hint="eastAsia" w:ascii="Times New Roman" w:hAnsi="Times New Roman" w:eastAsia="微软雅黑" w:cs="Times New Roman"/>
-                <w:sz w:val="18"/>
-                <w:szCs w:val="18"/>
-                <w:lang w:eastAsia="zh-CN"/>
-              </w:rPr>
-              <w:t>{{dis.</w:t>
-            </w:r>
-            <w:r>
-              <w:rPr>
-                <w:rFonts w:hint="eastAsia" w:ascii="Times New Roman" w:hAnsi="Times New Roman" w:eastAsia="微软雅黑" w:cs="Times New Roman"/>
-                <w:bCs/>
-                <w:sz w:val="18"/>
-                <w:szCs w:val="18"/>
-                <w:lang w:eastAsia="zh-CN"/>
-              </w:rPr>
-              <w:t>disease_name_chinese</w:t>
-            </w:r>
-            <w:r>
-              <w:rPr>
-                <w:rFonts w:hint="eastAsia" w:ascii="Times New Roman" w:hAnsi="Times New Roman" w:eastAsia="微软雅黑" w:cs="Times New Roman"/>
-                <w:sz w:val="18"/>
-                <w:szCs w:val="18"/>
-                <w:lang w:eastAsia="zh-CN"/>
-              </w:rPr>
-              <w:t>}}</w:t>
-            </w:r>
-          </w:p>
-        </w:tc>
-        <w:tc>
-          <w:tcPr>
-            <w:tcW w:w="1261" w:type="dxa"/>
-            <w:vAlign w:val="center"/>
-          </w:tcPr>
-          <w:p>
-            <w:pPr>
-              <w:keepNext/>
-              <w:spacing w:before="26"/>
-              <w:jc w:val="center"/>
-              <w:rPr>
-                <w:rFonts w:ascii="Times New Roman" w:hAnsi="Times New Roman" w:eastAsia="微软雅黑" w:cs="Times New Roman"/>
-                <w:bCs/>
-                <w:sz w:val="18"/>
-                <w:szCs w:val="18"/>
-                <w:highlight w:val="yellow"/>
-                <w:lang w:eastAsia="zh-CN"/>
-              </w:rPr>
-            </w:pPr>
-            <w:r>
-              <w:rPr>
-                <w:rFonts w:hint="eastAsia" w:ascii="Times New Roman" w:hAnsi="Times New Roman" w:eastAsia="微软雅黑" w:cs="Times New Roman"/>
-                <w:sz w:val="18"/>
-                <w:szCs w:val="18"/>
-                <w:lang w:eastAsia="zh-CN"/>
-              </w:rPr>
-              <w:t>{{</w:t>
-            </w:r>
-            <w:r>
-              <w:rPr>
-                <w:rFonts w:hint="eastAsia" w:ascii="Times New Roman" w:hAnsi="Times New Roman" w:eastAsia="微软雅黑" w:cs="Times New Roman"/>
-                <w:bCs/>
-                <w:sz w:val="18"/>
-                <w:szCs w:val="18"/>
-                <w:lang w:eastAsia="zh-CN"/>
-              </w:rPr>
-              <w:t>dis.evidence_phase_chinese</w:t>
-            </w:r>
-            <w:r>
-              <w:rPr>
-                <w:rFonts w:hint="eastAsia" w:ascii="Times New Roman" w:hAnsi="Times New Roman" w:eastAsia="微软雅黑" w:cs="Times New Roman"/>
-                <w:sz w:val="18"/>
-                <w:szCs w:val="18"/>
-                <w:lang w:eastAsia="zh-CN"/>
-              </w:rPr>
-              <w:t>}}</w:t>
-            </w:r>
-          </w:p>
-        </w:tc>
-        <w:tc>
-          <w:tcPr>
-            <w:tcW w:w="5666" w:type="dxa"/>
-            <w:vAlign w:val="center"/>
-          </w:tcPr>
-          <w:p>
-            <w:pPr>
-              <w:keepNext/>
-              <w:spacing w:before="26"/>
-              <w:jc w:val="center"/>
-              <w:rPr>
-                <w:rFonts w:ascii="Times New Roman" w:hAnsi="Times New Roman" w:eastAsia="微软雅黑" w:cs="Times New Roman"/>
-                <w:bCs/>
-                <w:sz w:val="18"/>
-                <w:szCs w:val="18"/>
-                <w:highlight w:val="yellow"/>
-                <w:lang w:eastAsia="zh-CN"/>
-              </w:rPr>
-            </w:pPr>
-            <w:r>
-              <w:rPr>
-                <w:rFonts w:hint="eastAsia" w:ascii="Times New Roman" w:hAnsi="Times New Roman" w:eastAsia="微软雅黑" w:cs="Times New Roman"/>
-                <w:sz w:val="18"/>
-                <w:szCs w:val="18"/>
-                <w:lang w:eastAsia="zh-CN"/>
-              </w:rPr>
-              <w:t>{{</w:t>
-            </w:r>
-            <w:r>
-              <w:rPr>
-                <w:rFonts w:hint="eastAsia" w:ascii="Times New Roman" w:hAnsi="Times New Roman" w:eastAsia="微软雅黑" w:cs="Times New Roman"/>
-                <w:bCs/>
-                <w:sz w:val="18"/>
-                <w:szCs w:val="18"/>
-                <w:lang w:eastAsia="zh-CN"/>
-              </w:rPr>
-              <w:t>dis.annotation_chinese</w:t>
-            </w:r>
-            <w:r>
-              <w:rPr>
-                <w:rFonts w:hint="eastAsia" w:ascii="Times New Roman" w:hAnsi="Times New Roman" w:eastAsia="微软雅黑" w:cs="Times New Roman"/>
-                <w:sz w:val="18"/>
-                <w:szCs w:val="18"/>
-                <w:lang w:eastAsia="zh-CN"/>
-              </w:rPr>
-              <w:t>}}</w:t>
-            </w:r>
-          </w:p>
-        </w:tc>
-      </w:tr>
-      <w:tr>
-        <w:tblPrEx>
-          <w:tblBorders>
-            <w:top w:val="single" w:color="0B8770" w:sz="12" w:space="0"/>
-            <w:left w:val="none" w:color="auto" w:sz="0" w:space="0"/>
-            <w:bottom w:val="dotted" w:color="0B8770" w:sz="4" w:space="0"/>
-            <w:right w:val="none" w:color="auto" w:sz="0" w:space="0"/>
-            <w:insideH w:val="dotted" w:color="0B8770" w:sz="4" w:space="0"/>
-            <w:insideV w:val="dotted" w:color="0B8770" w:sz="4" w:space="0"/>
-          </w:tblBorders>
-          <w:tblCellMar>
-            <w:top w:w="0" w:type="dxa"/>
-            <w:left w:w="108" w:type="dxa"/>
-            <w:bottom w:w="0" w:type="dxa"/>
-            <w:right w:w="108" w:type="dxa"/>
-          </w:tblCellMar>
-        </w:tblPrEx>
-        <w:trPr>
-          <w:trHeight w:val="494" w:hRule="atLeast"/>
-          <w:jc w:val="center"/>
-        </w:trPr>
-        <w:tc>
-          <w:tcPr>
-            <w:tcW w:w="9870" w:type="dxa"/>
-            <w:gridSpan w:val="4"/>
-            <w:vAlign w:val="center"/>
-          </w:tcPr>
-          <w:p>
-            <w:pPr>
-              <w:keepNext/>
-              <w:spacing w:before="26"/>
-              <w:jc w:val="center"/>
-              <w:rPr>
-                <w:rFonts w:ascii="Times New Roman" w:hAnsi="Times New Roman" w:eastAsia="微软雅黑" w:cs="Times New Roman"/>
-                <w:bCs/>
-                <w:sz w:val="18"/>
-                <w:szCs w:val="18"/>
-                <w:lang w:eastAsia="zh-CN"/>
-              </w:rPr>
-            </w:pPr>
-            <w:r>
-              <w:rPr>
-                <w:rFonts w:hint="eastAsia" w:ascii="Times New Roman" w:hAnsi="Times New Roman" w:eastAsia="微软雅黑" w:cs="Times New Roman"/>
-                <w:b/>
-                <w:sz w:val="18"/>
-                <w:szCs w:val="18"/>
-                <w:lang w:eastAsia="zh-CN"/>
-              </w:rPr>
-              <w:t>{%tr endfor %}</w:t>
-            </w:r>
-          </w:p>
-        </w:tc>
-      </w:tr>
-    </w:tbl>
-    <w:p>
-      <w:pPr>
-        <w:spacing w:before="26"/>
-        <w:rPr>
-          <w:rFonts w:ascii="Times New Roman" w:hAnsi="Times New Roman" w:eastAsia="微软雅黑" w:cs="Times New Roman"/>
-          <w:b/>
-          <w:sz w:val="24"/>
-          <w:szCs w:val="24"/>
-          <w:lang w:eastAsia="zh-CN"/>
-        </w:rPr>
-      </w:pPr>
-      <w:r>
-        <w:rPr>
-          <w:rFonts w:hint="eastAsia" w:ascii="Times New Roman" w:hAnsi="Times New Roman" w:eastAsia="微软雅黑" w:cs="Times New Roman"/>
-          <w:b/>
-          <w:sz w:val="24"/>
-          <w:szCs w:val="24"/>
-          <w:lang w:eastAsia="zh-CN"/>
-        </w:rPr>
-        <w:t>{% endif %}{%if tdd.clinicalTrialInformationStr!= [] %}</w:t>
-      </w:r>
-    </w:p>
-    <w:p>
-      <w:pPr>
-        <w:keepNext/>
-        <w:spacing w:before="26"/>
-        <w:rPr>
-          <w:rFonts w:ascii="Times New Roman" w:hAnsi="Times New Roman" w:eastAsia="微软雅黑" w:cs="Times New Roman"/>
-          <w:b/>
-          <w:color w:val="0B8770"/>
-          <w:sz w:val="24"/>
-          <w:lang w:eastAsia="zh-CN"/>
-        </w:rPr>
-      </w:pPr>
-      <w:r>
-        <w:rPr>
-          <w:rFonts w:hint="eastAsia" w:ascii="Times New Roman" w:hAnsi="Times New Roman" w:eastAsia="微软雅黑" w:cs="Times New Roman"/>
-          <w:b/>
-          <w:color w:val="0B8770"/>
-          <w:sz w:val="24"/>
-          <w:lang w:eastAsia="zh-CN"/>
-        </w:rPr>
-        <w:t>临床试验信息</w:t>
-      </w:r>
-    </w:p>
-    <w:tbl>
-      <w:tblPr>
-        <w:tblStyle w:val="15"/>
-        <w:tblpPr w:leftFromText="180" w:rightFromText="180" w:vertAnchor="text" w:tblpXSpec="center" w:tblpY="1"/>
-        <w:tblOverlap w:val="never"/>
-        <w:tblW w:w="9870" w:type="dxa"/>
-        <w:jc w:val="center"/>
-        <w:tblBorders>
-          <w:top w:val="single" w:color="0B8770" w:sz="12" w:space="0"/>
-          <w:left w:val="none" w:color="auto" w:sz="0" w:space="0"/>
-          <w:bottom w:val="dotted" w:color="0B8770" w:sz="4" w:space="0"/>
-          <w:right w:val="none" w:color="auto" w:sz="0" w:space="0"/>
-          <w:insideH w:val="dotted" w:color="0B8770" w:sz="4" w:space="0"/>
-          <w:insideV w:val="dotted" w:color="0B8770" w:sz="4" w:space="0"/>
-        </w:tblBorders>
-        <w:tblLayout w:type="fixed"/>
-        <w:tblCellMar>
-          <w:top w:w="0" w:type="dxa"/>
-          <w:left w:w="108" w:type="dxa"/>
-          <w:bottom w:w="0" w:type="dxa"/>
-          <w:right w:w="108" w:type="dxa"/>
-        </w:tblCellMar>
-      </w:tblPr>
-      <w:tblGrid>
-        <w:gridCol w:w="1645"/>
-        <w:gridCol w:w="3884"/>
-        <w:gridCol w:w="1246"/>
-        <w:gridCol w:w="1035"/>
-        <w:gridCol w:w="1204"/>
-        <w:gridCol w:w="856"/>
-      </w:tblGrid>
-      <w:tr>
-        <w:tblPrEx>
-          <w:tblBorders>
-            <w:top w:val="single" w:color="0B8770" w:sz="12" w:space="0"/>
-            <w:left w:val="none" w:color="auto" w:sz="0" w:space="0"/>
-            <w:bottom w:val="dotted" w:color="0B8770" w:sz="4" w:space="0"/>
-            <w:right w:val="none" w:color="auto" w:sz="0" w:space="0"/>
-            <w:insideH w:val="dotted" w:color="0B8770" w:sz="4" w:space="0"/>
-            <w:insideV w:val="dotted" w:color="0B8770" w:sz="4" w:space="0"/>
-          </w:tblBorders>
-          <w:tblCellMar>
-            <w:top w:w="0" w:type="dxa"/>
-            <w:left w:w="108" w:type="dxa"/>
-            <w:bottom w:w="0" w:type="dxa"/>
-            <w:right w:w="108" w:type="dxa"/>
-          </w:tblCellMar>
-        </w:tblPrEx>
-        <w:trPr>
-          <w:trHeight w:val="420" w:hRule="atLeast"/>
-          <w:jc w:val="center"/>
-        </w:trPr>
-        <w:tc>
-          <w:tcPr>
-            <w:tcW w:w="1645" w:type="dxa"/>
-            <w:shd w:val="clear" w:color="auto" w:fill="auto"/>
-            <w:vAlign w:val="center"/>
-          </w:tcPr>
-          <w:p>
-            <w:pPr>
-              <w:keepNext/>
-              <w:spacing w:before="26"/>
-              <w:jc w:val="center"/>
-              <w:rPr>
-                <w:rFonts w:ascii="Times New Roman" w:hAnsi="Times New Roman" w:eastAsia="微软雅黑" w:cs="Times New Roman"/>
-                <w:b/>
-                <w:color w:val="0B8770"/>
-                <w:sz w:val="18"/>
-                <w:szCs w:val="18"/>
-                <w:lang w:eastAsia="zh-CN"/>
-              </w:rPr>
-            </w:pPr>
-            <w:r>
-              <w:rPr>
-                <w:rFonts w:ascii="Times New Roman" w:hAnsi="Times New Roman" w:eastAsia="微软雅黑" w:cs="Times New Roman"/>
-                <w:b/>
-                <w:color w:val="0B8770"/>
-                <w:sz w:val="18"/>
-                <w:szCs w:val="18"/>
-                <w:lang w:eastAsia="zh-CN"/>
-              </w:rPr>
-              <w:t>ID</w:t>
-            </w:r>
-          </w:p>
-        </w:tc>
-        <w:tc>
-          <w:tcPr>
-            <w:tcW w:w="3884" w:type="dxa"/>
-            <w:shd w:val="clear" w:color="auto" w:fill="auto"/>
-            <w:vAlign w:val="center"/>
-          </w:tcPr>
-          <w:p>
-            <w:pPr>
-              <w:keepNext/>
-              <w:spacing w:before="26"/>
-              <w:jc w:val="center"/>
-              <w:rPr>
-                <w:rFonts w:ascii="Times New Roman" w:hAnsi="Times New Roman" w:eastAsia="微软雅黑" w:cs="Times New Roman"/>
-                <w:b/>
-                <w:color w:val="0B8770"/>
-                <w:sz w:val="18"/>
-                <w:szCs w:val="18"/>
-                <w:lang w:eastAsia="zh-CN"/>
-              </w:rPr>
-            </w:pPr>
-            <w:r>
-              <w:rPr>
-                <w:rFonts w:ascii="Times New Roman" w:hAnsi="Times New Roman" w:eastAsia="微软雅黑" w:cs="Times New Roman"/>
-                <w:b/>
-                <w:color w:val="0B8770"/>
-                <w:sz w:val="18"/>
-                <w:szCs w:val="18"/>
-                <w:lang w:eastAsia="zh-CN"/>
-              </w:rPr>
-              <w:t>临床试验名称</w:t>
-            </w:r>
-          </w:p>
-        </w:tc>
-        <w:tc>
-          <w:tcPr>
-            <w:tcW w:w="1246" w:type="dxa"/>
-            <w:shd w:val="clear" w:color="auto" w:fill="auto"/>
-            <w:vAlign w:val="center"/>
-          </w:tcPr>
-          <w:p>
-            <w:pPr>
-              <w:keepNext/>
-              <w:spacing w:before="26"/>
-              <w:jc w:val="center"/>
-              <w:rPr>
-                <w:rFonts w:ascii="Times New Roman" w:hAnsi="Times New Roman" w:eastAsia="微软雅黑" w:cs="Times New Roman"/>
-                <w:b/>
-                <w:color w:val="0B8770"/>
-                <w:sz w:val="18"/>
-                <w:szCs w:val="18"/>
-                <w:lang w:eastAsia="zh-CN"/>
-              </w:rPr>
-            </w:pPr>
-            <w:r>
-              <w:rPr>
-                <w:rFonts w:ascii="Times New Roman" w:hAnsi="Times New Roman" w:eastAsia="微软雅黑" w:cs="Times New Roman"/>
-                <w:b/>
-                <w:color w:val="0B8770"/>
-                <w:sz w:val="18"/>
-                <w:szCs w:val="18"/>
-                <w:lang w:eastAsia="zh-CN"/>
-              </w:rPr>
-              <w:t>肿瘤类型</w:t>
-            </w:r>
-          </w:p>
-        </w:tc>
-        <w:tc>
-          <w:tcPr>
-            <w:tcW w:w="1035" w:type="dxa"/>
-            <w:shd w:val="clear" w:color="auto" w:fill="auto"/>
-            <w:vAlign w:val="center"/>
-          </w:tcPr>
-          <w:p>
-            <w:pPr>
-              <w:keepNext/>
-              <w:spacing w:before="26"/>
-              <w:jc w:val="center"/>
-              <w:rPr>
-                <w:rFonts w:ascii="Times New Roman" w:hAnsi="Times New Roman" w:eastAsia="微软雅黑" w:cs="Times New Roman"/>
-                <w:b/>
-                <w:color w:val="0B8770"/>
-                <w:sz w:val="18"/>
-                <w:szCs w:val="18"/>
-                <w:lang w:eastAsia="zh-CN"/>
-              </w:rPr>
-            </w:pPr>
-            <w:r>
-              <w:rPr>
-                <w:rFonts w:ascii="Times New Roman" w:hAnsi="Times New Roman" w:eastAsia="微软雅黑" w:cs="Times New Roman"/>
-                <w:b/>
-                <w:color w:val="0B8770"/>
-                <w:sz w:val="18"/>
-                <w:szCs w:val="18"/>
-                <w:lang w:eastAsia="zh-CN"/>
-              </w:rPr>
-              <w:t>阶段</w:t>
-            </w:r>
-          </w:p>
-        </w:tc>
-        <w:tc>
-          <w:tcPr>
-            <w:tcW w:w="1204" w:type="dxa"/>
-            <w:shd w:val="clear" w:color="auto" w:fill="auto"/>
-            <w:vAlign w:val="center"/>
-          </w:tcPr>
-          <w:p>
-            <w:pPr>
-              <w:keepNext/>
-              <w:spacing w:before="26"/>
-              <w:jc w:val="center"/>
-              <w:rPr>
-                <w:rFonts w:ascii="Times New Roman" w:hAnsi="Times New Roman" w:eastAsia="微软雅黑" w:cs="Times New Roman"/>
-                <w:b/>
-                <w:color w:val="0B8770"/>
-                <w:sz w:val="18"/>
-                <w:szCs w:val="18"/>
-                <w:lang w:eastAsia="zh-CN"/>
-              </w:rPr>
-            </w:pPr>
-            <w:r>
-              <w:rPr>
-                <w:rFonts w:ascii="Times New Roman" w:hAnsi="Times New Roman" w:eastAsia="微软雅黑" w:cs="Times New Roman"/>
-                <w:b/>
-                <w:color w:val="0B8770"/>
-                <w:sz w:val="18"/>
-                <w:szCs w:val="18"/>
-                <w:lang w:eastAsia="zh-CN"/>
-              </w:rPr>
-              <w:t>药物</w:t>
-            </w:r>
-          </w:p>
-        </w:tc>
-        <w:tc>
-          <w:tcPr>
-            <w:tcW w:w="856" w:type="dxa"/>
-            <w:shd w:val="clear" w:color="auto" w:fill="auto"/>
-            <w:vAlign w:val="center"/>
-          </w:tcPr>
-          <w:p>
-            <w:pPr>
-              <w:keepNext/>
-              <w:spacing w:before="26"/>
-              <w:jc w:val="center"/>
-              <w:rPr>
-                <w:rFonts w:ascii="Times New Roman" w:hAnsi="Times New Roman" w:eastAsia="微软雅黑" w:cs="Times New Roman"/>
-                <w:b/>
-                <w:color w:val="0B8770"/>
-                <w:sz w:val="18"/>
-                <w:szCs w:val="18"/>
-                <w:lang w:eastAsia="zh-CN"/>
-              </w:rPr>
-            </w:pPr>
-            <w:r>
-              <w:rPr>
-                <w:rFonts w:ascii="Times New Roman" w:hAnsi="Times New Roman" w:eastAsia="微软雅黑" w:cs="Times New Roman"/>
-                <w:b/>
-                <w:color w:val="0B8770"/>
-                <w:sz w:val="18"/>
-                <w:szCs w:val="18"/>
-                <w:lang w:eastAsia="zh-CN"/>
-              </w:rPr>
-              <w:t>地点</w:t>
-            </w:r>
-          </w:p>
-        </w:tc>
-      </w:tr>
-      <w:tr>
-        <w:tblPrEx>
-          <w:tblBorders>
-            <w:top w:val="single" w:color="0B8770" w:sz="12" w:space="0"/>
-            <w:left w:val="none" w:color="auto" w:sz="0" w:space="0"/>
-            <w:bottom w:val="dotted" w:color="0B8770" w:sz="4" w:space="0"/>
-            <w:right w:val="none" w:color="auto" w:sz="0" w:space="0"/>
-            <w:insideH w:val="dotted" w:color="0B8770" w:sz="4" w:space="0"/>
-            <w:insideV w:val="dotted" w:color="0B8770" w:sz="4" w:space="0"/>
-          </w:tblBorders>
-          <w:tblCellMar>
-            <w:top w:w="0" w:type="dxa"/>
-            <w:left w:w="108" w:type="dxa"/>
-            <w:bottom w:w="0" w:type="dxa"/>
-            <w:right w:w="108" w:type="dxa"/>
-          </w:tblCellMar>
-        </w:tblPrEx>
-        <w:trPr>
-          <w:jc w:val="center"/>
-        </w:trPr>
-        <w:tc>
-          <w:tcPr>
-            <w:tcW w:w="9870" w:type="dxa"/>
-            <w:gridSpan w:val="6"/>
-            <w:vAlign w:val="center"/>
-          </w:tcPr>
-          <w:p>
-            <w:pPr>
-              <w:keepNext/>
-              <w:spacing w:before="26"/>
-              <w:jc w:val="center"/>
-              <w:rPr>
-                <w:rFonts w:ascii="Times New Roman" w:hAnsi="Times New Roman" w:eastAsia="微软雅黑" w:cs="Times New Roman"/>
-                <w:bCs/>
-                <w:sz w:val="18"/>
-                <w:szCs w:val="18"/>
-                <w:lang w:eastAsia="zh-CN"/>
-              </w:rPr>
-            </w:pPr>
-            <w:r>
-              <w:rPr>
-                <w:rFonts w:hint="eastAsia" w:ascii="Times New Roman" w:hAnsi="Times New Roman" w:eastAsia="微软雅黑" w:cs="Times New Roman"/>
-                <w:b/>
-                <w:sz w:val="18"/>
-                <w:szCs w:val="18"/>
-                <w:lang w:eastAsia="zh-CN"/>
-              </w:rPr>
-              <w:t>{%tr for cti in tdd.clinicalTrialInformationStr %}</w:t>
-            </w:r>
-          </w:p>
-        </w:tc>
-      </w:tr>
-      <w:tr>
-        <w:tblPrEx>
-          <w:tblBorders>
-            <w:top w:val="single" w:color="0B8770" w:sz="12" w:space="0"/>
-            <w:left w:val="none" w:color="auto" w:sz="0" w:space="0"/>
-            <w:bottom w:val="dotted" w:color="0B8770" w:sz="4" w:space="0"/>
-            <w:right w:val="none" w:color="auto" w:sz="0" w:space="0"/>
-            <w:insideH w:val="dotted" w:color="0B8770" w:sz="4" w:space="0"/>
-            <w:insideV w:val="dotted" w:color="0B8770" w:sz="4" w:space="0"/>
-          </w:tblBorders>
-          <w:tblCellMar>
-            <w:top w:w="0" w:type="dxa"/>
-            <w:left w:w="108" w:type="dxa"/>
-            <w:bottom w:w="0" w:type="dxa"/>
-            <w:right w:w="108" w:type="dxa"/>
-          </w:tblCellMar>
-        </w:tblPrEx>
-        <w:trPr>
-          <w:jc w:val="center"/>
-        </w:trPr>
-        <w:tc>
-          <w:tcPr>
-            <w:tcW w:w="1645" w:type="dxa"/>
-            <w:vAlign w:val="center"/>
-          </w:tcPr>
-          <w:p>
-            <w:pPr>
-              <w:keepNext/>
-              <w:spacing w:before="26"/>
-              <w:jc w:val="center"/>
-              <w:rPr>
-                <w:rFonts w:ascii="Times New Roman" w:hAnsi="Times New Roman" w:eastAsia="微软雅黑" w:cs="Times New Roman"/>
-                <w:bCs/>
-                <w:sz w:val="18"/>
-                <w:szCs w:val="18"/>
-                <w:lang w:eastAsia="zh-CN"/>
-              </w:rPr>
-            </w:pPr>
-            <w:r>
-              <w:rPr>
-                <w:rFonts w:hint="eastAsia" w:ascii="Times New Roman" w:hAnsi="Times New Roman" w:eastAsia="微软雅黑" w:cs="Times New Roman"/>
-                <w:bCs/>
-                <w:sz w:val="18"/>
-                <w:szCs w:val="18"/>
-                <w:lang w:eastAsia="zh-CN"/>
-              </w:rPr>
-              <w:t>{{ cti.clinical_trial_id }}</w:t>
-            </w:r>
-          </w:p>
-        </w:tc>
-        <w:tc>
-          <w:tcPr>
-            <w:tcW w:w="3884" w:type="dxa"/>
-            <w:vAlign w:val="center"/>
-          </w:tcPr>
-          <w:p>
-            <w:pPr>
-              <w:keepNext/>
-              <w:jc w:val="center"/>
-              <w:rPr>
-                <w:rFonts w:ascii="Times New Roman" w:hAnsi="Times New Roman" w:eastAsia="微软雅黑" w:cs="Times New Roman"/>
-                <w:bCs/>
-                <w:sz w:val="18"/>
-                <w:szCs w:val="18"/>
-                <w:lang w:eastAsia="zh-CN"/>
-              </w:rPr>
-            </w:pPr>
-            <w:r>
-              <w:rPr>
-                <w:rFonts w:hint="eastAsia" w:ascii="Times New Roman" w:hAnsi="Times New Roman" w:eastAsia="微软雅黑" w:cs="Times New Roman"/>
-                <w:bCs/>
-                <w:sz w:val="18"/>
-                <w:szCs w:val="18"/>
-                <w:lang w:eastAsia="zh-CN"/>
-              </w:rPr>
-              <w:t>{{ cti.title_chinese }}</w:t>
-            </w:r>
-          </w:p>
-        </w:tc>
-        <w:tc>
-          <w:tcPr>
-            <w:tcW w:w="1246" w:type="dxa"/>
-            <w:vAlign w:val="center"/>
-          </w:tcPr>
-          <w:p>
-            <w:pPr>
-              <w:keepNext/>
-              <w:spacing w:before="26"/>
-              <w:jc w:val="center"/>
-              <w:rPr>
-                <w:rFonts w:ascii="Times New Roman" w:hAnsi="Times New Roman" w:eastAsia="微软雅黑" w:cs="Times New Roman"/>
-                <w:bCs/>
-                <w:sz w:val="18"/>
-                <w:szCs w:val="18"/>
-                <w:lang w:eastAsia="zh-CN"/>
-              </w:rPr>
-            </w:pPr>
-            <w:r>
-              <w:rPr>
-                <w:rFonts w:hint="eastAsia" w:ascii="Times New Roman" w:hAnsi="Times New Roman" w:eastAsia="微软雅黑" w:cs="Times New Roman"/>
-                <w:bCs/>
-                <w:sz w:val="18"/>
-                <w:szCs w:val="18"/>
-                <w:lang w:eastAsia="zh-CN"/>
-              </w:rPr>
-              <w:t>{{ cti.condition_chinese }}</w:t>
-            </w:r>
-          </w:p>
-        </w:tc>
-        <w:tc>
-          <w:tcPr>
-            <w:tcW w:w="1035" w:type="dxa"/>
-            <w:vAlign w:val="center"/>
-          </w:tcPr>
-          <w:p>
-            <w:pPr>
-              <w:keepNext/>
-              <w:spacing w:before="26"/>
-              <w:jc w:val="center"/>
-              <w:rPr>
-                <w:rFonts w:ascii="Times New Roman" w:hAnsi="Times New Roman" w:eastAsia="微软雅黑" w:cs="Times New Roman"/>
-                <w:bCs/>
-                <w:sz w:val="18"/>
-                <w:szCs w:val="18"/>
-                <w:lang w:eastAsia="zh-CN"/>
-              </w:rPr>
-            </w:pPr>
-            <w:r>
-              <w:rPr>
-                <w:rFonts w:hint="eastAsia" w:ascii="Times New Roman" w:hAnsi="Times New Roman" w:eastAsia="微软雅黑" w:cs="Times New Roman"/>
-                <w:bCs/>
-                <w:sz w:val="18"/>
-                <w:szCs w:val="18"/>
-                <w:lang w:eastAsia="zh-CN"/>
-              </w:rPr>
-              <w:t>{{ cti.phase }}</w:t>
-            </w:r>
-          </w:p>
-        </w:tc>
-        <w:tc>
-          <w:tcPr>
-            <w:tcW w:w="1204" w:type="dxa"/>
-            <w:vAlign w:val="center"/>
-          </w:tcPr>
-          <w:p>
-            <w:pPr>
-              <w:spacing w:before="1" w:line="249" w:lineRule="auto"/>
-              <w:ind w:right="131"/>
-              <w:jc w:val="center"/>
-              <w:rPr>
-                <w:rFonts w:ascii="Times New Roman" w:hAnsi="Times New Roman" w:eastAsia="微软雅黑" w:cs="Times New Roman"/>
-                <w:sz w:val="18"/>
-                <w:szCs w:val="18"/>
-                <w:lang w:eastAsia="zh-CN"/>
-              </w:rPr>
-            </w:pPr>
-            <w:r>
-              <w:rPr>
-                <w:rFonts w:hint="eastAsia" w:ascii="Times New Roman" w:hAnsi="Times New Roman" w:eastAsia="微软雅黑" w:cs="Times New Roman"/>
-                <w:sz w:val="18"/>
-                <w:szCs w:val="18"/>
-                <w:lang w:eastAsia="zh-CN"/>
-              </w:rPr>
-              <w:t xml:space="preserve">{% for d in </w:t>
-            </w:r>
-            <w:r>
-              <w:rPr>
-                <w:rFonts w:hint="eastAsia" w:ascii="Times New Roman" w:hAnsi="Times New Roman" w:eastAsia="微软雅黑" w:cs="Times New Roman"/>
-                <w:bCs/>
-                <w:sz w:val="18"/>
-                <w:szCs w:val="18"/>
-                <w:lang w:eastAsia="zh-CN"/>
-              </w:rPr>
-              <w:t>cti.drug_name_chinese</w:t>
-            </w:r>
-            <w:r>
-              <w:rPr>
-                <w:rFonts w:hint="eastAsia" w:ascii="Times New Roman" w:hAnsi="Times New Roman" w:eastAsia="微软雅黑" w:cs="Times New Roman"/>
-                <w:sz w:val="18"/>
-                <w:szCs w:val="18"/>
-                <w:lang w:eastAsia="zh-CN"/>
-              </w:rPr>
-              <w:t xml:space="preserve"> %}{%if loop.last%}{{ d.name }}{%else%}{{ d.name }}</w:t>
-            </w:r>
-          </w:p>
-          <w:p>
-            <w:pPr>
-              <w:keepNext/>
-              <w:jc w:val="center"/>
-              <w:rPr>
-                <w:rFonts w:ascii="Times New Roman" w:hAnsi="Times New Roman" w:eastAsia="微软雅黑" w:cs="Times New Roman"/>
-                <w:bCs/>
-                <w:sz w:val="18"/>
-                <w:szCs w:val="18"/>
-                <w:lang w:eastAsia="zh-CN"/>
-              </w:rPr>
-            </w:pPr>
-            <w:r>
-              <w:rPr>
-                <w:rFonts w:hint="eastAsia" w:ascii="Times New Roman" w:hAnsi="Times New Roman" w:eastAsia="微软雅黑" w:cs="Times New Roman"/>
-                <w:sz w:val="18"/>
-                <w:szCs w:val="18"/>
-                <w:lang w:eastAsia="zh-CN"/>
-              </w:rPr>
-              <w:t>{%endif%}{% endfor %}</w:t>
-            </w:r>
-          </w:p>
-        </w:tc>
-        <w:tc>
-          <w:tcPr>
-            <w:tcW w:w="856" w:type="dxa"/>
-            <w:vAlign w:val="center"/>
-          </w:tcPr>
-          <w:p>
-            <w:pPr>
-              <w:keepNext/>
-              <w:spacing w:before="26"/>
-              <w:jc w:val="center"/>
-              <w:rPr>
-                <w:rFonts w:ascii="Times New Roman" w:hAnsi="Times New Roman" w:eastAsia="微软雅黑" w:cs="Times New Roman"/>
-                <w:bCs/>
-                <w:sz w:val="18"/>
-                <w:szCs w:val="18"/>
-                <w:lang w:eastAsia="zh-CN"/>
-              </w:rPr>
-            </w:pPr>
-            <w:r>
-              <w:rPr>
-                <w:rFonts w:hint="eastAsia" w:ascii="Times New Roman" w:hAnsi="Times New Roman" w:eastAsia="微软雅黑" w:cs="Times New Roman"/>
-                <w:bCs/>
-                <w:sz w:val="18"/>
-                <w:szCs w:val="18"/>
-                <w:lang w:eastAsia="zh-CN"/>
-              </w:rPr>
-              <w:t>{{ cti.location_chinese }}</w:t>
-            </w:r>
-          </w:p>
-        </w:tc>
-      </w:tr>
-      <w:tr>
-        <w:tblPrEx>
-          <w:tblBorders>
-            <w:top w:val="single" w:color="0B8770" w:sz="12" w:space="0"/>
-            <w:left w:val="none" w:color="auto" w:sz="0" w:space="0"/>
-            <w:bottom w:val="dotted" w:color="0B8770" w:sz="4" w:space="0"/>
-            <w:right w:val="none" w:color="auto" w:sz="0" w:space="0"/>
-            <w:insideH w:val="dotted" w:color="0B8770" w:sz="4" w:space="0"/>
-            <w:insideV w:val="dotted" w:color="0B8770" w:sz="4" w:space="0"/>
-          </w:tblBorders>
-          <w:tblCellMar>
-            <w:top w:w="0" w:type="dxa"/>
-            <w:left w:w="108" w:type="dxa"/>
-            <w:bottom w:w="0" w:type="dxa"/>
-            <w:right w:w="108" w:type="dxa"/>
-          </w:tblCellMar>
-        </w:tblPrEx>
-        <w:trPr>
-          <w:jc w:val="center"/>
-        </w:trPr>
-        <w:tc>
-          <w:tcPr>
-            <w:tcW w:w="9870" w:type="dxa"/>
-            <w:gridSpan w:val="6"/>
-            <w:vAlign w:val="center"/>
-          </w:tcPr>
-          <w:p>
-            <w:pPr>
-              <w:keepNext/>
-              <w:spacing w:before="26"/>
-              <w:jc w:val="center"/>
-              <w:rPr>
-                <w:rFonts w:ascii="Times New Roman" w:hAnsi="Times New Roman" w:eastAsia="微软雅黑" w:cs="Times New Roman"/>
-                <w:bCs/>
-                <w:sz w:val="18"/>
-                <w:szCs w:val="18"/>
-                <w:lang w:eastAsia="zh-CN"/>
-              </w:rPr>
-            </w:pPr>
-            <w:r>
-              <w:rPr>
-                <w:rFonts w:hint="eastAsia" w:ascii="Times New Roman" w:hAnsi="Times New Roman" w:eastAsia="微软雅黑" w:cs="Times New Roman"/>
-                <w:bCs/>
-                <w:sz w:val="18"/>
-                <w:szCs w:val="18"/>
-                <w:lang w:eastAsia="zh-CN"/>
-              </w:rPr>
-              <w:t>{%tr endfor %}</w:t>
-            </w:r>
-          </w:p>
-        </w:tc>
-      </w:tr>
-    </w:tbl>
-    <w:p>
-      <w:pPr>
-        <w:pStyle w:val="25"/>
-        <w:rPr>
-          <w:sz w:val="20"/>
-          <w:szCs w:val="18"/>
-        </w:rPr>
-      </w:pPr>
-      <w:r>
-        <w:rPr>
-          <w:rFonts w:hint="eastAsia" w:ascii="Times New Roman" w:hAnsi="Times New Roman" w:eastAsia="微软雅黑" w:cs="Times New Roman"/>
-          <w:b/>
-          <w:color w:val="0B8770"/>
-          <w:sz w:val="24"/>
-          <w:szCs w:val="24"/>
-          <w:lang w:eastAsia="zh-CN"/>
-        </w:rPr>
-        <w:t>{% endif %}{% endfor %}</w:t>
-      </w:r>
+        <w:t>{% endfor %}</w:t>
+      </w:r>
+      <w:bookmarkStart w:id="74" w:name="_GoBack"/>
+      <w:bookmarkEnd w:id="74"/>
       <w:r>
         <w:rPr>
           <w:rFonts w:hint="eastAsia" w:ascii="Times New Roman" w:hAnsi="Times New Roman" w:eastAsia="微软雅黑" w:cs="Times New Roman"/>
@@ -25861,7 +19834,7 @@
           <w:szCs w:val="40"/>
         </w:rPr>
       </w:pPr>
-      <w:bookmarkStart w:id="49" w:name="_Toc28725"/>
+      <w:bookmarkStart w:id="46" w:name="_Toc28725"/>
       <w:r>
         <w:rPr>
           <w:rFonts w:hint="eastAsia" w:ascii="Times New Roman" w:hAnsi="Times New Roman" w:eastAsia="微软雅黑" w:cs="Times New Roman"/>
@@ -25883,7 +19856,7 @@
         </w:rPr>
         <w:t xml:space="preserve"> 附录</w:t>
       </w:r>
-      <w:bookmarkEnd w:id="49"/>
+      <w:bookmarkEnd w:id="46"/>
     </w:p>
     <w:p>
       <w:pPr>
@@ -25894,8 +19867,8 @@
         </w:rPr>
       </w:pPr>
     </w:p>
-    <w:bookmarkEnd w:id="37"/>
-    <w:bookmarkEnd w:id="38"/>
+    <w:bookmarkEnd w:id="34"/>
+    <w:bookmarkEnd w:id="35"/>
     <w:p>
       <w:pPr>
         <w:pStyle w:val="2"/>
@@ -25926,7 +19899,7 @@
           <w:color w:val="auto"/>
         </w:rPr>
       </w:pPr>
-      <w:bookmarkStart w:id="50" w:name="_Toc9583"/>
+      <w:bookmarkStart w:id="47" w:name="_Toc9583"/>
       <w:r>
         <w:rPr>
           <w:rFonts w:hint="default" w:ascii="Times New Roman" w:hAnsi="Times New Roman" w:eastAsia="微软雅黑" w:cs="黑体"/>
@@ -25964,7 +19937,7 @@
         </w:rPr>
         <w:t>控情况</w:t>
       </w:r>
-      <w:bookmarkEnd w:id="50"/>
+      <w:bookmarkEnd w:id="47"/>
     </w:p>
     <w:p>
       <w:pPr>
@@ -30301,8 +24274,8 @@
           <w:color w:val="auto"/>
         </w:rPr>
       </w:pPr>
-      <w:bookmarkStart w:id="51" w:name="_Hlk33190413"/>
-      <w:bookmarkStart w:id="52" w:name="_Toc21135"/>
+      <w:bookmarkStart w:id="48" w:name="_Hlk33190413"/>
+      <w:bookmarkStart w:id="49" w:name="_Toc21135"/>
       <w:r>
         <w:rPr>
           <w:rFonts w:hint="default" w:ascii="Times New Roman" w:hAnsi="Times New Roman" w:eastAsia="微软雅黑" w:cs="黑体"/>
@@ -30333,14 +24306,14 @@
         </w:rPr>
         <w:t>BRCA1&amp;BRCA2</w:t>
       </w:r>
-      <w:bookmarkEnd w:id="51"/>
+      <w:bookmarkEnd w:id="48"/>
       <w:r>
         <w:rPr>
           <w:color w:val="auto"/>
         </w:rPr>
         <w:t>基因背景介绍</w:t>
       </w:r>
-      <w:bookmarkEnd w:id="52"/>
+      <w:bookmarkEnd w:id="49"/>
     </w:p>
     <w:p>
       <w:pPr>
@@ -30445,7 +24418,7 @@
         </w:rPr>
         <w:t>BRCA1&amp;BRCA2基因说明及用药提示</w:t>
       </w:r>
-      <w:bookmarkStart w:id="53" w:name="_Hlk33179213"/>
+      <w:bookmarkStart w:id="50" w:name="_Hlk33179213"/>
     </w:p>
     <w:p>
       <w:pPr>
@@ -30461,7 +24434,7 @@
         </w:rPr>
       </w:pPr>
     </w:p>
-    <w:bookmarkEnd w:id="53"/>
+    <w:bookmarkEnd w:id="50"/>
     <w:tbl>
       <w:tblPr>
         <w:tblStyle w:val="15"/>
@@ -31014,7 +24987,7 @@
           <w:color w:val="auto"/>
         </w:rPr>
       </w:pPr>
-      <w:bookmarkStart w:id="54" w:name="_Toc14068"/>
+      <w:bookmarkStart w:id="51" w:name="_Toc14068"/>
       <w:r>
         <w:rPr>
           <w:rFonts w:hint="default" w:ascii="Times New Roman" w:hAnsi="Times New Roman" w:eastAsia="微软雅黑" w:cs="黑体"/>
@@ -31045,7 +25018,7 @@
         </w:rPr>
         <w:t>其它相关基因说明</w:t>
       </w:r>
-      <w:bookmarkEnd w:id="54"/>
+      <w:bookmarkEnd w:id="51"/>
     </w:p>
     <w:tbl>
       <w:tblPr>
@@ -31093,7 +25066,7 @@
                 <w:color w:val="FFFFFF"/>
               </w:rPr>
             </w:pPr>
-            <w:bookmarkStart w:id="55" w:name="_Toc28454_WPSOffice_Level1"/>
+            <w:bookmarkStart w:id="52" w:name="_Toc28454_WPSOffice_Level1"/>
             <w:r>
               <w:rPr>
                 <w:rFonts w:ascii="Times New Roman" w:hAnsi="Times New Roman" w:eastAsia="微软雅黑" w:cs="Times New Roman"/>
@@ -37700,8 +31673,8 @@
           <w:lang w:eastAsia="zh-CN"/>
         </w:rPr>
       </w:pPr>
-      <w:bookmarkStart w:id="56" w:name="_Toc26985_WPSOffice_Level1"/>
-      <w:bookmarkStart w:id="57" w:name="_Toc20170_WPSOffice_Level1"/>
+      <w:bookmarkStart w:id="53" w:name="_Toc20170_WPSOffice_Level1"/>
+      <w:bookmarkStart w:id="54" w:name="_Toc26985_WPSOffice_Level1"/>
     </w:p>
     <w:p>
       <w:pPr>
@@ -37733,7 +31706,7 @@
           <w:color w:val="auto"/>
         </w:rPr>
       </w:pPr>
-      <w:bookmarkStart w:id="58" w:name="_Toc4074"/>
+      <w:bookmarkStart w:id="55" w:name="_Toc4074"/>
       <w:r>
         <w:rPr>
           <w:rFonts w:hint="default" w:ascii="Times New Roman" w:hAnsi="Times New Roman" w:eastAsia="微软雅黑" w:cs="黑体"/>
@@ -37764,7 +31737,7 @@
         </w:rPr>
         <w:t>易感人群特征</w:t>
       </w:r>
-      <w:bookmarkEnd w:id="58"/>
+      <w:bookmarkEnd w:id="55"/>
     </w:p>
     <w:p>
       <w:pPr>
@@ -38482,11 +32455,11 @@
           <w:lang w:eastAsia="zh-CN"/>
         </w:rPr>
       </w:pPr>
+      <w:bookmarkStart w:id="56" w:name="_Toc3846"/>
+      <w:bookmarkStart w:id="57" w:name="_Toc97654861"/>
+      <w:bookmarkStart w:id="58" w:name="_Toc5400"/>
       <w:bookmarkStart w:id="59" w:name="_Toc27417"/>
       <w:bookmarkStart w:id="60" w:name="_Toc20718"/>
-      <w:bookmarkStart w:id="61" w:name="_Toc97654861"/>
-      <w:bookmarkStart w:id="62" w:name="_Toc5400"/>
-      <w:bookmarkStart w:id="63" w:name="_Toc3846"/>
       <w:r>
         <w:rPr>
           <w:rFonts w:ascii="Times New Roman" w:hAnsi="Times New Roman" w:eastAsia="微软雅黑" w:cs="Times New Roman"/>
@@ -38494,11 +32467,11 @@
         </w:rPr>
         <w:t>1 40岁以上，同时伴有≥1项下述者</w:t>
       </w:r>
+      <w:bookmarkEnd w:id="56"/>
+      <w:bookmarkEnd w:id="57"/>
+      <w:bookmarkEnd w:id="58"/>
       <w:bookmarkEnd w:id="59"/>
       <w:bookmarkEnd w:id="60"/>
-      <w:bookmarkEnd w:id="61"/>
-      <w:bookmarkEnd w:id="62"/>
-      <w:bookmarkEnd w:id="63"/>
     </w:p>
     <w:p>
       <w:pPr>
@@ -38646,11 +32619,11 @@
           <w:lang w:eastAsia="zh-CN"/>
         </w:rPr>
       </w:pPr>
-      <w:bookmarkStart w:id="64" w:name="_Toc97654862"/>
-      <w:bookmarkStart w:id="65" w:name="_Toc126"/>
-      <w:bookmarkStart w:id="66" w:name="_Toc8169"/>
-      <w:bookmarkStart w:id="67" w:name="_Toc1131"/>
-      <w:bookmarkStart w:id="68" w:name="_Toc10299"/>
+      <w:bookmarkStart w:id="61" w:name="_Toc10299"/>
+      <w:bookmarkStart w:id="62" w:name="_Toc8169"/>
+      <w:bookmarkStart w:id="63" w:name="_Toc1131"/>
+      <w:bookmarkStart w:id="64" w:name="_Toc126"/>
+      <w:bookmarkStart w:id="65" w:name="_Toc97654862"/>
       <w:r>
         <w:rPr>
           <w:rFonts w:ascii="Times New Roman" w:hAnsi="Times New Roman" w:eastAsia="微软雅黑" w:cs="Times New Roman"/>
@@ -38658,11 +32631,11 @@
         </w:rPr>
         <w:t>2 有胰腺癌家族史、糖尿病史</w:t>
       </w:r>
+      <w:bookmarkEnd w:id="61"/>
+      <w:bookmarkEnd w:id="62"/>
+      <w:bookmarkEnd w:id="63"/>
       <w:bookmarkEnd w:id="64"/>
       <w:bookmarkEnd w:id="65"/>
-      <w:bookmarkEnd w:id="66"/>
-      <w:bookmarkEnd w:id="67"/>
-      <w:bookmarkEnd w:id="68"/>
     </w:p>
     <w:p>
       <w:pPr>
@@ -38852,7 +32825,7 @@
       <w:r>
         <w:br w:type="page"/>
       </w:r>
-      <w:bookmarkStart w:id="69" w:name="_Toc22088"/>
+      <w:bookmarkStart w:id="66" w:name="_Toc22088"/>
       <w:r>
         <w:rPr>
           <w:rFonts w:hint="eastAsia"/>
@@ -38867,7 +32840,7 @@
         </w:rPr>
         <w:t>检测基因列表</w:t>
       </w:r>
-      <w:bookmarkEnd w:id="69"/>
+      <w:bookmarkEnd w:id="66"/>
     </w:p>
     <w:p>
       <w:pPr>
@@ -40682,9 +34655,9 @@
         <w:br w:type="page"/>
       </w:r>
     </w:p>
-    <w:bookmarkEnd w:id="55"/>
-    <w:bookmarkEnd w:id="56"/>
-    <w:bookmarkEnd w:id="57"/>
+    <w:bookmarkEnd w:id="52"/>
+    <w:bookmarkEnd w:id="53"/>
+    <w:bookmarkEnd w:id="54"/>
     <w:p>
       <w:pPr>
         <w:pStyle w:val="2"/>
@@ -40715,13 +34688,13 @@
           <w:color w:val="auto"/>
         </w:rPr>
       </w:pPr>
-      <w:bookmarkStart w:id="70" w:name="_Toc9307"/>
-      <w:bookmarkStart w:id="71" w:name="_Toc22623"/>
-      <w:bookmarkStart w:id="72" w:name="_Toc17792_WPSOffice_Level2"/>
-      <w:bookmarkStart w:id="73" w:name="_Toc22162_WPSOffice_Level1"/>
-      <w:bookmarkStart w:id="74" w:name="_Toc13275"/>
-      <w:bookmarkStart w:id="75" w:name="_Toc14611_WPSOffice_Level1"/>
-      <w:bookmarkStart w:id="76" w:name="_Toc19584_WPSOffice_Level1"/>
+      <w:bookmarkStart w:id="67" w:name="_Toc9307"/>
+      <w:bookmarkStart w:id="68" w:name="_Toc19584_WPSOffice_Level1"/>
+      <w:bookmarkStart w:id="69" w:name="_Toc17792_WPSOffice_Level2"/>
+      <w:bookmarkStart w:id="70" w:name="_Toc13275"/>
+      <w:bookmarkStart w:id="71" w:name="_Toc22162_WPSOffice_Level1"/>
+      <w:bookmarkStart w:id="72" w:name="_Toc14611_WPSOffice_Level1"/>
+      <w:bookmarkStart w:id="73" w:name="_Toc22623"/>
       <w:r>
         <w:rPr>
           <w:rFonts w:hint="default" w:ascii="Times New Roman" w:hAnsi="Times New Roman" w:eastAsia="微软雅黑" w:cs="黑体"/>
@@ -40752,14 +34725,14 @@
         </w:rPr>
         <w:t>参考文献</w:t>
       </w:r>
-      <w:bookmarkEnd w:id="70"/>
+      <w:bookmarkEnd w:id="67"/>
     </w:p>
+    <w:bookmarkEnd w:id="68"/>
+    <w:bookmarkEnd w:id="69"/>
+    <w:bookmarkEnd w:id="70"/>
     <w:bookmarkEnd w:id="71"/>
     <w:bookmarkEnd w:id="72"/>
     <w:bookmarkEnd w:id="73"/>
-    <w:bookmarkEnd w:id="74"/>
-    <w:bookmarkEnd w:id="75"/>
-    <w:bookmarkEnd w:id="76"/>
     <w:p>
       <w:pPr>
         <w:pStyle w:val="32"/>

--- a/WebContent/docx/湖南肿瘤BRCA45模板（体系胚系）.docx
+++ b/WebContent/docx/湖南肿瘤BRCA45模板（体系胚系）.docx
@@ -4119,12 +4119,6 @@
             <w:insideH w:val="dotted" w:color="179172" w:sz="4" w:space="0"/>
             <w:insideV w:val="dotted" w:color="179172" w:sz="4" w:space="0"/>
           </w:tblBorders>
-          <w:tblCellMar>
-            <w:top w:w="0" w:type="dxa"/>
-            <w:left w:w="0" w:type="dxa"/>
-            <w:bottom w:w="0" w:type="dxa"/>
-            <w:right w:w="0" w:type="dxa"/>
-          </w:tblCellMar>
         </w:tblPrEx>
         <w:trPr>
           <w:trHeight w:val="490" w:hRule="atLeast"/>
@@ -5053,8 +5047,8 @@
       </w:pPr>
       <w:bookmarkStart w:id="6" w:name="_Toc13457"/>
       <w:bookmarkStart w:id="7" w:name="_Toc14062"/>
-      <w:bookmarkStart w:id="8" w:name="_Toc19184"/>
-      <w:bookmarkStart w:id="9" w:name="_Toc12381"/>
+      <w:bookmarkStart w:id="8" w:name="_Toc12381"/>
+      <w:bookmarkStart w:id="9" w:name="_Toc19184"/>
       <w:r>
         <w:rPr>
           <w:rFonts w:hint="eastAsia" w:ascii="Times New Roman" w:hAnsi="Times New Roman" w:eastAsia="微软雅黑" w:cs="Times New Roman"/>
@@ -5105,11 +5099,11 @@
           <w:color w:val="auto"/>
         </w:rPr>
       </w:pPr>
-      <w:bookmarkStart w:id="10" w:name="_Toc14270"/>
-      <w:bookmarkStart w:id="11" w:name="_Toc4616"/>
+      <w:bookmarkStart w:id="10" w:name="_Toc21059"/>
+      <w:bookmarkStart w:id="11" w:name="_Toc6677"/>
       <w:bookmarkStart w:id="12" w:name="_Toc15033"/>
-      <w:bookmarkStart w:id="13" w:name="_Toc21059"/>
-      <w:bookmarkStart w:id="14" w:name="_Toc6677"/>
+      <w:bookmarkStart w:id="13" w:name="_Toc14270"/>
+      <w:bookmarkStart w:id="14" w:name="_Toc4616"/>
       <w:r>
         <w:rPr>
           <w:rFonts w:hint="default" w:ascii="Times New Roman" w:hAnsi="Times New Roman" w:eastAsia="微软雅黑" w:cs="Times New Roman"/>
@@ -5863,6 +5857,12 @@
             <w:insideH w:val="dotted" w:color="0B8770" w:sz="4" w:space="0"/>
             <w:insideV w:val="dotted" w:color="0B8770" w:sz="4" w:space="0"/>
           </w:tblBorders>
+          <w:tblCellMar>
+            <w:top w:w="0" w:type="dxa"/>
+            <w:left w:w="0" w:type="dxa"/>
+            <w:bottom w:w="0" w:type="dxa"/>
+            <w:right w:w="0" w:type="dxa"/>
+          </w:tblCellMar>
         </w:tblPrEx>
         <w:trPr>
           <w:trHeight w:val="510" w:hRule="atLeast"/>
@@ -5924,12 +5924,13 @@
               <w:pStyle w:val="20"/>
               <w:jc w:val="center"/>
               <w:rPr>
-                <w:rFonts w:ascii="Times New Roman" w:hAnsi="Times New Roman" w:eastAsia="微软雅黑" w:cs="Times New Roman"/>
+                <w:rFonts w:hint="eastAsia" w:ascii="Times New Roman" w:hAnsi="Times New Roman" w:eastAsia="微软雅黑" w:cs="Times New Roman"/>
                 <w:b w:val="0"/>
                 <w:bCs/>
                 <w:color w:val="FFFFFF" w:themeColor="background1"/>
                 <w:sz w:val="21"/>
                 <w:szCs w:val="21"/>
+                <w:lang w:eastAsia="zh-CN"/>
                 <w14:textFill>
                   <w14:solidFill>
                     <w14:schemeClr w14:val="bg1"/>
@@ -5939,19 +5940,20 @@
             </w:pPr>
             <w:r>
               <w:rPr>
-                <w:rFonts w:ascii="Times New Roman" w:hAnsi="Times New Roman" w:eastAsia="微软雅黑" w:cs="Times New Roman"/>
+                <w:rFonts w:hint="eastAsia" w:ascii="Times New Roman" w:hAnsi="Times New Roman" w:eastAsia="微软雅黑" w:cs="Times New Roman"/>
                 <w:b w:val="0"/>
                 <w:bCs/>
                 <w:color w:val="FFFFFF" w:themeColor="background1"/>
                 <w:sz w:val="21"/>
                 <w:szCs w:val="21"/>
+                <w:lang w:eastAsia="zh-CN"/>
                 <w14:textFill>
                   <w14:solidFill>
                     <w14:schemeClr w14:val="bg1"/>
                   </w14:solidFill>
                 </w14:textFill>
               </w:rPr>
-              <w:t>突变基因</w:t>
+              <w:t>检测基因</w:t>
             </w:r>
           </w:p>
         </w:tc>
@@ -8160,7 +8162,7 @@
                 <w:szCs w:val="18"/>
                 <w:lang w:eastAsia="zh-CN"/>
               </w:rPr>
-              <w:t>{{ tip.comutation }}</w:t>
+              <w:t>{{ tip.comutation1 }}</w:t>
             </w:r>
           </w:p>
         </w:tc>
@@ -8189,7 +8191,7 @@
                 <w:szCs w:val="18"/>
                 <w:lang w:eastAsia="zh-CN"/>
               </w:rPr>
-              <w:t>-</w:t>
+              <w:t>{{ tip.comutation }}</w:t>
             </w:r>
           </w:p>
         </w:tc>
@@ -10195,12 +10197,12 @@
           <w:szCs w:val="28"/>
         </w:rPr>
       </w:pPr>
-      <w:bookmarkStart w:id="16" w:name="_Toc149837259"/>
-      <w:bookmarkStart w:id="17" w:name="_Toc29114"/>
-      <w:bookmarkStart w:id="18" w:name="_Toc29585"/>
+      <w:bookmarkStart w:id="16" w:name="_Toc29585"/>
+      <w:bookmarkStart w:id="17" w:name="_Toc149837259"/>
+      <w:bookmarkStart w:id="18" w:name="_Toc29114"/>
       <w:bookmarkStart w:id="19" w:name="_Hlk516758315"/>
-      <w:bookmarkStart w:id="20" w:name="_Toc19898_WPSOffice_Level2"/>
-      <w:bookmarkStart w:id="21" w:name="_Toc13489_WPSOffice_Level2"/>
+      <w:bookmarkStart w:id="20" w:name="_Toc13489_WPSOffice_Level2"/>
+      <w:bookmarkStart w:id="21" w:name="_Toc19898_WPSOffice_Level2"/>
       <w:bookmarkStart w:id="22" w:name="_Toc24038"/>
       <w:bookmarkStart w:id="23" w:name="_Toc10743"/>
       <w:r>
@@ -11553,12 +11555,13 @@
               <w:pStyle w:val="20"/>
               <w:jc w:val="center"/>
               <w:rPr>
-                <w:rFonts w:ascii="Times New Roman" w:hAnsi="Times New Roman" w:eastAsia="微软雅黑" w:cs="Times New Roman"/>
+                <w:rFonts w:hint="eastAsia" w:ascii="Times New Roman" w:hAnsi="Times New Roman" w:eastAsia="微软雅黑" w:cs="Times New Roman"/>
                 <w:b w:val="0"/>
                 <w:bCs/>
                 <w:color w:val="FFFFFF" w:themeColor="background1"/>
                 <w:sz w:val="18"/>
                 <w:szCs w:val="18"/>
+                <w:lang w:eastAsia="zh-CN"/>
                 <w14:textFill>
                   <w14:solidFill>
                     <w14:schemeClr w14:val="bg1"/>
@@ -11568,19 +11571,20 @@
             </w:pPr>
             <w:r>
               <w:rPr>
-                <w:rFonts w:ascii="Times New Roman" w:hAnsi="Times New Roman" w:eastAsia="微软雅黑" w:cs="Times New Roman"/>
+                <w:rFonts w:hint="eastAsia" w:ascii="Times New Roman" w:hAnsi="Times New Roman" w:eastAsia="微软雅黑" w:cs="Times New Roman"/>
                 <w:b w:val="0"/>
                 <w:bCs/>
                 <w:color w:val="FFFFFF" w:themeColor="background1"/>
                 <w:sz w:val="18"/>
                 <w:szCs w:val="18"/>
+                <w:lang w:eastAsia="zh-CN"/>
                 <w14:textFill>
                   <w14:solidFill>
                     <w14:schemeClr w14:val="bg1"/>
                   </w14:solidFill>
                 </w14:textFill>
               </w:rPr>
-              <w:t>突变基因</w:t>
+              <w:t>检测基因</w:t>
             </w:r>
           </w:p>
         </w:tc>
@@ -13729,14 +13733,14 @@
       </w:pPr>
       <w:bookmarkStart w:id="24" w:name="_Toc454"/>
       <w:bookmarkStart w:id="25" w:name="_Toc32661"/>
-      <w:bookmarkStart w:id="26" w:name="_Toc12048"/>
-      <w:bookmarkStart w:id="27" w:name="_Toc13736"/>
-      <w:bookmarkStart w:id="28" w:name="_Toc23903"/>
-      <w:bookmarkStart w:id="29" w:name="_Toc23846_WPSOffice_Level1"/>
-      <w:bookmarkStart w:id="30" w:name="_Toc4331_WPSOffice_Level1"/>
-      <w:bookmarkStart w:id="31" w:name="_Toc25727"/>
-      <w:bookmarkStart w:id="32" w:name="_Toc5598"/>
-      <w:bookmarkStart w:id="33" w:name="_Toc32443_WPSOffice_Level1"/>
+      <w:bookmarkStart w:id="26" w:name="_Toc5598"/>
+      <w:bookmarkStart w:id="27" w:name="_Toc25727"/>
+      <w:bookmarkStart w:id="28" w:name="_Toc32443_WPSOffice_Level1"/>
+      <w:bookmarkStart w:id="29" w:name="_Toc12048"/>
+      <w:bookmarkStart w:id="30" w:name="_Toc13736"/>
+      <w:bookmarkStart w:id="31" w:name="_Toc23903"/>
+      <w:bookmarkStart w:id="32" w:name="_Toc4331_WPSOffice_Level1"/>
+      <w:bookmarkStart w:id="33" w:name="_Toc23846_WPSOffice_Level1"/>
       <w:bookmarkStart w:id="34" w:name="_Toc6931_WPSOffice_Level3"/>
       <w:bookmarkStart w:id="35" w:name="_Toc15289_WPSOffice_Level3"/>
       <w:r>
@@ -13805,12 +13809,12 @@
           <w:lang w:eastAsia="zh-CN"/>
         </w:rPr>
       </w:pPr>
-      <w:bookmarkStart w:id="36" w:name="_Toc20735"/>
-      <w:bookmarkStart w:id="37" w:name="_Toc32302"/>
-      <w:bookmarkStart w:id="38" w:name="_Toc23606"/>
-      <w:bookmarkStart w:id="39" w:name="_Toc4331_WPSOffice_Level2"/>
-      <w:bookmarkStart w:id="40" w:name="_Toc32443_WPSOffice_Level2"/>
-      <w:bookmarkStart w:id="41" w:name="_Toc23379"/>
+      <w:bookmarkStart w:id="36" w:name="_Toc4331_WPSOffice_Level2"/>
+      <w:bookmarkStart w:id="37" w:name="_Toc32443_WPSOffice_Level2"/>
+      <w:bookmarkStart w:id="38" w:name="_Toc32302"/>
+      <w:bookmarkStart w:id="39" w:name="_Toc23606"/>
+      <w:bookmarkStart w:id="40" w:name="_Toc23379"/>
+      <w:bookmarkStart w:id="41" w:name="_Toc20735"/>
       <w:bookmarkStart w:id="42" w:name="_Toc149837264"/>
       <w:r>
         <w:rPr>
@@ -13967,7 +13971,6 @@
             <w:insideH w:val="dotted" w:color="0B8770" w:sz="4" w:space="0"/>
             <w:insideV w:val="dotted" w:color="0B8770" w:sz="4" w:space="0"/>
           </w:tblBorders>
-          <w:shd w:val="clear" w:color="auto" w:fill="auto"/>
           <w:tblCellMar>
             <w:top w:w="0" w:type="dxa"/>
             <w:left w:w="108" w:type="dxa"/>
@@ -14128,311 +14131,6 @@
                 <w:lang w:eastAsia="zh-CN"/>
               </w:rPr>
               <w:t>{{ tdd.mutFreq }}</w:t>
-            </w:r>
-          </w:p>
-        </w:tc>
-      </w:tr>
-      <w:tr>
-        <w:tblPrEx>
-          <w:tblBorders>
-            <w:top w:val="single" w:color="0B8770" w:sz="12" w:space="0"/>
-            <w:left w:val="none" w:color="auto" w:sz="0" w:space="0"/>
-            <w:bottom w:val="dotted" w:color="0B8770" w:sz="4" w:space="0"/>
-            <w:right w:val="none" w:color="auto" w:sz="0" w:space="0"/>
-            <w:insideH w:val="dotted" w:color="0B8770" w:sz="4" w:space="0"/>
-            <w:insideV w:val="dotted" w:color="0B8770" w:sz="4" w:space="0"/>
-          </w:tblBorders>
-          <w:tblCellMar>
-            <w:top w:w="0" w:type="dxa"/>
-            <w:left w:w="108" w:type="dxa"/>
-            <w:bottom w:w="0" w:type="dxa"/>
-            <w:right w:w="108" w:type="dxa"/>
-          </w:tblCellMar>
-        </w:tblPrEx>
-        <w:trPr>
-          <w:trHeight w:val="474" w:hRule="atLeast"/>
-          <w:jc w:val="center"/>
-        </w:trPr>
-        <w:tc>
-          <w:tcPr>
-            <w:tcW w:w="432" w:type="dxa"/>
-            <w:vMerge w:val="restart"/>
-            <w:shd w:val="clear" w:color="auto" w:fill="auto"/>
-            <w:vAlign w:val="center"/>
-          </w:tcPr>
-          <w:p>
-            <w:pPr>
-              <w:spacing w:before="1" w:line="250" w:lineRule="auto"/>
-              <w:jc w:val="center"/>
-              <w:rPr>
-                <w:rFonts w:ascii="Times New Roman" w:hAnsi="Times New Roman" w:eastAsia="微软雅黑" w:cs="Times New Roman"/>
-                <w:color w:val="0B8770"/>
-                <w:sz w:val="18"/>
-                <w:szCs w:val="18"/>
-                <w:lang w:eastAsia="zh-CN"/>
-              </w:rPr>
-            </w:pPr>
-            <w:r>
-              <w:rPr>
-                <w:rFonts w:ascii="Times New Roman" w:hAnsi="Times New Roman" w:eastAsia="微软雅黑" w:cs="Times New Roman"/>
-                <w:b/>
-                <w:color w:val="0B8770"/>
-                <w:sz w:val="18"/>
-                <w:szCs w:val="18"/>
-                <w:lang w:eastAsia="zh-CN"/>
-              </w:rPr>
-              <w:t>潜在获益药物</w:t>
-            </w:r>
-          </w:p>
-        </w:tc>
-        <w:tc>
-          <w:tcPr>
-            <w:tcW w:w="1191" w:type="dxa"/>
-            <w:shd w:val="clear" w:color="auto" w:fill="auto"/>
-            <w:vAlign w:val="center"/>
-          </w:tcPr>
-          <w:p>
-            <w:pPr>
-              <w:spacing w:before="1" w:line="250" w:lineRule="auto"/>
-              <w:jc w:val="center"/>
-              <w:rPr>
-                <w:rFonts w:ascii="Times New Roman" w:hAnsi="Times New Roman" w:eastAsia="微软雅黑" w:cs="Times New Roman"/>
-                <w:b/>
-                <w:color w:val="0B8770"/>
-                <w:sz w:val="18"/>
-                <w:szCs w:val="18"/>
-                <w:lang w:eastAsia="zh-CN"/>
-              </w:rPr>
-            </w:pPr>
-            <w:r>
-              <w:rPr>
-                <w:rFonts w:ascii="Times New Roman" w:hAnsi="Times New Roman" w:eastAsia="微软雅黑" w:cs="Times New Roman"/>
-                <w:b/>
-                <w:color w:val="0B8770"/>
-                <w:sz w:val="18"/>
-                <w:szCs w:val="18"/>
-                <w:lang w:eastAsia="zh-CN"/>
-              </w:rPr>
-              <w:t>A级</w:t>
-            </w:r>
-          </w:p>
-        </w:tc>
-        <w:tc>
-          <w:tcPr>
-            <w:tcW w:w="8247" w:type="dxa"/>
-            <w:shd w:val="clear" w:color="auto" w:fill="auto"/>
-            <w:vAlign w:val="center"/>
-          </w:tcPr>
-          <w:p>
-            <w:pPr>
-              <w:spacing w:before="1" w:line="250" w:lineRule="auto"/>
-              <w:jc w:val="center"/>
-              <w:rPr>
-                <w:rFonts w:ascii="Times New Roman" w:hAnsi="Times New Roman" w:eastAsia="微软雅黑" w:cs="Times New Roman"/>
-                <w:b/>
-                <w:color w:val="FFFFFF" w:themeColor="background1"/>
-                <w:sz w:val="18"/>
-                <w:szCs w:val="18"/>
-                <w:lang w:eastAsia="zh-CN"/>
-                <w14:textFill>
-                  <w14:solidFill>
-                    <w14:schemeClr w14:val="bg1"/>
-                  </w14:solidFill>
-                </w14:textFill>
-              </w:rPr>
-            </w:pPr>
-            <w:r>
-              <w:rPr>
-                <w:rFonts w:ascii="Times New Roman" w:hAnsi="Times New Roman" w:eastAsia="微软雅黑" w:cs="Times New Roman"/>
-                <w:sz w:val="18"/>
-                <w:szCs w:val="18"/>
-                <w:lang w:eastAsia="zh-CN"/>
-              </w:rPr>
-              <w:t>{% if tdd.drugaStr == [] %}无{% else%}{% for d in tdd.drugaStr %}{%if loop.last%}</w:t>
-            </w:r>
-            <w:r>
-              <w:rPr>
-                <w:rFonts w:hint="eastAsia" w:ascii="Times New Roman" w:hAnsi="Times New Roman" w:eastAsia="微软雅黑" w:cs="Times New Roman"/>
-                <w:sz w:val="18"/>
-                <w:szCs w:val="18"/>
-                <w:lang w:eastAsia="zh-CN"/>
-              </w:rPr>
-              <w:t>{{ d.nameLevel }}</w:t>
-            </w:r>
-            <w:r>
-              <w:rPr>
-                <w:rFonts w:ascii="Times New Roman" w:hAnsi="Times New Roman" w:eastAsia="微软雅黑" w:cs="Times New Roman"/>
-                <w:sz w:val="18"/>
-                <w:szCs w:val="18"/>
-                <w:lang w:eastAsia="zh-CN"/>
-              </w:rPr>
-              <w:t>{%else%}</w:t>
-            </w:r>
-            <w:r>
-              <w:rPr>
-                <w:rFonts w:hint="eastAsia" w:ascii="Times New Roman" w:hAnsi="Times New Roman" w:eastAsia="微软雅黑" w:cs="Times New Roman"/>
-                <w:sz w:val="18"/>
-                <w:szCs w:val="18"/>
-                <w:lang w:eastAsia="zh-CN"/>
-              </w:rPr>
-              <w:t>{{ d.nameLevel }}</w:t>
-            </w:r>
-            <w:r>
-              <w:rPr>
-                <w:rFonts w:ascii="Times New Roman" w:hAnsi="Times New Roman" w:eastAsia="微软雅黑" w:cs="Times New Roman"/>
-                <w:sz w:val="18"/>
-                <w:szCs w:val="18"/>
-                <w:lang w:eastAsia="zh-CN"/>
-              </w:rPr>
-              <w:t>，{%endif%}{% endfor %}{% endif%}</w:t>
-            </w:r>
-          </w:p>
-        </w:tc>
-      </w:tr>
-      <w:tr>
-        <w:tblPrEx>
-          <w:tblBorders>
-            <w:top w:val="single" w:color="0B8770" w:sz="12" w:space="0"/>
-            <w:left w:val="none" w:color="auto" w:sz="0" w:space="0"/>
-            <w:bottom w:val="dotted" w:color="0B8770" w:sz="4" w:space="0"/>
-            <w:right w:val="none" w:color="auto" w:sz="0" w:space="0"/>
-            <w:insideH w:val="dotted" w:color="0B8770" w:sz="4" w:space="0"/>
-            <w:insideV w:val="dotted" w:color="0B8770" w:sz="4" w:space="0"/>
-          </w:tblBorders>
-          <w:tblCellMar>
-            <w:top w:w="0" w:type="dxa"/>
-            <w:left w:w="108" w:type="dxa"/>
-            <w:bottom w:w="0" w:type="dxa"/>
-            <w:right w:w="108" w:type="dxa"/>
-          </w:tblCellMar>
-        </w:tblPrEx>
-        <w:trPr>
-          <w:trHeight w:val="474" w:hRule="atLeast"/>
-          <w:jc w:val="center"/>
-        </w:trPr>
-        <w:tc>
-          <w:tcPr>
-            <w:tcW w:w="432" w:type="dxa"/>
-            <w:vMerge w:val="continue"/>
-            <w:shd w:val="clear" w:color="auto" w:fill="auto"/>
-            <w:vAlign w:val="center"/>
-          </w:tcPr>
-          <w:p>
-            <w:pPr>
-              <w:spacing w:before="1" w:line="250" w:lineRule="auto"/>
-              <w:jc w:val="center"/>
-              <w:rPr>
-                <w:rFonts w:ascii="Times New Roman" w:hAnsi="Times New Roman" w:eastAsia="微软雅黑" w:cs="Times New Roman"/>
-                <w:b/>
-                <w:color w:val="0B8770"/>
-                <w:sz w:val="18"/>
-                <w:szCs w:val="18"/>
-                <w:lang w:eastAsia="zh-CN"/>
-              </w:rPr>
-            </w:pPr>
-          </w:p>
-        </w:tc>
-        <w:tc>
-          <w:tcPr>
-            <w:tcW w:w="1191" w:type="dxa"/>
-            <w:shd w:val="clear" w:color="auto" w:fill="auto"/>
-            <w:vAlign w:val="center"/>
-          </w:tcPr>
-          <w:p>
-            <w:pPr>
-              <w:spacing w:before="1" w:line="250" w:lineRule="auto"/>
-              <w:jc w:val="center"/>
-              <w:rPr>
-                <w:rFonts w:ascii="Times New Roman" w:hAnsi="Times New Roman" w:eastAsia="微软雅黑" w:cs="Times New Roman"/>
-                <w:b/>
-                <w:color w:val="0B8770"/>
-                <w:sz w:val="18"/>
-                <w:szCs w:val="18"/>
-                <w:lang w:eastAsia="zh-CN"/>
-              </w:rPr>
-            </w:pPr>
-            <w:r>
-              <w:rPr>
-                <w:rFonts w:ascii="Times New Roman" w:hAnsi="Times New Roman" w:eastAsia="微软雅黑" w:cs="Times New Roman"/>
-                <w:b/>
-                <w:color w:val="0B8770"/>
-                <w:sz w:val="18"/>
-                <w:szCs w:val="18"/>
-                <w:lang w:eastAsia="zh-CN"/>
-              </w:rPr>
-              <w:t>B级</w:t>
-            </w:r>
-          </w:p>
-        </w:tc>
-        <w:tc>
-          <w:tcPr>
-            <w:tcW w:w="8247" w:type="dxa"/>
-            <w:shd w:val="clear" w:color="auto" w:fill="auto"/>
-            <w:vAlign w:val="center"/>
-          </w:tcPr>
-          <w:p>
-            <w:pPr>
-              <w:keepNext/>
-              <w:spacing w:before="26"/>
-              <w:jc w:val="center"/>
-              <w:rPr>
-                <w:rFonts w:ascii="Times New Roman" w:hAnsi="Times New Roman" w:eastAsia="微软雅黑" w:cs="Times New Roman"/>
-                <w:b/>
-                <w:color w:val="FFFFFF" w:themeColor="background1"/>
-                <w:sz w:val="18"/>
-                <w:szCs w:val="18"/>
-                <w:lang w:eastAsia="zh-CN"/>
-                <w14:textFill>
-                  <w14:solidFill>
-                    <w14:schemeClr w14:val="bg1"/>
-                  </w14:solidFill>
-                </w14:textFill>
-              </w:rPr>
-            </w:pPr>
-            <w:r>
-              <w:rPr>
-                <w:rFonts w:ascii="Times New Roman" w:hAnsi="Times New Roman" w:eastAsia="微软雅黑" w:cs="Times New Roman"/>
-                <w:sz w:val="18"/>
-                <w:szCs w:val="18"/>
-                <w:lang w:eastAsia="zh-CN"/>
-              </w:rPr>
-              <w:t>{% if tdd.drugbStr == [] %}无{% else%}{% for d in tdd.drugbStr %}{%if loop.last%}</w:t>
-            </w:r>
-            <w:r>
-              <w:rPr>
-                <w:rFonts w:hint="eastAsia" w:ascii="Times New Roman" w:hAnsi="Times New Roman" w:eastAsia="微软雅黑" w:cs="Times New Roman"/>
-                <w:sz w:val="18"/>
-                <w:szCs w:val="18"/>
-                <w:lang w:eastAsia="zh-CN"/>
-              </w:rPr>
-              <w:t>{{ d.nameLevel }}</w:t>
-            </w:r>
-            <w:r>
-              <w:rPr>
-                <w:rFonts w:ascii="Times New Roman" w:hAnsi="Times New Roman" w:eastAsia="微软雅黑" w:cs="Times New Roman"/>
-                <w:sz w:val="18"/>
-                <w:szCs w:val="18"/>
-                <w:lang w:eastAsia="zh-CN"/>
-              </w:rPr>
-              <w:t>{%else%}</w:t>
-            </w:r>
-            <w:r>
-              <w:rPr>
-                <w:rFonts w:hint="eastAsia" w:ascii="Times New Roman" w:hAnsi="Times New Roman" w:eastAsia="微软雅黑" w:cs="Times New Roman"/>
-                <w:sz w:val="18"/>
-                <w:szCs w:val="18"/>
-                <w:lang w:eastAsia="zh-CN"/>
-              </w:rPr>
-              <w:t>{{ d.nameLevel }}</w:t>
-            </w:r>
-            <w:r>
-              <w:rPr>
-                <w:rFonts w:ascii="Times New Roman" w:hAnsi="Times New Roman" w:eastAsia="微软雅黑" w:cs="Times New Roman"/>
-                <w:sz w:val="18"/>
-                <w:szCs w:val="18"/>
-                <w:lang w:eastAsia="zh-CN"/>
-              </w:rPr>
-              <w:t>，{%endif%}{% endfor %}{% endif%}</w:t>
             </w:r>
           </w:p>
         </w:tc>
@@ -14462,7 +14160,7 @@
         <w:tc>
           <w:tcPr>
             <w:tcW w:w="432" w:type="dxa"/>
-            <w:vMerge w:val="continue"/>
+            <w:vMerge w:val="restart"/>
             <w:shd w:val="clear" w:color="auto" w:fill="auto"/>
             <w:vAlign w:val="center"/>
           </w:tcPr>
@@ -14470,6 +14168,15 @@
             <w:pPr>
               <w:spacing w:before="1" w:line="250" w:lineRule="auto"/>
               <w:jc w:val="center"/>
+              <w:rPr>
+                <w:rFonts w:ascii="Times New Roman" w:hAnsi="Times New Roman" w:eastAsia="微软雅黑" w:cs="Times New Roman"/>
+                <w:color w:val="0B8770"/>
+                <w:sz w:val="18"/>
+                <w:szCs w:val="18"/>
+                <w:lang w:eastAsia="zh-CN"/>
+              </w:rPr>
+            </w:pPr>
+            <w:r>
               <w:rPr>
                 <w:rFonts w:ascii="Times New Roman" w:hAnsi="Times New Roman" w:eastAsia="微软雅黑" w:cs="Times New Roman"/>
                 <w:b/>
@@ -14478,7 +14185,8 @@
                 <w:szCs w:val="18"/>
                 <w:lang w:eastAsia="zh-CN"/>
               </w:rPr>
-            </w:pPr>
+              <w:t>潜在获益药物</w:t>
+            </w:r>
           </w:p>
         </w:tc>
         <w:tc>
@@ -14509,7 +14217,7 @@
                 <w:szCs w:val="18"/>
                 <w:lang w:eastAsia="zh-CN"/>
               </w:rPr>
-              <w:t>C级</w:t>
+              <w:t>A级</w:t>
             </w:r>
           </w:p>
         </w:tc>
@@ -14521,8 +14229,7 @@
           </w:tcPr>
           <w:p>
             <w:pPr>
-              <w:keepNext/>
-              <w:spacing w:before="26"/>
+              <w:spacing w:before="1" w:line="250" w:lineRule="auto"/>
               <w:jc w:val="center"/>
               <w:rPr>
                 <w:rFonts w:ascii="Times New Roman" w:hAnsi="Times New Roman" w:eastAsia="微软雅黑" w:cs="Times New Roman"/>
@@ -14545,7 +14252,688 @@
                 <w:szCs w:val="18"/>
                 <w:lang w:eastAsia="zh-CN"/>
               </w:rPr>
+              <w:t>{% if tdd.drugaStr == [] %}无{% else%}{% for d in tdd.drugaStr %}{%if loop.last%}</w:t>
+            </w:r>
+            <w:r>
+              <w:rPr>
+                <w:rFonts w:hint="eastAsia" w:ascii="Times New Roman" w:hAnsi="Times New Roman" w:eastAsia="微软雅黑" w:cs="Times New Roman"/>
+                <w:sz w:val="18"/>
+                <w:szCs w:val="18"/>
+                <w:lang w:eastAsia="zh-CN"/>
+              </w:rPr>
+              <w:t>{{ d.nameLevel }}</w:t>
+            </w:r>
+            <w:r>
+              <w:rPr>
+                <w:rFonts w:ascii="Times New Roman" w:hAnsi="Times New Roman" w:eastAsia="微软雅黑" w:cs="Times New Roman"/>
+                <w:sz w:val="18"/>
+                <w:szCs w:val="18"/>
+                <w:lang w:eastAsia="zh-CN"/>
+              </w:rPr>
+              <w:t>{%else%}</w:t>
+            </w:r>
+            <w:r>
+              <w:rPr>
+                <w:rFonts w:hint="eastAsia" w:ascii="Times New Roman" w:hAnsi="Times New Roman" w:eastAsia="微软雅黑" w:cs="Times New Roman"/>
+                <w:sz w:val="18"/>
+                <w:szCs w:val="18"/>
+                <w:lang w:eastAsia="zh-CN"/>
+              </w:rPr>
+              <w:t>{{ d.nameLevel }}</w:t>
+            </w:r>
+            <w:r>
+              <w:rPr>
+                <w:rFonts w:ascii="Times New Roman" w:hAnsi="Times New Roman" w:eastAsia="微软雅黑" w:cs="Times New Roman"/>
+                <w:sz w:val="18"/>
+                <w:szCs w:val="18"/>
+                <w:lang w:eastAsia="zh-CN"/>
+              </w:rPr>
+              <w:t>，{%endif%}{% endfor %}{% endif%}</w:t>
+            </w:r>
+          </w:p>
+        </w:tc>
+      </w:tr>
+      <w:tr>
+        <w:tblPrEx>
+          <w:tblBorders>
+            <w:top w:val="single" w:color="0B8770" w:sz="12" w:space="0"/>
+            <w:left w:val="none" w:color="auto" w:sz="0" w:space="0"/>
+            <w:bottom w:val="dotted" w:color="0B8770" w:sz="4" w:space="0"/>
+            <w:right w:val="none" w:color="auto" w:sz="0" w:space="0"/>
+            <w:insideH w:val="dotted" w:color="0B8770" w:sz="4" w:space="0"/>
+            <w:insideV w:val="dotted" w:color="0B8770" w:sz="4" w:space="0"/>
+          </w:tblBorders>
+          <w:tblCellMar>
+            <w:top w:w="0" w:type="dxa"/>
+            <w:left w:w="108" w:type="dxa"/>
+            <w:bottom w:w="0" w:type="dxa"/>
+            <w:right w:w="108" w:type="dxa"/>
+          </w:tblCellMar>
+        </w:tblPrEx>
+        <w:trPr>
+          <w:trHeight w:val="474" w:hRule="atLeast"/>
+          <w:jc w:val="center"/>
+        </w:trPr>
+        <w:tc>
+          <w:tcPr>
+            <w:tcW w:w="432" w:type="dxa"/>
+            <w:vMerge w:val="continue"/>
+            <w:shd w:val="clear" w:color="auto" w:fill="auto"/>
+            <w:vAlign w:val="center"/>
+          </w:tcPr>
+          <w:p>
+            <w:pPr>
+              <w:spacing w:before="1" w:line="250" w:lineRule="auto"/>
+              <w:jc w:val="center"/>
+              <w:rPr>
+                <w:rFonts w:ascii="Times New Roman" w:hAnsi="Times New Roman" w:eastAsia="微软雅黑" w:cs="Times New Roman"/>
+                <w:b/>
+                <w:color w:val="0B8770"/>
+                <w:sz w:val="18"/>
+                <w:szCs w:val="18"/>
+                <w:lang w:eastAsia="zh-CN"/>
+              </w:rPr>
+            </w:pPr>
+          </w:p>
+        </w:tc>
+        <w:tc>
+          <w:tcPr>
+            <w:tcW w:w="1191" w:type="dxa"/>
+            <w:shd w:val="clear" w:color="auto" w:fill="auto"/>
+            <w:vAlign w:val="center"/>
+          </w:tcPr>
+          <w:p>
+            <w:pPr>
+              <w:spacing w:before="1" w:line="250" w:lineRule="auto"/>
+              <w:jc w:val="center"/>
+              <w:rPr>
+                <w:rFonts w:ascii="Times New Roman" w:hAnsi="Times New Roman" w:eastAsia="微软雅黑" w:cs="Times New Roman"/>
+                <w:b/>
+                <w:color w:val="0B8770"/>
+                <w:sz w:val="18"/>
+                <w:szCs w:val="18"/>
+                <w:lang w:eastAsia="zh-CN"/>
+              </w:rPr>
+            </w:pPr>
+            <w:r>
+              <w:rPr>
+                <w:rFonts w:ascii="Times New Roman" w:hAnsi="Times New Roman" w:eastAsia="微软雅黑" w:cs="Times New Roman"/>
+                <w:b/>
+                <w:color w:val="0B8770"/>
+                <w:sz w:val="18"/>
+                <w:szCs w:val="18"/>
+                <w:lang w:eastAsia="zh-CN"/>
+              </w:rPr>
+              <w:t>B级</w:t>
+            </w:r>
+          </w:p>
+        </w:tc>
+        <w:tc>
+          <w:tcPr>
+            <w:tcW w:w="8247" w:type="dxa"/>
+            <w:shd w:val="clear" w:color="auto" w:fill="auto"/>
+            <w:vAlign w:val="center"/>
+          </w:tcPr>
+          <w:p>
+            <w:pPr>
+              <w:keepNext/>
+              <w:spacing w:before="26"/>
+              <w:jc w:val="center"/>
+              <w:rPr>
+                <w:rFonts w:ascii="Times New Roman" w:hAnsi="Times New Roman" w:eastAsia="微软雅黑" w:cs="Times New Roman"/>
+                <w:b/>
+                <w:color w:val="FFFFFF" w:themeColor="background1"/>
+                <w:sz w:val="18"/>
+                <w:szCs w:val="18"/>
+                <w:lang w:eastAsia="zh-CN"/>
+                <w14:textFill>
+                  <w14:solidFill>
+                    <w14:schemeClr w14:val="bg1"/>
+                  </w14:solidFill>
+                </w14:textFill>
+              </w:rPr>
+            </w:pPr>
+            <w:r>
+              <w:rPr>
+                <w:rFonts w:ascii="Times New Roman" w:hAnsi="Times New Roman" w:eastAsia="微软雅黑" w:cs="Times New Roman"/>
+                <w:sz w:val="18"/>
+                <w:szCs w:val="18"/>
+                <w:lang w:eastAsia="zh-CN"/>
+              </w:rPr>
+              <w:t>{% if tdd.drugbStr == [] %}无{% else%}{% for d in tdd.drugbStr %}{%if loop.last%}</w:t>
+            </w:r>
+            <w:r>
+              <w:rPr>
+                <w:rFonts w:hint="eastAsia" w:ascii="Times New Roman" w:hAnsi="Times New Roman" w:eastAsia="微软雅黑" w:cs="Times New Roman"/>
+                <w:sz w:val="18"/>
+                <w:szCs w:val="18"/>
+                <w:lang w:eastAsia="zh-CN"/>
+              </w:rPr>
+              <w:t>{{ d.nameLevel }}</w:t>
+            </w:r>
+            <w:r>
+              <w:rPr>
+                <w:rFonts w:ascii="Times New Roman" w:hAnsi="Times New Roman" w:eastAsia="微软雅黑" w:cs="Times New Roman"/>
+                <w:sz w:val="18"/>
+                <w:szCs w:val="18"/>
+                <w:lang w:eastAsia="zh-CN"/>
+              </w:rPr>
+              <w:t>{%else%}</w:t>
+            </w:r>
+            <w:r>
+              <w:rPr>
+                <w:rFonts w:hint="eastAsia" w:ascii="Times New Roman" w:hAnsi="Times New Roman" w:eastAsia="微软雅黑" w:cs="Times New Roman"/>
+                <w:sz w:val="18"/>
+                <w:szCs w:val="18"/>
+                <w:lang w:eastAsia="zh-CN"/>
+              </w:rPr>
+              <w:t>{{ d.nameLevel }}</w:t>
+            </w:r>
+            <w:r>
+              <w:rPr>
+                <w:rFonts w:ascii="Times New Roman" w:hAnsi="Times New Roman" w:eastAsia="微软雅黑" w:cs="Times New Roman"/>
+                <w:sz w:val="18"/>
+                <w:szCs w:val="18"/>
+                <w:lang w:eastAsia="zh-CN"/>
+              </w:rPr>
+              <w:t>，{%endif%}{% endfor %}{% endif%}</w:t>
+            </w:r>
+          </w:p>
+        </w:tc>
+      </w:tr>
+      <w:tr>
+        <w:tblPrEx>
+          <w:tblBorders>
+            <w:top w:val="single" w:color="0B8770" w:sz="12" w:space="0"/>
+            <w:left w:val="none" w:color="auto" w:sz="0" w:space="0"/>
+            <w:bottom w:val="dotted" w:color="0B8770" w:sz="4" w:space="0"/>
+            <w:right w:val="none" w:color="auto" w:sz="0" w:space="0"/>
+            <w:insideH w:val="dotted" w:color="0B8770" w:sz="4" w:space="0"/>
+            <w:insideV w:val="dotted" w:color="0B8770" w:sz="4" w:space="0"/>
+          </w:tblBorders>
+          <w:tblCellMar>
+            <w:top w:w="0" w:type="dxa"/>
+            <w:left w:w="108" w:type="dxa"/>
+            <w:bottom w:w="0" w:type="dxa"/>
+            <w:right w:w="108" w:type="dxa"/>
+          </w:tblCellMar>
+        </w:tblPrEx>
+        <w:trPr>
+          <w:trHeight w:val="474" w:hRule="atLeast"/>
+          <w:jc w:val="center"/>
+        </w:trPr>
+        <w:tc>
+          <w:tcPr>
+            <w:tcW w:w="432" w:type="dxa"/>
+            <w:vMerge w:val="continue"/>
+            <w:shd w:val="clear" w:color="auto" w:fill="auto"/>
+            <w:vAlign w:val="center"/>
+          </w:tcPr>
+          <w:p>
+            <w:pPr>
+              <w:spacing w:before="1" w:line="250" w:lineRule="auto"/>
+              <w:jc w:val="center"/>
+              <w:rPr>
+                <w:rFonts w:ascii="Times New Roman" w:hAnsi="Times New Roman" w:eastAsia="微软雅黑" w:cs="Times New Roman"/>
+                <w:b/>
+                <w:color w:val="0B8770"/>
+                <w:sz w:val="18"/>
+                <w:szCs w:val="18"/>
+                <w:lang w:eastAsia="zh-CN"/>
+              </w:rPr>
+            </w:pPr>
+          </w:p>
+        </w:tc>
+        <w:tc>
+          <w:tcPr>
+            <w:tcW w:w="1191" w:type="dxa"/>
+            <w:shd w:val="clear" w:color="auto" w:fill="auto"/>
+            <w:vAlign w:val="center"/>
+          </w:tcPr>
+          <w:p>
+            <w:pPr>
+              <w:spacing w:before="1" w:line="250" w:lineRule="auto"/>
+              <w:jc w:val="center"/>
+              <w:rPr>
+                <w:rFonts w:ascii="Times New Roman" w:hAnsi="Times New Roman" w:eastAsia="微软雅黑" w:cs="Times New Roman"/>
+                <w:b/>
+                <w:color w:val="0B8770"/>
+                <w:sz w:val="18"/>
+                <w:szCs w:val="18"/>
+                <w:lang w:eastAsia="zh-CN"/>
+              </w:rPr>
+            </w:pPr>
+            <w:r>
+              <w:rPr>
+                <w:rFonts w:ascii="Times New Roman" w:hAnsi="Times New Roman" w:eastAsia="微软雅黑" w:cs="Times New Roman"/>
+                <w:b/>
+                <w:color w:val="0B8770"/>
+                <w:sz w:val="18"/>
+                <w:szCs w:val="18"/>
+                <w:lang w:eastAsia="zh-CN"/>
+              </w:rPr>
+              <w:t>C级</w:t>
+            </w:r>
+          </w:p>
+        </w:tc>
+        <w:tc>
+          <w:tcPr>
+            <w:tcW w:w="8247" w:type="dxa"/>
+            <w:shd w:val="clear" w:color="auto" w:fill="auto"/>
+            <w:vAlign w:val="center"/>
+          </w:tcPr>
+          <w:p>
+            <w:pPr>
+              <w:keepNext/>
+              <w:spacing w:before="26"/>
+              <w:jc w:val="center"/>
+              <w:rPr>
+                <w:rFonts w:ascii="Times New Roman" w:hAnsi="Times New Roman" w:eastAsia="微软雅黑" w:cs="Times New Roman"/>
+                <w:b/>
+                <w:color w:val="FFFFFF" w:themeColor="background1"/>
+                <w:sz w:val="18"/>
+                <w:szCs w:val="18"/>
+                <w:lang w:eastAsia="zh-CN"/>
+                <w14:textFill>
+                  <w14:solidFill>
+                    <w14:schemeClr w14:val="bg1"/>
+                  </w14:solidFill>
+                </w14:textFill>
+              </w:rPr>
+            </w:pPr>
+            <w:r>
+              <w:rPr>
+                <w:rFonts w:ascii="Times New Roman" w:hAnsi="Times New Roman" w:eastAsia="微软雅黑" w:cs="Times New Roman"/>
+                <w:sz w:val="18"/>
+                <w:szCs w:val="18"/>
+                <w:lang w:eastAsia="zh-CN"/>
+              </w:rPr>
               <w:t>{% if tdd.drugcStr == [] %}无{% else%}{% for d in tdd.drugcStr %}{%if loop.last%}</w:t>
+            </w:r>
+            <w:r>
+              <w:rPr>
+                <w:rFonts w:hint="eastAsia" w:ascii="Times New Roman" w:hAnsi="Times New Roman" w:eastAsia="微软雅黑" w:cs="Times New Roman"/>
+                <w:sz w:val="18"/>
+                <w:szCs w:val="18"/>
+                <w:lang w:eastAsia="zh-CN"/>
+              </w:rPr>
+              <w:t>{{ d.nameLevel }}</w:t>
+            </w:r>
+            <w:r>
+              <w:rPr>
+                <w:rFonts w:ascii="Times New Roman" w:hAnsi="Times New Roman" w:eastAsia="微软雅黑" w:cs="Times New Roman"/>
+                <w:sz w:val="18"/>
+                <w:szCs w:val="18"/>
+                <w:lang w:eastAsia="zh-CN"/>
+              </w:rPr>
+              <w:t>{%else%}</w:t>
+            </w:r>
+            <w:r>
+              <w:rPr>
+                <w:rFonts w:hint="eastAsia" w:ascii="Times New Roman" w:hAnsi="Times New Roman" w:eastAsia="微软雅黑" w:cs="Times New Roman"/>
+                <w:sz w:val="18"/>
+                <w:szCs w:val="18"/>
+                <w:lang w:eastAsia="zh-CN"/>
+              </w:rPr>
+              <w:t>{{ d.nameLevel }}</w:t>
+            </w:r>
+            <w:r>
+              <w:rPr>
+                <w:rFonts w:ascii="Times New Roman" w:hAnsi="Times New Roman" w:eastAsia="微软雅黑" w:cs="Times New Roman"/>
+                <w:sz w:val="18"/>
+                <w:szCs w:val="18"/>
+                <w:lang w:eastAsia="zh-CN"/>
+              </w:rPr>
+              <w:t>，{%endif%}{% endfor %}{% endif%}</w:t>
+            </w:r>
+          </w:p>
+        </w:tc>
+      </w:tr>
+      <w:tr>
+        <w:tblPrEx>
+          <w:tblBorders>
+            <w:top w:val="single" w:color="0B8770" w:sz="12" w:space="0"/>
+            <w:left w:val="none" w:color="auto" w:sz="0" w:space="0"/>
+            <w:bottom w:val="dotted" w:color="0B8770" w:sz="4" w:space="0"/>
+            <w:right w:val="none" w:color="auto" w:sz="0" w:space="0"/>
+            <w:insideH w:val="dotted" w:color="0B8770" w:sz="4" w:space="0"/>
+            <w:insideV w:val="dotted" w:color="0B8770" w:sz="4" w:space="0"/>
+          </w:tblBorders>
+          <w:tblCellMar>
+            <w:top w:w="0" w:type="dxa"/>
+            <w:left w:w="108" w:type="dxa"/>
+            <w:bottom w:w="0" w:type="dxa"/>
+            <w:right w:w="108" w:type="dxa"/>
+          </w:tblCellMar>
+        </w:tblPrEx>
+        <w:trPr>
+          <w:trHeight w:val="474" w:hRule="atLeast"/>
+          <w:jc w:val="center"/>
+        </w:trPr>
+        <w:tc>
+          <w:tcPr>
+            <w:tcW w:w="432" w:type="dxa"/>
+            <w:vMerge w:val="continue"/>
+            <w:shd w:val="clear" w:color="auto" w:fill="auto"/>
+            <w:vAlign w:val="center"/>
+          </w:tcPr>
+          <w:p>
+            <w:pPr>
+              <w:spacing w:before="1" w:line="250" w:lineRule="auto"/>
+              <w:jc w:val="center"/>
+              <w:rPr>
+                <w:rFonts w:ascii="Times New Roman" w:hAnsi="Times New Roman" w:eastAsia="微软雅黑" w:cs="Times New Roman"/>
+                <w:b/>
+                <w:color w:val="0B8770"/>
+                <w:sz w:val="18"/>
+                <w:szCs w:val="18"/>
+                <w:lang w:eastAsia="zh-CN"/>
+              </w:rPr>
+            </w:pPr>
+          </w:p>
+        </w:tc>
+        <w:tc>
+          <w:tcPr>
+            <w:tcW w:w="1191" w:type="dxa"/>
+            <w:shd w:val="clear" w:color="auto" w:fill="auto"/>
+            <w:vAlign w:val="center"/>
+          </w:tcPr>
+          <w:p>
+            <w:pPr>
+              <w:spacing w:before="1" w:line="250" w:lineRule="auto"/>
+              <w:jc w:val="center"/>
+              <w:rPr>
+                <w:rFonts w:ascii="Times New Roman" w:hAnsi="Times New Roman" w:eastAsia="微软雅黑" w:cs="Times New Roman"/>
+                <w:b/>
+                <w:color w:val="0B8770"/>
+                <w:sz w:val="18"/>
+                <w:szCs w:val="18"/>
+                <w:lang w:eastAsia="zh-CN"/>
+              </w:rPr>
+            </w:pPr>
+            <w:r>
+              <w:rPr>
+                <w:rFonts w:hint="eastAsia" w:ascii="Times New Roman" w:hAnsi="Times New Roman" w:eastAsia="微软雅黑" w:cs="Times New Roman"/>
+                <w:b/>
+                <w:color w:val="0B8770"/>
+                <w:sz w:val="18"/>
+                <w:szCs w:val="18"/>
+                <w:lang w:eastAsia="zh-CN"/>
+              </w:rPr>
+              <w:t>D</w:t>
+            </w:r>
+            <w:r>
+              <w:rPr>
+                <w:rFonts w:ascii="Times New Roman" w:hAnsi="Times New Roman" w:eastAsia="微软雅黑" w:cs="Times New Roman"/>
+                <w:b/>
+                <w:color w:val="0B8770"/>
+                <w:sz w:val="18"/>
+                <w:szCs w:val="18"/>
+                <w:lang w:eastAsia="zh-CN"/>
+              </w:rPr>
+              <w:t>级</w:t>
+            </w:r>
+          </w:p>
+        </w:tc>
+        <w:tc>
+          <w:tcPr>
+            <w:tcW w:w="8247" w:type="dxa"/>
+            <w:shd w:val="clear" w:color="auto" w:fill="auto"/>
+            <w:vAlign w:val="center"/>
+          </w:tcPr>
+          <w:p>
+            <w:pPr>
+              <w:keepNext/>
+              <w:spacing w:before="26"/>
+              <w:jc w:val="center"/>
+              <w:rPr>
+                <w:rFonts w:ascii="Times New Roman" w:hAnsi="Times New Roman" w:eastAsia="微软雅黑" w:cs="Times New Roman"/>
+                <w:b/>
+                <w:color w:val="FFFFFF" w:themeColor="background1"/>
+                <w:sz w:val="18"/>
+                <w:szCs w:val="18"/>
+                <w:lang w:eastAsia="zh-CN"/>
+                <w14:textFill>
+                  <w14:solidFill>
+                    <w14:schemeClr w14:val="bg1"/>
+                  </w14:solidFill>
+                </w14:textFill>
+              </w:rPr>
+            </w:pPr>
+            <w:r>
+              <w:rPr>
+                <w:rFonts w:ascii="Times New Roman" w:hAnsi="Times New Roman" w:eastAsia="微软雅黑" w:cs="Times New Roman"/>
+                <w:sz w:val="18"/>
+                <w:szCs w:val="18"/>
+                <w:lang w:eastAsia="zh-CN"/>
+              </w:rPr>
+              <w:t>{% if tdd.drug</w:t>
+            </w:r>
+            <w:r>
+              <w:rPr>
+                <w:rFonts w:hint="eastAsia" w:ascii="Times New Roman" w:hAnsi="Times New Roman" w:eastAsia="微软雅黑" w:cs="Times New Roman"/>
+                <w:sz w:val="18"/>
+                <w:szCs w:val="18"/>
+                <w:lang w:eastAsia="zh-CN"/>
+              </w:rPr>
+              <w:t>d</w:t>
+            </w:r>
+            <w:r>
+              <w:rPr>
+                <w:rFonts w:ascii="Times New Roman" w:hAnsi="Times New Roman" w:eastAsia="微软雅黑" w:cs="Times New Roman"/>
+                <w:sz w:val="18"/>
+                <w:szCs w:val="18"/>
+                <w:lang w:eastAsia="zh-CN"/>
+              </w:rPr>
+              <w:t>Str == [] %}无{% else%}{% for d in tdd.drug</w:t>
+            </w:r>
+            <w:r>
+              <w:rPr>
+                <w:rFonts w:hint="eastAsia" w:ascii="Times New Roman" w:hAnsi="Times New Roman" w:eastAsia="微软雅黑" w:cs="Times New Roman"/>
+                <w:sz w:val="18"/>
+                <w:szCs w:val="18"/>
+                <w:lang w:eastAsia="zh-CN"/>
+              </w:rPr>
+              <w:t>d</w:t>
+            </w:r>
+            <w:r>
+              <w:rPr>
+                <w:rFonts w:ascii="Times New Roman" w:hAnsi="Times New Roman" w:eastAsia="微软雅黑" w:cs="Times New Roman"/>
+                <w:sz w:val="18"/>
+                <w:szCs w:val="18"/>
+                <w:lang w:eastAsia="zh-CN"/>
+              </w:rPr>
+              <w:t>Str %}{%if loop.last%}</w:t>
+            </w:r>
+            <w:r>
+              <w:rPr>
+                <w:rFonts w:hint="eastAsia" w:ascii="Times New Roman" w:hAnsi="Times New Roman" w:eastAsia="微软雅黑" w:cs="Times New Roman"/>
+                <w:sz w:val="18"/>
+                <w:szCs w:val="18"/>
+                <w:lang w:eastAsia="zh-CN"/>
+              </w:rPr>
+              <w:t>{{ d.nameLevel }}</w:t>
+            </w:r>
+            <w:r>
+              <w:rPr>
+                <w:rFonts w:ascii="Times New Roman" w:hAnsi="Times New Roman" w:eastAsia="微软雅黑" w:cs="Times New Roman"/>
+                <w:sz w:val="18"/>
+                <w:szCs w:val="18"/>
+                <w:lang w:eastAsia="zh-CN"/>
+              </w:rPr>
+              <w:t>{%else%}</w:t>
+            </w:r>
+            <w:r>
+              <w:rPr>
+                <w:rFonts w:hint="eastAsia" w:ascii="Times New Roman" w:hAnsi="Times New Roman" w:eastAsia="微软雅黑" w:cs="Times New Roman"/>
+                <w:sz w:val="18"/>
+                <w:szCs w:val="18"/>
+                <w:lang w:eastAsia="zh-CN"/>
+              </w:rPr>
+              <w:t>{{ d.nameLevel }}</w:t>
+            </w:r>
+            <w:r>
+              <w:rPr>
+                <w:rFonts w:ascii="Times New Roman" w:hAnsi="Times New Roman" w:eastAsia="微软雅黑" w:cs="Times New Roman"/>
+                <w:sz w:val="18"/>
+                <w:szCs w:val="18"/>
+                <w:lang w:eastAsia="zh-CN"/>
+              </w:rPr>
+              <w:t>，{%endif%}{% endfor %}{% endif%}</w:t>
+            </w:r>
+          </w:p>
+        </w:tc>
+      </w:tr>
+      <w:tr>
+        <w:tblPrEx>
+          <w:tblBorders>
+            <w:top w:val="single" w:color="0B8770" w:sz="12" w:space="0"/>
+            <w:left w:val="none" w:color="auto" w:sz="0" w:space="0"/>
+            <w:bottom w:val="dotted" w:color="0B8770" w:sz="4" w:space="0"/>
+            <w:right w:val="none" w:color="auto" w:sz="0" w:space="0"/>
+            <w:insideH w:val="dotted" w:color="0B8770" w:sz="4" w:space="0"/>
+            <w:insideV w:val="dotted" w:color="0B8770" w:sz="4" w:space="0"/>
+          </w:tblBorders>
+          <w:tblCellMar>
+            <w:top w:w="0" w:type="dxa"/>
+            <w:left w:w="108" w:type="dxa"/>
+            <w:bottom w:w="0" w:type="dxa"/>
+            <w:right w:w="108" w:type="dxa"/>
+          </w:tblCellMar>
+        </w:tblPrEx>
+        <w:trPr>
+          <w:trHeight w:val="474" w:hRule="atLeast"/>
+          <w:jc w:val="center"/>
+        </w:trPr>
+        <w:tc>
+          <w:tcPr>
+            <w:tcW w:w="432" w:type="dxa"/>
+            <w:vMerge w:val="restart"/>
+            <w:shd w:val="clear" w:color="auto" w:fill="auto"/>
+            <w:vAlign w:val="center"/>
+          </w:tcPr>
+          <w:p>
+            <w:pPr>
+              <w:keepNext/>
+              <w:spacing w:before="26"/>
+              <w:jc w:val="center"/>
+              <w:rPr>
+                <w:rFonts w:ascii="Times New Roman" w:hAnsi="Times New Roman" w:eastAsia="微软雅黑" w:cs="Times New Roman"/>
+                <w:b/>
+                <w:color w:val="0B8770"/>
+                <w:sz w:val="18"/>
+                <w:szCs w:val="18"/>
+                <w:lang w:eastAsia="zh-CN"/>
+              </w:rPr>
+            </w:pPr>
+            <w:r>
+              <w:rPr>
+                <w:rFonts w:ascii="Times New Roman" w:hAnsi="Times New Roman" w:eastAsia="微软雅黑" w:cs="Times New Roman"/>
+                <w:b/>
+                <w:color w:val="0B8770"/>
+                <w:sz w:val="18"/>
+                <w:szCs w:val="18"/>
+                <w:lang w:eastAsia="zh-CN"/>
+              </w:rPr>
+              <w:t>潜在耐药信息</w:t>
+            </w:r>
+          </w:p>
+        </w:tc>
+        <w:tc>
+          <w:tcPr>
+            <w:tcW w:w="1191" w:type="dxa"/>
+            <w:shd w:val="clear" w:color="auto" w:fill="auto"/>
+            <w:vAlign w:val="center"/>
+          </w:tcPr>
+          <w:p>
+            <w:pPr>
+              <w:keepNext/>
+              <w:spacing w:before="26"/>
+              <w:jc w:val="center"/>
+              <w:rPr>
+                <w:rFonts w:ascii="Times New Roman" w:hAnsi="Times New Roman" w:eastAsia="微软雅黑" w:cs="Times New Roman"/>
+                <w:b/>
+                <w:color w:val="0B8770"/>
+                <w:sz w:val="18"/>
+                <w:szCs w:val="18"/>
+                <w:lang w:eastAsia="zh-CN"/>
+              </w:rPr>
+            </w:pPr>
+            <w:r>
+              <w:rPr>
+                <w:rFonts w:ascii="Times New Roman" w:hAnsi="Times New Roman" w:eastAsia="微软雅黑" w:cs="Times New Roman"/>
+                <w:b/>
+                <w:color w:val="0B8770"/>
+                <w:sz w:val="18"/>
+                <w:szCs w:val="18"/>
+                <w:lang w:eastAsia="zh-CN"/>
+              </w:rPr>
+              <w:t>A级</w:t>
+            </w:r>
+          </w:p>
+        </w:tc>
+        <w:tc>
+          <w:tcPr>
+            <w:tcW w:w="8247" w:type="dxa"/>
+            <w:shd w:val="clear" w:color="auto" w:fill="auto"/>
+            <w:vAlign w:val="center"/>
+          </w:tcPr>
+          <w:p>
+            <w:pPr>
+              <w:keepNext/>
+              <w:spacing w:before="26"/>
+              <w:jc w:val="center"/>
+              <w:rPr>
+                <w:rFonts w:ascii="Times New Roman" w:hAnsi="Times New Roman" w:eastAsia="微软雅黑" w:cs="Times New Roman"/>
+                <w:sz w:val="18"/>
+                <w:szCs w:val="18"/>
+                <w:lang w:eastAsia="zh-CN"/>
+              </w:rPr>
+            </w:pPr>
+            <w:r>
+              <w:rPr>
+                <w:rFonts w:ascii="Times New Roman" w:hAnsi="Times New Roman" w:eastAsia="微软雅黑" w:cs="Times New Roman"/>
+                <w:sz w:val="18"/>
+                <w:szCs w:val="18"/>
+                <w:lang w:eastAsia="zh-CN"/>
+              </w:rPr>
+              <w:t>{% if tdd.resistant</w:t>
+            </w:r>
+            <w:r>
+              <w:rPr>
+                <w:rFonts w:hint="eastAsia" w:ascii="Times New Roman" w:hAnsi="Times New Roman" w:eastAsia="微软雅黑" w:cs="Times New Roman"/>
+                <w:sz w:val="18"/>
+                <w:szCs w:val="18"/>
+                <w:lang w:eastAsia="zh-CN"/>
+              </w:rPr>
+              <w:t>a</w:t>
+            </w:r>
+            <w:r>
+              <w:rPr>
+                <w:rFonts w:ascii="Times New Roman" w:hAnsi="Times New Roman" w:eastAsia="微软雅黑" w:cs="Times New Roman"/>
+                <w:sz w:val="18"/>
+                <w:szCs w:val="18"/>
+                <w:lang w:eastAsia="zh-CN"/>
+              </w:rPr>
+              <w:t>Str == [] %}无{% else%}{% for d in tdd.resistant</w:t>
+            </w:r>
+            <w:r>
+              <w:rPr>
+                <w:rFonts w:hint="eastAsia" w:ascii="Times New Roman" w:hAnsi="Times New Roman" w:eastAsia="微软雅黑" w:cs="Times New Roman"/>
+                <w:sz w:val="18"/>
+                <w:szCs w:val="18"/>
+                <w:lang w:eastAsia="zh-CN"/>
+              </w:rPr>
+              <w:t>a</w:t>
+            </w:r>
+            <w:r>
+              <w:rPr>
+                <w:rFonts w:ascii="Times New Roman" w:hAnsi="Times New Roman" w:eastAsia="微软雅黑" w:cs="Times New Roman"/>
+                <w:sz w:val="18"/>
+                <w:szCs w:val="18"/>
+                <w:lang w:eastAsia="zh-CN"/>
+              </w:rPr>
+              <w:t>Str %}{%if loop.last%}</w:t>
             </w:r>
             <w:r>
               <w:rPr>
@@ -14617,7 +15005,8 @@
           </w:tcPr>
           <w:p>
             <w:pPr>
-              <w:spacing w:before="1" w:line="250" w:lineRule="auto"/>
+              <w:keepNext/>
+              <w:spacing w:before="26"/>
               <w:jc w:val="center"/>
               <w:rPr>
                 <w:rFonts w:ascii="Times New Roman" w:hAnsi="Times New Roman" w:eastAsia="微软雅黑" w:cs="Times New Roman"/>
@@ -14638,7 +15027,8 @@
           </w:tcPr>
           <w:p>
             <w:pPr>
-              <w:spacing w:before="1" w:line="250" w:lineRule="auto"/>
+              <w:keepNext/>
+              <w:spacing w:before="26"/>
               <w:jc w:val="center"/>
               <w:rPr>
                 <w:rFonts w:ascii="Times New Roman" w:hAnsi="Times New Roman" w:eastAsia="微软雅黑" w:cs="Times New Roman"/>
@@ -14651,25 +15041,14 @@
             </w:pPr>
             <w:r>
               <w:rPr>
-                <w:rFonts w:hint="eastAsia" w:ascii="Times New Roman" w:hAnsi="Times New Roman" w:eastAsia="微软雅黑" w:cs="Times New Roman"/>
+                <w:rFonts w:ascii="Times New Roman" w:hAnsi="Times New Roman" w:eastAsia="微软雅黑" w:cs="Times New Roman"/>
                 <w:b/>
                 <w:color w:val="0B8770"/>
                 <w:sz w:val="18"/>
                 <w:szCs w:val="18"/>
                 <w:lang w:eastAsia="zh-CN"/>
               </w:rPr>
-              <w:t>D</w:t>
-            </w:r>
-            <w:r>
-              <w:rPr>
-                <w:rFonts w:ascii="Times New Roman" w:hAnsi="Times New Roman" w:eastAsia="微软雅黑" w:cs="Times New Roman"/>
-                <w:b/>
-                <w:color w:val="0B8770"/>
-                <w:sz w:val="18"/>
-                <w:szCs w:val="18"/>
-                <w:lang w:eastAsia="zh-CN"/>
-              </w:rPr>
-              <w:t>级</w:t>
+              <w:t>B级</w:t>
             </w:r>
           </w:p>
         </w:tc>
@@ -14686,53 +15065,46 @@
               <w:jc w:val="center"/>
               <w:rPr>
                 <w:rFonts w:ascii="Times New Roman" w:hAnsi="Times New Roman" w:eastAsia="微软雅黑" w:cs="Times New Roman"/>
-                <w:b/>
-                <w:color w:val="FFFFFF" w:themeColor="background1"/>
-                <w:sz w:val="18"/>
-                <w:szCs w:val="18"/>
-                <w:lang w:eastAsia="zh-CN"/>
-                <w14:textFill>
-                  <w14:solidFill>
-                    <w14:schemeClr w14:val="bg1"/>
-                  </w14:solidFill>
-                </w14:textFill>
-              </w:rPr>
-            </w:pPr>
-            <w:r>
-              <w:rPr>
-                <w:rFonts w:ascii="Times New Roman" w:hAnsi="Times New Roman" w:eastAsia="微软雅黑" w:cs="Times New Roman"/>
-                <w:sz w:val="18"/>
-                <w:szCs w:val="18"/>
-                <w:lang w:eastAsia="zh-CN"/>
-              </w:rPr>
-              <w:t>{% if tdd.drug</w:t>
-            </w:r>
-            <w:r>
-              <w:rPr>
-                <w:rFonts w:hint="eastAsia" w:ascii="Times New Roman" w:hAnsi="Times New Roman" w:eastAsia="微软雅黑" w:cs="Times New Roman"/>
-                <w:sz w:val="18"/>
-                <w:szCs w:val="18"/>
-                <w:lang w:eastAsia="zh-CN"/>
-              </w:rPr>
-              <w:t>d</w:t>
-            </w:r>
-            <w:r>
-              <w:rPr>
-                <w:rFonts w:ascii="Times New Roman" w:hAnsi="Times New Roman" w:eastAsia="微软雅黑" w:cs="Times New Roman"/>
-                <w:sz w:val="18"/>
-                <w:szCs w:val="18"/>
-                <w:lang w:eastAsia="zh-CN"/>
-              </w:rPr>
-              <w:t>Str == [] %}无{% else%}{% for d in tdd.drug</w:t>
-            </w:r>
-            <w:r>
-              <w:rPr>
-                <w:rFonts w:hint="eastAsia" w:ascii="Times New Roman" w:hAnsi="Times New Roman" w:eastAsia="微软雅黑" w:cs="Times New Roman"/>
-                <w:sz w:val="18"/>
-                <w:szCs w:val="18"/>
-                <w:lang w:eastAsia="zh-CN"/>
-              </w:rPr>
-              <w:t>d</w:t>
+                <w:sz w:val="18"/>
+                <w:szCs w:val="18"/>
+                <w:lang w:eastAsia="zh-CN"/>
+              </w:rPr>
+            </w:pPr>
+            <w:r>
+              <w:rPr>
+                <w:rFonts w:ascii="Times New Roman" w:hAnsi="Times New Roman" w:eastAsia="微软雅黑" w:cs="Times New Roman"/>
+                <w:sz w:val="18"/>
+                <w:szCs w:val="18"/>
+                <w:lang w:eastAsia="zh-CN"/>
+              </w:rPr>
+              <w:t>{% if tdd.resistant</w:t>
+            </w:r>
+            <w:r>
+              <w:rPr>
+                <w:rFonts w:hint="eastAsia" w:ascii="Times New Roman" w:hAnsi="Times New Roman" w:eastAsia="微软雅黑" w:cs="Times New Roman"/>
+                <w:sz w:val="18"/>
+                <w:szCs w:val="18"/>
+                <w:lang w:eastAsia="zh-CN"/>
+              </w:rPr>
+              <w:t>b</w:t>
+            </w:r>
+            <w:r>
+              <w:rPr>
+                <w:rFonts w:ascii="Times New Roman" w:hAnsi="Times New Roman" w:eastAsia="微软雅黑" w:cs="Times New Roman"/>
+                <w:sz w:val="18"/>
+                <w:szCs w:val="18"/>
+                <w:lang w:eastAsia="zh-CN"/>
+              </w:rPr>
+              <w:t>Str == [] %}无{% else%}{% for d in tdd.resistant</w:t>
+            </w:r>
+            <w:r>
+              <w:rPr>
+                <w:rFonts w:hint="eastAsia" w:ascii="Times New Roman" w:hAnsi="Times New Roman" w:eastAsia="微软雅黑" w:cs="Times New Roman"/>
+                <w:sz w:val="18"/>
+                <w:szCs w:val="18"/>
+                <w:lang w:eastAsia="zh-CN"/>
+              </w:rPr>
+              <w:t>b</w:t>
             </w:r>
             <w:r>
               <w:rPr>
@@ -14792,376 +15164,6 @@
             <w:insideH w:val="dotted" w:color="0B8770" w:sz="4" w:space="0"/>
             <w:insideV w:val="dotted" w:color="0B8770" w:sz="4" w:space="0"/>
           </w:tblBorders>
-          <w:tblCellMar>
-            <w:top w:w="0" w:type="dxa"/>
-            <w:left w:w="108" w:type="dxa"/>
-            <w:bottom w:w="0" w:type="dxa"/>
-            <w:right w:w="108" w:type="dxa"/>
-          </w:tblCellMar>
-        </w:tblPrEx>
-        <w:trPr>
-          <w:trHeight w:val="474" w:hRule="atLeast"/>
-          <w:jc w:val="center"/>
-        </w:trPr>
-        <w:tc>
-          <w:tcPr>
-            <w:tcW w:w="432" w:type="dxa"/>
-            <w:vMerge w:val="restart"/>
-            <w:shd w:val="clear" w:color="auto" w:fill="auto"/>
-            <w:vAlign w:val="center"/>
-          </w:tcPr>
-          <w:p>
-            <w:pPr>
-              <w:keepNext/>
-              <w:spacing w:before="26"/>
-              <w:jc w:val="center"/>
-              <w:rPr>
-                <w:rFonts w:ascii="Times New Roman" w:hAnsi="Times New Roman" w:eastAsia="微软雅黑" w:cs="Times New Roman"/>
-                <w:b/>
-                <w:color w:val="0B8770"/>
-                <w:sz w:val="18"/>
-                <w:szCs w:val="18"/>
-                <w:lang w:eastAsia="zh-CN"/>
-              </w:rPr>
-            </w:pPr>
-            <w:r>
-              <w:rPr>
-                <w:rFonts w:ascii="Times New Roman" w:hAnsi="Times New Roman" w:eastAsia="微软雅黑" w:cs="Times New Roman"/>
-                <w:b/>
-                <w:color w:val="0B8770"/>
-                <w:sz w:val="18"/>
-                <w:szCs w:val="18"/>
-                <w:lang w:eastAsia="zh-CN"/>
-              </w:rPr>
-              <w:t>潜在耐药信息</w:t>
-            </w:r>
-          </w:p>
-        </w:tc>
-        <w:tc>
-          <w:tcPr>
-            <w:tcW w:w="1191" w:type="dxa"/>
-            <w:shd w:val="clear" w:color="auto" w:fill="auto"/>
-            <w:vAlign w:val="center"/>
-          </w:tcPr>
-          <w:p>
-            <w:pPr>
-              <w:keepNext/>
-              <w:spacing w:before="26"/>
-              <w:jc w:val="center"/>
-              <w:rPr>
-                <w:rFonts w:ascii="Times New Roman" w:hAnsi="Times New Roman" w:eastAsia="微软雅黑" w:cs="Times New Roman"/>
-                <w:b/>
-                <w:color w:val="0B8770"/>
-                <w:sz w:val="18"/>
-                <w:szCs w:val="18"/>
-                <w:lang w:eastAsia="zh-CN"/>
-              </w:rPr>
-            </w:pPr>
-            <w:r>
-              <w:rPr>
-                <w:rFonts w:ascii="Times New Roman" w:hAnsi="Times New Roman" w:eastAsia="微软雅黑" w:cs="Times New Roman"/>
-                <w:b/>
-                <w:color w:val="0B8770"/>
-                <w:sz w:val="18"/>
-                <w:szCs w:val="18"/>
-                <w:lang w:eastAsia="zh-CN"/>
-              </w:rPr>
-              <w:t>A级</w:t>
-            </w:r>
-          </w:p>
-        </w:tc>
-        <w:tc>
-          <w:tcPr>
-            <w:tcW w:w="8247" w:type="dxa"/>
-            <w:shd w:val="clear" w:color="auto" w:fill="auto"/>
-            <w:vAlign w:val="center"/>
-          </w:tcPr>
-          <w:p>
-            <w:pPr>
-              <w:keepNext/>
-              <w:spacing w:before="26"/>
-              <w:jc w:val="center"/>
-              <w:rPr>
-                <w:rFonts w:ascii="Times New Roman" w:hAnsi="Times New Roman" w:eastAsia="微软雅黑" w:cs="Times New Roman"/>
-                <w:sz w:val="18"/>
-                <w:szCs w:val="18"/>
-                <w:lang w:eastAsia="zh-CN"/>
-              </w:rPr>
-            </w:pPr>
-            <w:r>
-              <w:rPr>
-                <w:rFonts w:ascii="Times New Roman" w:hAnsi="Times New Roman" w:eastAsia="微软雅黑" w:cs="Times New Roman"/>
-                <w:sz w:val="18"/>
-                <w:szCs w:val="18"/>
-                <w:lang w:eastAsia="zh-CN"/>
-              </w:rPr>
-              <w:t>{% if tdd.resistant</w:t>
-            </w:r>
-            <w:r>
-              <w:rPr>
-                <w:rFonts w:hint="eastAsia" w:ascii="Times New Roman" w:hAnsi="Times New Roman" w:eastAsia="微软雅黑" w:cs="Times New Roman"/>
-                <w:sz w:val="18"/>
-                <w:szCs w:val="18"/>
-                <w:lang w:eastAsia="zh-CN"/>
-              </w:rPr>
-              <w:t>a</w:t>
-            </w:r>
-            <w:r>
-              <w:rPr>
-                <w:rFonts w:ascii="Times New Roman" w:hAnsi="Times New Roman" w:eastAsia="微软雅黑" w:cs="Times New Roman"/>
-                <w:sz w:val="18"/>
-                <w:szCs w:val="18"/>
-                <w:lang w:eastAsia="zh-CN"/>
-              </w:rPr>
-              <w:t>Str == [] %}无{% else%}{% for d in tdd.resistant</w:t>
-            </w:r>
-            <w:r>
-              <w:rPr>
-                <w:rFonts w:hint="eastAsia" w:ascii="Times New Roman" w:hAnsi="Times New Roman" w:eastAsia="微软雅黑" w:cs="Times New Roman"/>
-                <w:sz w:val="18"/>
-                <w:szCs w:val="18"/>
-                <w:lang w:eastAsia="zh-CN"/>
-              </w:rPr>
-              <w:t>a</w:t>
-            </w:r>
-            <w:r>
-              <w:rPr>
-                <w:rFonts w:ascii="Times New Roman" w:hAnsi="Times New Roman" w:eastAsia="微软雅黑" w:cs="Times New Roman"/>
-                <w:sz w:val="18"/>
-                <w:szCs w:val="18"/>
-                <w:lang w:eastAsia="zh-CN"/>
-              </w:rPr>
-              <w:t>Str %}{%if loop.last%}</w:t>
-            </w:r>
-            <w:r>
-              <w:rPr>
-                <w:rFonts w:hint="eastAsia" w:ascii="Times New Roman" w:hAnsi="Times New Roman" w:eastAsia="微软雅黑" w:cs="Times New Roman"/>
-                <w:sz w:val="18"/>
-                <w:szCs w:val="18"/>
-                <w:lang w:eastAsia="zh-CN"/>
-              </w:rPr>
-              <w:t>{{ d.nameLevel }}</w:t>
-            </w:r>
-            <w:r>
-              <w:rPr>
-                <w:rFonts w:ascii="Times New Roman" w:hAnsi="Times New Roman" w:eastAsia="微软雅黑" w:cs="Times New Roman"/>
-                <w:sz w:val="18"/>
-                <w:szCs w:val="18"/>
-                <w:lang w:eastAsia="zh-CN"/>
-              </w:rPr>
-              <w:t>{%else%}</w:t>
-            </w:r>
-            <w:r>
-              <w:rPr>
-                <w:rFonts w:hint="eastAsia" w:ascii="Times New Roman" w:hAnsi="Times New Roman" w:eastAsia="微软雅黑" w:cs="Times New Roman"/>
-                <w:sz w:val="18"/>
-                <w:szCs w:val="18"/>
-                <w:lang w:eastAsia="zh-CN"/>
-              </w:rPr>
-              <w:t>{{ d.nameLevel }}</w:t>
-            </w:r>
-            <w:r>
-              <w:rPr>
-                <w:rFonts w:ascii="Times New Roman" w:hAnsi="Times New Roman" w:eastAsia="微软雅黑" w:cs="Times New Roman"/>
-                <w:sz w:val="18"/>
-                <w:szCs w:val="18"/>
-                <w:lang w:eastAsia="zh-CN"/>
-              </w:rPr>
-              <w:t>，{%endif%}{% endfor %}{% endif%}</w:t>
-            </w:r>
-          </w:p>
-        </w:tc>
-      </w:tr>
-      <w:tr>
-        <w:tblPrEx>
-          <w:tblBorders>
-            <w:top w:val="single" w:color="0B8770" w:sz="12" w:space="0"/>
-            <w:left w:val="none" w:color="auto" w:sz="0" w:space="0"/>
-            <w:bottom w:val="dotted" w:color="0B8770" w:sz="4" w:space="0"/>
-            <w:right w:val="none" w:color="auto" w:sz="0" w:space="0"/>
-            <w:insideH w:val="dotted" w:color="0B8770" w:sz="4" w:space="0"/>
-            <w:insideV w:val="dotted" w:color="0B8770" w:sz="4" w:space="0"/>
-          </w:tblBorders>
-          <w:tblCellMar>
-            <w:top w:w="0" w:type="dxa"/>
-            <w:left w:w="108" w:type="dxa"/>
-            <w:bottom w:w="0" w:type="dxa"/>
-            <w:right w:w="108" w:type="dxa"/>
-          </w:tblCellMar>
-        </w:tblPrEx>
-        <w:trPr>
-          <w:trHeight w:val="474" w:hRule="atLeast"/>
-          <w:jc w:val="center"/>
-        </w:trPr>
-        <w:tc>
-          <w:tcPr>
-            <w:tcW w:w="432" w:type="dxa"/>
-            <w:vMerge w:val="continue"/>
-            <w:shd w:val="clear" w:color="auto" w:fill="auto"/>
-            <w:vAlign w:val="center"/>
-          </w:tcPr>
-          <w:p>
-            <w:pPr>
-              <w:keepNext/>
-              <w:spacing w:before="26"/>
-              <w:jc w:val="center"/>
-              <w:rPr>
-                <w:rFonts w:ascii="Times New Roman" w:hAnsi="Times New Roman" w:eastAsia="微软雅黑" w:cs="Times New Roman"/>
-                <w:b/>
-                <w:color w:val="0B8770"/>
-                <w:sz w:val="18"/>
-                <w:szCs w:val="18"/>
-                <w:lang w:eastAsia="zh-CN"/>
-              </w:rPr>
-            </w:pPr>
-          </w:p>
-        </w:tc>
-        <w:tc>
-          <w:tcPr>
-            <w:tcW w:w="1191" w:type="dxa"/>
-            <w:shd w:val="clear" w:color="auto" w:fill="auto"/>
-            <w:vAlign w:val="center"/>
-          </w:tcPr>
-          <w:p>
-            <w:pPr>
-              <w:keepNext/>
-              <w:spacing w:before="26"/>
-              <w:jc w:val="center"/>
-              <w:rPr>
-                <w:rFonts w:ascii="Times New Roman" w:hAnsi="Times New Roman" w:eastAsia="微软雅黑" w:cs="Times New Roman"/>
-                <w:b/>
-                <w:color w:val="0B8770"/>
-                <w:sz w:val="18"/>
-                <w:szCs w:val="18"/>
-                <w:lang w:eastAsia="zh-CN"/>
-              </w:rPr>
-            </w:pPr>
-            <w:r>
-              <w:rPr>
-                <w:rFonts w:ascii="Times New Roman" w:hAnsi="Times New Roman" w:eastAsia="微软雅黑" w:cs="Times New Roman"/>
-                <w:b/>
-                <w:color w:val="0B8770"/>
-                <w:sz w:val="18"/>
-                <w:szCs w:val="18"/>
-                <w:lang w:eastAsia="zh-CN"/>
-              </w:rPr>
-              <w:t>B级</w:t>
-            </w:r>
-          </w:p>
-        </w:tc>
-        <w:tc>
-          <w:tcPr>
-            <w:tcW w:w="8247" w:type="dxa"/>
-            <w:shd w:val="clear" w:color="auto" w:fill="auto"/>
-            <w:vAlign w:val="center"/>
-          </w:tcPr>
-          <w:p>
-            <w:pPr>
-              <w:keepNext/>
-              <w:spacing w:before="26"/>
-              <w:jc w:val="center"/>
-              <w:rPr>
-                <w:rFonts w:ascii="Times New Roman" w:hAnsi="Times New Roman" w:eastAsia="微软雅黑" w:cs="Times New Roman"/>
-                <w:sz w:val="18"/>
-                <w:szCs w:val="18"/>
-                <w:lang w:eastAsia="zh-CN"/>
-              </w:rPr>
-            </w:pPr>
-            <w:r>
-              <w:rPr>
-                <w:rFonts w:ascii="Times New Roman" w:hAnsi="Times New Roman" w:eastAsia="微软雅黑" w:cs="Times New Roman"/>
-                <w:sz w:val="18"/>
-                <w:szCs w:val="18"/>
-                <w:lang w:eastAsia="zh-CN"/>
-              </w:rPr>
-              <w:t>{% if tdd.resistant</w:t>
-            </w:r>
-            <w:r>
-              <w:rPr>
-                <w:rFonts w:hint="eastAsia" w:ascii="Times New Roman" w:hAnsi="Times New Roman" w:eastAsia="微软雅黑" w:cs="Times New Roman"/>
-                <w:sz w:val="18"/>
-                <w:szCs w:val="18"/>
-                <w:lang w:eastAsia="zh-CN"/>
-              </w:rPr>
-              <w:t>b</w:t>
-            </w:r>
-            <w:r>
-              <w:rPr>
-                <w:rFonts w:ascii="Times New Roman" w:hAnsi="Times New Roman" w:eastAsia="微软雅黑" w:cs="Times New Roman"/>
-                <w:sz w:val="18"/>
-                <w:szCs w:val="18"/>
-                <w:lang w:eastAsia="zh-CN"/>
-              </w:rPr>
-              <w:t>Str == [] %}无{% else%}{% for d in tdd.resistant</w:t>
-            </w:r>
-            <w:r>
-              <w:rPr>
-                <w:rFonts w:hint="eastAsia" w:ascii="Times New Roman" w:hAnsi="Times New Roman" w:eastAsia="微软雅黑" w:cs="Times New Roman"/>
-                <w:sz w:val="18"/>
-                <w:szCs w:val="18"/>
-                <w:lang w:eastAsia="zh-CN"/>
-              </w:rPr>
-              <w:t>b</w:t>
-            </w:r>
-            <w:r>
-              <w:rPr>
-                <w:rFonts w:ascii="Times New Roman" w:hAnsi="Times New Roman" w:eastAsia="微软雅黑" w:cs="Times New Roman"/>
-                <w:sz w:val="18"/>
-                <w:szCs w:val="18"/>
-                <w:lang w:eastAsia="zh-CN"/>
-              </w:rPr>
-              <w:t>Str %}{%if loop.last%}</w:t>
-            </w:r>
-            <w:r>
-              <w:rPr>
-                <w:rFonts w:hint="eastAsia" w:ascii="Times New Roman" w:hAnsi="Times New Roman" w:eastAsia="微软雅黑" w:cs="Times New Roman"/>
-                <w:sz w:val="18"/>
-                <w:szCs w:val="18"/>
-                <w:lang w:eastAsia="zh-CN"/>
-              </w:rPr>
-              <w:t>{{ d.nameLevel }}</w:t>
-            </w:r>
-            <w:r>
-              <w:rPr>
-                <w:rFonts w:ascii="Times New Roman" w:hAnsi="Times New Roman" w:eastAsia="微软雅黑" w:cs="Times New Roman"/>
-                <w:sz w:val="18"/>
-                <w:szCs w:val="18"/>
-                <w:lang w:eastAsia="zh-CN"/>
-              </w:rPr>
-              <w:t>{%else%}</w:t>
-            </w:r>
-            <w:r>
-              <w:rPr>
-                <w:rFonts w:hint="eastAsia" w:ascii="Times New Roman" w:hAnsi="Times New Roman" w:eastAsia="微软雅黑" w:cs="Times New Roman"/>
-                <w:sz w:val="18"/>
-                <w:szCs w:val="18"/>
-                <w:lang w:eastAsia="zh-CN"/>
-              </w:rPr>
-              <w:t>{{ d.nameLevel }}</w:t>
-            </w:r>
-            <w:r>
-              <w:rPr>
-                <w:rFonts w:ascii="Times New Roman" w:hAnsi="Times New Roman" w:eastAsia="微软雅黑" w:cs="Times New Roman"/>
-                <w:sz w:val="18"/>
-                <w:szCs w:val="18"/>
-                <w:lang w:eastAsia="zh-CN"/>
-              </w:rPr>
-              <w:t>，{%endif%}{% endfor %}{% endif%}</w:t>
-            </w:r>
-          </w:p>
-        </w:tc>
-      </w:tr>
-      <w:tr>
-        <w:tblPrEx>
-          <w:tblBorders>
-            <w:top w:val="single" w:color="0B8770" w:sz="12" w:space="0"/>
-            <w:left w:val="none" w:color="auto" w:sz="0" w:space="0"/>
-            <w:bottom w:val="dotted" w:color="0B8770" w:sz="4" w:space="0"/>
-            <w:right w:val="none" w:color="auto" w:sz="0" w:space="0"/>
-            <w:insideH w:val="dotted" w:color="0B8770" w:sz="4" w:space="0"/>
-            <w:insideV w:val="dotted" w:color="0B8770" w:sz="4" w:space="0"/>
-          </w:tblBorders>
-          <w:shd w:val="clear" w:color="auto" w:fill="auto"/>
           <w:tblCellMar>
             <w:top w:w="0" w:type="dxa"/>
             <w:left w:w="108" w:type="dxa"/>
@@ -16039,7 +16041,7 @@
           <w:szCs w:val="24"/>
           <w:lang w:eastAsia="zh-CN"/>
         </w:rPr>
-        <w:t>{{ tdd.comutation }}</w:t>
+        <w:t>{{ tdd.comutation1 }}</w:t>
       </w:r>
     </w:p>
     <w:tbl>
@@ -16151,8 +16153,10 @@
                 <w:szCs w:val="18"/>
                 <w:lang w:eastAsia="zh-CN"/>
               </w:rPr>
-              <w:t>-</w:t>
-            </w:r>
+              <w:t>{{tdd.comutation}}</w:t>
+            </w:r>
+            <w:bookmarkStart w:id="74" w:name="_GoBack"/>
+            <w:bookmarkEnd w:id="74"/>
           </w:p>
         </w:tc>
       </w:tr>
@@ -17866,8 +17870,8 @@
           <w:lang w:eastAsia="zh-CN"/>
         </w:rPr>
       </w:pPr>
-      <w:bookmarkStart w:id="43" w:name="_Toc27341"/>
-      <w:bookmarkStart w:id="44" w:name="_Toc17420"/>
+      <w:bookmarkStart w:id="43" w:name="_Toc17420"/>
+      <w:bookmarkStart w:id="44" w:name="_Toc27341"/>
       <w:bookmarkStart w:id="45" w:name="_Toc149837265"/>
       <w:r>
         <w:rPr>
@@ -19732,8 +19736,6 @@
         </w:rPr>
         <w:t>{% endfor %}</w:t>
       </w:r>
-      <w:bookmarkStart w:id="74" w:name="_GoBack"/>
-      <w:bookmarkEnd w:id="74"/>
       <w:r>
         <w:rPr>
           <w:rFonts w:hint="eastAsia" w:ascii="Times New Roman" w:hAnsi="Times New Roman" w:eastAsia="微软雅黑" w:cs="Times New Roman"/>
@@ -25039,14 +25041,6 @@
         <w:gridCol w:w="7829"/>
       </w:tblGrid>
       <w:tr>
-        <w:tblPrEx>
-          <w:tblCellMar>
-            <w:top w:w="0" w:type="dxa"/>
-            <w:left w:w="108" w:type="dxa"/>
-            <w:bottom w:w="0" w:type="dxa"/>
-            <w:right w:w="108" w:type="dxa"/>
-          </w:tblCellMar>
-        </w:tblPrEx>
         <w:trPr>
           <w:trHeight w:val="320" w:hRule="atLeast"/>
         </w:trPr>
@@ -31673,8 +31667,8 @@
           <w:lang w:eastAsia="zh-CN"/>
         </w:rPr>
       </w:pPr>
-      <w:bookmarkStart w:id="53" w:name="_Toc20170_WPSOffice_Level1"/>
-      <w:bookmarkStart w:id="54" w:name="_Toc26985_WPSOffice_Level1"/>
+      <w:bookmarkStart w:id="53" w:name="_Toc26985_WPSOffice_Level1"/>
+      <w:bookmarkStart w:id="54" w:name="_Toc20170_WPSOffice_Level1"/>
     </w:p>
     <w:p>
       <w:pPr>
@@ -32457,9 +32451,9 @@
       </w:pPr>
       <w:bookmarkStart w:id="56" w:name="_Toc3846"/>
       <w:bookmarkStart w:id="57" w:name="_Toc97654861"/>
-      <w:bookmarkStart w:id="58" w:name="_Toc5400"/>
-      <w:bookmarkStart w:id="59" w:name="_Toc27417"/>
-      <w:bookmarkStart w:id="60" w:name="_Toc20718"/>
+      <w:bookmarkStart w:id="58" w:name="_Toc20718"/>
+      <w:bookmarkStart w:id="59" w:name="_Toc5400"/>
+      <w:bookmarkStart w:id="60" w:name="_Toc27417"/>
       <w:r>
         <w:rPr>
           <w:rFonts w:ascii="Times New Roman" w:hAnsi="Times New Roman" w:eastAsia="微软雅黑" w:cs="Times New Roman"/>
@@ -32619,9 +32613,9 @@
           <w:lang w:eastAsia="zh-CN"/>
         </w:rPr>
       </w:pPr>
-      <w:bookmarkStart w:id="61" w:name="_Toc10299"/>
-      <w:bookmarkStart w:id="62" w:name="_Toc8169"/>
-      <w:bookmarkStart w:id="63" w:name="_Toc1131"/>
+      <w:bookmarkStart w:id="61" w:name="_Toc1131"/>
+      <w:bookmarkStart w:id="62" w:name="_Toc10299"/>
+      <w:bookmarkStart w:id="63" w:name="_Toc8169"/>
       <w:bookmarkStart w:id="64" w:name="_Toc126"/>
       <w:bookmarkStart w:id="65" w:name="_Toc97654862"/>
       <w:r>
@@ -34689,12 +34683,12 @@
         </w:rPr>
       </w:pPr>
       <w:bookmarkStart w:id="67" w:name="_Toc9307"/>
-      <w:bookmarkStart w:id="68" w:name="_Toc19584_WPSOffice_Level1"/>
-      <w:bookmarkStart w:id="69" w:name="_Toc17792_WPSOffice_Level2"/>
-      <w:bookmarkStart w:id="70" w:name="_Toc13275"/>
+      <w:bookmarkStart w:id="68" w:name="_Toc13275"/>
+      <w:bookmarkStart w:id="69" w:name="_Toc22623"/>
+      <w:bookmarkStart w:id="70" w:name="_Toc17792_WPSOffice_Level2"/>
       <w:bookmarkStart w:id="71" w:name="_Toc22162_WPSOffice_Level1"/>
       <w:bookmarkStart w:id="72" w:name="_Toc14611_WPSOffice_Level1"/>
-      <w:bookmarkStart w:id="73" w:name="_Toc22623"/>
+      <w:bookmarkStart w:id="73" w:name="_Toc19584_WPSOffice_Level1"/>
       <w:r>
         <w:rPr>
           <w:rFonts w:hint="default" w:ascii="Times New Roman" w:hAnsi="Times New Roman" w:eastAsia="微软雅黑" w:cs="黑体"/>
